--- a/Subject/SWE202c/PE Template/PE Solution/001-SWE202c-Practical-Exam-Sample-Solution/SWE202c_PE_AnswerSheet.docx
+++ b/Subject/SWE202c/PE Template/PE Solution/001-SWE202c-Practical-Exam-Sample-Solution/SWE202c_PE_AnswerSheet.docx
@@ -1,30 +1,58 @@
 
 <file path=word/document.xml><?xml version="1.0" encoding="utf-8"?>
-<w:document xmlns:wpc="http://schemas.microsoft.com/office/word/2010/wordprocessingCanvas" xmlns:mc="http://schemas.openxmlformats.org/markup-compatibility/2006" xmlns:o="urn:schemas-microsoft-com:office:office" xmlns:r="http://schemas.openxmlformats.org/officeDocument/2006/relationships" xmlns:m="http://schemas.openxmlformats.org/officeDocument/2006/math" xmlns:v="urn:schemas-microsoft-com:vml" xmlns:wp14="http://schemas.microsoft.com/office/word/2010/wordprocessingDrawing" xmlns:wp="http://schemas.openxmlformats.org/drawingml/2006/wordprocessingDrawing" xmlns:w10="urn:schemas-microsoft-com:office:word" xmlns:w="http://schemas.openxmlformats.org/wordprocessingml/2006/main" xmlns:w14="http://schemas.microsoft.com/office/word/2010/wordml" xmlns:w15="http://schemas.microsoft.com/office/word/2012/wordml" xmlns:wpg="http://schemas.microsoft.com/office/word/2010/wordprocessingGroup" xmlns:wpi="http://schemas.microsoft.com/office/word/2010/wordprocessingInk" xmlns:wne="http://schemas.microsoft.com/office/word/2006/wordml" xmlns:wps="http://schemas.microsoft.com/office/word/2010/wordprocessingShape" mc:Ignorable="w14 w15 wp14">
+<w:document xmlns:wpc="http://schemas.microsoft.com/office/word/2010/wordprocessingCanvas" xmlns:mc="http://schemas.openxmlformats.org/markup-compatibility/2006" xmlns:o="urn:schemas-microsoft-com:office:office" xmlns:r="http://schemas.openxmlformats.org/officeDocument/2006/relationships" xmlns:m="http://schemas.openxmlformats.org/officeDocument/2006/math" xmlns:v="urn:schemas-microsoft-com:vml" xmlns:wp14="http://schemas.microsoft.com/office/word/2010/wordprocessingDrawing" xmlns:wp="http://schemas.openxmlformats.org/drawingml/2006/wordprocessingDrawing" xmlns:w="http://schemas.openxmlformats.org/wordprocessingml/2006/main" xmlns:w14="http://schemas.microsoft.com/office/word/2010/wordml" xmlns:w10="urn:schemas-microsoft-com:office:word" xmlns:w15="http://schemas.microsoft.com/office/word/2012/wordml" xmlns:wpg="http://schemas.microsoft.com/office/word/2010/wordprocessingGroup" xmlns:wpi="http://schemas.microsoft.com/office/word/2010/wordprocessingInk" xmlns:wne="http://schemas.microsoft.com/office/word/2006/wordml" xmlns:wps="http://schemas.microsoft.com/office/word/2010/wordprocessingShape" xmlns:wpsCustomData="http://www.wps.cn/officeDocument/2013/wpsCustomData" mc:Ignorable="w14 w15 wp14">
   <w:body>
     <w:p>
       <w:pPr>
-        <w:pStyle w:val="Heading1"/>
+        <w:pStyle w:val="2"/>
         <w:jc w:val="center"/>
-      </w:pPr>
-      <w:r>
-        <w:t>Practical Exam</w:t>
-      </w:r>
-      <w:r>
-        <w:t xml:space="preserve"> Answer Sheet</w:t>
+        <w:rPr>
+          <w:rFonts w:hint="default" w:ascii="Tahoma" w:hAnsi="Tahoma" w:cs="Tahoma"/>
+        </w:rPr>
+      </w:pPr>
+      <w:r>
+        <w:rPr>
+          <w:rFonts w:hint="default" w:ascii="Tahoma" w:hAnsi="Tahoma" w:cs="Tahoma"/>
+        </w:rPr>
+        <w:t>Practical Exam Answer Sheet</w:t>
       </w:r>
     </w:p>
     <w:tbl>
       <w:tblPr>
-        <w:tblStyle w:val="TableGrid"/>
+        <w:tblStyle w:val="10"/>
         <w:tblW w:w="0" w:type="auto"/>
-        <w:tblLook w:val="04A0" w:firstRow="1" w:lastRow="0" w:firstColumn="1" w:lastColumn="0" w:noHBand="0" w:noVBand="1"/>
+        <w:tblInd w:w="0" w:type="dxa"/>
+        <w:tblBorders>
+          <w:top w:val="single" w:color="auto" w:sz="4" w:space="0"/>
+          <w:left w:val="single" w:color="auto" w:sz="4" w:space="0"/>
+          <w:bottom w:val="single" w:color="auto" w:sz="4" w:space="0"/>
+          <w:right w:val="single" w:color="auto" w:sz="4" w:space="0"/>
+          <w:insideH w:val="single" w:color="auto" w:sz="4" w:space="0"/>
+          <w:insideV w:val="single" w:color="auto" w:sz="4" w:space="0"/>
+        </w:tblBorders>
+        <w:tblLayout w:type="autofit"/>
+        <w:tblCellMar>
+          <w:top w:w="0" w:type="dxa"/>
+          <w:left w:w="108" w:type="dxa"/>
+          <w:bottom w:w="0" w:type="dxa"/>
+          <w:right w:w="108" w:type="dxa"/>
+        </w:tblCellMar>
       </w:tblPr>
       <w:tblGrid>
         <w:gridCol w:w="3595"/>
         <w:gridCol w:w="5755"/>
       </w:tblGrid>
       <w:tr>
+        <w:tblPrEx>
+          <w:tblBorders>
+            <w:top w:val="single" w:color="auto" w:sz="4" w:space="0"/>
+            <w:left w:val="single" w:color="auto" w:sz="4" w:space="0"/>
+            <w:bottom w:val="single" w:color="auto" w:sz="4" w:space="0"/>
+            <w:right w:val="single" w:color="auto" w:sz="4" w:space="0"/>
+            <w:insideH w:val="single" w:color="auto" w:sz="4" w:space="0"/>
+            <w:insideV w:val="single" w:color="auto" w:sz="4" w:space="0"/>
+          </w:tblBorders>
+        </w:tblPrEx>
         <w:tc>
           <w:tcPr>
             <w:tcW w:w="3595" w:type="dxa"/>
@@ -32,17 +60,28 @@
           </w:tcPr>
           <w:p>
             <w:pPr>
-              <w:rPr>
-                <w:rFonts w:ascii="Arial" w:hAnsi="Arial" w:cs="Arial"/>
+              <w:spacing w:after="0" w:line="240" w:lineRule="auto"/>
+              <w:rPr>
+                <w:rFonts w:hint="default" w:ascii="Tahoma" w:hAnsi="Tahoma" w:cs="Tahoma"/>
                 <w:b/>
                 <w:color w:val="FFFFFF" w:themeColor="background1"/>
+                <w14:textFill>
+                  <w14:solidFill>
+                    <w14:schemeClr w14:val="bg1"/>
+                  </w14:solidFill>
+                </w14:textFill>
               </w:rPr>
             </w:pPr>
             <w:r>
               <w:rPr>
-                <w:rFonts w:ascii="Arial" w:hAnsi="Arial" w:cs="Arial"/>
+                <w:rFonts w:hint="default" w:ascii="Tahoma" w:hAnsi="Tahoma" w:cs="Tahoma"/>
                 <w:b/>
                 <w:color w:val="FFFFFF" w:themeColor="background1"/>
+                <w14:textFill>
+                  <w14:solidFill>
+                    <w14:schemeClr w14:val="bg1"/>
+                  </w14:solidFill>
+                </w14:textFill>
               </w:rPr>
               <w:t>Subject Code</w:t>
             </w:r>
@@ -54,13 +93,14 @@
           </w:tcPr>
           <w:p>
             <w:pPr>
-              <w:rPr>
-                <w:rFonts w:ascii="Arial" w:hAnsi="Arial" w:cs="Arial"/>
+              <w:spacing w:after="0" w:line="240" w:lineRule="auto"/>
+              <w:rPr>
+                <w:rFonts w:hint="default" w:ascii="Tahoma" w:hAnsi="Tahoma" w:cs="Tahoma"/>
               </w:rPr>
             </w:pPr>
             <w:r>
               <w:rPr>
-                <w:rFonts w:ascii="Arial" w:hAnsi="Arial" w:cs="Arial"/>
+                <w:rFonts w:hint="default" w:ascii="Tahoma" w:hAnsi="Tahoma" w:cs="Tahoma"/>
               </w:rPr>
               <w:t>SWE202c</w:t>
             </w:r>
@@ -68,6 +108,22 @@
         </w:tc>
       </w:tr>
       <w:tr>
+        <w:tblPrEx>
+          <w:tblBorders>
+            <w:top w:val="single" w:color="auto" w:sz="4" w:space="0"/>
+            <w:left w:val="single" w:color="auto" w:sz="4" w:space="0"/>
+            <w:bottom w:val="single" w:color="auto" w:sz="4" w:space="0"/>
+            <w:right w:val="single" w:color="auto" w:sz="4" w:space="0"/>
+            <w:insideH w:val="single" w:color="auto" w:sz="4" w:space="0"/>
+            <w:insideV w:val="single" w:color="auto" w:sz="4" w:space="0"/>
+          </w:tblBorders>
+          <w:tblCellMar>
+            <w:top w:w="0" w:type="dxa"/>
+            <w:left w:w="108" w:type="dxa"/>
+            <w:bottom w:w="0" w:type="dxa"/>
+            <w:right w:w="108" w:type="dxa"/>
+          </w:tblCellMar>
+        </w:tblPrEx>
         <w:tc>
           <w:tcPr>
             <w:tcW w:w="3595" w:type="dxa"/>
@@ -75,17 +131,28 @@
           </w:tcPr>
           <w:p>
             <w:pPr>
-              <w:rPr>
-                <w:rFonts w:ascii="Arial" w:hAnsi="Arial" w:cs="Arial"/>
+              <w:spacing w:after="0" w:line="240" w:lineRule="auto"/>
+              <w:rPr>
+                <w:rFonts w:hint="default" w:ascii="Tahoma" w:hAnsi="Tahoma" w:cs="Tahoma"/>
                 <w:b/>
                 <w:color w:val="FFFFFF" w:themeColor="background1"/>
+                <w14:textFill>
+                  <w14:solidFill>
+                    <w14:schemeClr w14:val="bg1"/>
+                  </w14:solidFill>
+                </w14:textFill>
               </w:rPr>
             </w:pPr>
             <w:r>
               <w:rPr>
-                <w:rFonts w:ascii="Arial" w:hAnsi="Arial" w:cs="Arial"/>
+                <w:rFonts w:hint="default" w:ascii="Tahoma" w:hAnsi="Tahoma" w:cs="Tahoma"/>
                 <w:b/>
                 <w:color w:val="FFFFFF" w:themeColor="background1"/>
+                <w14:textFill>
+                  <w14:solidFill>
+                    <w14:schemeClr w14:val="bg1"/>
+                  </w14:solidFill>
+                </w14:textFill>
               </w:rPr>
               <w:t>Subject name</w:t>
             </w:r>
@@ -97,13 +164,14 @@
           </w:tcPr>
           <w:p>
             <w:pPr>
-              <w:rPr>
-                <w:rFonts w:ascii="Arial" w:hAnsi="Arial" w:cs="Arial"/>
+              <w:spacing w:after="0" w:line="240" w:lineRule="auto"/>
+              <w:rPr>
+                <w:rFonts w:hint="default" w:ascii="Tahoma" w:hAnsi="Tahoma" w:cs="Tahoma"/>
               </w:rPr>
             </w:pPr>
             <w:r>
               <w:rPr>
-                <w:rFonts w:ascii="Arial" w:hAnsi="Arial" w:cs="Arial"/>
+                <w:rFonts w:hint="default" w:ascii="Tahoma" w:hAnsi="Tahoma" w:cs="Tahoma"/>
               </w:rPr>
               <w:t>Introduction Software Engineering</w:t>
             </w:r>
@@ -111,6 +179,22 @@
         </w:tc>
       </w:tr>
       <w:tr>
+        <w:tblPrEx>
+          <w:tblBorders>
+            <w:top w:val="single" w:color="auto" w:sz="4" w:space="0"/>
+            <w:left w:val="single" w:color="auto" w:sz="4" w:space="0"/>
+            <w:bottom w:val="single" w:color="auto" w:sz="4" w:space="0"/>
+            <w:right w:val="single" w:color="auto" w:sz="4" w:space="0"/>
+            <w:insideH w:val="single" w:color="auto" w:sz="4" w:space="0"/>
+            <w:insideV w:val="single" w:color="auto" w:sz="4" w:space="0"/>
+          </w:tblBorders>
+          <w:tblCellMar>
+            <w:top w:w="0" w:type="dxa"/>
+            <w:left w:w="108" w:type="dxa"/>
+            <w:bottom w:w="0" w:type="dxa"/>
+            <w:right w:w="108" w:type="dxa"/>
+          </w:tblCellMar>
+        </w:tblPrEx>
         <w:tc>
           <w:tcPr>
             <w:tcW w:w="3595" w:type="dxa"/>
@@ -118,17 +202,28 @@
           </w:tcPr>
           <w:p>
             <w:pPr>
-              <w:rPr>
-                <w:rFonts w:ascii="Arial" w:hAnsi="Arial" w:cs="Arial"/>
+              <w:spacing w:after="0" w:line="240" w:lineRule="auto"/>
+              <w:rPr>
+                <w:rFonts w:hint="default" w:ascii="Tahoma" w:hAnsi="Tahoma" w:cs="Tahoma"/>
                 <w:b/>
                 <w:color w:val="FFFFFF" w:themeColor="background1"/>
+                <w14:textFill>
+                  <w14:solidFill>
+                    <w14:schemeClr w14:val="bg1"/>
+                  </w14:solidFill>
+                </w14:textFill>
               </w:rPr>
             </w:pPr>
             <w:r>
               <w:rPr>
-                <w:rFonts w:ascii="Arial" w:hAnsi="Arial" w:cs="Arial"/>
+                <w:rFonts w:hint="default" w:ascii="Tahoma" w:hAnsi="Tahoma" w:cs="Tahoma"/>
                 <w:b/>
                 <w:color w:val="FFFFFF" w:themeColor="background1"/>
+                <w14:textFill>
+                  <w14:solidFill>
+                    <w14:schemeClr w14:val="bg1"/>
+                  </w14:solidFill>
+                </w14:textFill>
               </w:rPr>
               <w:t>Page no</w:t>
             </w:r>
@@ -140,22 +235,37 @@
           </w:tcPr>
           <w:p>
             <w:pPr>
-              <w:rPr>
-                <w:rFonts w:ascii="Arial" w:hAnsi="Arial" w:cs="Arial"/>
+              <w:spacing w:after="0" w:line="240" w:lineRule="auto"/>
+              <w:rPr>
+                <w:rFonts w:hint="default" w:ascii="Tahoma" w:hAnsi="Tahoma" w:cs="Tahoma"/>
               </w:rPr>
             </w:pPr>
             <w:r>
               <w:rPr>
-                <w:rFonts w:ascii="Arial" w:hAnsi="Arial" w:cs="Arial"/>
+                <w:rFonts w:hint="default" w:ascii="Tahoma" w:hAnsi="Tahoma" w:cs="Tahoma"/>
               </w:rPr>
               <w:t>1</w:t>
             </w:r>
-            <w:bookmarkStart w:id="0" w:name="_GoBack"/>
-            <w:bookmarkEnd w:id="0"/>
           </w:p>
         </w:tc>
       </w:tr>
       <w:tr>
+        <w:tblPrEx>
+          <w:tblBorders>
+            <w:top w:val="single" w:color="auto" w:sz="4" w:space="0"/>
+            <w:left w:val="single" w:color="auto" w:sz="4" w:space="0"/>
+            <w:bottom w:val="single" w:color="auto" w:sz="4" w:space="0"/>
+            <w:right w:val="single" w:color="auto" w:sz="4" w:space="0"/>
+            <w:insideH w:val="single" w:color="auto" w:sz="4" w:space="0"/>
+            <w:insideV w:val="single" w:color="auto" w:sz="4" w:space="0"/>
+          </w:tblBorders>
+          <w:tblCellMar>
+            <w:top w:w="0" w:type="dxa"/>
+            <w:left w:w="108" w:type="dxa"/>
+            <w:bottom w:w="0" w:type="dxa"/>
+            <w:right w:w="108" w:type="dxa"/>
+          </w:tblCellMar>
+        </w:tblPrEx>
         <w:tc>
           <w:tcPr>
             <w:tcW w:w="3595" w:type="dxa"/>
@@ -163,17 +273,28 @@
           </w:tcPr>
           <w:p>
             <w:pPr>
-              <w:rPr>
-                <w:rFonts w:ascii="Arial" w:hAnsi="Arial" w:cs="Arial"/>
+              <w:spacing w:after="0" w:line="240" w:lineRule="auto"/>
+              <w:rPr>
+                <w:rFonts w:hint="default" w:ascii="Tahoma" w:hAnsi="Tahoma" w:cs="Tahoma"/>
                 <w:b/>
                 <w:color w:val="FFFFFF" w:themeColor="background1"/>
+                <w14:textFill>
+                  <w14:solidFill>
+                    <w14:schemeClr w14:val="bg1"/>
+                  </w14:solidFill>
+                </w14:textFill>
               </w:rPr>
             </w:pPr>
             <w:r>
               <w:rPr>
-                <w:rFonts w:ascii="Arial" w:hAnsi="Arial" w:cs="Arial"/>
+                <w:rFonts w:hint="default" w:ascii="Tahoma" w:hAnsi="Tahoma" w:cs="Tahoma"/>
                 <w:b/>
                 <w:color w:val="FFFFFF" w:themeColor="background1"/>
+                <w14:textFill>
+                  <w14:solidFill>
+                    <w14:schemeClr w14:val="bg1"/>
+                  </w14:solidFill>
+                </w14:textFill>
               </w:rPr>
               <w:t>Topic</w:t>
             </w:r>
@@ -185,14 +306,31 @@
           </w:tcPr>
           <w:p>
             <w:pPr>
-              <w:rPr>
-                <w:rFonts w:ascii="Arial" w:hAnsi="Arial" w:cs="Arial"/>
+              <w:spacing w:after="0" w:line="240" w:lineRule="auto"/>
+              <w:rPr>
+                <w:rFonts w:hint="default" w:ascii="Tahoma" w:hAnsi="Tahoma" w:cs="Tahoma"/>
               </w:rPr>
             </w:pPr>
           </w:p>
         </w:tc>
       </w:tr>
       <w:tr>
+        <w:tblPrEx>
+          <w:tblBorders>
+            <w:top w:val="single" w:color="auto" w:sz="4" w:space="0"/>
+            <w:left w:val="single" w:color="auto" w:sz="4" w:space="0"/>
+            <w:bottom w:val="single" w:color="auto" w:sz="4" w:space="0"/>
+            <w:right w:val="single" w:color="auto" w:sz="4" w:space="0"/>
+            <w:insideH w:val="single" w:color="auto" w:sz="4" w:space="0"/>
+            <w:insideV w:val="single" w:color="auto" w:sz="4" w:space="0"/>
+          </w:tblBorders>
+          <w:tblCellMar>
+            <w:top w:w="0" w:type="dxa"/>
+            <w:left w:w="108" w:type="dxa"/>
+            <w:bottom w:w="0" w:type="dxa"/>
+            <w:right w:w="108" w:type="dxa"/>
+          </w:tblCellMar>
+        </w:tblPrEx>
         <w:tc>
           <w:tcPr>
             <w:tcW w:w="3595" w:type="dxa"/>
@@ -200,17 +338,28 @@
           </w:tcPr>
           <w:p>
             <w:pPr>
-              <w:rPr>
-                <w:rFonts w:ascii="Arial" w:hAnsi="Arial" w:cs="Arial"/>
+              <w:spacing w:after="0" w:line="240" w:lineRule="auto"/>
+              <w:rPr>
+                <w:rFonts w:hint="default" w:ascii="Tahoma" w:hAnsi="Tahoma" w:cs="Tahoma"/>
                 <w:b/>
                 <w:color w:val="FFFFFF" w:themeColor="background1"/>
+                <w14:textFill>
+                  <w14:solidFill>
+                    <w14:schemeClr w14:val="bg1"/>
+                  </w14:solidFill>
+                </w14:textFill>
               </w:rPr>
             </w:pPr>
             <w:r>
               <w:rPr>
-                <w:rFonts w:ascii="Arial" w:hAnsi="Arial" w:cs="Arial"/>
+                <w:rFonts w:hint="default" w:ascii="Tahoma" w:hAnsi="Tahoma" w:cs="Tahoma"/>
                 <w:b/>
                 <w:color w:val="FFFFFF" w:themeColor="background1"/>
+                <w14:textFill>
+                  <w14:solidFill>
+                    <w14:schemeClr w14:val="bg1"/>
+                  </w14:solidFill>
+                </w14:textFill>
               </w:rPr>
               <w:t>Time</w:t>
             </w:r>
@@ -222,13 +371,14 @@
           </w:tcPr>
           <w:p>
             <w:pPr>
-              <w:rPr>
-                <w:rFonts w:ascii="Arial" w:hAnsi="Arial" w:cs="Arial"/>
+              <w:spacing w:after="0" w:line="240" w:lineRule="auto"/>
+              <w:rPr>
+                <w:rFonts w:hint="default" w:ascii="Tahoma" w:hAnsi="Tahoma" w:cs="Tahoma"/>
               </w:rPr>
             </w:pPr>
             <w:r>
               <w:rPr>
-                <w:rFonts w:ascii="Arial" w:hAnsi="Arial" w:cs="Arial"/>
+                <w:rFonts w:hint="default" w:ascii="Tahoma" w:hAnsi="Tahoma" w:cs="Tahoma"/>
               </w:rPr>
               <w:t>120’</w:t>
             </w:r>
@@ -236,6 +386,22 @@
         </w:tc>
       </w:tr>
       <w:tr>
+        <w:tblPrEx>
+          <w:tblBorders>
+            <w:top w:val="single" w:color="auto" w:sz="4" w:space="0"/>
+            <w:left w:val="single" w:color="auto" w:sz="4" w:space="0"/>
+            <w:bottom w:val="single" w:color="auto" w:sz="4" w:space="0"/>
+            <w:right w:val="single" w:color="auto" w:sz="4" w:space="0"/>
+            <w:insideH w:val="single" w:color="auto" w:sz="4" w:space="0"/>
+            <w:insideV w:val="single" w:color="auto" w:sz="4" w:space="0"/>
+          </w:tblBorders>
+          <w:tblCellMar>
+            <w:top w:w="0" w:type="dxa"/>
+            <w:left w:w="108" w:type="dxa"/>
+            <w:bottom w:w="0" w:type="dxa"/>
+            <w:right w:w="108" w:type="dxa"/>
+          </w:tblCellMar>
+        </w:tblPrEx>
         <w:tc>
           <w:tcPr>
             <w:tcW w:w="3595" w:type="dxa"/>
@@ -243,17 +409,28 @@
           </w:tcPr>
           <w:p>
             <w:pPr>
-              <w:rPr>
-                <w:rFonts w:ascii="Arial" w:hAnsi="Arial" w:cs="Arial"/>
+              <w:spacing w:after="0" w:line="240" w:lineRule="auto"/>
+              <w:rPr>
+                <w:rFonts w:hint="default" w:ascii="Tahoma" w:hAnsi="Tahoma" w:cs="Tahoma"/>
                 <w:b/>
                 <w:color w:val="FFFFFF" w:themeColor="background1"/>
+                <w14:textFill>
+                  <w14:solidFill>
+                    <w14:schemeClr w14:val="bg1"/>
+                  </w14:solidFill>
+                </w14:textFill>
               </w:rPr>
             </w:pPr>
             <w:r>
               <w:rPr>
-                <w:rFonts w:ascii="Arial" w:hAnsi="Arial" w:cs="Arial"/>
+                <w:rFonts w:hint="default" w:ascii="Tahoma" w:hAnsi="Tahoma" w:cs="Tahoma"/>
                 <w:b/>
                 <w:color w:val="FFFFFF" w:themeColor="background1"/>
+                <w14:textFill>
+                  <w14:solidFill>
+                    <w14:schemeClr w14:val="bg1"/>
+                  </w14:solidFill>
+                </w14:textFill>
               </w:rPr>
               <w:t>Tools</w:t>
             </w:r>
@@ -265,46 +442,37 @@
           </w:tcPr>
           <w:p>
             <w:pPr>
-              <w:rPr>
-                <w:rFonts w:ascii="Arial" w:hAnsi="Arial" w:cs="Arial"/>
+              <w:spacing w:after="0" w:line="240" w:lineRule="auto"/>
+              <w:rPr>
+                <w:rFonts w:hint="default" w:ascii="Tahoma" w:hAnsi="Tahoma" w:cs="Tahoma"/>
               </w:rPr>
             </w:pPr>
             <w:r>
               <w:rPr>
-                <w:rFonts w:ascii="Arial" w:hAnsi="Arial" w:cs="Arial"/>
-              </w:rPr>
-              <w:t>MS Word, Draw.io</w:t>
-            </w:r>
-            <w:r>
-              <w:rPr>
-                <w:rFonts w:ascii="Arial" w:hAnsi="Arial" w:cs="Arial"/>
-              </w:rPr>
-              <w:t xml:space="preserve"> for desktop</w:t>
-            </w:r>
-            <w:r>
-              <w:rPr>
-                <w:rFonts w:ascii="Arial" w:hAnsi="Arial" w:cs="Arial"/>
-              </w:rPr>
-              <w:t xml:space="preserve">, MS Visio, </w:t>
-            </w:r>
-            <w:proofErr w:type="spellStart"/>
-            <w:r>
-              <w:rPr>
-                <w:rFonts w:ascii="Arial" w:hAnsi="Arial" w:cs="Arial"/>
-              </w:rPr>
-              <w:t>Astah</w:t>
-            </w:r>
-            <w:proofErr w:type="spellEnd"/>
-            <w:r>
-              <w:rPr>
-                <w:rFonts w:ascii="Arial" w:hAnsi="Arial" w:cs="Arial"/>
-              </w:rPr>
-              <w:t xml:space="preserve">, Visual paradigm, Start UML </w:t>
+                <w:rFonts w:hint="default" w:ascii="Tahoma" w:hAnsi="Tahoma" w:cs="Tahoma"/>
+              </w:rPr>
+              <w:t xml:space="preserve">MS Word, Draw.io for desktop, MS Visio, Astah, Visual paradigm, Start UML </w:t>
             </w:r>
           </w:p>
         </w:tc>
       </w:tr>
       <w:tr>
+        <w:tblPrEx>
+          <w:tblBorders>
+            <w:top w:val="single" w:color="auto" w:sz="4" w:space="0"/>
+            <w:left w:val="single" w:color="auto" w:sz="4" w:space="0"/>
+            <w:bottom w:val="single" w:color="auto" w:sz="4" w:space="0"/>
+            <w:right w:val="single" w:color="auto" w:sz="4" w:space="0"/>
+            <w:insideH w:val="single" w:color="auto" w:sz="4" w:space="0"/>
+            <w:insideV w:val="single" w:color="auto" w:sz="4" w:space="0"/>
+          </w:tblBorders>
+          <w:tblCellMar>
+            <w:top w:w="0" w:type="dxa"/>
+            <w:left w:w="108" w:type="dxa"/>
+            <w:bottom w:w="0" w:type="dxa"/>
+            <w:right w:w="108" w:type="dxa"/>
+          </w:tblCellMar>
+        </w:tblPrEx>
         <w:tc>
           <w:tcPr>
             <w:tcW w:w="3595" w:type="dxa"/>
@@ -312,17 +480,28 @@
           </w:tcPr>
           <w:p>
             <w:pPr>
-              <w:rPr>
-                <w:rFonts w:ascii="Arial" w:hAnsi="Arial" w:cs="Arial"/>
+              <w:spacing w:after="0" w:line="240" w:lineRule="auto"/>
+              <w:rPr>
+                <w:rFonts w:hint="default" w:ascii="Tahoma" w:hAnsi="Tahoma" w:cs="Tahoma"/>
                 <w:b/>
                 <w:color w:val="FFFFFF" w:themeColor="background1"/>
+                <w14:textFill>
+                  <w14:solidFill>
+                    <w14:schemeClr w14:val="bg1"/>
+                  </w14:solidFill>
+                </w14:textFill>
               </w:rPr>
             </w:pPr>
             <w:r>
               <w:rPr>
-                <w:rFonts w:ascii="Arial" w:hAnsi="Arial" w:cs="Arial"/>
+                <w:rFonts w:hint="default" w:ascii="Tahoma" w:hAnsi="Tahoma" w:cs="Tahoma"/>
                 <w:b/>
                 <w:color w:val="FFFFFF" w:themeColor="background1"/>
+                <w14:textFill>
+                  <w14:solidFill>
+                    <w14:schemeClr w14:val="bg1"/>
+                  </w14:solidFill>
+                </w14:textFill>
               </w:rPr>
               <w:t>Student ID</w:t>
             </w:r>
@@ -334,19 +513,20 @@
           </w:tcPr>
           <w:p>
             <w:pPr>
-              <w:rPr>
-                <w:rFonts w:ascii="Arial" w:hAnsi="Arial" w:cs="Arial"/>
+              <w:spacing w:after="0" w:line="240" w:lineRule="auto"/>
+              <w:rPr>
+                <w:rFonts w:hint="default" w:ascii="Tahoma" w:hAnsi="Tahoma" w:cs="Tahoma"/>
               </w:rPr>
             </w:pPr>
             <w:r>
               <w:rPr>
-                <w:rFonts w:ascii="Arial" w:hAnsi="Arial" w:cs="Arial"/>
+                <w:rFonts w:hint="default" w:ascii="Tahoma" w:hAnsi="Tahoma" w:cs="Tahoma"/>
               </w:rPr>
               <w:t>&lt;</w:t>
             </w:r>
             <w:r>
               <w:rPr>
-                <w:rFonts w:ascii="Arial" w:hAnsi="Arial" w:cs="Arial"/>
+                <w:rFonts w:hint="default" w:ascii="Tahoma" w:hAnsi="Tahoma" w:cs="Tahoma"/>
                 <w:highlight w:val="yellow"/>
               </w:rPr>
               <w:t>Fill student no here&gt;</w:t>
@@ -355,6 +535,22 @@
         </w:tc>
       </w:tr>
       <w:tr>
+        <w:tblPrEx>
+          <w:tblBorders>
+            <w:top w:val="single" w:color="auto" w:sz="4" w:space="0"/>
+            <w:left w:val="single" w:color="auto" w:sz="4" w:space="0"/>
+            <w:bottom w:val="single" w:color="auto" w:sz="4" w:space="0"/>
+            <w:right w:val="single" w:color="auto" w:sz="4" w:space="0"/>
+            <w:insideH w:val="single" w:color="auto" w:sz="4" w:space="0"/>
+            <w:insideV w:val="single" w:color="auto" w:sz="4" w:space="0"/>
+          </w:tblBorders>
+          <w:tblCellMar>
+            <w:top w:w="0" w:type="dxa"/>
+            <w:left w:w="108" w:type="dxa"/>
+            <w:bottom w:w="0" w:type="dxa"/>
+            <w:right w:w="108" w:type="dxa"/>
+          </w:tblCellMar>
+        </w:tblPrEx>
         <w:tc>
           <w:tcPr>
             <w:tcW w:w="3595" w:type="dxa"/>
@@ -362,17 +558,28 @@
           </w:tcPr>
           <w:p>
             <w:pPr>
-              <w:rPr>
-                <w:rFonts w:ascii="Arial" w:hAnsi="Arial" w:cs="Arial"/>
+              <w:spacing w:after="0" w:line="240" w:lineRule="auto"/>
+              <w:rPr>
+                <w:rFonts w:hint="default" w:ascii="Tahoma" w:hAnsi="Tahoma" w:cs="Tahoma"/>
                 <w:b/>
                 <w:color w:val="FFFFFF" w:themeColor="background1"/>
+                <w14:textFill>
+                  <w14:solidFill>
+                    <w14:schemeClr w14:val="bg1"/>
+                  </w14:solidFill>
+                </w14:textFill>
               </w:rPr>
             </w:pPr>
             <w:r>
               <w:rPr>
-                <w:rFonts w:ascii="Arial" w:hAnsi="Arial" w:cs="Arial"/>
+                <w:rFonts w:hint="default" w:ascii="Tahoma" w:hAnsi="Tahoma" w:cs="Tahoma"/>
                 <w:b/>
                 <w:color w:val="FFFFFF" w:themeColor="background1"/>
+                <w14:textFill>
+                  <w14:solidFill>
+                    <w14:schemeClr w14:val="bg1"/>
+                  </w14:solidFill>
+                </w14:textFill>
               </w:rPr>
               <w:t>Student Name</w:t>
             </w:r>
@@ -384,41 +591,44 @@
           </w:tcPr>
           <w:p>
             <w:pPr>
-              <w:rPr>
-                <w:rFonts w:ascii="Arial" w:hAnsi="Arial" w:cs="Arial"/>
+              <w:spacing w:after="0" w:line="240" w:lineRule="auto"/>
+              <w:rPr>
+                <w:rFonts w:hint="default" w:ascii="Tahoma" w:hAnsi="Tahoma" w:cs="Tahoma"/>
               </w:rPr>
             </w:pPr>
             <w:r>
               <w:rPr>
-                <w:rFonts w:ascii="Arial" w:hAnsi="Arial" w:cs="Arial"/>
+                <w:rFonts w:hint="default" w:ascii="Tahoma" w:hAnsi="Tahoma" w:cs="Tahoma"/>
               </w:rPr>
               <w:t>&lt;</w:t>
             </w:r>
             <w:r>
               <w:rPr>
-                <w:rFonts w:ascii="Arial" w:hAnsi="Arial" w:cs="Arial"/>
+                <w:rFonts w:hint="default" w:ascii="Tahoma" w:hAnsi="Tahoma" w:cs="Tahoma"/>
                 <w:highlight w:val="yellow"/>
               </w:rPr>
-              <w:t xml:space="preserve">Fill student </w:t>
-            </w:r>
-            <w:r>
-              <w:rPr>
-                <w:rFonts w:ascii="Arial" w:hAnsi="Arial" w:cs="Arial"/>
-                <w:highlight w:val="yellow"/>
-              </w:rPr>
-              <w:t>name</w:t>
-            </w:r>
-            <w:r>
-              <w:rPr>
-                <w:rFonts w:ascii="Arial" w:hAnsi="Arial" w:cs="Arial"/>
-                <w:highlight w:val="yellow"/>
-              </w:rPr>
-              <w:t xml:space="preserve"> here&gt;</w:t>
+              <w:t>Fill student name here&gt;</w:t>
             </w:r>
           </w:p>
         </w:tc>
       </w:tr>
       <w:tr>
+        <w:tblPrEx>
+          <w:tblBorders>
+            <w:top w:val="single" w:color="auto" w:sz="4" w:space="0"/>
+            <w:left w:val="single" w:color="auto" w:sz="4" w:space="0"/>
+            <w:bottom w:val="single" w:color="auto" w:sz="4" w:space="0"/>
+            <w:right w:val="single" w:color="auto" w:sz="4" w:space="0"/>
+            <w:insideH w:val="single" w:color="auto" w:sz="4" w:space="0"/>
+            <w:insideV w:val="single" w:color="auto" w:sz="4" w:space="0"/>
+          </w:tblBorders>
+          <w:tblCellMar>
+            <w:top w:w="0" w:type="dxa"/>
+            <w:left w:w="108" w:type="dxa"/>
+            <w:bottom w:w="0" w:type="dxa"/>
+            <w:right w:w="108" w:type="dxa"/>
+          </w:tblCellMar>
+        </w:tblPrEx>
         <w:tc>
           <w:tcPr>
             <w:tcW w:w="3595" w:type="dxa"/>
@@ -426,17 +636,28 @@
           </w:tcPr>
           <w:p>
             <w:pPr>
-              <w:rPr>
-                <w:rFonts w:ascii="Arial" w:hAnsi="Arial" w:cs="Arial"/>
+              <w:spacing w:after="0" w:line="240" w:lineRule="auto"/>
+              <w:rPr>
+                <w:rFonts w:hint="default" w:ascii="Tahoma" w:hAnsi="Tahoma" w:cs="Tahoma"/>
                 <w:b/>
                 <w:color w:val="FFFFFF" w:themeColor="background1"/>
+                <w14:textFill>
+                  <w14:solidFill>
+                    <w14:schemeClr w14:val="bg1"/>
+                  </w14:solidFill>
+                </w14:textFill>
               </w:rPr>
             </w:pPr>
             <w:r>
               <w:rPr>
-                <w:rFonts w:ascii="Arial" w:hAnsi="Arial" w:cs="Arial"/>
+                <w:rFonts w:hint="default" w:ascii="Tahoma" w:hAnsi="Tahoma" w:cs="Tahoma"/>
                 <w:b/>
                 <w:color w:val="FFFFFF" w:themeColor="background1"/>
+                <w14:textFill>
+                  <w14:solidFill>
+                    <w14:schemeClr w14:val="bg1"/>
+                  </w14:solidFill>
+                </w14:textFill>
               </w:rPr>
               <w:t>Date</w:t>
             </w:r>
@@ -448,13 +669,14 @@
           </w:tcPr>
           <w:p>
             <w:pPr>
-              <w:rPr>
-                <w:rFonts w:ascii="Arial" w:hAnsi="Arial" w:cs="Arial"/>
+              <w:spacing w:after="0" w:line="240" w:lineRule="auto"/>
+              <w:rPr>
+                <w:rFonts w:hint="default" w:ascii="Tahoma" w:hAnsi="Tahoma" w:cs="Tahoma"/>
               </w:rPr>
             </w:pPr>
             <w:r>
               <w:rPr>
-                <w:rFonts w:ascii="Arial" w:hAnsi="Arial" w:cs="Arial"/>
+                <w:rFonts w:hint="default" w:ascii="Tahoma" w:hAnsi="Tahoma" w:cs="Tahoma"/>
               </w:rPr>
               <w:t>&lt;Exam date&gt;</w:t>
             </w:r>
@@ -465,125 +687,822 @@
     <w:p>
       <w:pPr>
         <w:rPr>
-          <w:rFonts w:ascii="Arial" w:hAnsi="Arial" w:cs="Arial"/>
-        </w:rPr>
-      </w:pPr>
-    </w:p>
-    <w:p>
-      <w:pPr>
-        <w:pStyle w:val="Heading2"/>
-      </w:pPr>
-      <w:r>
-        <w:t>Q</w:t>
-      </w:r>
-      <w:r>
-        <w:t xml:space="preserve">uestion </w:t>
-      </w:r>
-      <w:r>
-        <w:t xml:space="preserve">1. </w:t>
-      </w:r>
-      <w:r>
-        <w:t>Software development model (</w:t>
-      </w:r>
-      <w:r>
-        <w:t>15</w:t>
-      </w:r>
-      <w:r>
-        <w:t>%)</w:t>
+          <w:rFonts w:hint="default" w:ascii="Tahoma" w:hAnsi="Tahoma" w:cs="Tahoma"/>
+        </w:rPr>
+      </w:pPr>
+    </w:p>
+    <w:p>
+      <w:pPr>
+        <w:pStyle w:val="3"/>
+        <w:rPr>
+          <w:rFonts w:hint="default" w:ascii="Tahoma" w:hAnsi="Tahoma" w:cs="Tahoma"/>
+        </w:rPr>
+      </w:pPr>
+      <w:r>
+        <w:rPr>
+          <w:rFonts w:hint="default" w:ascii="Tahoma" w:hAnsi="Tahoma" w:cs="Tahoma"/>
+        </w:rPr>
+        <w:t>Question 1. Software development model (15%)</w:t>
       </w:r>
     </w:p>
     <w:p>
       <w:pPr>
         <w:ind w:left="360"/>
         <w:rPr>
-          <w:rFonts w:ascii="Arial" w:hAnsi="Arial" w:cs="Arial"/>
-        </w:rPr>
-      </w:pPr>
-      <w:r>
-        <w:rPr>
-          <w:rFonts w:ascii="Arial" w:hAnsi="Arial" w:cs="Arial"/>
+          <w:rFonts w:hint="default" w:ascii="Tahoma" w:hAnsi="Tahoma" w:cs="Tahoma"/>
+        </w:rPr>
+      </w:pPr>
+      <w:r>
+        <w:rPr>
+          <w:rFonts w:hint="default" w:ascii="Tahoma" w:hAnsi="Tahoma" w:cs="Tahoma"/>
           <w:highlight w:val="yellow"/>
         </w:rPr>
-        <w:t>&lt;Student</w:t>
-      </w:r>
-      <w:r>
-        <w:rPr>
-          <w:rFonts w:ascii="Arial" w:hAnsi="Arial" w:cs="Arial"/>
+        <w:t>&lt;Student write the answer here&gt;</w:t>
+      </w:r>
+    </w:p>
+    <w:p>
+      <w:pPr>
+        <w:rPr>
+          <w:rFonts w:hint="default" w:ascii="Tahoma" w:hAnsi="Tahoma" w:cs="Tahoma"/>
+        </w:rPr>
+      </w:pPr>
+      <w:r>
+        <w:rPr>
+          <w:rFonts w:hint="default" w:ascii="Tahoma" w:hAnsi="Tahoma" w:cs="Tahoma"/>
+        </w:rPr>
+        <w:t xml:space="preserve">1.1 </w:t>
+      </w:r>
+    </w:p>
+    <w:p>
+      <w:pPr>
+        <w:bidi w:val="0"/>
+        <w:rPr>
+          <w:rFonts w:hint="default" w:ascii="Tahoma" w:hAnsi="Tahoma" w:cs="Tahoma"/>
+          <w:sz w:val="24"/>
+          <w:szCs w:val="24"/>
+        </w:rPr>
+      </w:pPr>
+      <w:r>
+        <w:rPr>
+          <w:rFonts w:hint="default" w:ascii="Tahoma" w:hAnsi="Tahoma" w:cs="Tahoma"/>
+          <w:sz w:val="24"/>
+          <w:szCs w:val="24"/>
+        </w:rPr>
+        <w:t>I strongly recommend using the Agile (Scrum) methodology as the most appropriate SDLC for the </w:t>
+      </w:r>
+      <w:r>
+        <w:rPr>
+          <w:rFonts w:hint="default" w:ascii="Tahoma" w:hAnsi="Tahoma" w:cs="Tahoma"/>
+          <w:sz w:val="24"/>
+          <w:szCs w:val="24"/>
+          <w:lang w:val="en-US"/>
+        </w:rPr>
+        <w:t xml:space="preserve"> </w:t>
+      </w:r>
+      <w:r>
+        <w:rPr>
+          <w:rFonts w:hint="default" w:ascii="Tahoma" w:hAnsi="Tahoma" w:cs="Tahoma"/>
+          <w:sz w:val="24"/>
+          <w:szCs w:val="24"/>
+        </w:rPr>
+        <w:t>Course Registration System (CRS</w:t>
+      </w:r>
+      <w:r>
+        <w:rPr>
+          <w:rFonts w:hint="default" w:ascii="Tahoma" w:hAnsi="Tahoma" w:cs="Tahoma"/>
+          <w:sz w:val="24"/>
+          <w:szCs w:val="24"/>
+          <w:lang w:val="en-US"/>
+        </w:rPr>
+        <w:t xml:space="preserve">) </w:t>
+      </w:r>
+      <w:r>
+        <w:rPr>
+          <w:rFonts w:hint="default" w:ascii="Tahoma" w:hAnsi="Tahoma" w:cs="Tahoma"/>
+          <w:sz w:val="24"/>
+          <w:szCs w:val="24"/>
+        </w:rPr>
+        <w:t>project. My justification is based on the following specific constraints of the case study:</w:t>
+      </w:r>
+    </w:p>
+    <w:p>
+      <w:pPr>
+        <w:bidi w:val="0"/>
+        <w:rPr>
+          <w:rStyle w:val="17"/>
+          <w:rFonts w:hint="default" w:ascii="Tahoma" w:hAnsi="Tahoma" w:cs="Tahoma"/>
+        </w:rPr>
+      </w:pPr>
+      <w:r>
+        <w:rPr>
+          <w:rStyle w:val="17"/>
+          <w:rFonts w:hint="default" w:ascii="Tahoma" w:hAnsi="Tahoma" w:cs="Tahoma"/>
+        </w:rPr>
+        <w:t>1. Requirements stability at the outset:</w:t>
+      </w:r>
+    </w:p>
+    <w:p>
+      <w:pPr>
+        <w:bidi w:val="0"/>
+        <w:rPr>
+          <w:rFonts w:hint="default" w:ascii="Tahoma" w:hAnsi="Tahoma" w:cs="Tahoma"/>
+          <w:sz w:val="24"/>
+          <w:szCs w:val="24"/>
+        </w:rPr>
+      </w:pPr>
+      <w:r>
+        <w:rPr>
+          <w:rFonts w:hint="default" w:ascii="Tahoma" w:hAnsi="Tahoma" w:cs="Tahoma"/>
+          <w:sz w:val="24"/>
+          <w:szCs w:val="24"/>
+        </w:rPr>
+        <w:t>Although the core business logic is known because the organization is currently using a </w:t>
+      </w:r>
+      <w:r>
+        <w:rPr>
+          <w:rFonts w:hint="default" w:ascii="Tahoma" w:hAnsi="Tahoma" w:cs="Tahoma"/>
+          <w:b/>
+          <w:bCs/>
+          <w:sz w:val="24"/>
+          <w:szCs w:val="24"/>
           <w:highlight w:val="yellow"/>
         </w:rPr>
-        <w:t xml:space="preserve"> write</w:t>
-      </w:r>
-      <w:r>
-        <w:rPr>
-          <w:rFonts w:ascii="Arial" w:hAnsi="Arial" w:cs="Arial"/>
+        <w:t>paper-based manual process</w:t>
+      </w:r>
+      <w:r>
+        <w:rPr>
+          <w:rFonts w:hint="default" w:ascii="Tahoma" w:hAnsi="Tahoma" w:cs="Tahoma"/>
+          <w:sz w:val="24"/>
+          <w:szCs w:val="24"/>
+        </w:rPr>
+        <w:t>, the specific requirements for UI/UX and automated workflows are not fully stable. Since this is a new system, requirements will inevitably evolve once users interact with the actual software. Agile embraces these changes effectively.</w:t>
+      </w:r>
+    </w:p>
+    <w:p>
+      <w:pPr>
+        <w:bidi w:val="0"/>
+        <w:rPr>
+          <w:rFonts w:hint="default" w:ascii="Tahoma" w:hAnsi="Tahoma" w:cs="Tahoma"/>
+          <w:sz w:val="24"/>
+          <w:szCs w:val="24"/>
+        </w:rPr>
+      </w:pPr>
+      <w:r>
+        <w:rPr>
+          <w:rFonts w:hint="default" w:ascii="Tahoma" w:hAnsi="Tahoma" w:cs="Tahoma"/>
+          <w:sz w:val="24"/>
+          <w:szCs w:val="24"/>
+        </w:rPr>
+        <w:t>​</w:t>
+      </w:r>
+      <w:r>
+        <w:rPr>
+          <w:rStyle w:val="17"/>
+          <w:rFonts w:hint="default" w:ascii="Tahoma" w:hAnsi="Tahoma" w:cs="Tahoma"/>
+        </w:rPr>
+        <w:t>2. Iterative delivery and stakeholder feedback:</w:t>
+      </w:r>
+    </w:p>
+    <w:p>
+      <w:pPr>
+        <w:bidi w:val="0"/>
+        <w:rPr>
+          <w:rFonts w:hint="default" w:ascii="Tahoma" w:hAnsi="Tahoma" w:cs="Tahoma"/>
+          <w:sz w:val="24"/>
+          <w:szCs w:val="24"/>
+        </w:rPr>
+      </w:pPr>
+      <w:r>
+        <w:rPr>
+          <w:rFonts w:hint="default" w:ascii="Tahoma" w:hAnsi="Tahoma" w:cs="Tahoma"/>
+          <w:sz w:val="24"/>
+          <w:szCs w:val="24"/>
+        </w:rPr>
+        <w:t>The system serves multiple distinct user groups, including </w:t>
+      </w:r>
+      <w:r>
+        <w:rPr>
+          <w:rFonts w:hint="default" w:ascii="Tahoma" w:hAnsi="Tahoma" w:cs="Tahoma"/>
+          <w:b/>
+          <w:bCs/>
+          <w:sz w:val="24"/>
+          <w:szCs w:val="24"/>
           <w:highlight w:val="yellow"/>
         </w:rPr>
-        <w:t xml:space="preserve"> </w:t>
-      </w:r>
-      <w:r>
-        <w:rPr>
-          <w:rFonts w:ascii="Arial" w:hAnsi="Arial" w:cs="Arial"/>
+        <w:t>Students, Lecturers, Academic Staff, System Admin.</w:t>
+      </w:r>
+      <w:r>
+        <w:rPr>
+          <w:rFonts w:hint="default" w:ascii="Tahoma" w:hAnsi="Tahoma" w:cs="Tahoma"/>
+          <w:sz w:val="24"/>
+          <w:szCs w:val="24"/>
+        </w:rPr>
+        <w:t xml:space="preserve"> Agile allows the development team to deliver functional modules iteratively (e.g., in 2-4 week Sprints). This ensures regular feedback from all stakeholders, guaranteeing the final product meets actual operational needs before full deployment.</w:t>
+      </w:r>
+    </w:p>
+    <w:p>
+      <w:pPr>
+        <w:bidi w:val="0"/>
+        <w:rPr>
+          <w:rStyle w:val="17"/>
+          <w:rFonts w:hint="default" w:ascii="Tahoma" w:hAnsi="Tahoma" w:cs="Tahoma"/>
+        </w:rPr>
+      </w:pPr>
+      <w:r>
+        <w:rPr>
+          <w:rFonts w:hint="default" w:ascii="Tahoma" w:hAnsi="Tahoma" w:cs="Tahoma"/>
+          <w:sz w:val="24"/>
+          <w:szCs w:val="24"/>
+        </w:rPr>
+        <w:t>​</w:t>
+      </w:r>
+      <w:r>
+        <w:rPr>
+          <w:rStyle w:val="17"/>
+          <w:rFonts w:hint="default" w:ascii="Tahoma" w:hAnsi="Tahoma" w:cs="Tahoma"/>
+        </w:rPr>
+        <w:t>3. Risk factors specific to the project:</w:t>
+      </w:r>
+    </w:p>
+    <w:p>
+      <w:pPr>
+        <w:bidi w:val="0"/>
+        <w:rPr>
+          <w:rFonts w:hint="default" w:ascii="Tahoma" w:hAnsi="Tahoma" w:cs="Tahoma"/>
+          <w:sz w:val="24"/>
+          <w:szCs w:val="24"/>
+        </w:rPr>
+      </w:pPr>
+      <w:r>
+        <w:rPr>
+          <w:rFonts w:hint="default" w:ascii="Tahoma" w:hAnsi="Tahoma" w:cs="Tahoma"/>
+          <w:sz w:val="24"/>
+          <w:szCs w:val="24"/>
+        </w:rPr>
+        <w:t>The project faces critical technical risks, specifically the requirement to</w:t>
+      </w:r>
+      <w:r>
+        <w:rPr>
+          <w:rFonts w:hint="default" w:ascii="Tahoma" w:hAnsi="Tahoma" w:cs="Tahoma"/>
+          <w:b/>
+          <w:bCs/>
+          <w:sz w:val="24"/>
+          <w:szCs w:val="24"/>
+        </w:rPr>
+        <w:t> </w:t>
+      </w:r>
+      <w:r>
+        <w:rPr>
+          <w:rFonts w:hint="default" w:ascii="Tahoma" w:hAnsi="Tahoma" w:cs="Tahoma"/>
+          <w:b/>
+          <w:bCs/>
+          <w:sz w:val="24"/>
+          <w:szCs w:val="24"/>
           <w:highlight w:val="yellow"/>
         </w:rPr>
-        <w:t xml:space="preserve">the </w:t>
-      </w:r>
-      <w:r>
-        <w:rPr>
-          <w:rFonts w:ascii="Arial" w:hAnsi="Arial" w:cs="Arial"/>
+        <w:t>handle 1,000 concurrent users with &lt; 3s response time&gt;</w:t>
+      </w:r>
+      <w:r>
+        <w:rPr>
+          <w:rFonts w:hint="default" w:ascii="Tahoma" w:hAnsi="Tahoma" w:cs="Tahoma"/>
+          <w:sz w:val="24"/>
+          <w:szCs w:val="24"/>
+        </w:rPr>
+        <w:t xml:space="preserve"> and  </w:t>
+      </w:r>
+      <w:r>
+        <w:rPr>
+          <w:rFonts w:hint="default" w:ascii="Tahoma" w:hAnsi="Tahoma" w:cs="Tahoma"/>
+          <w:b/>
+          <w:bCs/>
+          <w:sz w:val="24"/>
+          <w:szCs w:val="24"/>
           <w:highlight w:val="yellow"/>
         </w:rPr>
-        <w:t>answer</w:t>
-      </w:r>
-      <w:r>
-        <w:rPr>
-          <w:rFonts w:ascii="Arial" w:hAnsi="Arial" w:cs="Arial"/>
+        <w:t>secure sensitive data using TLS 1.2+ and RBAC&gt;</w:t>
+      </w:r>
+      <w:r>
+        <w:rPr>
+          <w:rFonts w:hint="default" w:ascii="Tahoma" w:hAnsi="Tahoma" w:cs="Tahoma"/>
+          <w:sz w:val="24"/>
+          <w:szCs w:val="24"/>
+        </w:rPr>
+        <w:t>. Agile mitigates these risks perfectly by allowing the team to build early MVPs (Minimum Viable Products) to conduct performance and security testing in early sprints, rather than discovering architecture failures at the end of the project.</w:t>
+      </w:r>
+    </w:p>
+    <w:p>
+      <w:pPr>
+        <w:bidi w:val="0"/>
+        <w:rPr>
+          <w:rStyle w:val="17"/>
+          <w:rFonts w:hint="default" w:ascii="Tahoma" w:hAnsi="Tahoma" w:cs="Tahoma"/>
+        </w:rPr>
+      </w:pPr>
+      <w:r>
+        <w:rPr>
+          <w:rFonts w:hint="default" w:ascii="Tahoma" w:hAnsi="Tahoma" w:cs="Tahoma"/>
+          <w:sz w:val="24"/>
+          <w:szCs w:val="24"/>
+        </w:rPr>
+        <w:t>​</w:t>
+      </w:r>
+      <w:r>
+        <w:rPr>
+          <w:rStyle w:val="17"/>
+          <w:rFonts w:hint="default" w:ascii="Tahoma" w:hAnsi="Tahoma" w:cs="Tahoma"/>
+        </w:rPr>
+        <w:t>4. Team size, duration, and change-control process:</w:t>
+      </w:r>
+    </w:p>
+    <w:p>
+      <w:pPr>
+        <w:bidi w:val="0"/>
+        <w:rPr>
+          <w:rFonts w:hint="default" w:ascii="Tahoma" w:hAnsi="Tahoma" w:cs="Tahoma"/>
+          <w:sz w:val="24"/>
+          <w:szCs w:val="24"/>
+          <w:lang w:val="en-US"/>
+        </w:rPr>
+      </w:pPr>
+      <w:r>
+        <w:rPr>
+          <w:rFonts w:hint="default" w:ascii="Tahoma" w:hAnsi="Tahoma" w:cs="Tahoma"/>
+          <w:sz w:val="24"/>
+          <w:szCs w:val="24"/>
+        </w:rPr>
+        <w:t>Given the project scale to serve </w:t>
+      </w:r>
+      <w:r>
+        <w:rPr>
+          <w:rFonts w:hint="default" w:ascii="Tahoma" w:hAnsi="Tahoma" w:cs="Tahoma"/>
+          <w:b/>
+          <w:bCs/>
+          <w:sz w:val="24"/>
+          <w:szCs w:val="24"/>
           <w:highlight w:val="yellow"/>
         </w:rPr>
-        <w:t xml:space="preserve"> here</w:t>
-      </w:r>
-      <w:r>
-        <w:rPr>
-          <w:rFonts w:ascii="Arial" w:hAnsi="Arial" w:cs="Arial"/>
+        <w:t>&lt;Quy mô từ đề - VD: 8,000 students&gt;</w:t>
+      </w:r>
+      <w:r>
+        <w:rPr>
+          <w:rFonts w:hint="default" w:ascii="Tahoma" w:hAnsi="Tahoma" w:cs="Tahoma"/>
+          <w:sz w:val="24"/>
+          <w:szCs w:val="24"/>
+        </w:rPr>
+        <w:t>, an iterative approach allows a medium-sized development team to manage the workload efficiently over the project duration. Even if the </w:t>
+      </w:r>
+      <w:r>
+        <w:rPr>
+          <w:rFonts w:hint="default" w:ascii="Tahoma" w:hAnsi="Tahoma" w:cs="Tahoma"/>
+          <w:b/>
+          <w:bCs/>
+          <w:sz w:val="24"/>
+          <w:szCs w:val="24"/>
           <w:highlight w:val="yellow"/>
         </w:rPr>
-        <w:t>&gt;</w:t>
-      </w:r>
-    </w:p>
-    <w:p>
-      <w:r>
-        <w:t xml:space="preserve">1.1 </w:t>
-      </w:r>
-    </w:p>
-    <w:p/>
-    <w:p>
-      <w:r>
+        <w:t>&lt;Tên tổ chức trong đề - VD: University&gt;</w:t>
+      </w:r>
+      <w:r>
+        <w:rPr>
+          <w:rFonts w:hint="default" w:ascii="Tahoma" w:hAnsi="Tahoma" w:cs="Tahoma"/>
+          <w:sz w:val="24"/>
+          <w:szCs w:val="24"/>
+        </w:rPr>
+        <w:t xml:space="preserve"> has a strict change-control process, Agile’s Sprint Review and Sprint Planning ceremonies provide formal, transparent checkpoints to negotiate, approve, </w:t>
+      </w:r>
+    </w:p>
+    <w:p>
+      <w:pPr>
+        <w:rPr>
+          <w:rFonts w:hint="default" w:ascii="Tahoma" w:hAnsi="Tahoma" w:cs="Tahoma"/>
+        </w:rPr>
+      </w:pPr>
+    </w:p>
+    <w:p>
+      <w:pPr>
+        <w:bidi w:val="0"/>
+        <w:rPr>
+          <w:rFonts w:hint="default" w:ascii="Tahoma" w:hAnsi="Tahoma" w:cs="Tahoma"/>
+          <w:sz w:val="24"/>
+          <w:szCs w:val="24"/>
+        </w:rPr>
+      </w:pPr>
+      <w:r>
+        <w:rPr>
+          <w:rFonts w:hint="default" w:ascii="Tahoma" w:hAnsi="Tahoma" w:cs="Tahoma"/>
+        </w:rPr>
         <w:t xml:space="preserve">1.2 </w:t>
       </w:r>
-    </w:p>
-    <w:p>
-      <w:pPr>
-        <w:pStyle w:val="Heading2"/>
-      </w:pPr>
-      <w:r>
-        <w:t xml:space="preserve">Question </w:t>
-      </w:r>
-      <w:r>
-        <w:t xml:space="preserve">2. </w:t>
-      </w:r>
-      <w:r>
-        <w:t>UC Modeling (15%)</w:t>
+      <w:r>
+        <w:rPr>
+          <w:rFonts w:hint="default" w:ascii="Tahoma" w:hAnsi="Tahoma" w:cs="Tahoma"/>
+        </w:rPr>
+        <w:br w:type="textWrapping"/>
+      </w:r>
+      <w:r>
+        <w:rPr>
+          <w:rStyle w:val="14"/>
+          <w:rFonts w:hint="default" w:ascii="Tahoma" w:hAnsi="Tahoma" w:cs="Tahoma"/>
+        </w:rPr>
+        <w:t>Question 1.2: Alternative model and comparison (1.0 points)</w:t>
+      </w:r>
+    </w:p>
+    <w:p>
+      <w:pPr>
+        <w:bidi w:val="0"/>
+        <w:rPr>
+          <w:rFonts w:hint="default" w:ascii="Tahoma" w:hAnsi="Tahoma" w:cs="Tahoma"/>
+          <w:sz w:val="24"/>
+          <w:szCs w:val="24"/>
+        </w:rPr>
+      </w:pPr>
+      <w:r>
+        <w:rPr>
+          <w:rFonts w:hint="default" w:ascii="Tahoma" w:hAnsi="Tahoma" w:cs="Tahoma"/>
+          <w:sz w:val="24"/>
+          <w:szCs w:val="24"/>
+        </w:rPr>
+        <w:t>​I select the Waterfall Model as the alternative SDLC. Below is the comparison between Agile (Scrum) and Waterfall in the context of the &lt;Điền tên hệ thống&gt; project:</w:t>
+      </w:r>
+    </w:p>
+    <w:p>
+      <w:pPr>
+        <w:bidi w:val="0"/>
+        <w:rPr>
+          <w:rStyle w:val="17"/>
+          <w:rFonts w:hint="default" w:ascii="Tahoma" w:hAnsi="Tahoma" w:cs="Tahoma"/>
+        </w:rPr>
+      </w:pPr>
+      <w:r>
+        <w:rPr>
+          <w:rFonts w:hint="default" w:ascii="Tahoma" w:hAnsi="Tahoma" w:cs="Tahoma"/>
+          <w:sz w:val="24"/>
+          <w:szCs w:val="24"/>
+        </w:rPr>
+        <w:t>​</w:t>
+      </w:r>
+      <w:r>
+        <w:rPr>
+          <w:rStyle w:val="17"/>
+          <w:rFonts w:hint="default" w:ascii="Tahoma" w:hAnsi="Tahoma" w:cs="Tahoma"/>
+        </w:rPr>
+        <w:t>A. Agile (Scrum) - Chosen Model:</w:t>
+      </w:r>
+    </w:p>
+    <w:p>
+      <w:pPr>
+        <w:bidi w:val="0"/>
+        <w:rPr>
+          <w:rFonts w:hint="default" w:ascii="Tahoma" w:hAnsi="Tahoma" w:cs="Tahoma"/>
+          <w:sz w:val="24"/>
+          <w:szCs w:val="24"/>
+        </w:rPr>
+      </w:pPr>
+      <w:r>
+        <w:rPr>
+          <w:rFonts w:hint="default" w:ascii="Tahoma" w:hAnsi="Tahoma" w:cs="Tahoma"/>
+          <w:sz w:val="24"/>
+          <w:szCs w:val="24"/>
+        </w:rPr>
+        <w:t>​</w:t>
+      </w:r>
+      <w:r>
+        <w:rPr>
+          <w:rFonts w:hint="default" w:ascii="Tahoma" w:hAnsi="Tahoma" w:cs="Tahoma"/>
+          <w:b/>
+          <w:bCs/>
+          <w:sz w:val="24"/>
+          <w:szCs w:val="24"/>
+        </w:rPr>
+        <w:t>Advantage 1</w:t>
+      </w:r>
+      <w:r>
+        <w:rPr>
+          <w:rFonts w:hint="default" w:ascii="Tahoma" w:hAnsi="Tahoma" w:cs="Tahoma"/>
+          <w:sz w:val="24"/>
+          <w:szCs w:val="24"/>
+        </w:rPr>
+        <w:t>: Mitigates high-impact technical risks (such as &lt;Nhắc lại 1 rủi ro kỹ thuật - VD: server overload during peak registration&gt; ) early through continuous testing in each sprint.</w:t>
+      </w:r>
+    </w:p>
+    <w:p>
+      <w:pPr>
+        <w:bidi w:val="0"/>
+        <w:rPr>
+          <w:rFonts w:hint="default" w:ascii="Tahoma" w:hAnsi="Tahoma" w:cs="Tahoma"/>
+          <w:sz w:val="24"/>
+          <w:szCs w:val="24"/>
+        </w:rPr>
+      </w:pPr>
+      <w:r>
+        <w:rPr>
+          <w:rFonts w:hint="default" w:ascii="Tahoma" w:hAnsi="Tahoma" w:cs="Tahoma"/>
+          <w:sz w:val="24"/>
+          <w:szCs w:val="24"/>
+        </w:rPr>
+        <w:t>​</w:t>
+      </w:r>
+      <w:r>
+        <w:rPr>
+          <w:rFonts w:hint="default" w:ascii="Tahoma" w:hAnsi="Tahoma" w:cs="Tahoma"/>
+          <w:b/>
+          <w:bCs/>
+          <w:sz w:val="24"/>
+          <w:szCs w:val="24"/>
+        </w:rPr>
+        <w:t>Advantage 2</w:t>
+      </w:r>
+      <w:r>
+        <w:rPr>
+          <w:rFonts w:hint="default" w:ascii="Tahoma" w:hAnsi="Tahoma" w:cs="Tahoma"/>
+          <w:sz w:val="24"/>
+          <w:szCs w:val="24"/>
+        </w:rPr>
+        <w:t>: Accommodates changing requirements and UI/UX feedback from &lt;Nhắc lại 1 nhóm user - VD: Students&gt; continuously during development.</w:t>
+      </w:r>
+    </w:p>
+    <w:p>
+      <w:pPr>
+        <w:bidi w:val="0"/>
+        <w:rPr>
+          <w:rFonts w:hint="default" w:ascii="Tahoma" w:hAnsi="Tahoma" w:cs="Tahoma"/>
+          <w:sz w:val="24"/>
+          <w:szCs w:val="24"/>
+        </w:rPr>
+      </w:pPr>
+      <w:r>
+        <w:rPr>
+          <w:rFonts w:hint="default" w:ascii="Tahoma" w:hAnsi="Tahoma" w:cs="Tahoma"/>
+          <w:sz w:val="24"/>
+          <w:szCs w:val="24"/>
+        </w:rPr>
+        <w:t>​</w:t>
+      </w:r>
+      <w:r>
+        <w:rPr>
+          <w:rFonts w:hint="default" w:ascii="Tahoma" w:hAnsi="Tahoma" w:cs="Tahoma"/>
+          <w:b/>
+          <w:bCs/>
+          <w:sz w:val="24"/>
+          <w:szCs w:val="24"/>
+        </w:rPr>
+        <w:t>Disadvantage 1</w:t>
+      </w:r>
+      <w:r>
+        <w:rPr>
+          <w:rFonts w:hint="default" w:ascii="Tahoma" w:hAnsi="Tahoma" w:cs="Tahoma"/>
+          <w:sz w:val="24"/>
+          <w:szCs w:val="24"/>
+        </w:rPr>
+        <w:t>: Requires high, continuous time commitment from the Product Owner (representing the &lt;Tên tổ chức - VD: University administration&gt; ) to review working software every sprint.</w:t>
+      </w:r>
+    </w:p>
+    <w:p>
+      <w:pPr>
+        <w:bidi w:val="0"/>
+        <w:rPr>
+          <w:rFonts w:hint="default" w:ascii="Tahoma" w:hAnsi="Tahoma" w:cs="Tahoma"/>
+          <w:sz w:val="24"/>
+          <w:szCs w:val="24"/>
+        </w:rPr>
+      </w:pPr>
+      <w:r>
+        <w:rPr>
+          <w:rFonts w:hint="default" w:ascii="Tahoma" w:hAnsi="Tahoma" w:cs="Tahoma"/>
+          <w:sz w:val="24"/>
+          <w:szCs w:val="24"/>
+        </w:rPr>
+        <w:t>​</w:t>
+      </w:r>
+      <w:r>
+        <w:rPr>
+          <w:rFonts w:hint="default" w:ascii="Tahoma" w:hAnsi="Tahoma" w:cs="Tahoma"/>
+          <w:b/>
+          <w:bCs/>
+          <w:sz w:val="24"/>
+          <w:szCs w:val="24"/>
+        </w:rPr>
+        <w:t>Disadvantage 2:</w:t>
+      </w:r>
+      <w:r>
+        <w:rPr>
+          <w:rFonts w:hint="default" w:ascii="Tahoma" w:hAnsi="Tahoma" w:cs="Tahoma"/>
+          <w:sz w:val="24"/>
+          <w:szCs w:val="24"/>
+        </w:rPr>
+        <w:t> The final, total budget and exact delivery date for all features can be difficult to fix upfront due to the flexible nature of requirements.</w:t>
+      </w:r>
+    </w:p>
+    <w:p>
+      <w:pPr>
+        <w:bidi w:val="0"/>
+        <w:rPr>
+          <w:rFonts w:hint="default" w:ascii="Tahoma" w:hAnsi="Tahoma" w:cs="Tahoma"/>
+          <w:sz w:val="24"/>
+          <w:szCs w:val="24"/>
+        </w:rPr>
+      </w:pPr>
+      <w:r>
+        <w:rPr>
+          <w:rFonts w:hint="default" w:ascii="Tahoma" w:hAnsi="Tahoma" w:cs="Tahoma"/>
+          <w:sz w:val="24"/>
+          <w:szCs w:val="24"/>
+        </w:rPr>
+        <w:t>​</w:t>
+      </w:r>
+      <w:r>
+        <w:rPr>
+          <w:rStyle w:val="17"/>
+          <w:rFonts w:hint="default" w:ascii="Tahoma" w:hAnsi="Tahoma" w:cs="Tahoma"/>
+        </w:rPr>
+        <w:t>B. Waterfall - Alternative Model:</w:t>
+      </w:r>
+    </w:p>
+    <w:p>
+      <w:pPr>
+        <w:bidi w:val="0"/>
+        <w:rPr>
+          <w:rFonts w:hint="default" w:ascii="Tahoma" w:hAnsi="Tahoma" w:cs="Tahoma"/>
+          <w:sz w:val="24"/>
+          <w:szCs w:val="24"/>
+        </w:rPr>
+      </w:pPr>
+      <w:r>
+        <w:rPr>
+          <w:rFonts w:hint="default" w:ascii="Tahoma" w:hAnsi="Tahoma" w:cs="Tahoma"/>
+          <w:sz w:val="24"/>
+          <w:szCs w:val="24"/>
+        </w:rPr>
+        <w:t>​</w:t>
+      </w:r>
+      <w:r>
+        <w:rPr>
+          <w:rFonts w:hint="default" w:ascii="Tahoma" w:hAnsi="Tahoma" w:cs="Tahoma"/>
+          <w:b/>
+          <w:bCs/>
+          <w:sz w:val="24"/>
+          <w:szCs w:val="24"/>
+        </w:rPr>
+        <w:t>Advantage 1</w:t>
+      </w:r>
+      <w:r>
+        <w:rPr>
+          <w:rFonts w:hint="default" w:ascii="Tahoma" w:hAnsi="Tahoma" w:cs="Tahoma"/>
+          <w:sz w:val="24"/>
+          <w:szCs w:val="24"/>
+        </w:rPr>
+        <w:t>: Highly documented from the beginning, which aligns well with the formal and administrative nature of a &lt;Tên tổ chức - VD: University&gt;.</w:t>
+      </w:r>
+    </w:p>
+    <w:p>
+      <w:pPr>
+        <w:bidi w:val="0"/>
+        <w:rPr>
+          <w:rFonts w:hint="default" w:ascii="Tahoma" w:hAnsi="Tahoma" w:cs="Tahoma"/>
+          <w:sz w:val="24"/>
+          <w:szCs w:val="24"/>
+        </w:rPr>
+      </w:pPr>
+      <w:r>
+        <w:rPr>
+          <w:rFonts w:hint="default" w:ascii="Tahoma" w:hAnsi="Tahoma" w:cs="Tahoma"/>
+          <w:sz w:val="24"/>
+          <w:szCs w:val="24"/>
+        </w:rPr>
+        <w:t>​</w:t>
+      </w:r>
+      <w:r>
+        <w:rPr>
+          <w:rFonts w:hint="default" w:ascii="Tahoma" w:hAnsi="Tahoma" w:cs="Tahoma"/>
+          <w:b/>
+          <w:bCs/>
+          <w:sz w:val="24"/>
+          <w:szCs w:val="24"/>
+        </w:rPr>
+        <w:t>Advantage 2</w:t>
+      </w:r>
+      <w:r>
+        <w:rPr>
+          <w:rFonts w:hint="default" w:ascii="Tahoma" w:hAnsi="Tahoma" w:cs="Tahoma"/>
+          <w:sz w:val="24"/>
+          <w:szCs w:val="24"/>
+        </w:rPr>
+        <w:t>: Provides a clear, fixed upfront timeline and budget for the entire &lt;Điền tên hệ thống&gt; before any coding begins.</w:t>
+      </w:r>
+    </w:p>
+    <w:p>
+      <w:pPr>
+        <w:bidi w:val="0"/>
+        <w:rPr>
+          <w:rFonts w:hint="default" w:ascii="Tahoma" w:hAnsi="Tahoma" w:cs="Tahoma"/>
+          <w:sz w:val="24"/>
+          <w:szCs w:val="24"/>
+        </w:rPr>
+      </w:pPr>
+      <w:r>
+        <w:rPr>
+          <w:rFonts w:hint="default" w:ascii="Tahoma" w:hAnsi="Tahoma" w:cs="Tahoma"/>
+          <w:sz w:val="24"/>
+          <w:szCs w:val="24"/>
+        </w:rPr>
+        <w:t>​</w:t>
+      </w:r>
+      <w:r>
+        <w:rPr>
+          <w:rFonts w:hint="default" w:ascii="Tahoma" w:hAnsi="Tahoma" w:cs="Tahoma"/>
+          <w:b/>
+          <w:bCs/>
+          <w:sz w:val="24"/>
+          <w:szCs w:val="24"/>
+        </w:rPr>
+        <w:t>Disadvantage 1:</w:t>
+      </w:r>
+      <w:r>
+        <w:rPr>
+          <w:rFonts w:hint="default" w:ascii="Tahoma" w:hAnsi="Tahoma" w:cs="Tahoma"/>
+          <w:sz w:val="24"/>
+          <w:szCs w:val="24"/>
+        </w:rPr>
+        <w:t> High "Big Bang" integration risk at the end; if the system fails the load test of &lt;Nhắc lại rủi ro chịu tải - VD: 1,000 concurrent users&gt;, it is too late and too costly to rebuild the architecture.</w:t>
+      </w:r>
+    </w:p>
+    <w:p>
+      <w:pPr>
+        <w:bidi w:val="0"/>
+        <w:rPr>
+          <w:rFonts w:hint="default" w:ascii="Tahoma" w:hAnsi="Tahoma" w:cs="Tahoma"/>
+          <w:sz w:val="24"/>
+          <w:szCs w:val="24"/>
+        </w:rPr>
+      </w:pPr>
+      <w:r>
+        <w:rPr>
+          <w:rFonts w:hint="default" w:ascii="Tahoma" w:hAnsi="Tahoma" w:cs="Tahoma"/>
+          <w:sz w:val="24"/>
+          <w:szCs w:val="24"/>
+        </w:rPr>
+        <w:t>​</w:t>
+      </w:r>
+      <w:r>
+        <w:rPr>
+          <w:rFonts w:hint="default" w:ascii="Tahoma" w:hAnsi="Tahoma" w:cs="Tahoma"/>
+          <w:b/>
+          <w:bCs/>
+          <w:sz w:val="24"/>
+          <w:szCs w:val="24"/>
+        </w:rPr>
+        <w:t>Disadvantage 2</w:t>
+      </w:r>
+      <w:r>
+        <w:rPr>
+          <w:rFonts w:hint="default" w:ascii="Tahoma" w:hAnsi="Tahoma" w:cs="Tahoma"/>
+          <w:sz w:val="24"/>
+          <w:szCs w:val="24"/>
+        </w:rPr>
+        <w:t>: No early working software is available for &lt;Nhắc lại 1 nhóm user - VD: Lecturers&gt; to test, leading to a high risk of</w:t>
+      </w:r>
+      <w:bookmarkStart w:id="0" w:name="_GoBack"/>
+      <w:bookmarkEnd w:id="0"/>
+      <w:r>
+        <w:rPr>
+          <w:rFonts w:hint="default" w:ascii="Tahoma" w:hAnsi="Tahoma" w:cs="Tahoma"/>
+          <w:sz w:val="24"/>
+          <w:szCs w:val="24"/>
+        </w:rPr>
+        <w:t xml:space="preserve"> poor usability upon final release.</w:t>
+      </w:r>
+    </w:p>
+    <w:p>
+      <w:pPr>
+        <w:rPr>
+          <w:rFonts w:hint="default" w:ascii="Tahoma" w:hAnsi="Tahoma" w:cs="Tahoma"/>
+        </w:rPr>
+      </w:pPr>
+    </w:p>
+    <w:p>
+      <w:pPr>
+        <w:pStyle w:val="3"/>
+        <w:rPr>
+          <w:rFonts w:hint="default" w:ascii="Tahoma" w:hAnsi="Tahoma" w:cs="Tahoma"/>
+        </w:rPr>
+      </w:pPr>
+      <w:r>
+        <w:rPr>
+          <w:rFonts w:hint="default" w:ascii="Tahoma" w:hAnsi="Tahoma" w:cs="Tahoma"/>
+        </w:rPr>
+        <w:t>Question 2. UC Modeling (15%)</w:t>
       </w:r>
     </w:p>
     <w:p>
       <w:pPr>
         <w:ind w:left="360"/>
         <w:rPr>
-          <w:rFonts w:ascii="Arial" w:hAnsi="Arial" w:cs="Arial"/>
-        </w:rPr>
-      </w:pPr>
-      <w:r>
-        <w:rPr>
-          <w:rFonts w:ascii="Arial" w:hAnsi="Arial" w:cs="Arial"/>
+          <w:rFonts w:hint="default" w:ascii="Tahoma" w:hAnsi="Tahoma" w:cs="Tahoma"/>
+        </w:rPr>
+      </w:pPr>
+      <w:r>
+        <w:rPr>
+          <w:rFonts w:hint="default" w:ascii="Tahoma" w:hAnsi="Tahoma" w:cs="Tahoma"/>
           <w:highlight w:val="yellow"/>
         </w:rPr>
         <w:t>&lt;Student write the answer here&gt;</w:t>
@@ -593,34 +1512,34 @@
       <w:pPr>
         <w:ind w:left="360"/>
         <w:rPr>
-          <w:rFonts w:ascii="Arial" w:hAnsi="Arial" w:cs="Arial"/>
-        </w:rPr>
-      </w:pPr>
-    </w:p>
-    <w:p>
-      <w:pPr>
-        <w:pStyle w:val="Heading2"/>
-      </w:pPr>
-      <w:r>
-        <w:t xml:space="preserve">Question </w:t>
-      </w:r>
-      <w:r>
-        <w:t xml:space="preserve">3. </w:t>
-      </w:r>
-      <w:r>
-        <w:t>UC Specification (15%)</w:t>
+          <w:rFonts w:hint="default" w:ascii="Tahoma" w:hAnsi="Tahoma" w:cs="Tahoma"/>
+        </w:rPr>
+      </w:pPr>
+    </w:p>
+    <w:p>
+      <w:pPr>
+        <w:pStyle w:val="3"/>
+        <w:rPr>
+          <w:rFonts w:hint="default" w:ascii="Tahoma" w:hAnsi="Tahoma" w:cs="Tahoma"/>
+        </w:rPr>
+      </w:pPr>
+      <w:r>
+        <w:rPr>
+          <w:rFonts w:hint="default" w:ascii="Tahoma" w:hAnsi="Tahoma" w:cs="Tahoma"/>
+        </w:rPr>
+        <w:t>Question 3. UC Specification (15%)</w:t>
       </w:r>
     </w:p>
     <w:p>
       <w:pPr>
         <w:ind w:left="360"/>
         <w:rPr>
-          <w:rFonts w:ascii="Arial" w:hAnsi="Arial" w:cs="Arial"/>
-        </w:rPr>
-      </w:pPr>
-      <w:r>
-        <w:rPr>
-          <w:rFonts w:ascii="Arial" w:hAnsi="Arial" w:cs="Arial"/>
+          <w:rFonts w:hint="default" w:ascii="Tahoma" w:hAnsi="Tahoma" w:cs="Tahoma"/>
+        </w:rPr>
+      </w:pPr>
+      <w:r>
+        <w:rPr>
+          <w:rFonts w:hint="default" w:ascii="Tahoma" w:hAnsi="Tahoma" w:cs="Tahoma"/>
           <w:highlight w:val="yellow"/>
         </w:rPr>
         <w:t>&lt;Student write the answer here&gt;</w:t>
@@ -628,35 +1547,55 @@
     </w:p>
     <w:tbl>
       <w:tblPr>
+        <w:tblStyle w:val="7"/>
         <w:tblW w:w="9360" w:type="dxa"/>
+        <w:tblInd w:w="0" w:type="dxa"/>
         <w:tblBorders>
-          <w:top w:val="single" w:sz="4" w:space="0" w:color="auto"/>
-          <w:left w:val="single" w:sz="4" w:space="0" w:color="auto"/>
-          <w:bottom w:val="single" w:sz="4" w:space="0" w:color="auto"/>
-          <w:right w:val="single" w:sz="4" w:space="0" w:color="auto"/>
-          <w:insideH w:val="single" w:sz="4" w:space="0" w:color="auto"/>
-          <w:insideV w:val="single" w:sz="4" w:space="0" w:color="auto"/>
+          <w:top w:val="single" w:color="auto" w:sz="4" w:space="0"/>
+          <w:left w:val="single" w:color="auto" w:sz="4" w:space="0"/>
+          <w:bottom w:val="single" w:color="auto" w:sz="4" w:space="0"/>
+          <w:right w:val="single" w:color="auto" w:sz="4" w:space="0"/>
+          <w:insideH w:val="single" w:color="auto" w:sz="4" w:space="0"/>
+          <w:insideV w:val="single" w:color="auto" w:sz="4" w:space="0"/>
         </w:tblBorders>
+        <w:tblLayout w:type="autofit"/>
         <w:tblCellMar>
+          <w:top w:w="0" w:type="dxa"/>
           <w:left w:w="10" w:type="dxa"/>
+          <w:bottom w:w="0" w:type="dxa"/>
           <w:right w:w="10" w:type="dxa"/>
         </w:tblCellMar>
-        <w:tblLook w:val="04A0" w:firstRow="1" w:lastRow="0" w:firstColumn="1" w:lastColumn="0" w:noHBand="0" w:noVBand="1"/>
       </w:tblPr>
       <w:tblGrid>
         <w:gridCol w:w="2600"/>
         <w:gridCol w:w="6760"/>
       </w:tblGrid>
       <w:tr>
+        <w:tblPrEx>
+          <w:tblBorders>
+            <w:top w:val="single" w:color="auto" w:sz="4" w:space="0"/>
+            <w:left w:val="single" w:color="auto" w:sz="4" w:space="0"/>
+            <w:bottom w:val="single" w:color="auto" w:sz="4" w:space="0"/>
+            <w:right w:val="single" w:color="auto" w:sz="4" w:space="0"/>
+            <w:insideH w:val="single" w:color="auto" w:sz="4" w:space="0"/>
+            <w:insideV w:val="single" w:color="auto" w:sz="4" w:space="0"/>
+          </w:tblBorders>
+          <w:tblCellMar>
+            <w:top w:w="0" w:type="dxa"/>
+            <w:left w:w="10" w:type="dxa"/>
+            <w:bottom w:w="0" w:type="dxa"/>
+            <w:right w:w="10" w:type="dxa"/>
+          </w:tblCellMar>
+        </w:tblPrEx>
         <w:tc>
           <w:tcPr>
             <w:tcW w:w="0" w:type="auto"/>
             <w:gridSpan w:val="2"/>
             <w:tcBorders>
-              <w:top w:val="single" w:sz="4" w:space="0" w:color="1A6B3C"/>
-              <w:left w:val="single" w:sz="4" w:space="0" w:color="1A6B3C"/>
-              <w:bottom w:val="single" w:sz="4" w:space="0" w:color="1A6B3C"/>
-              <w:right w:val="single" w:sz="4" w:space="0" w:color="1A6B3C"/>
+              <w:top w:val="single" w:color="1A6B3C" w:sz="4" w:space="0"/>
+              <w:left w:val="single" w:color="1A6B3C" w:sz="4" w:space="0"/>
+              <w:bottom w:val="single" w:color="1A6B3C" w:sz="4" w:space="0"/>
+              <w:right w:val="single" w:color="1A6B3C" w:sz="4" w:space="0"/>
             </w:tcBorders>
             <w:shd w:val="clear" w:color="auto" w:fill="538135" w:themeFill="accent6" w:themeFillShade="BF"/>
             <w:tcMar>
@@ -669,9 +1608,13 @@
           <w:p>
             <w:pPr>
               <w:jc w:val="center"/>
+              <w:rPr>
+                <w:rFonts w:hint="default" w:ascii="Tahoma" w:hAnsi="Tahoma" w:cs="Tahoma"/>
+              </w:rPr>
             </w:pPr>
             <w:r>
               <w:rPr>
+                <w:rFonts w:hint="default" w:ascii="Tahoma" w:hAnsi="Tahoma" w:cs="Tahoma"/>
                 <w:b/>
                 <w:bCs/>
                 <w:color w:val="FFFFFF"/>
@@ -684,14 +1627,30 @@
         </w:tc>
       </w:tr>
       <w:tr>
+        <w:tblPrEx>
+          <w:tblBorders>
+            <w:top w:val="single" w:color="auto" w:sz="4" w:space="0"/>
+            <w:left w:val="single" w:color="auto" w:sz="4" w:space="0"/>
+            <w:bottom w:val="single" w:color="auto" w:sz="4" w:space="0"/>
+            <w:right w:val="single" w:color="auto" w:sz="4" w:space="0"/>
+            <w:insideH w:val="single" w:color="auto" w:sz="4" w:space="0"/>
+            <w:insideV w:val="single" w:color="auto" w:sz="4" w:space="0"/>
+          </w:tblBorders>
+          <w:tblCellMar>
+            <w:top w:w="0" w:type="dxa"/>
+            <w:left w:w="10" w:type="dxa"/>
+            <w:bottom w:w="0" w:type="dxa"/>
+            <w:right w:w="10" w:type="dxa"/>
+          </w:tblCellMar>
+        </w:tblPrEx>
         <w:tc>
           <w:tcPr>
             <w:tcW w:w="2600" w:type="dxa"/>
             <w:tcBorders>
-              <w:top w:val="single" w:sz="2" w:space="0" w:color="AAAAAA"/>
-              <w:left w:val="single" w:sz="2" w:space="0" w:color="AAAAAA"/>
-              <w:bottom w:val="single" w:sz="2" w:space="0" w:color="AAAAAA"/>
-              <w:right w:val="single" w:sz="2" w:space="0" w:color="AAAAAA"/>
+              <w:top w:val="single" w:color="AAAAAA" w:sz="2" w:space="0"/>
+              <w:left w:val="single" w:color="AAAAAA" w:sz="2" w:space="0"/>
+              <w:bottom w:val="single" w:color="AAAAAA" w:sz="2" w:space="0"/>
+              <w:right w:val="single" w:color="AAAAAA" w:sz="2" w:space="0"/>
             </w:tcBorders>
             <w:shd w:val="clear" w:color="auto" w:fill="EAF4EE"/>
             <w:tcMar>
@@ -705,14 +1664,14 @@
             <w:pPr>
               <w:spacing w:after="0"/>
               <w:rPr>
-                <w:rFonts w:ascii="Arial" w:hAnsi="Arial" w:cs="Arial"/>
+                <w:rFonts w:hint="default" w:ascii="Tahoma" w:hAnsi="Tahoma" w:cs="Tahoma"/>
                 <w:sz w:val="22"/>
                 <w:szCs w:val="22"/>
               </w:rPr>
             </w:pPr>
             <w:r>
               <w:rPr>
-                <w:rFonts w:ascii="Arial" w:hAnsi="Arial" w:cs="Arial"/>
+                <w:rFonts w:hint="default" w:ascii="Tahoma" w:hAnsi="Tahoma" w:cs="Tahoma"/>
                 <w:b/>
                 <w:bCs/>
                 <w:sz w:val="22"/>
@@ -726,10 +1685,10 @@
           <w:tcPr>
             <w:tcW w:w="6760" w:type="dxa"/>
             <w:tcBorders>
-              <w:top w:val="single" w:sz="2" w:space="0" w:color="AAAAAA"/>
-              <w:left w:val="single" w:sz="2" w:space="0" w:color="AAAAAA"/>
-              <w:bottom w:val="single" w:sz="2" w:space="0" w:color="AAAAAA"/>
-              <w:right w:val="single" w:sz="2" w:space="0" w:color="AAAAAA"/>
+              <w:top w:val="single" w:color="AAAAAA" w:sz="2" w:space="0"/>
+              <w:left w:val="single" w:color="AAAAAA" w:sz="2" w:space="0"/>
+              <w:bottom w:val="single" w:color="AAAAAA" w:sz="2" w:space="0"/>
+              <w:right w:val="single" w:color="AAAAAA" w:sz="2" w:space="0"/>
             </w:tcBorders>
             <w:shd w:val="clear" w:color="auto" w:fill="F9FFF9"/>
             <w:tcMar>
@@ -743,7 +1702,7 @@
             <w:pPr>
               <w:spacing w:after="0"/>
               <w:rPr>
-                <w:rFonts w:ascii="Arial" w:hAnsi="Arial" w:cs="Arial"/>
+                <w:rFonts w:hint="default" w:ascii="Tahoma" w:hAnsi="Tahoma" w:cs="Tahoma"/>
                 <w:sz w:val="22"/>
                 <w:szCs w:val="22"/>
               </w:rPr>
@@ -752,14 +1711,30 @@
         </w:tc>
       </w:tr>
       <w:tr>
+        <w:tblPrEx>
+          <w:tblBorders>
+            <w:top w:val="single" w:color="auto" w:sz="4" w:space="0"/>
+            <w:left w:val="single" w:color="auto" w:sz="4" w:space="0"/>
+            <w:bottom w:val="single" w:color="auto" w:sz="4" w:space="0"/>
+            <w:right w:val="single" w:color="auto" w:sz="4" w:space="0"/>
+            <w:insideH w:val="single" w:color="auto" w:sz="4" w:space="0"/>
+            <w:insideV w:val="single" w:color="auto" w:sz="4" w:space="0"/>
+          </w:tblBorders>
+          <w:tblCellMar>
+            <w:top w:w="0" w:type="dxa"/>
+            <w:left w:w="10" w:type="dxa"/>
+            <w:bottom w:w="0" w:type="dxa"/>
+            <w:right w:w="10" w:type="dxa"/>
+          </w:tblCellMar>
+        </w:tblPrEx>
         <w:tc>
           <w:tcPr>
             <w:tcW w:w="2600" w:type="dxa"/>
             <w:tcBorders>
-              <w:top w:val="single" w:sz="2" w:space="0" w:color="AAAAAA"/>
-              <w:left w:val="single" w:sz="2" w:space="0" w:color="AAAAAA"/>
-              <w:bottom w:val="single" w:sz="2" w:space="0" w:color="AAAAAA"/>
-              <w:right w:val="single" w:sz="2" w:space="0" w:color="AAAAAA"/>
+              <w:top w:val="single" w:color="AAAAAA" w:sz="2" w:space="0"/>
+              <w:left w:val="single" w:color="AAAAAA" w:sz="2" w:space="0"/>
+              <w:bottom w:val="single" w:color="AAAAAA" w:sz="2" w:space="0"/>
+              <w:right w:val="single" w:color="AAAAAA" w:sz="2" w:space="0"/>
             </w:tcBorders>
             <w:shd w:val="clear" w:color="auto" w:fill="EAF4EE"/>
             <w:tcMar>
@@ -773,14 +1748,14 @@
             <w:pPr>
               <w:spacing w:after="0"/>
               <w:rPr>
-                <w:rFonts w:ascii="Arial" w:hAnsi="Arial" w:cs="Arial"/>
+                <w:rFonts w:hint="default" w:ascii="Tahoma" w:hAnsi="Tahoma" w:cs="Tahoma"/>
                 <w:sz w:val="22"/>
                 <w:szCs w:val="22"/>
               </w:rPr>
             </w:pPr>
             <w:r>
               <w:rPr>
-                <w:rFonts w:ascii="Arial" w:hAnsi="Arial" w:cs="Arial"/>
+                <w:rFonts w:hint="default" w:ascii="Tahoma" w:hAnsi="Tahoma" w:cs="Tahoma"/>
                 <w:b/>
                 <w:bCs/>
                 <w:sz w:val="22"/>
@@ -794,10 +1769,10 @@
           <w:tcPr>
             <w:tcW w:w="6760" w:type="dxa"/>
             <w:tcBorders>
-              <w:top w:val="single" w:sz="2" w:space="0" w:color="AAAAAA"/>
-              <w:left w:val="single" w:sz="2" w:space="0" w:color="AAAAAA"/>
-              <w:bottom w:val="single" w:sz="2" w:space="0" w:color="AAAAAA"/>
-              <w:right w:val="single" w:sz="2" w:space="0" w:color="AAAAAA"/>
+              <w:top w:val="single" w:color="AAAAAA" w:sz="2" w:space="0"/>
+              <w:left w:val="single" w:color="AAAAAA" w:sz="2" w:space="0"/>
+              <w:bottom w:val="single" w:color="AAAAAA" w:sz="2" w:space="0"/>
+              <w:right w:val="single" w:color="AAAAAA" w:sz="2" w:space="0"/>
             </w:tcBorders>
             <w:shd w:val="clear" w:color="auto" w:fill="FFFFFF"/>
             <w:tcMar>
@@ -811,7 +1786,7 @@
             <w:pPr>
               <w:spacing w:after="0"/>
               <w:rPr>
-                <w:rFonts w:ascii="Arial" w:hAnsi="Arial" w:cs="Arial"/>
+                <w:rFonts w:hint="default" w:ascii="Tahoma" w:hAnsi="Tahoma" w:cs="Tahoma"/>
                 <w:sz w:val="22"/>
                 <w:szCs w:val="22"/>
               </w:rPr>
@@ -820,14 +1795,30 @@
         </w:tc>
       </w:tr>
       <w:tr>
+        <w:tblPrEx>
+          <w:tblBorders>
+            <w:top w:val="single" w:color="auto" w:sz="4" w:space="0"/>
+            <w:left w:val="single" w:color="auto" w:sz="4" w:space="0"/>
+            <w:bottom w:val="single" w:color="auto" w:sz="4" w:space="0"/>
+            <w:right w:val="single" w:color="auto" w:sz="4" w:space="0"/>
+            <w:insideH w:val="single" w:color="auto" w:sz="4" w:space="0"/>
+            <w:insideV w:val="single" w:color="auto" w:sz="4" w:space="0"/>
+          </w:tblBorders>
+          <w:tblCellMar>
+            <w:top w:w="0" w:type="dxa"/>
+            <w:left w:w="10" w:type="dxa"/>
+            <w:bottom w:w="0" w:type="dxa"/>
+            <w:right w:w="10" w:type="dxa"/>
+          </w:tblCellMar>
+        </w:tblPrEx>
         <w:tc>
           <w:tcPr>
             <w:tcW w:w="2600" w:type="dxa"/>
             <w:tcBorders>
-              <w:top w:val="single" w:sz="2" w:space="0" w:color="AAAAAA"/>
-              <w:left w:val="single" w:sz="2" w:space="0" w:color="AAAAAA"/>
-              <w:bottom w:val="single" w:sz="2" w:space="0" w:color="AAAAAA"/>
-              <w:right w:val="single" w:sz="2" w:space="0" w:color="AAAAAA"/>
+              <w:top w:val="single" w:color="AAAAAA" w:sz="2" w:space="0"/>
+              <w:left w:val="single" w:color="AAAAAA" w:sz="2" w:space="0"/>
+              <w:bottom w:val="single" w:color="AAAAAA" w:sz="2" w:space="0"/>
+              <w:right w:val="single" w:color="AAAAAA" w:sz="2" w:space="0"/>
             </w:tcBorders>
             <w:shd w:val="clear" w:color="auto" w:fill="EAF4EE"/>
             <w:tcMar>
@@ -841,14 +1832,14 @@
             <w:pPr>
               <w:spacing w:after="0"/>
               <w:rPr>
-                <w:rFonts w:ascii="Arial" w:hAnsi="Arial" w:cs="Arial"/>
+                <w:rFonts w:hint="default" w:ascii="Tahoma" w:hAnsi="Tahoma" w:cs="Tahoma"/>
                 <w:sz w:val="22"/>
                 <w:szCs w:val="22"/>
               </w:rPr>
             </w:pPr>
             <w:r>
               <w:rPr>
-                <w:rFonts w:ascii="Arial" w:hAnsi="Arial" w:cs="Arial"/>
+                <w:rFonts w:hint="default" w:ascii="Tahoma" w:hAnsi="Tahoma" w:cs="Tahoma"/>
                 <w:b/>
                 <w:bCs/>
                 <w:sz w:val="22"/>
@@ -862,10 +1853,10 @@
           <w:tcPr>
             <w:tcW w:w="6760" w:type="dxa"/>
             <w:tcBorders>
-              <w:top w:val="single" w:sz="2" w:space="0" w:color="AAAAAA"/>
-              <w:left w:val="single" w:sz="2" w:space="0" w:color="AAAAAA"/>
-              <w:bottom w:val="single" w:sz="2" w:space="0" w:color="AAAAAA"/>
-              <w:right w:val="single" w:sz="2" w:space="0" w:color="AAAAAA"/>
+              <w:top w:val="single" w:color="AAAAAA" w:sz="2" w:space="0"/>
+              <w:left w:val="single" w:color="AAAAAA" w:sz="2" w:space="0"/>
+              <w:bottom w:val="single" w:color="AAAAAA" w:sz="2" w:space="0"/>
+              <w:right w:val="single" w:color="AAAAAA" w:sz="2" w:space="0"/>
             </w:tcBorders>
             <w:shd w:val="clear" w:color="auto" w:fill="F9FFF9"/>
             <w:tcMar>
@@ -879,7 +1870,7 @@
             <w:pPr>
               <w:spacing w:after="0"/>
               <w:rPr>
-                <w:rFonts w:ascii="Arial" w:hAnsi="Arial" w:cs="Arial"/>
+                <w:rFonts w:hint="default" w:ascii="Tahoma" w:hAnsi="Tahoma" w:cs="Tahoma"/>
                 <w:sz w:val="22"/>
                 <w:szCs w:val="22"/>
               </w:rPr>
@@ -888,14 +1879,30 @@
         </w:tc>
       </w:tr>
       <w:tr>
+        <w:tblPrEx>
+          <w:tblBorders>
+            <w:top w:val="single" w:color="auto" w:sz="4" w:space="0"/>
+            <w:left w:val="single" w:color="auto" w:sz="4" w:space="0"/>
+            <w:bottom w:val="single" w:color="auto" w:sz="4" w:space="0"/>
+            <w:right w:val="single" w:color="auto" w:sz="4" w:space="0"/>
+            <w:insideH w:val="single" w:color="auto" w:sz="4" w:space="0"/>
+            <w:insideV w:val="single" w:color="auto" w:sz="4" w:space="0"/>
+          </w:tblBorders>
+          <w:tblCellMar>
+            <w:top w:w="0" w:type="dxa"/>
+            <w:left w:w="10" w:type="dxa"/>
+            <w:bottom w:w="0" w:type="dxa"/>
+            <w:right w:w="10" w:type="dxa"/>
+          </w:tblCellMar>
+        </w:tblPrEx>
         <w:tc>
           <w:tcPr>
             <w:tcW w:w="2600" w:type="dxa"/>
             <w:tcBorders>
-              <w:top w:val="single" w:sz="2" w:space="0" w:color="AAAAAA"/>
-              <w:left w:val="single" w:sz="2" w:space="0" w:color="AAAAAA"/>
-              <w:bottom w:val="single" w:sz="2" w:space="0" w:color="AAAAAA"/>
-              <w:right w:val="single" w:sz="2" w:space="0" w:color="AAAAAA"/>
+              <w:top w:val="single" w:color="AAAAAA" w:sz="2" w:space="0"/>
+              <w:left w:val="single" w:color="AAAAAA" w:sz="2" w:space="0"/>
+              <w:bottom w:val="single" w:color="AAAAAA" w:sz="2" w:space="0"/>
+              <w:right w:val="single" w:color="AAAAAA" w:sz="2" w:space="0"/>
             </w:tcBorders>
             <w:shd w:val="clear" w:color="auto" w:fill="EAF4EE"/>
             <w:tcMar>
@@ -909,14 +1916,14 @@
             <w:pPr>
               <w:spacing w:after="0"/>
               <w:rPr>
-                <w:rFonts w:ascii="Arial" w:hAnsi="Arial" w:cs="Arial"/>
+                <w:rFonts w:hint="default" w:ascii="Tahoma" w:hAnsi="Tahoma" w:cs="Tahoma"/>
                 <w:sz w:val="22"/>
                 <w:szCs w:val="22"/>
               </w:rPr>
             </w:pPr>
             <w:r>
               <w:rPr>
-                <w:rFonts w:ascii="Arial" w:hAnsi="Arial" w:cs="Arial"/>
+                <w:rFonts w:hint="default" w:ascii="Tahoma" w:hAnsi="Tahoma" w:cs="Tahoma"/>
                 <w:b/>
                 <w:bCs/>
                 <w:sz w:val="22"/>
@@ -930,10 +1937,10 @@
           <w:tcPr>
             <w:tcW w:w="6760" w:type="dxa"/>
             <w:tcBorders>
-              <w:top w:val="single" w:sz="2" w:space="0" w:color="AAAAAA"/>
-              <w:left w:val="single" w:sz="2" w:space="0" w:color="AAAAAA"/>
-              <w:bottom w:val="single" w:sz="2" w:space="0" w:color="AAAAAA"/>
-              <w:right w:val="single" w:sz="2" w:space="0" w:color="AAAAAA"/>
+              <w:top w:val="single" w:color="AAAAAA" w:sz="2" w:space="0"/>
+              <w:left w:val="single" w:color="AAAAAA" w:sz="2" w:space="0"/>
+              <w:bottom w:val="single" w:color="AAAAAA" w:sz="2" w:space="0"/>
+              <w:right w:val="single" w:color="AAAAAA" w:sz="2" w:space="0"/>
             </w:tcBorders>
             <w:shd w:val="clear" w:color="auto" w:fill="FFFFFF"/>
             <w:tcMar>
@@ -947,7 +1954,7 @@
             <w:pPr>
               <w:spacing w:after="0"/>
               <w:rPr>
-                <w:rFonts w:ascii="Arial" w:hAnsi="Arial" w:cs="Arial"/>
+                <w:rFonts w:hint="default" w:ascii="Tahoma" w:hAnsi="Tahoma" w:cs="Tahoma"/>
                 <w:sz w:val="22"/>
                 <w:szCs w:val="22"/>
               </w:rPr>
@@ -956,14 +1963,30 @@
         </w:tc>
       </w:tr>
       <w:tr>
+        <w:tblPrEx>
+          <w:tblBorders>
+            <w:top w:val="single" w:color="auto" w:sz="4" w:space="0"/>
+            <w:left w:val="single" w:color="auto" w:sz="4" w:space="0"/>
+            <w:bottom w:val="single" w:color="auto" w:sz="4" w:space="0"/>
+            <w:right w:val="single" w:color="auto" w:sz="4" w:space="0"/>
+            <w:insideH w:val="single" w:color="auto" w:sz="4" w:space="0"/>
+            <w:insideV w:val="single" w:color="auto" w:sz="4" w:space="0"/>
+          </w:tblBorders>
+          <w:tblCellMar>
+            <w:top w:w="0" w:type="dxa"/>
+            <w:left w:w="10" w:type="dxa"/>
+            <w:bottom w:w="0" w:type="dxa"/>
+            <w:right w:w="10" w:type="dxa"/>
+          </w:tblCellMar>
+        </w:tblPrEx>
         <w:tc>
           <w:tcPr>
             <w:tcW w:w="2600" w:type="dxa"/>
             <w:tcBorders>
-              <w:top w:val="single" w:sz="2" w:space="0" w:color="AAAAAA"/>
-              <w:left w:val="single" w:sz="2" w:space="0" w:color="AAAAAA"/>
-              <w:bottom w:val="single" w:sz="2" w:space="0" w:color="AAAAAA"/>
-              <w:right w:val="single" w:sz="2" w:space="0" w:color="AAAAAA"/>
+              <w:top w:val="single" w:color="AAAAAA" w:sz="2" w:space="0"/>
+              <w:left w:val="single" w:color="AAAAAA" w:sz="2" w:space="0"/>
+              <w:bottom w:val="single" w:color="AAAAAA" w:sz="2" w:space="0"/>
+              <w:right w:val="single" w:color="AAAAAA" w:sz="2" w:space="0"/>
             </w:tcBorders>
             <w:shd w:val="clear" w:color="auto" w:fill="EAF4EE"/>
             <w:tcMar>
@@ -977,14 +2000,14 @@
             <w:pPr>
               <w:spacing w:after="0"/>
               <w:rPr>
-                <w:rFonts w:ascii="Arial" w:hAnsi="Arial" w:cs="Arial"/>
+                <w:rFonts w:hint="default" w:ascii="Tahoma" w:hAnsi="Tahoma" w:cs="Tahoma"/>
                 <w:sz w:val="22"/>
                 <w:szCs w:val="22"/>
               </w:rPr>
             </w:pPr>
             <w:r>
               <w:rPr>
-                <w:rFonts w:ascii="Arial" w:hAnsi="Arial" w:cs="Arial"/>
+                <w:rFonts w:hint="default" w:ascii="Tahoma" w:hAnsi="Tahoma" w:cs="Tahoma"/>
                 <w:b/>
                 <w:bCs/>
                 <w:sz w:val="22"/>
@@ -998,10 +2021,10 @@
           <w:tcPr>
             <w:tcW w:w="6760" w:type="dxa"/>
             <w:tcBorders>
-              <w:top w:val="single" w:sz="2" w:space="0" w:color="AAAAAA"/>
-              <w:left w:val="single" w:sz="2" w:space="0" w:color="AAAAAA"/>
-              <w:bottom w:val="single" w:sz="2" w:space="0" w:color="AAAAAA"/>
-              <w:right w:val="single" w:sz="2" w:space="0" w:color="AAAAAA"/>
+              <w:top w:val="single" w:color="AAAAAA" w:sz="2" w:space="0"/>
+              <w:left w:val="single" w:color="AAAAAA" w:sz="2" w:space="0"/>
+              <w:bottom w:val="single" w:color="AAAAAA" w:sz="2" w:space="0"/>
+              <w:right w:val="single" w:color="AAAAAA" w:sz="2" w:space="0"/>
             </w:tcBorders>
             <w:shd w:val="clear" w:color="auto" w:fill="F9FFF9"/>
             <w:tcMar>
@@ -1015,7 +2038,7 @@
             <w:pPr>
               <w:spacing w:after="0"/>
               <w:rPr>
-                <w:rFonts w:ascii="Arial" w:hAnsi="Arial" w:cs="Arial"/>
+                <w:rFonts w:hint="default" w:ascii="Tahoma" w:hAnsi="Tahoma" w:cs="Tahoma"/>
                 <w:sz w:val="22"/>
                 <w:szCs w:val="22"/>
               </w:rPr>
@@ -1024,14 +2047,30 @@
         </w:tc>
       </w:tr>
       <w:tr>
+        <w:tblPrEx>
+          <w:tblBorders>
+            <w:top w:val="single" w:color="auto" w:sz="4" w:space="0"/>
+            <w:left w:val="single" w:color="auto" w:sz="4" w:space="0"/>
+            <w:bottom w:val="single" w:color="auto" w:sz="4" w:space="0"/>
+            <w:right w:val="single" w:color="auto" w:sz="4" w:space="0"/>
+            <w:insideH w:val="single" w:color="auto" w:sz="4" w:space="0"/>
+            <w:insideV w:val="single" w:color="auto" w:sz="4" w:space="0"/>
+          </w:tblBorders>
+          <w:tblCellMar>
+            <w:top w:w="0" w:type="dxa"/>
+            <w:left w:w="10" w:type="dxa"/>
+            <w:bottom w:w="0" w:type="dxa"/>
+            <w:right w:w="10" w:type="dxa"/>
+          </w:tblCellMar>
+        </w:tblPrEx>
         <w:tc>
           <w:tcPr>
             <w:tcW w:w="2600" w:type="dxa"/>
             <w:tcBorders>
-              <w:top w:val="single" w:sz="2" w:space="0" w:color="AAAAAA"/>
-              <w:left w:val="single" w:sz="2" w:space="0" w:color="AAAAAA"/>
-              <w:bottom w:val="single" w:sz="2" w:space="0" w:color="AAAAAA"/>
-              <w:right w:val="single" w:sz="2" w:space="0" w:color="AAAAAA"/>
+              <w:top w:val="single" w:color="AAAAAA" w:sz="2" w:space="0"/>
+              <w:left w:val="single" w:color="AAAAAA" w:sz="2" w:space="0"/>
+              <w:bottom w:val="single" w:color="AAAAAA" w:sz="2" w:space="0"/>
+              <w:right w:val="single" w:color="AAAAAA" w:sz="2" w:space="0"/>
             </w:tcBorders>
             <w:shd w:val="clear" w:color="auto" w:fill="EAF4EE"/>
             <w:tcMar>
@@ -1045,14 +2084,14 @@
             <w:pPr>
               <w:spacing w:after="0"/>
               <w:rPr>
-                <w:rFonts w:ascii="Arial" w:hAnsi="Arial" w:cs="Arial"/>
+                <w:rFonts w:hint="default" w:ascii="Tahoma" w:hAnsi="Tahoma" w:cs="Tahoma"/>
                 <w:sz w:val="22"/>
                 <w:szCs w:val="22"/>
               </w:rPr>
             </w:pPr>
             <w:r>
               <w:rPr>
-                <w:rFonts w:ascii="Arial" w:hAnsi="Arial" w:cs="Arial"/>
+                <w:rFonts w:hint="default" w:ascii="Tahoma" w:hAnsi="Tahoma" w:cs="Tahoma"/>
                 <w:b/>
                 <w:bCs/>
                 <w:sz w:val="22"/>
@@ -1066,10 +2105,10 @@
           <w:tcPr>
             <w:tcW w:w="6760" w:type="dxa"/>
             <w:tcBorders>
-              <w:top w:val="single" w:sz="2" w:space="0" w:color="AAAAAA"/>
-              <w:left w:val="single" w:sz="2" w:space="0" w:color="AAAAAA"/>
-              <w:bottom w:val="single" w:sz="2" w:space="0" w:color="AAAAAA"/>
-              <w:right w:val="single" w:sz="2" w:space="0" w:color="AAAAAA"/>
+              <w:top w:val="single" w:color="AAAAAA" w:sz="2" w:space="0"/>
+              <w:left w:val="single" w:color="AAAAAA" w:sz="2" w:space="0"/>
+              <w:bottom w:val="single" w:color="AAAAAA" w:sz="2" w:space="0"/>
+              <w:right w:val="single" w:color="AAAAAA" w:sz="2" w:space="0"/>
             </w:tcBorders>
             <w:shd w:val="clear" w:color="auto" w:fill="FFFFFF"/>
             <w:tcMar>
@@ -1083,7 +2122,7 @@
             <w:pPr>
               <w:spacing w:after="0"/>
               <w:rPr>
-                <w:rFonts w:ascii="Arial" w:hAnsi="Arial" w:cs="Arial"/>
+                <w:rFonts w:hint="default" w:ascii="Tahoma" w:hAnsi="Tahoma" w:cs="Tahoma"/>
                 <w:sz w:val="22"/>
                 <w:szCs w:val="22"/>
               </w:rPr>
@@ -1092,14 +2131,30 @@
         </w:tc>
       </w:tr>
       <w:tr>
+        <w:tblPrEx>
+          <w:tblBorders>
+            <w:top w:val="single" w:color="auto" w:sz="4" w:space="0"/>
+            <w:left w:val="single" w:color="auto" w:sz="4" w:space="0"/>
+            <w:bottom w:val="single" w:color="auto" w:sz="4" w:space="0"/>
+            <w:right w:val="single" w:color="auto" w:sz="4" w:space="0"/>
+            <w:insideH w:val="single" w:color="auto" w:sz="4" w:space="0"/>
+            <w:insideV w:val="single" w:color="auto" w:sz="4" w:space="0"/>
+          </w:tblBorders>
+          <w:tblCellMar>
+            <w:top w:w="0" w:type="dxa"/>
+            <w:left w:w="10" w:type="dxa"/>
+            <w:bottom w:w="0" w:type="dxa"/>
+            <w:right w:w="10" w:type="dxa"/>
+          </w:tblCellMar>
+        </w:tblPrEx>
         <w:tc>
           <w:tcPr>
             <w:tcW w:w="2600" w:type="dxa"/>
             <w:tcBorders>
-              <w:top w:val="single" w:sz="2" w:space="0" w:color="AAAAAA"/>
-              <w:left w:val="single" w:sz="2" w:space="0" w:color="AAAAAA"/>
-              <w:bottom w:val="single" w:sz="2" w:space="0" w:color="AAAAAA"/>
-              <w:right w:val="single" w:sz="2" w:space="0" w:color="AAAAAA"/>
+              <w:top w:val="single" w:color="AAAAAA" w:sz="2" w:space="0"/>
+              <w:left w:val="single" w:color="AAAAAA" w:sz="2" w:space="0"/>
+              <w:bottom w:val="single" w:color="AAAAAA" w:sz="2" w:space="0"/>
+              <w:right w:val="single" w:color="AAAAAA" w:sz="2" w:space="0"/>
             </w:tcBorders>
             <w:shd w:val="clear" w:color="auto" w:fill="EAF4EE"/>
             <w:tcMar>
@@ -1113,14 +2168,14 @@
             <w:pPr>
               <w:spacing w:after="0"/>
               <w:rPr>
-                <w:rFonts w:ascii="Arial" w:hAnsi="Arial" w:cs="Arial"/>
+                <w:rFonts w:hint="default" w:ascii="Tahoma" w:hAnsi="Tahoma" w:cs="Tahoma"/>
                 <w:sz w:val="22"/>
                 <w:szCs w:val="22"/>
               </w:rPr>
             </w:pPr>
             <w:r>
               <w:rPr>
-                <w:rFonts w:ascii="Arial" w:hAnsi="Arial" w:cs="Arial"/>
+                <w:rFonts w:hint="default" w:ascii="Tahoma" w:hAnsi="Tahoma" w:cs="Tahoma"/>
                 <w:b/>
                 <w:bCs/>
                 <w:sz w:val="22"/>
@@ -1134,10 +2189,10 @@
           <w:tcPr>
             <w:tcW w:w="6760" w:type="dxa"/>
             <w:tcBorders>
-              <w:top w:val="single" w:sz="2" w:space="0" w:color="AAAAAA"/>
-              <w:left w:val="single" w:sz="2" w:space="0" w:color="AAAAAA"/>
-              <w:bottom w:val="single" w:sz="2" w:space="0" w:color="AAAAAA"/>
-              <w:right w:val="single" w:sz="2" w:space="0" w:color="AAAAAA"/>
+              <w:top w:val="single" w:color="AAAAAA" w:sz="2" w:space="0"/>
+              <w:left w:val="single" w:color="AAAAAA" w:sz="2" w:space="0"/>
+              <w:bottom w:val="single" w:color="AAAAAA" w:sz="2" w:space="0"/>
+              <w:right w:val="single" w:color="AAAAAA" w:sz="2" w:space="0"/>
             </w:tcBorders>
             <w:shd w:val="clear" w:color="auto" w:fill="F9FFF9"/>
             <w:tcMar>
@@ -1151,7 +2206,7 @@
             <w:pPr>
               <w:spacing w:after="0"/>
               <w:rPr>
-                <w:rFonts w:ascii="Arial" w:hAnsi="Arial" w:cs="Arial"/>
+                <w:rFonts w:hint="default" w:ascii="Tahoma" w:hAnsi="Tahoma" w:cs="Tahoma"/>
                 <w:sz w:val="22"/>
                 <w:szCs w:val="22"/>
               </w:rPr>
@@ -1160,14 +2215,30 @@
         </w:tc>
       </w:tr>
       <w:tr>
+        <w:tblPrEx>
+          <w:tblBorders>
+            <w:top w:val="single" w:color="auto" w:sz="4" w:space="0"/>
+            <w:left w:val="single" w:color="auto" w:sz="4" w:space="0"/>
+            <w:bottom w:val="single" w:color="auto" w:sz="4" w:space="0"/>
+            <w:right w:val="single" w:color="auto" w:sz="4" w:space="0"/>
+            <w:insideH w:val="single" w:color="auto" w:sz="4" w:space="0"/>
+            <w:insideV w:val="single" w:color="auto" w:sz="4" w:space="0"/>
+          </w:tblBorders>
+          <w:tblCellMar>
+            <w:top w:w="0" w:type="dxa"/>
+            <w:left w:w="10" w:type="dxa"/>
+            <w:bottom w:w="0" w:type="dxa"/>
+            <w:right w:w="10" w:type="dxa"/>
+          </w:tblCellMar>
+        </w:tblPrEx>
         <w:tc>
           <w:tcPr>
             <w:tcW w:w="2600" w:type="dxa"/>
             <w:tcBorders>
-              <w:top w:val="single" w:sz="2" w:space="0" w:color="AAAAAA"/>
-              <w:left w:val="single" w:sz="2" w:space="0" w:color="AAAAAA"/>
-              <w:bottom w:val="single" w:sz="2" w:space="0" w:color="AAAAAA"/>
-              <w:right w:val="single" w:sz="2" w:space="0" w:color="AAAAAA"/>
+              <w:top w:val="single" w:color="AAAAAA" w:sz="2" w:space="0"/>
+              <w:left w:val="single" w:color="AAAAAA" w:sz="2" w:space="0"/>
+              <w:bottom w:val="single" w:color="AAAAAA" w:sz="2" w:space="0"/>
+              <w:right w:val="single" w:color="AAAAAA" w:sz="2" w:space="0"/>
             </w:tcBorders>
             <w:shd w:val="clear" w:color="auto" w:fill="EAF4EE"/>
             <w:tcMar>
@@ -1181,20 +2252,19 @@
             <w:pPr>
               <w:spacing w:after="0"/>
               <w:rPr>
-                <w:rFonts w:ascii="Arial" w:hAnsi="Arial" w:cs="Arial"/>
+                <w:rFonts w:hint="default" w:ascii="Tahoma" w:hAnsi="Tahoma" w:cs="Tahoma"/>
                 <w:sz w:val="22"/>
                 <w:szCs w:val="22"/>
               </w:rPr>
             </w:pPr>
             <w:r>
               <w:rPr>
-                <w:rFonts w:ascii="Arial" w:hAnsi="Arial" w:cs="Arial"/>
+                <w:rFonts w:hint="default" w:ascii="Tahoma" w:hAnsi="Tahoma" w:cs="Tahoma"/>
                 <w:b/>
                 <w:bCs/>
                 <w:sz w:val="22"/>
                 <w:szCs w:val="22"/>
               </w:rPr>
-              <w:lastRenderedPageBreak/>
               <w:t>Alternative Flow B</w:t>
             </w:r>
           </w:p>
@@ -1203,10 +2273,10 @@
           <w:tcPr>
             <w:tcW w:w="6760" w:type="dxa"/>
             <w:tcBorders>
-              <w:top w:val="single" w:sz="2" w:space="0" w:color="AAAAAA"/>
-              <w:left w:val="single" w:sz="2" w:space="0" w:color="AAAAAA"/>
-              <w:bottom w:val="single" w:sz="2" w:space="0" w:color="AAAAAA"/>
-              <w:right w:val="single" w:sz="2" w:space="0" w:color="AAAAAA"/>
+              <w:top w:val="single" w:color="AAAAAA" w:sz="2" w:space="0"/>
+              <w:left w:val="single" w:color="AAAAAA" w:sz="2" w:space="0"/>
+              <w:bottom w:val="single" w:color="AAAAAA" w:sz="2" w:space="0"/>
+              <w:right w:val="single" w:color="AAAAAA" w:sz="2" w:space="0"/>
             </w:tcBorders>
             <w:shd w:val="clear" w:color="auto" w:fill="FFFFFF"/>
             <w:tcMar>
@@ -1220,7 +2290,7 @@
             <w:pPr>
               <w:spacing w:after="0"/>
               <w:rPr>
-                <w:rFonts w:ascii="Arial" w:hAnsi="Arial" w:cs="Arial"/>
+                <w:rFonts w:hint="default" w:ascii="Tahoma" w:hAnsi="Tahoma" w:cs="Tahoma"/>
                 <w:sz w:val="22"/>
                 <w:szCs w:val="22"/>
               </w:rPr>
@@ -1229,14 +2299,30 @@
         </w:tc>
       </w:tr>
       <w:tr>
+        <w:tblPrEx>
+          <w:tblBorders>
+            <w:top w:val="single" w:color="auto" w:sz="4" w:space="0"/>
+            <w:left w:val="single" w:color="auto" w:sz="4" w:space="0"/>
+            <w:bottom w:val="single" w:color="auto" w:sz="4" w:space="0"/>
+            <w:right w:val="single" w:color="auto" w:sz="4" w:space="0"/>
+            <w:insideH w:val="single" w:color="auto" w:sz="4" w:space="0"/>
+            <w:insideV w:val="single" w:color="auto" w:sz="4" w:space="0"/>
+          </w:tblBorders>
+          <w:tblCellMar>
+            <w:top w:w="0" w:type="dxa"/>
+            <w:left w:w="10" w:type="dxa"/>
+            <w:bottom w:w="0" w:type="dxa"/>
+            <w:right w:w="10" w:type="dxa"/>
+          </w:tblCellMar>
+        </w:tblPrEx>
         <w:tc>
           <w:tcPr>
             <w:tcW w:w="2600" w:type="dxa"/>
             <w:tcBorders>
-              <w:top w:val="single" w:sz="2" w:space="0" w:color="AAAAAA"/>
-              <w:left w:val="single" w:sz="2" w:space="0" w:color="AAAAAA"/>
-              <w:bottom w:val="single" w:sz="2" w:space="0" w:color="AAAAAA"/>
-              <w:right w:val="single" w:sz="2" w:space="0" w:color="AAAAAA"/>
+              <w:top w:val="single" w:color="AAAAAA" w:sz="2" w:space="0"/>
+              <w:left w:val="single" w:color="AAAAAA" w:sz="2" w:space="0"/>
+              <w:bottom w:val="single" w:color="AAAAAA" w:sz="2" w:space="0"/>
+              <w:right w:val="single" w:color="AAAAAA" w:sz="2" w:space="0"/>
             </w:tcBorders>
             <w:shd w:val="clear" w:color="auto" w:fill="EAF4EE"/>
             <w:tcMar>
@@ -1250,14 +2336,14 @@
             <w:pPr>
               <w:spacing w:after="0"/>
               <w:rPr>
-                <w:rFonts w:ascii="Arial" w:hAnsi="Arial" w:cs="Arial"/>
+                <w:rFonts w:hint="default" w:ascii="Tahoma" w:hAnsi="Tahoma" w:cs="Tahoma"/>
                 <w:sz w:val="22"/>
                 <w:szCs w:val="22"/>
               </w:rPr>
             </w:pPr>
             <w:r>
               <w:rPr>
-                <w:rFonts w:ascii="Arial" w:hAnsi="Arial" w:cs="Arial"/>
+                <w:rFonts w:hint="default" w:ascii="Tahoma" w:hAnsi="Tahoma" w:cs="Tahoma"/>
                 <w:b/>
                 <w:bCs/>
                 <w:sz w:val="22"/>
@@ -1271,10 +2357,10 @@
           <w:tcPr>
             <w:tcW w:w="6760" w:type="dxa"/>
             <w:tcBorders>
-              <w:top w:val="single" w:sz="2" w:space="0" w:color="AAAAAA"/>
-              <w:left w:val="single" w:sz="2" w:space="0" w:color="AAAAAA"/>
-              <w:bottom w:val="single" w:sz="2" w:space="0" w:color="AAAAAA"/>
-              <w:right w:val="single" w:sz="2" w:space="0" w:color="AAAAAA"/>
+              <w:top w:val="single" w:color="AAAAAA" w:sz="2" w:space="0"/>
+              <w:left w:val="single" w:color="AAAAAA" w:sz="2" w:space="0"/>
+              <w:bottom w:val="single" w:color="AAAAAA" w:sz="2" w:space="0"/>
+              <w:right w:val="single" w:color="AAAAAA" w:sz="2" w:space="0"/>
             </w:tcBorders>
             <w:shd w:val="clear" w:color="auto" w:fill="F9FFF9"/>
             <w:tcMar>
@@ -1288,7 +2374,7 @@
             <w:pPr>
               <w:spacing w:after="0"/>
               <w:rPr>
-                <w:rFonts w:ascii="Arial" w:hAnsi="Arial" w:cs="Arial"/>
+                <w:rFonts w:hint="default" w:ascii="Tahoma" w:hAnsi="Tahoma" w:cs="Tahoma"/>
                 <w:sz w:val="22"/>
                 <w:szCs w:val="22"/>
               </w:rPr>
@@ -1297,14 +2383,30 @@
         </w:tc>
       </w:tr>
       <w:tr>
+        <w:tblPrEx>
+          <w:tblBorders>
+            <w:top w:val="single" w:color="auto" w:sz="4" w:space="0"/>
+            <w:left w:val="single" w:color="auto" w:sz="4" w:space="0"/>
+            <w:bottom w:val="single" w:color="auto" w:sz="4" w:space="0"/>
+            <w:right w:val="single" w:color="auto" w:sz="4" w:space="0"/>
+            <w:insideH w:val="single" w:color="auto" w:sz="4" w:space="0"/>
+            <w:insideV w:val="single" w:color="auto" w:sz="4" w:space="0"/>
+          </w:tblBorders>
+          <w:tblCellMar>
+            <w:top w:w="0" w:type="dxa"/>
+            <w:left w:w="10" w:type="dxa"/>
+            <w:bottom w:w="0" w:type="dxa"/>
+            <w:right w:w="10" w:type="dxa"/>
+          </w:tblCellMar>
+        </w:tblPrEx>
         <w:tc>
           <w:tcPr>
             <w:tcW w:w="2600" w:type="dxa"/>
             <w:tcBorders>
-              <w:top w:val="single" w:sz="2" w:space="0" w:color="AAAAAA"/>
-              <w:left w:val="single" w:sz="2" w:space="0" w:color="AAAAAA"/>
-              <w:bottom w:val="single" w:sz="2" w:space="0" w:color="AAAAAA"/>
-              <w:right w:val="single" w:sz="2" w:space="0" w:color="AAAAAA"/>
+              <w:top w:val="single" w:color="AAAAAA" w:sz="2" w:space="0"/>
+              <w:left w:val="single" w:color="AAAAAA" w:sz="2" w:space="0"/>
+              <w:bottom w:val="single" w:color="AAAAAA" w:sz="2" w:space="0"/>
+              <w:right w:val="single" w:color="AAAAAA" w:sz="2" w:space="0"/>
             </w:tcBorders>
             <w:shd w:val="clear" w:color="auto" w:fill="EAF4EE"/>
             <w:tcMar>
@@ -1318,14 +2420,14 @@
             <w:pPr>
               <w:spacing w:after="0"/>
               <w:rPr>
-                <w:rFonts w:ascii="Arial" w:hAnsi="Arial" w:cs="Arial"/>
+                <w:rFonts w:hint="default" w:ascii="Tahoma" w:hAnsi="Tahoma" w:cs="Tahoma"/>
                 <w:sz w:val="22"/>
                 <w:szCs w:val="22"/>
               </w:rPr>
             </w:pPr>
             <w:r>
               <w:rPr>
-                <w:rFonts w:ascii="Arial" w:hAnsi="Arial" w:cs="Arial"/>
+                <w:rFonts w:hint="default" w:ascii="Tahoma" w:hAnsi="Tahoma" w:cs="Tahoma"/>
                 <w:b/>
                 <w:bCs/>
                 <w:sz w:val="22"/>
@@ -1339,10 +2441,10 @@
           <w:tcPr>
             <w:tcW w:w="6760" w:type="dxa"/>
             <w:tcBorders>
-              <w:top w:val="single" w:sz="2" w:space="0" w:color="AAAAAA"/>
-              <w:left w:val="single" w:sz="2" w:space="0" w:color="AAAAAA"/>
-              <w:bottom w:val="single" w:sz="2" w:space="0" w:color="AAAAAA"/>
-              <w:right w:val="single" w:sz="2" w:space="0" w:color="AAAAAA"/>
+              <w:top w:val="single" w:color="AAAAAA" w:sz="2" w:space="0"/>
+              <w:left w:val="single" w:color="AAAAAA" w:sz="2" w:space="0"/>
+              <w:bottom w:val="single" w:color="AAAAAA" w:sz="2" w:space="0"/>
+              <w:right w:val="single" w:color="AAAAAA" w:sz="2" w:space="0"/>
             </w:tcBorders>
             <w:shd w:val="clear" w:color="auto" w:fill="FFFFFF"/>
             <w:tcMar>
@@ -1356,7 +2458,7 @@
             <w:pPr>
               <w:spacing w:after="0"/>
               <w:rPr>
-                <w:rFonts w:ascii="Arial" w:hAnsi="Arial" w:cs="Arial"/>
+                <w:rFonts w:hint="default" w:ascii="Tahoma" w:hAnsi="Tahoma" w:cs="Tahoma"/>
                 <w:sz w:val="22"/>
                 <w:szCs w:val="22"/>
               </w:rPr>
@@ -1365,14 +2467,30 @@
         </w:tc>
       </w:tr>
       <w:tr>
+        <w:tblPrEx>
+          <w:tblBorders>
+            <w:top w:val="single" w:color="auto" w:sz="4" w:space="0"/>
+            <w:left w:val="single" w:color="auto" w:sz="4" w:space="0"/>
+            <w:bottom w:val="single" w:color="auto" w:sz="4" w:space="0"/>
+            <w:right w:val="single" w:color="auto" w:sz="4" w:space="0"/>
+            <w:insideH w:val="single" w:color="auto" w:sz="4" w:space="0"/>
+            <w:insideV w:val="single" w:color="auto" w:sz="4" w:space="0"/>
+          </w:tblBorders>
+          <w:tblCellMar>
+            <w:top w:w="0" w:type="dxa"/>
+            <w:left w:w="10" w:type="dxa"/>
+            <w:bottom w:w="0" w:type="dxa"/>
+            <w:right w:w="10" w:type="dxa"/>
+          </w:tblCellMar>
+        </w:tblPrEx>
         <w:tc>
           <w:tcPr>
             <w:tcW w:w="2600" w:type="dxa"/>
             <w:tcBorders>
-              <w:top w:val="single" w:sz="2" w:space="0" w:color="AAAAAA"/>
-              <w:left w:val="single" w:sz="2" w:space="0" w:color="AAAAAA"/>
-              <w:bottom w:val="single" w:sz="2" w:space="0" w:color="AAAAAA"/>
-              <w:right w:val="single" w:sz="2" w:space="0" w:color="AAAAAA"/>
+              <w:top w:val="single" w:color="AAAAAA" w:sz="2" w:space="0"/>
+              <w:left w:val="single" w:color="AAAAAA" w:sz="2" w:space="0"/>
+              <w:bottom w:val="single" w:color="AAAAAA" w:sz="2" w:space="0"/>
+              <w:right w:val="single" w:color="AAAAAA" w:sz="2" w:space="0"/>
             </w:tcBorders>
             <w:shd w:val="clear" w:color="auto" w:fill="EAF4EE"/>
             <w:tcMar>
@@ -1386,14 +2504,14 @@
             <w:pPr>
               <w:spacing w:after="0"/>
               <w:rPr>
-                <w:rFonts w:ascii="Arial" w:hAnsi="Arial" w:cs="Arial"/>
+                <w:rFonts w:hint="default" w:ascii="Tahoma" w:hAnsi="Tahoma" w:cs="Tahoma"/>
                 <w:sz w:val="22"/>
                 <w:szCs w:val="22"/>
               </w:rPr>
             </w:pPr>
             <w:r>
               <w:rPr>
-                <w:rFonts w:ascii="Arial" w:hAnsi="Arial" w:cs="Arial"/>
+                <w:rFonts w:hint="default" w:ascii="Tahoma" w:hAnsi="Tahoma" w:cs="Tahoma"/>
                 <w:b/>
                 <w:bCs/>
                 <w:sz w:val="22"/>
@@ -1407,10 +2525,10 @@
           <w:tcPr>
             <w:tcW w:w="6760" w:type="dxa"/>
             <w:tcBorders>
-              <w:top w:val="single" w:sz="2" w:space="0" w:color="AAAAAA"/>
-              <w:left w:val="single" w:sz="2" w:space="0" w:color="AAAAAA"/>
-              <w:bottom w:val="single" w:sz="2" w:space="0" w:color="AAAAAA"/>
-              <w:right w:val="single" w:sz="2" w:space="0" w:color="AAAAAA"/>
+              <w:top w:val="single" w:color="AAAAAA" w:sz="2" w:space="0"/>
+              <w:left w:val="single" w:color="AAAAAA" w:sz="2" w:space="0"/>
+              <w:bottom w:val="single" w:color="AAAAAA" w:sz="2" w:space="0"/>
+              <w:right w:val="single" w:color="AAAAAA" w:sz="2" w:space="0"/>
             </w:tcBorders>
             <w:shd w:val="clear" w:color="auto" w:fill="F9FFF9"/>
             <w:tcMar>
@@ -1424,7 +2542,7 @@
             <w:pPr>
               <w:spacing w:after="0"/>
               <w:rPr>
-                <w:rFonts w:ascii="Arial" w:hAnsi="Arial" w:cs="Arial"/>
+                <w:rFonts w:hint="default" w:ascii="Tahoma" w:hAnsi="Tahoma" w:cs="Tahoma"/>
                 <w:sz w:val="22"/>
                 <w:szCs w:val="22"/>
               </w:rPr>
@@ -1437,34 +2555,34 @@
       <w:pPr>
         <w:ind w:left="360"/>
         <w:rPr>
-          <w:rFonts w:ascii="Arial" w:hAnsi="Arial" w:cs="Arial"/>
-        </w:rPr>
-      </w:pPr>
-    </w:p>
-    <w:p>
-      <w:pPr>
-        <w:pStyle w:val="Heading2"/>
-      </w:pPr>
-      <w:r>
-        <w:t xml:space="preserve">Question </w:t>
-      </w:r>
-      <w:r>
-        <w:t xml:space="preserve">4. </w:t>
-      </w:r>
-      <w:r>
-        <w:t>Non-functional requirements (10%)</w:t>
+          <w:rFonts w:hint="default" w:ascii="Tahoma" w:hAnsi="Tahoma" w:cs="Tahoma"/>
+        </w:rPr>
+      </w:pPr>
+    </w:p>
+    <w:p>
+      <w:pPr>
+        <w:pStyle w:val="3"/>
+        <w:rPr>
+          <w:rFonts w:hint="default" w:ascii="Tahoma" w:hAnsi="Tahoma" w:cs="Tahoma"/>
+        </w:rPr>
+      </w:pPr>
+      <w:r>
+        <w:rPr>
+          <w:rFonts w:hint="default" w:ascii="Tahoma" w:hAnsi="Tahoma" w:cs="Tahoma"/>
+        </w:rPr>
+        <w:t>Question 4. Non-functional requirements (10%)</w:t>
       </w:r>
     </w:p>
     <w:p>
       <w:pPr>
         <w:ind w:left="360"/>
         <w:rPr>
-          <w:rFonts w:ascii="Arial" w:hAnsi="Arial" w:cs="Arial"/>
-        </w:rPr>
-      </w:pPr>
-      <w:r>
-        <w:rPr>
-          <w:rFonts w:ascii="Arial" w:hAnsi="Arial" w:cs="Arial"/>
+          <w:rFonts w:hint="default" w:ascii="Tahoma" w:hAnsi="Tahoma" w:cs="Tahoma"/>
+        </w:rPr>
+      </w:pPr>
+      <w:r>
+        <w:rPr>
+          <w:rFonts w:hint="default" w:ascii="Tahoma" w:hAnsi="Tahoma" w:cs="Tahoma"/>
           <w:highlight w:val="yellow"/>
         </w:rPr>
         <w:t>&lt;Student write the answer here&gt;</w:t>
@@ -1473,54 +2591,38 @@
     <w:p>
       <w:pPr>
         <w:rPr>
-          <w:rFonts w:ascii="Arial" w:hAnsi="Arial" w:cs="Arial"/>
-        </w:rPr>
-      </w:pPr>
-      <w:r>
-        <w:rPr>
+          <w:rFonts w:hint="default" w:ascii="Tahoma" w:hAnsi="Tahoma" w:cs="Tahoma"/>
+        </w:rPr>
+      </w:pPr>
+      <w:r>
+        <w:rPr>
+          <w:rFonts w:hint="default" w:ascii="Tahoma" w:hAnsi="Tahoma" w:cs="Tahoma"/>
           <w:sz w:val="22"/>
           <w:szCs w:val="22"/>
         </w:rPr>
-        <w:t>N</w:t>
-      </w:r>
-      <w:r>
-        <w:rPr>
-          <w:sz w:val="22"/>
-          <w:szCs w:val="22"/>
-        </w:rPr>
-        <w:t>on-functional requirements (NFRs) into appropriate quality categories</w:t>
-      </w:r>
-      <w:r>
-        <w:rPr>
-          <w:sz w:val="22"/>
-          <w:szCs w:val="22"/>
-        </w:rPr>
-        <w:t xml:space="preserve"> described in the table below</w:t>
-      </w:r>
-      <w:r>
-        <w:rPr>
-          <w:sz w:val="22"/>
-          <w:szCs w:val="22"/>
-        </w:rPr>
-        <w:t>.</w:t>
+        <w:t>Non-functional requirements (NFRs) into appropriate quality categories described in the table below.</w:t>
       </w:r>
     </w:p>
     <w:tbl>
       <w:tblPr>
+        <w:tblStyle w:val="7"/>
         <w:tblW w:w="9875" w:type="dxa"/>
+        <w:tblInd w:w="0" w:type="dxa"/>
         <w:tblBorders>
-          <w:top w:val="single" w:sz="4" w:space="0" w:color="auto"/>
-          <w:left w:val="single" w:sz="4" w:space="0" w:color="auto"/>
-          <w:bottom w:val="single" w:sz="4" w:space="0" w:color="auto"/>
-          <w:right w:val="single" w:sz="4" w:space="0" w:color="auto"/>
-          <w:insideH w:val="single" w:sz="4" w:space="0" w:color="auto"/>
-          <w:insideV w:val="single" w:sz="4" w:space="0" w:color="auto"/>
+          <w:top w:val="single" w:color="auto" w:sz="4" w:space="0"/>
+          <w:left w:val="single" w:color="auto" w:sz="4" w:space="0"/>
+          <w:bottom w:val="single" w:color="auto" w:sz="4" w:space="0"/>
+          <w:right w:val="single" w:color="auto" w:sz="4" w:space="0"/>
+          <w:insideH w:val="single" w:color="auto" w:sz="4" w:space="0"/>
+          <w:insideV w:val="single" w:color="auto" w:sz="4" w:space="0"/>
         </w:tblBorders>
+        <w:tblLayout w:type="autofit"/>
         <w:tblCellMar>
+          <w:top w:w="0" w:type="dxa"/>
           <w:left w:w="10" w:type="dxa"/>
+          <w:bottom w:w="0" w:type="dxa"/>
           <w:right w:w="10" w:type="dxa"/>
         </w:tblCellMar>
-        <w:tblLook w:val="04A0" w:firstRow="1" w:lastRow="0" w:firstColumn="1" w:lastColumn="0" w:noHBand="0" w:noVBand="1"/>
       </w:tblPr>
       <w:tblGrid>
         <w:gridCol w:w="1867"/>
@@ -1528,17 +2630,33 @@
         <w:gridCol w:w="3624"/>
       </w:tblGrid>
       <w:tr>
+        <w:tblPrEx>
+          <w:tblBorders>
+            <w:top w:val="single" w:color="auto" w:sz="4" w:space="0"/>
+            <w:left w:val="single" w:color="auto" w:sz="4" w:space="0"/>
+            <w:bottom w:val="single" w:color="auto" w:sz="4" w:space="0"/>
+            <w:right w:val="single" w:color="auto" w:sz="4" w:space="0"/>
+            <w:insideH w:val="single" w:color="auto" w:sz="4" w:space="0"/>
+            <w:insideV w:val="single" w:color="auto" w:sz="4" w:space="0"/>
+          </w:tblBorders>
+          <w:tblCellMar>
+            <w:top w:w="0" w:type="dxa"/>
+            <w:left w:w="10" w:type="dxa"/>
+            <w:bottom w:w="0" w:type="dxa"/>
+            <w:right w:w="10" w:type="dxa"/>
+          </w:tblCellMar>
+        </w:tblPrEx>
         <w:trPr>
-          <w:trHeight w:val="417"/>
+          <w:trHeight w:val="417" w:hRule="atLeast"/>
         </w:trPr>
         <w:tc>
           <w:tcPr>
             <w:tcW w:w="1867" w:type="dxa"/>
             <w:tcBorders>
-              <w:top w:val="single" w:sz="4" w:space="0" w:color="1A6B3C"/>
-              <w:left w:val="single" w:sz="4" w:space="0" w:color="1A6B3C"/>
-              <w:bottom w:val="single" w:sz="4" w:space="0" w:color="1A6B3C"/>
-              <w:right w:val="single" w:sz="4" w:space="0" w:color="1A6B3C"/>
+              <w:top w:val="single" w:color="1A6B3C" w:sz="4" w:space="0"/>
+              <w:left w:val="single" w:color="1A6B3C" w:sz="4" w:space="0"/>
+              <w:bottom w:val="single" w:color="1A6B3C" w:sz="4" w:space="0"/>
+              <w:right w:val="single" w:color="1A6B3C" w:sz="4" w:space="0"/>
             </w:tcBorders>
             <w:shd w:val="clear" w:color="auto" w:fill="538135" w:themeFill="accent6" w:themeFillShade="BF"/>
             <w:tcMar>
@@ -1549,8 +2667,14 @@
             </w:tcMar>
           </w:tcPr>
           <w:p>
+            <w:pPr>
+              <w:rPr>
+                <w:rFonts w:hint="default" w:ascii="Tahoma" w:hAnsi="Tahoma" w:cs="Tahoma"/>
+              </w:rPr>
+            </w:pPr>
             <w:r>
               <w:rPr>
+                <w:rFonts w:hint="default" w:ascii="Tahoma" w:hAnsi="Tahoma" w:cs="Tahoma"/>
                 <w:b/>
                 <w:bCs/>
                 <w:color w:val="FFFFFF"/>
@@ -1563,10 +2687,10 @@
           <w:tcPr>
             <w:tcW w:w="4384" w:type="dxa"/>
             <w:tcBorders>
-              <w:top w:val="single" w:sz="4" w:space="0" w:color="1A6B3C"/>
-              <w:left w:val="single" w:sz="4" w:space="0" w:color="1A6B3C"/>
-              <w:bottom w:val="single" w:sz="4" w:space="0" w:color="1A6B3C"/>
-              <w:right w:val="single" w:sz="4" w:space="0" w:color="1A6B3C"/>
+              <w:top w:val="single" w:color="1A6B3C" w:sz="4" w:space="0"/>
+              <w:left w:val="single" w:color="1A6B3C" w:sz="4" w:space="0"/>
+              <w:bottom w:val="single" w:color="1A6B3C" w:sz="4" w:space="0"/>
+              <w:right w:val="single" w:color="1A6B3C" w:sz="4" w:space="0"/>
             </w:tcBorders>
             <w:shd w:val="clear" w:color="auto" w:fill="538135" w:themeFill="accent6" w:themeFillShade="BF"/>
             <w:tcMar>
@@ -1579,9 +2703,13 @@
           <w:p>
             <w:pPr>
               <w:jc w:val="center"/>
+              <w:rPr>
+                <w:rFonts w:hint="default" w:ascii="Tahoma" w:hAnsi="Tahoma" w:cs="Tahoma"/>
+              </w:rPr>
             </w:pPr>
             <w:r>
               <w:rPr>
+                <w:rFonts w:hint="default" w:ascii="Tahoma" w:hAnsi="Tahoma" w:cs="Tahoma"/>
                 <w:b/>
                 <w:bCs/>
                 <w:color w:val="FFFFFF"/>
@@ -1594,10 +2722,10 @@
           <w:tcPr>
             <w:tcW w:w="3624" w:type="dxa"/>
             <w:tcBorders>
-              <w:top w:val="single" w:sz="4" w:space="0" w:color="1A6B3C"/>
-              <w:left w:val="single" w:sz="4" w:space="0" w:color="1A6B3C"/>
-              <w:bottom w:val="single" w:sz="4" w:space="0" w:color="1A6B3C"/>
-              <w:right w:val="single" w:sz="4" w:space="0" w:color="1A6B3C"/>
+              <w:top w:val="single" w:color="1A6B3C" w:sz="4" w:space="0"/>
+              <w:left w:val="single" w:color="1A6B3C" w:sz="4" w:space="0"/>
+              <w:bottom w:val="single" w:color="1A6B3C" w:sz="4" w:space="0"/>
+              <w:right w:val="single" w:color="1A6B3C" w:sz="4" w:space="0"/>
             </w:tcBorders>
             <w:shd w:val="clear" w:color="auto" w:fill="538135" w:themeFill="accent6" w:themeFillShade="BF"/>
             <w:tcMar>
@@ -1610,9 +2738,13 @@
           <w:p>
             <w:pPr>
               <w:jc w:val="center"/>
+              <w:rPr>
+                <w:rFonts w:hint="default" w:ascii="Tahoma" w:hAnsi="Tahoma" w:cs="Tahoma"/>
+              </w:rPr>
             </w:pPr>
             <w:r>
               <w:rPr>
+                <w:rFonts w:hint="default" w:ascii="Tahoma" w:hAnsi="Tahoma" w:cs="Tahoma"/>
                 <w:b/>
                 <w:bCs/>
                 <w:color w:val="FFFFFF"/>
@@ -1623,17 +2755,25 @@
         </w:tc>
       </w:tr>
       <w:tr>
+        <w:tblPrEx>
+          <w:tblCellMar>
+            <w:top w:w="0" w:type="dxa"/>
+            <w:left w:w="10" w:type="dxa"/>
+            <w:bottom w:w="0" w:type="dxa"/>
+            <w:right w:w="10" w:type="dxa"/>
+          </w:tblCellMar>
+        </w:tblPrEx>
         <w:trPr>
-          <w:trHeight w:val="427"/>
+          <w:trHeight w:val="427" w:hRule="atLeast"/>
         </w:trPr>
         <w:tc>
           <w:tcPr>
             <w:tcW w:w="1867" w:type="dxa"/>
             <w:tcBorders>
-              <w:top w:val="single" w:sz="2" w:space="0" w:color="AAAAAA"/>
-              <w:left w:val="single" w:sz="2" w:space="0" w:color="AAAAAA"/>
-              <w:bottom w:val="single" w:sz="2" w:space="0" w:color="AAAAAA"/>
-              <w:right w:val="single" w:sz="2" w:space="0" w:color="AAAAAA"/>
+              <w:top w:val="single" w:color="AAAAAA" w:sz="2" w:space="0"/>
+              <w:left w:val="single" w:color="AAAAAA" w:sz="2" w:space="0"/>
+              <w:bottom w:val="single" w:color="AAAAAA" w:sz="2" w:space="0"/>
+              <w:right w:val="single" w:color="AAAAAA" w:sz="2" w:space="0"/>
             </w:tcBorders>
             <w:shd w:val="clear" w:color="auto" w:fill="FFFFFF" w:themeFill="background1"/>
             <w:tcMar>
@@ -1646,6 +2786,9 @@
           <w:p>
             <w:pPr>
               <w:jc w:val="center"/>
+              <w:rPr>
+                <w:rFonts w:hint="default" w:ascii="Tahoma" w:hAnsi="Tahoma" w:cs="Tahoma"/>
+              </w:rPr>
             </w:pPr>
           </w:p>
         </w:tc>
@@ -1653,10 +2796,10 @@
           <w:tcPr>
             <w:tcW w:w="4384" w:type="dxa"/>
             <w:tcBorders>
-              <w:top w:val="single" w:sz="2" w:space="0" w:color="AAAAAA"/>
-              <w:left w:val="single" w:sz="2" w:space="0" w:color="AAAAAA"/>
-              <w:bottom w:val="single" w:sz="2" w:space="0" w:color="AAAAAA"/>
-              <w:right w:val="single" w:sz="2" w:space="0" w:color="AAAAAA"/>
+              <w:top w:val="single" w:color="AAAAAA" w:sz="2" w:space="0"/>
+              <w:left w:val="single" w:color="AAAAAA" w:sz="2" w:space="0"/>
+              <w:bottom w:val="single" w:color="AAAAAA" w:sz="2" w:space="0"/>
+              <w:right w:val="single" w:color="AAAAAA" w:sz="2" w:space="0"/>
             </w:tcBorders>
             <w:shd w:val="clear" w:color="auto" w:fill="FFFFFF" w:themeFill="background1"/>
             <w:tcMar>
@@ -1666,16 +2809,22 @@
               <w:right w:w="120" w:type="dxa"/>
             </w:tcMar>
           </w:tcPr>
-          <w:p/>
+          <w:p>
+            <w:pPr>
+              <w:rPr>
+                <w:rFonts w:hint="default" w:ascii="Tahoma" w:hAnsi="Tahoma" w:cs="Tahoma"/>
+              </w:rPr>
+            </w:pPr>
+          </w:p>
         </w:tc>
         <w:tc>
           <w:tcPr>
             <w:tcW w:w="3624" w:type="dxa"/>
             <w:tcBorders>
-              <w:top w:val="single" w:sz="2" w:space="0" w:color="AAAAAA"/>
-              <w:left w:val="single" w:sz="2" w:space="0" w:color="AAAAAA"/>
-              <w:bottom w:val="single" w:sz="2" w:space="0" w:color="AAAAAA"/>
-              <w:right w:val="single" w:sz="2" w:space="0" w:color="AAAAAA"/>
+              <w:top w:val="single" w:color="AAAAAA" w:sz="2" w:space="0"/>
+              <w:left w:val="single" w:color="AAAAAA" w:sz="2" w:space="0"/>
+              <w:bottom w:val="single" w:color="AAAAAA" w:sz="2" w:space="0"/>
+              <w:right w:val="single" w:color="AAAAAA" w:sz="2" w:space="0"/>
             </w:tcBorders>
             <w:shd w:val="clear" w:color="auto" w:fill="FFFFFF" w:themeFill="background1"/>
             <w:tcMar>
@@ -1688,22 +2837,41 @@
           <w:p>
             <w:pPr>
               <w:jc w:val="center"/>
+              <w:rPr>
+                <w:rFonts w:hint="default" w:ascii="Tahoma" w:hAnsi="Tahoma" w:cs="Tahoma"/>
+              </w:rPr>
             </w:pPr>
           </w:p>
         </w:tc>
       </w:tr>
       <w:tr>
+        <w:tblPrEx>
+          <w:tblBorders>
+            <w:top w:val="single" w:color="auto" w:sz="4" w:space="0"/>
+            <w:left w:val="single" w:color="auto" w:sz="4" w:space="0"/>
+            <w:bottom w:val="single" w:color="auto" w:sz="4" w:space="0"/>
+            <w:right w:val="single" w:color="auto" w:sz="4" w:space="0"/>
+            <w:insideH w:val="single" w:color="auto" w:sz="4" w:space="0"/>
+            <w:insideV w:val="single" w:color="auto" w:sz="4" w:space="0"/>
+          </w:tblBorders>
+          <w:tblCellMar>
+            <w:top w:w="0" w:type="dxa"/>
+            <w:left w:w="10" w:type="dxa"/>
+            <w:bottom w:w="0" w:type="dxa"/>
+            <w:right w:w="10" w:type="dxa"/>
+          </w:tblCellMar>
+        </w:tblPrEx>
         <w:trPr>
-          <w:trHeight w:val="427"/>
+          <w:trHeight w:val="427" w:hRule="atLeast"/>
         </w:trPr>
         <w:tc>
           <w:tcPr>
             <w:tcW w:w="1867" w:type="dxa"/>
             <w:tcBorders>
-              <w:top w:val="single" w:sz="2" w:space="0" w:color="AAAAAA"/>
-              <w:left w:val="single" w:sz="2" w:space="0" w:color="AAAAAA"/>
-              <w:bottom w:val="single" w:sz="2" w:space="0" w:color="AAAAAA"/>
-              <w:right w:val="single" w:sz="2" w:space="0" w:color="AAAAAA"/>
+              <w:top w:val="single" w:color="AAAAAA" w:sz="2" w:space="0"/>
+              <w:left w:val="single" w:color="AAAAAA" w:sz="2" w:space="0"/>
+              <w:bottom w:val="single" w:color="AAAAAA" w:sz="2" w:space="0"/>
+              <w:right w:val="single" w:color="AAAAAA" w:sz="2" w:space="0"/>
             </w:tcBorders>
             <w:shd w:val="clear" w:color="auto" w:fill="FFFFFF" w:themeFill="background1"/>
             <w:tcMar>
@@ -1716,6 +2884,9 @@
           <w:p>
             <w:pPr>
               <w:jc w:val="center"/>
+              <w:rPr>
+                <w:rFonts w:hint="default" w:ascii="Tahoma" w:hAnsi="Tahoma" w:cs="Tahoma"/>
+              </w:rPr>
             </w:pPr>
           </w:p>
         </w:tc>
@@ -1723,10 +2894,10 @@
           <w:tcPr>
             <w:tcW w:w="4384" w:type="dxa"/>
             <w:tcBorders>
-              <w:top w:val="single" w:sz="2" w:space="0" w:color="AAAAAA"/>
-              <w:left w:val="single" w:sz="2" w:space="0" w:color="AAAAAA"/>
-              <w:bottom w:val="single" w:sz="2" w:space="0" w:color="AAAAAA"/>
-              <w:right w:val="single" w:sz="2" w:space="0" w:color="AAAAAA"/>
+              <w:top w:val="single" w:color="AAAAAA" w:sz="2" w:space="0"/>
+              <w:left w:val="single" w:color="AAAAAA" w:sz="2" w:space="0"/>
+              <w:bottom w:val="single" w:color="AAAAAA" w:sz="2" w:space="0"/>
+              <w:right w:val="single" w:color="AAAAAA" w:sz="2" w:space="0"/>
             </w:tcBorders>
             <w:shd w:val="clear" w:color="auto" w:fill="FFFFFF" w:themeFill="background1"/>
             <w:tcMar>
@@ -1736,16 +2907,22 @@
               <w:right w:w="120" w:type="dxa"/>
             </w:tcMar>
           </w:tcPr>
-          <w:p/>
+          <w:p>
+            <w:pPr>
+              <w:rPr>
+                <w:rFonts w:hint="default" w:ascii="Tahoma" w:hAnsi="Tahoma" w:cs="Tahoma"/>
+              </w:rPr>
+            </w:pPr>
+          </w:p>
         </w:tc>
         <w:tc>
           <w:tcPr>
             <w:tcW w:w="3624" w:type="dxa"/>
             <w:tcBorders>
-              <w:top w:val="single" w:sz="2" w:space="0" w:color="AAAAAA"/>
-              <w:left w:val="single" w:sz="2" w:space="0" w:color="AAAAAA"/>
-              <w:bottom w:val="single" w:sz="2" w:space="0" w:color="AAAAAA"/>
-              <w:right w:val="single" w:sz="2" w:space="0" w:color="AAAAAA"/>
+              <w:top w:val="single" w:color="AAAAAA" w:sz="2" w:space="0"/>
+              <w:left w:val="single" w:color="AAAAAA" w:sz="2" w:space="0"/>
+              <w:bottom w:val="single" w:color="AAAAAA" w:sz="2" w:space="0"/>
+              <w:right w:val="single" w:color="AAAAAA" w:sz="2" w:space="0"/>
             </w:tcBorders>
             <w:shd w:val="clear" w:color="auto" w:fill="FFFFFF" w:themeFill="background1"/>
             <w:tcMar>
@@ -1758,36 +2935,45 @@
           <w:p>
             <w:pPr>
               <w:jc w:val="center"/>
+              <w:rPr>
+                <w:rFonts w:hint="default" w:ascii="Tahoma" w:hAnsi="Tahoma" w:cs="Tahoma"/>
+              </w:rPr>
             </w:pPr>
           </w:p>
         </w:tc>
       </w:tr>
     </w:tbl>
-    <w:p/>
-    <w:p>
-      <w:pPr>
-        <w:pStyle w:val="Heading2"/>
-      </w:pPr>
-      <w:r>
-        <w:t xml:space="preserve">Question </w:t>
-      </w:r>
-      <w:r>
-        <w:t xml:space="preserve">5. </w:t>
-      </w:r>
-      <w:r>
-        <w:t>Class Diagram (20%)</w:t>
+    <w:p>
+      <w:pPr>
+        <w:rPr>
+          <w:rFonts w:hint="default" w:ascii="Tahoma" w:hAnsi="Tahoma" w:cs="Tahoma"/>
+        </w:rPr>
+      </w:pPr>
+    </w:p>
+    <w:p>
+      <w:pPr>
+        <w:pStyle w:val="3"/>
+        <w:rPr>
+          <w:rFonts w:hint="default" w:ascii="Tahoma" w:hAnsi="Tahoma" w:cs="Tahoma"/>
+        </w:rPr>
+      </w:pPr>
+      <w:r>
+        <w:rPr>
+          <w:rFonts w:hint="default" w:ascii="Tahoma" w:hAnsi="Tahoma" w:cs="Tahoma"/>
+        </w:rPr>
+        <w:t>Question 5. Class Diagram (20%)</w:t>
       </w:r>
     </w:p>
     <w:p>
       <w:pPr>
         <w:ind w:left="360"/>
         <w:rPr>
-          <w:rFonts w:ascii="Arial" w:hAnsi="Arial" w:cs="Arial"/>
-        </w:rPr>
-      </w:pPr>
-      <w:r>
-        <w:rPr>
-          <w:rFonts w:ascii="Arial" w:hAnsi="Arial" w:cs="Arial"/>
+          <w:rFonts w:hint="default" w:ascii="Tahoma" w:hAnsi="Tahoma" w:cs="Tahoma"/>
+        </w:rPr>
+      </w:pPr>
+      <w:r>
+        <w:rPr>
+          <w:rFonts w:hint="default" w:ascii="Tahoma" w:hAnsi="Tahoma" w:cs="Tahoma"/>
           <w:highlight w:val="yellow"/>
         </w:rPr>
         <w:t>&lt;Student write the answer here&gt;</w:t>
@@ -1797,35 +2983,41 @@
       <w:pPr>
         <w:ind w:left="360"/>
         <w:rPr>
-          <w:rFonts w:ascii="Arial" w:hAnsi="Arial" w:cs="Arial"/>
-        </w:rPr>
-      </w:pPr>
-    </w:p>
-    <w:p/>
-    <w:p>
-      <w:pPr>
-        <w:pStyle w:val="Heading2"/>
-      </w:pPr>
-      <w:r>
-        <w:t xml:space="preserve">Question </w:t>
-      </w:r>
-      <w:r>
-        <w:t xml:space="preserve">6. </w:t>
-      </w:r>
-      <w:r>
-        <w:t>AI in Coding (10%)</w:t>
+          <w:rFonts w:hint="default" w:ascii="Tahoma" w:hAnsi="Tahoma" w:cs="Tahoma"/>
+        </w:rPr>
+      </w:pPr>
+    </w:p>
+    <w:p>
+      <w:pPr>
+        <w:rPr>
+          <w:rFonts w:hint="default" w:ascii="Tahoma" w:hAnsi="Tahoma" w:cs="Tahoma"/>
+        </w:rPr>
+      </w:pPr>
+    </w:p>
+    <w:p>
+      <w:pPr>
+        <w:pStyle w:val="3"/>
+        <w:rPr>
+          <w:rFonts w:hint="default" w:ascii="Tahoma" w:hAnsi="Tahoma" w:cs="Tahoma"/>
+        </w:rPr>
+      </w:pPr>
+      <w:r>
+        <w:rPr>
+          <w:rFonts w:hint="default" w:ascii="Tahoma" w:hAnsi="Tahoma" w:cs="Tahoma"/>
+        </w:rPr>
+        <w:t>Question 6. AI in Coding (10%)</w:t>
       </w:r>
     </w:p>
     <w:p>
       <w:pPr>
         <w:ind w:left="360"/>
         <w:rPr>
-          <w:rFonts w:ascii="Arial" w:hAnsi="Arial" w:cs="Arial"/>
-        </w:rPr>
-      </w:pPr>
-      <w:r>
-        <w:rPr>
-          <w:rFonts w:ascii="Arial" w:hAnsi="Arial" w:cs="Arial"/>
+          <w:rFonts w:hint="default" w:ascii="Tahoma" w:hAnsi="Tahoma" w:cs="Tahoma"/>
+        </w:rPr>
+      </w:pPr>
+      <w:r>
+        <w:rPr>
+          <w:rFonts w:hint="default" w:ascii="Tahoma" w:hAnsi="Tahoma" w:cs="Tahoma"/>
           <w:highlight w:val="yellow"/>
         </w:rPr>
         <w:t>&lt;Student write the answer here&gt;</w:t>
@@ -1834,12 +3026,12 @@
     <w:p>
       <w:pPr>
         <w:rPr>
-          <w:rFonts w:ascii="Arial" w:hAnsi="Arial" w:cs="Arial"/>
-        </w:rPr>
-      </w:pPr>
-      <w:r>
-        <w:rPr>
-          <w:rFonts w:ascii="Arial" w:hAnsi="Arial" w:cs="Arial"/>
+          <w:rFonts w:hint="default" w:ascii="Tahoma" w:hAnsi="Tahoma" w:cs="Tahoma"/>
+        </w:rPr>
+      </w:pPr>
+      <w:r>
+        <w:rPr>
+          <w:rFonts w:hint="default" w:ascii="Tahoma" w:hAnsi="Tahoma" w:cs="Tahoma"/>
         </w:rPr>
         <w:t>Prompt 1:</w:t>
       </w:r>
@@ -1847,12 +3039,12 @@
     <w:p>
       <w:pPr>
         <w:rPr>
-          <w:rFonts w:ascii="Arial" w:hAnsi="Arial" w:cs="Arial"/>
-        </w:rPr>
-      </w:pPr>
-      <w:r>
-        <w:rPr>
-          <w:rFonts w:ascii="Arial" w:hAnsi="Arial" w:cs="Arial"/>
+          <w:rFonts w:hint="default" w:ascii="Tahoma" w:hAnsi="Tahoma" w:cs="Tahoma"/>
+        </w:rPr>
+      </w:pPr>
+      <w:r>
+        <w:rPr>
+          <w:rFonts w:hint="default" w:ascii="Tahoma" w:hAnsi="Tahoma" w:cs="Tahoma"/>
         </w:rPr>
         <w:t>…</w:t>
       </w:r>
@@ -1860,67 +3052,61 @@
     <w:p>
       <w:pPr>
         <w:rPr>
-          <w:rFonts w:ascii="Arial" w:hAnsi="Arial" w:cs="Arial"/>
-        </w:rPr>
-      </w:pPr>
-      <w:r>
-        <w:rPr>
-          <w:rFonts w:ascii="Arial" w:hAnsi="Arial" w:cs="Arial"/>
+          <w:rFonts w:hint="default" w:ascii="Tahoma" w:hAnsi="Tahoma" w:cs="Tahoma"/>
+        </w:rPr>
+      </w:pPr>
+      <w:r>
+        <w:rPr>
+          <w:rFonts w:hint="default" w:ascii="Tahoma" w:hAnsi="Tahoma" w:cs="Tahoma"/>
         </w:rPr>
         <w:t>Prompt 2:</w:t>
       </w:r>
     </w:p>
     <w:p>
       <w:pPr>
-        <w:pStyle w:val="ListParagraph"/>
-        <w:rPr>
-          <w:rFonts w:ascii="Arial" w:hAnsi="Arial" w:cs="Arial"/>
-        </w:rPr>
-      </w:pPr>
-    </w:p>
-    <w:p>
-      <w:pPr>
-        <w:pStyle w:val="Heading2"/>
-      </w:pPr>
-      <w:r>
-        <w:t xml:space="preserve">Question </w:t>
-      </w:r>
-      <w:r>
-        <w:t xml:space="preserve">7. </w:t>
-      </w:r>
-      <w:r>
-        <w:t>Testing Stage and Type (15%)</w:t>
-      </w:r>
-    </w:p>
-    <w:p>
-      <w:pPr>
-        <w:rPr>
-          <w:rFonts w:ascii="Arial" w:hAnsi="Arial" w:cs="Arial"/>
-        </w:rPr>
-      </w:pPr>
-      <w:r>
-        <w:rPr>
-          <w:rFonts w:ascii="Arial" w:hAnsi="Arial" w:cs="Arial"/>
-        </w:rPr>
-        <w:t xml:space="preserve">7.1 </w:t>
-      </w:r>
-      <w:r>
-        <w:rPr>
-          <w:rFonts w:ascii="Arial" w:hAnsi="Arial" w:cs="Arial"/>
-        </w:rPr>
-        <w:t>Testing Stage and Responsibility</w:t>
+        <w:pStyle w:val="11"/>
+        <w:rPr>
+          <w:rFonts w:hint="default" w:ascii="Tahoma" w:hAnsi="Tahoma" w:cs="Tahoma"/>
+        </w:rPr>
+      </w:pPr>
+    </w:p>
+    <w:p>
+      <w:pPr>
+        <w:pStyle w:val="3"/>
+        <w:rPr>
+          <w:rFonts w:hint="default" w:ascii="Tahoma" w:hAnsi="Tahoma" w:cs="Tahoma"/>
+        </w:rPr>
+      </w:pPr>
+      <w:r>
+        <w:rPr>
+          <w:rFonts w:hint="default" w:ascii="Tahoma" w:hAnsi="Tahoma" w:cs="Tahoma"/>
+        </w:rPr>
+        <w:t>Question 7. Testing Stage and Type (15%)</w:t>
+      </w:r>
+    </w:p>
+    <w:p>
+      <w:pPr>
+        <w:rPr>
+          <w:rFonts w:hint="default" w:ascii="Tahoma" w:hAnsi="Tahoma" w:cs="Tahoma"/>
+        </w:rPr>
+      </w:pPr>
+      <w:r>
+        <w:rPr>
+          <w:rFonts w:hint="default" w:ascii="Tahoma" w:hAnsi="Tahoma" w:cs="Tahoma"/>
+        </w:rPr>
+        <w:t>7.1 Testing Stage and Responsibility</w:t>
       </w:r>
     </w:p>
     <w:p>
       <w:pPr>
         <w:ind w:left="360"/>
         <w:rPr>
-          <w:rFonts w:ascii="Arial" w:hAnsi="Arial" w:cs="Arial"/>
-        </w:rPr>
-      </w:pPr>
-      <w:r>
-        <w:rPr>
-          <w:rFonts w:ascii="Arial" w:hAnsi="Arial" w:cs="Arial"/>
+          <w:rFonts w:hint="default" w:ascii="Tahoma" w:hAnsi="Tahoma" w:cs="Tahoma"/>
+        </w:rPr>
+      </w:pPr>
+      <w:r>
+        <w:rPr>
+          <w:rFonts w:hint="default" w:ascii="Tahoma" w:hAnsi="Tahoma" w:cs="Tahoma"/>
           <w:highlight w:val="yellow"/>
         </w:rPr>
         <w:t>&lt;Student write the answer here&gt;</w:t>
@@ -1929,12 +3115,12 @@
     <w:p>
       <w:pPr>
         <w:rPr>
-          <w:rFonts w:ascii="Arial" w:hAnsi="Arial" w:cs="Arial"/>
-        </w:rPr>
-      </w:pPr>
-      <w:r>
-        <w:rPr>
-          <w:rFonts w:ascii="Arial" w:hAnsi="Arial" w:cs="Arial"/>
+          <w:rFonts w:hint="default" w:ascii="Tahoma" w:hAnsi="Tahoma" w:cs="Tahoma"/>
+        </w:rPr>
+      </w:pPr>
+      <w:r>
+        <w:rPr>
+          <w:rFonts w:hint="default" w:ascii="Tahoma" w:hAnsi="Tahoma" w:cs="Tahoma"/>
         </w:rPr>
         <w:t>……</w:t>
       </w:r>
@@ -1942,54 +3128,73 @@
     <w:p>
       <w:pPr>
         <w:rPr>
-          <w:rFonts w:ascii="Arial" w:hAnsi="Arial" w:cs="Arial"/>
-        </w:rPr>
-      </w:pPr>
-      <w:r>
-        <w:rPr>
-          <w:rFonts w:ascii="Arial" w:hAnsi="Arial" w:cs="Arial"/>
-        </w:rPr>
-        <w:lastRenderedPageBreak/>
+          <w:rFonts w:hint="default" w:ascii="Tahoma" w:hAnsi="Tahoma" w:cs="Tahoma"/>
+        </w:rPr>
+      </w:pPr>
+      <w:r>
+        <w:rPr>
+          <w:rFonts w:hint="default" w:ascii="Tahoma" w:hAnsi="Tahoma" w:cs="Tahoma"/>
+        </w:rPr>
         <w:t>7.2 Test Cases</w:t>
       </w:r>
     </w:p>
     <w:tbl>
       <w:tblPr>
+        <w:tblStyle w:val="7"/>
         <w:tblW w:w="10337" w:type="dxa"/>
+        <w:tblInd w:w="0" w:type="dxa"/>
         <w:tblBorders>
-          <w:top w:val="single" w:sz="4" w:space="0" w:color="auto"/>
-          <w:left w:val="single" w:sz="4" w:space="0" w:color="auto"/>
-          <w:bottom w:val="single" w:sz="4" w:space="0" w:color="auto"/>
-          <w:right w:val="single" w:sz="4" w:space="0" w:color="auto"/>
-          <w:insideH w:val="single" w:sz="4" w:space="0" w:color="auto"/>
-          <w:insideV w:val="single" w:sz="4" w:space="0" w:color="auto"/>
+          <w:top w:val="single" w:color="auto" w:sz="4" w:space="0"/>
+          <w:left w:val="single" w:color="auto" w:sz="4" w:space="0"/>
+          <w:bottom w:val="single" w:color="auto" w:sz="4" w:space="0"/>
+          <w:right w:val="single" w:color="auto" w:sz="4" w:space="0"/>
+          <w:insideH w:val="single" w:color="auto" w:sz="4" w:space="0"/>
+          <w:insideV w:val="single" w:color="auto" w:sz="4" w:space="0"/>
         </w:tblBorders>
+        <w:tblLayout w:type="autofit"/>
         <w:tblCellMar>
+          <w:top w:w="0" w:type="dxa"/>
           <w:left w:w="10" w:type="dxa"/>
+          <w:bottom w:w="0" w:type="dxa"/>
           <w:right w:w="10" w:type="dxa"/>
         </w:tblCellMar>
-        <w:tblLook w:val="04A0" w:firstRow="1" w:lastRow="0" w:firstColumn="1" w:lastColumn="0" w:noHBand="0" w:noVBand="1"/>
       </w:tblPr>
       <w:tblGrid>
-        <w:gridCol w:w="760"/>
-        <w:gridCol w:w="2392"/>
-        <w:gridCol w:w="1800"/>
-        <w:gridCol w:w="2246"/>
-        <w:gridCol w:w="1978"/>
-        <w:gridCol w:w="1161"/>
+        <w:gridCol w:w="805"/>
+        <w:gridCol w:w="2377"/>
+        <w:gridCol w:w="1799"/>
+        <w:gridCol w:w="2231"/>
+        <w:gridCol w:w="1969"/>
+        <w:gridCol w:w="1156"/>
       </w:tblGrid>
       <w:tr>
+        <w:tblPrEx>
+          <w:tblBorders>
+            <w:top w:val="single" w:color="auto" w:sz="4" w:space="0"/>
+            <w:left w:val="single" w:color="auto" w:sz="4" w:space="0"/>
+            <w:bottom w:val="single" w:color="auto" w:sz="4" w:space="0"/>
+            <w:right w:val="single" w:color="auto" w:sz="4" w:space="0"/>
+            <w:insideH w:val="single" w:color="auto" w:sz="4" w:space="0"/>
+            <w:insideV w:val="single" w:color="auto" w:sz="4" w:space="0"/>
+          </w:tblBorders>
+          <w:tblCellMar>
+            <w:top w:w="0" w:type="dxa"/>
+            <w:left w:w="10" w:type="dxa"/>
+            <w:bottom w:w="0" w:type="dxa"/>
+            <w:right w:w="10" w:type="dxa"/>
+          </w:tblCellMar>
+        </w:tblPrEx>
         <w:trPr>
-          <w:trHeight w:val="479"/>
+          <w:trHeight w:val="479" w:hRule="atLeast"/>
         </w:trPr>
         <w:tc>
           <w:tcPr>
             <w:tcW w:w="749" w:type="dxa"/>
             <w:tcBorders>
-              <w:top w:val="single" w:sz="4" w:space="0" w:color="1A6B3C"/>
-              <w:left w:val="single" w:sz="4" w:space="0" w:color="1A6B3C"/>
-              <w:bottom w:val="single" w:sz="4" w:space="0" w:color="1A6B3C"/>
-              <w:right w:val="single" w:sz="4" w:space="0" w:color="1A6B3C"/>
+              <w:top w:val="single" w:color="1A6B3C" w:sz="4" w:space="0"/>
+              <w:left w:val="single" w:color="1A6B3C" w:sz="4" w:space="0"/>
+              <w:bottom w:val="single" w:color="1A6B3C" w:sz="4" w:space="0"/>
+              <w:right w:val="single" w:color="1A6B3C" w:sz="4" w:space="0"/>
             </w:tcBorders>
             <w:shd w:val="clear" w:color="auto" w:fill="538135" w:themeFill="accent6" w:themeFillShade="BF"/>
             <w:tcMar>
@@ -2000,8 +3205,14 @@
             </w:tcMar>
           </w:tcPr>
           <w:p>
+            <w:pPr>
+              <w:rPr>
+                <w:rFonts w:hint="default" w:ascii="Tahoma" w:hAnsi="Tahoma" w:cs="Tahoma"/>
+              </w:rPr>
+            </w:pPr>
             <w:r>
               <w:rPr>
+                <w:rFonts w:hint="default" w:ascii="Tahoma" w:hAnsi="Tahoma" w:cs="Tahoma"/>
                 <w:b/>
                 <w:bCs/>
                 <w:color w:val="FFFFFF"/>
@@ -2014,10 +3225,10 @@
           <w:tcPr>
             <w:tcW w:w="2396" w:type="dxa"/>
             <w:tcBorders>
-              <w:top w:val="single" w:sz="4" w:space="0" w:color="1A6B3C"/>
-              <w:left w:val="single" w:sz="4" w:space="0" w:color="1A6B3C"/>
-              <w:bottom w:val="single" w:sz="4" w:space="0" w:color="1A6B3C"/>
-              <w:right w:val="single" w:sz="4" w:space="0" w:color="1A6B3C"/>
+              <w:top w:val="single" w:color="1A6B3C" w:sz="4" w:space="0"/>
+              <w:left w:val="single" w:color="1A6B3C" w:sz="4" w:space="0"/>
+              <w:bottom w:val="single" w:color="1A6B3C" w:sz="4" w:space="0"/>
+              <w:right w:val="single" w:color="1A6B3C" w:sz="4" w:space="0"/>
             </w:tcBorders>
             <w:shd w:val="clear" w:color="auto" w:fill="538135" w:themeFill="accent6" w:themeFillShade="BF"/>
             <w:tcMar>
@@ -2030,9 +3241,13 @@
           <w:p>
             <w:pPr>
               <w:jc w:val="center"/>
+              <w:rPr>
+                <w:rFonts w:hint="default" w:ascii="Tahoma" w:hAnsi="Tahoma" w:cs="Tahoma"/>
+              </w:rPr>
             </w:pPr>
             <w:r>
               <w:rPr>
+                <w:rFonts w:hint="default" w:ascii="Tahoma" w:hAnsi="Tahoma" w:cs="Tahoma"/>
                 <w:b/>
                 <w:bCs/>
                 <w:color w:val="FFFFFF"/>
@@ -2045,10 +3260,10 @@
           <w:tcPr>
             <w:tcW w:w="1800" w:type="dxa"/>
             <w:tcBorders>
-              <w:top w:val="single" w:sz="4" w:space="0" w:color="1A6B3C"/>
-              <w:left w:val="single" w:sz="4" w:space="0" w:color="1A6B3C"/>
-              <w:bottom w:val="single" w:sz="4" w:space="0" w:color="1A6B3C"/>
-              <w:right w:val="single" w:sz="4" w:space="0" w:color="1A6B3C"/>
+              <w:top w:val="single" w:color="1A6B3C" w:sz="4" w:space="0"/>
+              <w:left w:val="single" w:color="1A6B3C" w:sz="4" w:space="0"/>
+              <w:bottom w:val="single" w:color="1A6B3C" w:sz="4" w:space="0"/>
+              <w:right w:val="single" w:color="1A6B3C" w:sz="4" w:space="0"/>
             </w:tcBorders>
             <w:shd w:val="clear" w:color="auto" w:fill="538135" w:themeFill="accent6" w:themeFillShade="BF"/>
             <w:tcMar>
@@ -2061,9 +3276,13 @@
           <w:p>
             <w:pPr>
               <w:jc w:val="center"/>
+              <w:rPr>
+                <w:rFonts w:hint="default" w:ascii="Tahoma" w:hAnsi="Tahoma" w:cs="Tahoma"/>
+              </w:rPr>
             </w:pPr>
             <w:r>
               <w:rPr>
+                <w:rFonts w:hint="default" w:ascii="Tahoma" w:hAnsi="Tahoma" w:cs="Tahoma"/>
                 <w:b/>
                 <w:bCs/>
                 <w:color w:val="FFFFFF"/>
@@ -2076,10 +3295,10 @@
           <w:tcPr>
             <w:tcW w:w="2250" w:type="dxa"/>
             <w:tcBorders>
-              <w:top w:val="single" w:sz="4" w:space="0" w:color="1A6B3C"/>
-              <w:left w:val="single" w:sz="4" w:space="0" w:color="1A6B3C"/>
-              <w:bottom w:val="single" w:sz="4" w:space="0" w:color="1A6B3C"/>
-              <w:right w:val="single" w:sz="4" w:space="0" w:color="1A6B3C"/>
+              <w:top w:val="single" w:color="1A6B3C" w:sz="4" w:space="0"/>
+              <w:left w:val="single" w:color="1A6B3C" w:sz="4" w:space="0"/>
+              <w:bottom w:val="single" w:color="1A6B3C" w:sz="4" w:space="0"/>
+              <w:right w:val="single" w:color="1A6B3C" w:sz="4" w:space="0"/>
             </w:tcBorders>
             <w:shd w:val="clear" w:color="auto" w:fill="538135" w:themeFill="accent6" w:themeFillShade="BF"/>
             <w:tcMar>
@@ -2092,9 +3311,13 @@
           <w:p>
             <w:pPr>
               <w:jc w:val="center"/>
+              <w:rPr>
+                <w:rFonts w:hint="default" w:ascii="Tahoma" w:hAnsi="Tahoma" w:cs="Tahoma"/>
+              </w:rPr>
             </w:pPr>
             <w:r>
               <w:rPr>
+                <w:rFonts w:hint="default" w:ascii="Tahoma" w:hAnsi="Tahoma" w:cs="Tahoma"/>
                 <w:b/>
                 <w:bCs/>
                 <w:color w:val="FFFFFF"/>
@@ -2107,10 +3330,10 @@
           <w:tcPr>
             <w:tcW w:w="1980" w:type="dxa"/>
             <w:tcBorders>
-              <w:top w:val="single" w:sz="4" w:space="0" w:color="1A6B3C"/>
-              <w:left w:val="single" w:sz="4" w:space="0" w:color="1A6B3C"/>
-              <w:bottom w:val="single" w:sz="4" w:space="0" w:color="1A6B3C"/>
-              <w:right w:val="single" w:sz="4" w:space="0" w:color="1A6B3C"/>
+              <w:top w:val="single" w:color="1A6B3C" w:sz="4" w:space="0"/>
+              <w:left w:val="single" w:color="1A6B3C" w:sz="4" w:space="0"/>
+              <w:bottom w:val="single" w:color="1A6B3C" w:sz="4" w:space="0"/>
+              <w:right w:val="single" w:color="1A6B3C" w:sz="4" w:space="0"/>
             </w:tcBorders>
             <w:shd w:val="clear" w:color="auto" w:fill="538135" w:themeFill="accent6" w:themeFillShade="BF"/>
           </w:tcPr>
@@ -2118,6 +3341,7 @@
             <w:pPr>
               <w:jc w:val="center"/>
               <w:rPr>
+                <w:rFonts w:hint="default" w:ascii="Tahoma" w:hAnsi="Tahoma" w:cs="Tahoma"/>
                 <w:b/>
                 <w:bCs/>
                 <w:color w:val="FFFFFF"/>
@@ -2125,6 +3349,7 @@
             </w:pPr>
             <w:r>
               <w:rPr>
+                <w:rFonts w:hint="default" w:ascii="Tahoma" w:hAnsi="Tahoma" w:cs="Tahoma"/>
                 <w:b/>
                 <w:bCs/>
                 <w:color w:val="FFFFFF"/>
@@ -2137,10 +3362,10 @@
           <w:tcPr>
             <w:tcW w:w="1162" w:type="dxa"/>
             <w:tcBorders>
-              <w:top w:val="single" w:sz="4" w:space="0" w:color="1A6B3C"/>
-              <w:left w:val="single" w:sz="4" w:space="0" w:color="1A6B3C"/>
-              <w:bottom w:val="single" w:sz="4" w:space="0" w:color="1A6B3C"/>
-              <w:right w:val="single" w:sz="4" w:space="0" w:color="1A6B3C"/>
+              <w:top w:val="single" w:color="1A6B3C" w:sz="4" w:space="0"/>
+              <w:left w:val="single" w:color="1A6B3C" w:sz="4" w:space="0"/>
+              <w:bottom w:val="single" w:color="1A6B3C" w:sz="4" w:space="0"/>
+              <w:right w:val="single" w:color="1A6B3C" w:sz="4" w:space="0"/>
             </w:tcBorders>
             <w:shd w:val="clear" w:color="auto" w:fill="538135" w:themeFill="accent6" w:themeFillShade="BF"/>
             <w:tcMar>
@@ -2153,9 +3378,13 @@
           <w:p>
             <w:pPr>
               <w:jc w:val="center"/>
+              <w:rPr>
+                <w:rFonts w:hint="default" w:ascii="Tahoma" w:hAnsi="Tahoma" w:cs="Tahoma"/>
+              </w:rPr>
             </w:pPr>
             <w:r>
               <w:rPr>
+                <w:rFonts w:hint="default" w:ascii="Tahoma" w:hAnsi="Tahoma" w:cs="Tahoma"/>
                 <w:b/>
                 <w:bCs/>
                 <w:color w:val="FFFFFF"/>
@@ -2166,17 +3395,33 @@
         </w:tc>
       </w:tr>
       <w:tr>
+        <w:tblPrEx>
+          <w:tblBorders>
+            <w:top w:val="single" w:color="auto" w:sz="4" w:space="0"/>
+            <w:left w:val="single" w:color="auto" w:sz="4" w:space="0"/>
+            <w:bottom w:val="single" w:color="auto" w:sz="4" w:space="0"/>
+            <w:right w:val="single" w:color="auto" w:sz="4" w:space="0"/>
+            <w:insideH w:val="single" w:color="auto" w:sz="4" w:space="0"/>
+            <w:insideV w:val="single" w:color="auto" w:sz="4" w:space="0"/>
+          </w:tblBorders>
+          <w:tblCellMar>
+            <w:top w:w="0" w:type="dxa"/>
+            <w:left w:w="10" w:type="dxa"/>
+            <w:bottom w:w="0" w:type="dxa"/>
+            <w:right w:w="10" w:type="dxa"/>
+          </w:tblCellMar>
+        </w:tblPrEx>
         <w:trPr>
-          <w:trHeight w:val="491"/>
+          <w:trHeight w:val="491" w:hRule="atLeast"/>
         </w:trPr>
         <w:tc>
           <w:tcPr>
             <w:tcW w:w="749" w:type="dxa"/>
             <w:tcBorders>
-              <w:top w:val="single" w:sz="2" w:space="0" w:color="AAAAAA"/>
-              <w:left w:val="single" w:sz="2" w:space="0" w:color="AAAAAA"/>
-              <w:bottom w:val="single" w:sz="2" w:space="0" w:color="AAAAAA"/>
-              <w:right w:val="single" w:sz="2" w:space="0" w:color="AAAAAA"/>
+              <w:top w:val="single" w:color="AAAAAA" w:sz="2" w:space="0"/>
+              <w:left w:val="single" w:color="AAAAAA" w:sz="2" w:space="0"/>
+              <w:bottom w:val="single" w:color="AAAAAA" w:sz="2" w:space="0"/>
+              <w:right w:val="single" w:color="AAAAAA" w:sz="2" w:space="0"/>
             </w:tcBorders>
             <w:shd w:val="clear" w:color="auto" w:fill="auto"/>
             <w:tcMar>
@@ -2189,8 +3434,14 @@
           <w:p>
             <w:pPr>
               <w:jc w:val="center"/>
+              <w:rPr>
+                <w:rFonts w:hint="default" w:ascii="Tahoma" w:hAnsi="Tahoma" w:cs="Tahoma"/>
+              </w:rPr>
             </w:pPr>
             <w:r>
+              <w:rPr>
+                <w:rFonts w:hint="default" w:ascii="Tahoma" w:hAnsi="Tahoma" w:cs="Tahoma"/>
+              </w:rPr>
               <w:t>TC1</w:t>
             </w:r>
           </w:p>
@@ -2199,10 +3450,10 @@
           <w:tcPr>
             <w:tcW w:w="2396" w:type="dxa"/>
             <w:tcBorders>
-              <w:top w:val="single" w:sz="2" w:space="0" w:color="AAAAAA"/>
-              <w:left w:val="single" w:sz="2" w:space="0" w:color="AAAAAA"/>
-              <w:bottom w:val="single" w:sz="2" w:space="0" w:color="AAAAAA"/>
-              <w:right w:val="single" w:sz="2" w:space="0" w:color="AAAAAA"/>
+              <w:top w:val="single" w:color="AAAAAA" w:sz="2" w:space="0"/>
+              <w:left w:val="single" w:color="AAAAAA" w:sz="2" w:space="0"/>
+              <w:bottom w:val="single" w:color="AAAAAA" w:sz="2" w:space="0"/>
+              <w:right w:val="single" w:color="AAAAAA" w:sz="2" w:space="0"/>
             </w:tcBorders>
             <w:shd w:val="clear" w:color="auto" w:fill="auto"/>
             <w:tcMar>
@@ -2212,16 +3463,22 @@
               <w:right w:w="120" w:type="dxa"/>
             </w:tcMar>
           </w:tcPr>
-          <w:p/>
+          <w:p>
+            <w:pPr>
+              <w:rPr>
+                <w:rFonts w:hint="default" w:ascii="Tahoma" w:hAnsi="Tahoma" w:cs="Tahoma"/>
+              </w:rPr>
+            </w:pPr>
+          </w:p>
         </w:tc>
         <w:tc>
           <w:tcPr>
             <w:tcW w:w="1800" w:type="dxa"/>
             <w:tcBorders>
-              <w:top w:val="single" w:sz="2" w:space="0" w:color="AAAAAA"/>
-              <w:left w:val="single" w:sz="2" w:space="0" w:color="AAAAAA"/>
-              <w:bottom w:val="single" w:sz="2" w:space="0" w:color="AAAAAA"/>
-              <w:right w:val="single" w:sz="2" w:space="0" w:color="AAAAAA"/>
+              <w:top w:val="single" w:color="AAAAAA" w:sz="2" w:space="0"/>
+              <w:left w:val="single" w:color="AAAAAA" w:sz="2" w:space="0"/>
+              <w:bottom w:val="single" w:color="AAAAAA" w:sz="2" w:space="0"/>
+              <w:right w:val="single" w:color="AAAAAA" w:sz="2" w:space="0"/>
             </w:tcBorders>
             <w:shd w:val="clear" w:color="auto" w:fill="auto"/>
             <w:tcMar>
@@ -2234,6 +3491,9 @@
           <w:p>
             <w:pPr>
               <w:jc w:val="center"/>
+              <w:rPr>
+                <w:rFonts w:hint="default" w:ascii="Tahoma" w:hAnsi="Tahoma" w:cs="Tahoma"/>
+              </w:rPr>
             </w:pPr>
           </w:p>
         </w:tc>
@@ -2241,10 +3501,10 @@
           <w:tcPr>
             <w:tcW w:w="2250" w:type="dxa"/>
             <w:tcBorders>
-              <w:top w:val="single" w:sz="2" w:space="0" w:color="AAAAAA"/>
-              <w:left w:val="single" w:sz="2" w:space="0" w:color="AAAAAA"/>
-              <w:bottom w:val="single" w:sz="2" w:space="0" w:color="AAAAAA"/>
-              <w:right w:val="single" w:sz="2" w:space="0" w:color="AAAAAA"/>
+              <w:top w:val="single" w:color="AAAAAA" w:sz="2" w:space="0"/>
+              <w:left w:val="single" w:color="AAAAAA" w:sz="2" w:space="0"/>
+              <w:bottom w:val="single" w:color="AAAAAA" w:sz="2" w:space="0"/>
+              <w:right w:val="single" w:color="AAAAAA" w:sz="2" w:space="0"/>
             </w:tcBorders>
             <w:shd w:val="clear" w:color="auto" w:fill="auto"/>
             <w:tcMar>
@@ -2257,6 +3517,9 @@
           <w:p>
             <w:pPr>
               <w:jc w:val="center"/>
+              <w:rPr>
+                <w:rFonts w:hint="default" w:ascii="Tahoma" w:hAnsi="Tahoma" w:cs="Tahoma"/>
+              </w:rPr>
             </w:pPr>
           </w:p>
         </w:tc>
@@ -2264,23 +3527,29 @@
           <w:tcPr>
             <w:tcW w:w="1980" w:type="dxa"/>
             <w:tcBorders>
-              <w:top w:val="single" w:sz="2" w:space="0" w:color="AAAAAA"/>
-              <w:left w:val="single" w:sz="2" w:space="0" w:color="AAAAAA"/>
-              <w:bottom w:val="single" w:sz="2" w:space="0" w:color="AAAAAA"/>
-              <w:right w:val="single" w:sz="2" w:space="0" w:color="AAAAAA"/>
+              <w:top w:val="single" w:color="AAAAAA" w:sz="2" w:space="0"/>
+              <w:left w:val="single" w:color="AAAAAA" w:sz="2" w:space="0"/>
+              <w:bottom w:val="single" w:color="AAAAAA" w:sz="2" w:space="0"/>
+              <w:right w:val="single" w:color="AAAAAA" w:sz="2" w:space="0"/>
             </w:tcBorders>
             <w:shd w:val="clear" w:color="auto" w:fill="auto"/>
           </w:tcPr>
-          <w:p/>
+          <w:p>
+            <w:pPr>
+              <w:rPr>
+                <w:rFonts w:hint="default" w:ascii="Tahoma" w:hAnsi="Tahoma" w:cs="Tahoma"/>
+              </w:rPr>
+            </w:pPr>
+          </w:p>
         </w:tc>
         <w:tc>
           <w:tcPr>
             <w:tcW w:w="1162" w:type="dxa"/>
             <w:tcBorders>
-              <w:top w:val="single" w:sz="2" w:space="0" w:color="AAAAAA"/>
-              <w:left w:val="single" w:sz="2" w:space="0" w:color="AAAAAA"/>
-              <w:bottom w:val="single" w:sz="2" w:space="0" w:color="AAAAAA"/>
-              <w:right w:val="single" w:sz="2" w:space="0" w:color="AAAAAA"/>
+              <w:top w:val="single" w:color="AAAAAA" w:sz="2" w:space="0"/>
+              <w:left w:val="single" w:color="AAAAAA" w:sz="2" w:space="0"/>
+              <w:bottom w:val="single" w:color="AAAAAA" w:sz="2" w:space="0"/>
+              <w:right w:val="single" w:color="AAAAAA" w:sz="2" w:space="0"/>
             </w:tcBorders>
             <w:shd w:val="clear" w:color="auto" w:fill="auto"/>
             <w:tcMar>
@@ -2290,21 +3559,43 @@
               <w:right w:w="100" w:type="dxa"/>
             </w:tcMar>
           </w:tcPr>
-          <w:p/>
+          <w:p>
+            <w:pPr>
+              <w:rPr>
+                <w:rFonts w:hint="default" w:ascii="Tahoma" w:hAnsi="Tahoma" w:cs="Tahoma"/>
+              </w:rPr>
+            </w:pPr>
+          </w:p>
         </w:tc>
       </w:tr>
       <w:tr>
+        <w:tblPrEx>
+          <w:tblBorders>
+            <w:top w:val="single" w:color="auto" w:sz="4" w:space="0"/>
+            <w:left w:val="single" w:color="auto" w:sz="4" w:space="0"/>
+            <w:bottom w:val="single" w:color="auto" w:sz="4" w:space="0"/>
+            <w:right w:val="single" w:color="auto" w:sz="4" w:space="0"/>
+            <w:insideH w:val="single" w:color="auto" w:sz="4" w:space="0"/>
+            <w:insideV w:val="single" w:color="auto" w:sz="4" w:space="0"/>
+          </w:tblBorders>
+          <w:tblCellMar>
+            <w:top w:w="0" w:type="dxa"/>
+            <w:left w:w="10" w:type="dxa"/>
+            <w:bottom w:w="0" w:type="dxa"/>
+            <w:right w:w="10" w:type="dxa"/>
+          </w:tblCellMar>
+        </w:tblPrEx>
         <w:trPr>
-          <w:trHeight w:val="228"/>
+          <w:trHeight w:val="228" w:hRule="atLeast"/>
         </w:trPr>
         <w:tc>
           <w:tcPr>
             <w:tcW w:w="749" w:type="dxa"/>
             <w:tcBorders>
-              <w:top w:val="single" w:sz="2" w:space="0" w:color="AAAAAA"/>
-              <w:left w:val="single" w:sz="2" w:space="0" w:color="AAAAAA"/>
-              <w:bottom w:val="single" w:sz="2" w:space="0" w:color="AAAAAA"/>
-              <w:right w:val="single" w:sz="2" w:space="0" w:color="AAAAAA"/>
+              <w:top w:val="single" w:color="AAAAAA" w:sz="2" w:space="0"/>
+              <w:left w:val="single" w:color="AAAAAA" w:sz="2" w:space="0"/>
+              <w:bottom w:val="single" w:color="AAAAAA" w:sz="2" w:space="0"/>
+              <w:right w:val="single" w:color="AAAAAA" w:sz="2" w:space="0"/>
             </w:tcBorders>
             <w:shd w:val="clear" w:color="auto" w:fill="FFFFFF"/>
             <w:tcMar>
@@ -2317,8 +3608,14 @@
           <w:p>
             <w:pPr>
               <w:jc w:val="center"/>
+              <w:rPr>
+                <w:rFonts w:hint="default" w:ascii="Tahoma" w:hAnsi="Tahoma" w:cs="Tahoma"/>
+              </w:rPr>
             </w:pPr>
             <w:r>
+              <w:rPr>
+                <w:rFonts w:hint="default" w:ascii="Tahoma" w:hAnsi="Tahoma" w:cs="Tahoma"/>
+              </w:rPr>
               <w:t>TC2</w:t>
             </w:r>
           </w:p>
@@ -2327,10 +3624,10 @@
           <w:tcPr>
             <w:tcW w:w="2396" w:type="dxa"/>
             <w:tcBorders>
-              <w:top w:val="single" w:sz="2" w:space="0" w:color="AAAAAA"/>
-              <w:left w:val="single" w:sz="2" w:space="0" w:color="AAAAAA"/>
-              <w:bottom w:val="single" w:sz="2" w:space="0" w:color="AAAAAA"/>
-              <w:right w:val="single" w:sz="2" w:space="0" w:color="AAAAAA"/>
+              <w:top w:val="single" w:color="AAAAAA" w:sz="2" w:space="0"/>
+              <w:left w:val="single" w:color="AAAAAA" w:sz="2" w:space="0"/>
+              <w:bottom w:val="single" w:color="AAAAAA" w:sz="2" w:space="0"/>
+              <w:right w:val="single" w:color="AAAAAA" w:sz="2" w:space="0"/>
             </w:tcBorders>
             <w:shd w:val="clear" w:color="auto" w:fill="FFFFFF"/>
             <w:tcMar>
@@ -2340,16 +3637,22 @@
               <w:right w:w="120" w:type="dxa"/>
             </w:tcMar>
           </w:tcPr>
-          <w:p/>
+          <w:p>
+            <w:pPr>
+              <w:rPr>
+                <w:rFonts w:hint="default" w:ascii="Tahoma" w:hAnsi="Tahoma" w:cs="Tahoma"/>
+              </w:rPr>
+            </w:pPr>
+          </w:p>
         </w:tc>
         <w:tc>
           <w:tcPr>
             <w:tcW w:w="1800" w:type="dxa"/>
             <w:tcBorders>
-              <w:top w:val="single" w:sz="2" w:space="0" w:color="AAAAAA"/>
-              <w:left w:val="single" w:sz="2" w:space="0" w:color="AAAAAA"/>
-              <w:bottom w:val="single" w:sz="2" w:space="0" w:color="AAAAAA"/>
-              <w:right w:val="single" w:sz="2" w:space="0" w:color="AAAAAA"/>
+              <w:top w:val="single" w:color="AAAAAA" w:sz="2" w:space="0"/>
+              <w:left w:val="single" w:color="AAAAAA" w:sz="2" w:space="0"/>
+              <w:bottom w:val="single" w:color="AAAAAA" w:sz="2" w:space="0"/>
+              <w:right w:val="single" w:color="AAAAAA" w:sz="2" w:space="0"/>
             </w:tcBorders>
             <w:shd w:val="clear" w:color="auto" w:fill="FFFFFF"/>
             <w:tcMar>
@@ -2362,6 +3665,9 @@
           <w:p>
             <w:pPr>
               <w:jc w:val="center"/>
+              <w:rPr>
+                <w:rFonts w:hint="default" w:ascii="Tahoma" w:hAnsi="Tahoma" w:cs="Tahoma"/>
+              </w:rPr>
             </w:pPr>
           </w:p>
         </w:tc>
@@ -2369,10 +3675,10 @@
           <w:tcPr>
             <w:tcW w:w="2250" w:type="dxa"/>
             <w:tcBorders>
-              <w:top w:val="single" w:sz="2" w:space="0" w:color="AAAAAA"/>
-              <w:left w:val="single" w:sz="2" w:space="0" w:color="AAAAAA"/>
-              <w:bottom w:val="single" w:sz="2" w:space="0" w:color="AAAAAA"/>
-              <w:right w:val="single" w:sz="2" w:space="0" w:color="AAAAAA"/>
+              <w:top w:val="single" w:color="AAAAAA" w:sz="2" w:space="0"/>
+              <w:left w:val="single" w:color="AAAAAA" w:sz="2" w:space="0"/>
+              <w:bottom w:val="single" w:color="AAAAAA" w:sz="2" w:space="0"/>
+              <w:right w:val="single" w:color="AAAAAA" w:sz="2" w:space="0"/>
             </w:tcBorders>
             <w:shd w:val="clear" w:color="auto" w:fill="FFFFFF"/>
             <w:tcMar>
@@ -2385,6 +3691,9 @@
           <w:p>
             <w:pPr>
               <w:jc w:val="center"/>
+              <w:rPr>
+                <w:rFonts w:hint="default" w:ascii="Tahoma" w:hAnsi="Tahoma" w:cs="Tahoma"/>
+              </w:rPr>
             </w:pPr>
           </w:p>
         </w:tc>
@@ -2392,23 +3701,29 @@
           <w:tcPr>
             <w:tcW w:w="1980" w:type="dxa"/>
             <w:tcBorders>
-              <w:top w:val="single" w:sz="2" w:space="0" w:color="AAAAAA"/>
-              <w:left w:val="single" w:sz="2" w:space="0" w:color="AAAAAA"/>
-              <w:bottom w:val="single" w:sz="2" w:space="0" w:color="AAAAAA"/>
-              <w:right w:val="single" w:sz="2" w:space="0" w:color="AAAAAA"/>
+              <w:top w:val="single" w:color="AAAAAA" w:sz="2" w:space="0"/>
+              <w:left w:val="single" w:color="AAAAAA" w:sz="2" w:space="0"/>
+              <w:bottom w:val="single" w:color="AAAAAA" w:sz="2" w:space="0"/>
+              <w:right w:val="single" w:color="AAAAAA" w:sz="2" w:space="0"/>
             </w:tcBorders>
             <w:shd w:val="clear" w:color="auto" w:fill="FFFFFF"/>
           </w:tcPr>
-          <w:p/>
+          <w:p>
+            <w:pPr>
+              <w:rPr>
+                <w:rFonts w:hint="default" w:ascii="Tahoma" w:hAnsi="Tahoma" w:cs="Tahoma"/>
+              </w:rPr>
+            </w:pPr>
+          </w:p>
         </w:tc>
         <w:tc>
           <w:tcPr>
             <w:tcW w:w="1162" w:type="dxa"/>
             <w:tcBorders>
-              <w:top w:val="single" w:sz="2" w:space="0" w:color="AAAAAA"/>
-              <w:left w:val="single" w:sz="2" w:space="0" w:color="AAAAAA"/>
-              <w:bottom w:val="single" w:sz="2" w:space="0" w:color="AAAAAA"/>
-              <w:right w:val="single" w:sz="2" w:space="0" w:color="AAAAAA"/>
+              <w:top w:val="single" w:color="AAAAAA" w:sz="2" w:space="0"/>
+              <w:left w:val="single" w:color="AAAAAA" w:sz="2" w:space="0"/>
+              <w:bottom w:val="single" w:color="AAAAAA" w:sz="2" w:space="0"/>
+              <w:right w:val="single" w:color="AAAAAA" w:sz="2" w:space="0"/>
             </w:tcBorders>
             <w:shd w:val="clear" w:color="auto" w:fill="FFFFFF"/>
             <w:tcMar>
@@ -2418,54 +3733,66 @@
               <w:right w:w="100" w:type="dxa"/>
             </w:tcMar>
           </w:tcPr>
-          <w:p/>
+          <w:p>
+            <w:pPr>
+              <w:rPr>
+                <w:rFonts w:hint="default" w:ascii="Tahoma" w:hAnsi="Tahoma" w:cs="Tahoma"/>
+              </w:rPr>
+            </w:pPr>
+          </w:p>
         </w:tc>
       </w:tr>
     </w:tbl>
     <w:p>
       <w:pPr>
         <w:rPr>
-          <w:rFonts w:ascii="Arial" w:hAnsi="Arial" w:cs="Arial"/>
-        </w:rPr>
-      </w:pPr>
-    </w:p>
-    <w:p>
-      <w:pPr>
-        <w:pStyle w:val="ListParagraph"/>
-        <w:rPr>
-          <w:rFonts w:ascii="Arial" w:hAnsi="Arial" w:cs="Arial"/>
-        </w:rPr>
-      </w:pPr>
-    </w:p>
-    <w:p/>
+          <w:rFonts w:hint="default" w:ascii="Tahoma" w:hAnsi="Tahoma" w:cs="Tahoma"/>
+        </w:rPr>
+      </w:pPr>
+    </w:p>
+    <w:p>
+      <w:pPr>
+        <w:pStyle w:val="11"/>
+        <w:rPr>
+          <w:rFonts w:hint="default" w:ascii="Tahoma" w:hAnsi="Tahoma" w:cs="Tahoma"/>
+        </w:rPr>
+      </w:pPr>
+    </w:p>
+    <w:p>
+      <w:pPr>
+        <w:rPr>
+          <w:rFonts w:hint="default" w:ascii="Tahoma" w:hAnsi="Tahoma" w:cs="Tahoma"/>
+        </w:rPr>
+      </w:pPr>
+    </w:p>
     <w:sectPr>
-      <w:headerReference w:type="default" r:id="rId7"/>
-      <w:footerReference w:type="default" r:id="rId8"/>
+      <w:headerReference r:id="rId5" w:type="default"/>
+      <w:footerReference r:id="rId6" w:type="default"/>
       <w:pgSz w:w="12240" w:h="15840"/>
       <w:pgMar w:top="1440" w:right="1440" w:bottom="1440" w:left="1440" w:header="720" w:footer="720" w:gutter="0"/>
-      <w:cols w:space="720"/>
-      <w:docGrid w:linePitch="360"/>
+      <w:cols w:space="720" w:num="1"/>
+      <w:docGrid w:linePitch="360" w:charSpace="0"/>
     </w:sectPr>
   </w:body>
 </w:document>
 </file>
 
 <file path=word/endnotes.xml><?xml version="1.0" encoding="utf-8"?>
-<w:endnotes xmlns:wpc="http://schemas.microsoft.com/office/word/2010/wordprocessingCanvas" xmlns:mc="http://schemas.openxmlformats.org/markup-compatibility/2006" xmlns:o="urn:schemas-microsoft-com:office:office" xmlns:r="http://schemas.openxmlformats.org/officeDocument/2006/relationships" xmlns:m="http://schemas.openxmlformats.org/officeDocument/2006/math" xmlns:v="urn:schemas-microsoft-com:vml" xmlns:wp14="http://schemas.microsoft.com/office/word/2010/wordprocessingDrawing" xmlns:wp="http://schemas.openxmlformats.org/drawingml/2006/wordprocessingDrawing" xmlns:w10="urn:schemas-microsoft-com:office:word" xmlns:w="http://schemas.openxmlformats.org/wordprocessingml/2006/main" xmlns:w14="http://schemas.microsoft.com/office/word/2010/wordml" xmlns:w15="http://schemas.microsoft.com/office/word/2012/wordml" xmlns:wpg="http://schemas.microsoft.com/office/word/2010/wordprocessingGroup" xmlns:wpi="http://schemas.microsoft.com/office/word/2010/wordprocessingInk" xmlns:wne="http://schemas.microsoft.com/office/word/2006/wordml" xmlns:wps="http://schemas.microsoft.com/office/word/2010/wordprocessingShape" mc:Ignorable="w14 w15 wp14">
-  <w:endnote w:type="separator" w:id="-1">
-    <w:p>
-      <w:pPr>
-        <w:spacing w:after="0" w:line="240" w:lineRule="auto"/>
+<w:endnotes xmlns:wpc="http://schemas.microsoft.com/office/word/2010/wordprocessingCanvas" xmlns:mc="http://schemas.openxmlformats.org/markup-compatibility/2006" xmlns:o="urn:schemas-microsoft-com:office:office" xmlns:r="http://schemas.openxmlformats.org/officeDocument/2006/relationships" xmlns:m="http://schemas.openxmlformats.org/officeDocument/2006/math" xmlns:v="urn:schemas-microsoft-com:vml" xmlns:wp14="http://schemas.microsoft.com/office/word/2010/wordprocessingDrawing" xmlns:wp="http://schemas.openxmlformats.org/drawingml/2006/wordprocessingDrawing" xmlns:w="http://schemas.openxmlformats.org/wordprocessingml/2006/main" xmlns:w14="http://schemas.microsoft.com/office/word/2010/wordml" xmlns:w15="http://schemas.microsoft.com/office/word/2012/wordml" xmlns:w10="urn:schemas-microsoft-com:office:word" xmlns:wpg="http://schemas.microsoft.com/office/word/2010/wordprocessingGroup" xmlns:wpi="http://schemas.microsoft.com/office/word/2010/wordprocessingInk" xmlns:wne="http://schemas.microsoft.com/office/word/2006/wordml" xmlns:wps="http://schemas.microsoft.com/office/word/2010/wordprocessingShape" xmlns:wpsCustomData="http://www.wps.cn/officeDocument/2013/wpsCustomData" mc:Ignorable="w14 w15 wp14">
+  <w:endnote w:type="separator" w:id="0">
+    <w:p>
+      <w:pPr>
+        <w:spacing w:line="240" w:lineRule="auto"/>
       </w:pPr>
       <w:r>
         <w:separator/>
       </w:r>
     </w:p>
   </w:endnote>
-  <w:endnote w:type="continuationSeparator" w:id="0">
-    <w:p>
-      <w:pPr>
-        <w:spacing w:after="0" w:line="240" w:lineRule="auto"/>
+  <w:endnote w:type="continuationSeparator" w:id="1">
+    <w:p>
+      <w:pPr>
+        <w:spacing w:line="240" w:lineRule="auto"/>
       </w:pPr>
       <w:r>
         <w:continuationSeparator/>
@@ -2476,27 +3803,26 @@
 </file>
 
 <file path=word/footer1.xml><?xml version="1.0" encoding="utf-8"?>
-<w:ftr xmlns:wpc="http://schemas.microsoft.com/office/word/2010/wordprocessingCanvas" xmlns:mc="http://schemas.openxmlformats.org/markup-compatibility/2006" xmlns:o="urn:schemas-microsoft-com:office:office" xmlns:r="http://schemas.openxmlformats.org/officeDocument/2006/relationships" xmlns:m="http://schemas.openxmlformats.org/officeDocument/2006/math" xmlns:v="urn:schemas-microsoft-com:vml" xmlns:wp14="http://schemas.microsoft.com/office/word/2010/wordprocessingDrawing" xmlns:wp="http://schemas.openxmlformats.org/drawingml/2006/wordprocessingDrawing" xmlns:w10="urn:schemas-microsoft-com:office:word" xmlns:w="http://schemas.openxmlformats.org/wordprocessingml/2006/main" xmlns:w14="http://schemas.microsoft.com/office/word/2010/wordml" xmlns:w15="http://schemas.microsoft.com/office/word/2012/wordml" xmlns:wpg="http://schemas.microsoft.com/office/word/2010/wordprocessingGroup" xmlns:wpi="http://schemas.microsoft.com/office/word/2010/wordprocessingInk" xmlns:wne="http://schemas.microsoft.com/office/word/2006/wordml" xmlns:wps="http://schemas.microsoft.com/office/word/2010/wordprocessingShape" mc:Ignorable="w14 w15 wp14">
+<w:ftr xmlns:wpc="http://schemas.microsoft.com/office/word/2010/wordprocessingCanvas" xmlns:mc="http://schemas.openxmlformats.org/markup-compatibility/2006" xmlns:o="urn:schemas-microsoft-com:office:office" xmlns:r="http://schemas.openxmlformats.org/officeDocument/2006/relationships" xmlns:m="http://schemas.openxmlformats.org/officeDocument/2006/math" xmlns:v="urn:schemas-microsoft-com:vml" xmlns:wp14="http://schemas.microsoft.com/office/word/2010/wordprocessingDrawing" xmlns:wp="http://schemas.openxmlformats.org/drawingml/2006/wordprocessingDrawing" xmlns:w10="urn:schemas-microsoft-com:office:word" xmlns:w="http://schemas.openxmlformats.org/wordprocessingml/2006/main" xmlns:w14="http://schemas.microsoft.com/office/word/2010/wordml" xmlns:w15="http://schemas.microsoft.com/office/word/2012/wordml" xmlns:wpg="http://schemas.microsoft.com/office/word/2010/wordprocessingGroup" xmlns:wpi="http://schemas.microsoft.com/office/word/2010/wordprocessingInk" xmlns:wne="http://schemas.microsoft.com/office/word/2006/wordml" xmlns:wps="http://schemas.microsoft.com/office/word/2010/wordprocessingShape" xmlns:wpsCustomData="http://www.wps.cn/officeDocument/2013/wpsCustomData" mc:Ignorable="w14 w15 wp14">
   <w:sdt>
     <w:sdtPr>
       <w:id w:val="-619685387"/>
       <w:docPartObj>
-        <w:docPartGallery w:val="Page Numbers (Bottom of Page)"/>
-        <w:docPartUnique/>
+        <w:docPartGallery w:val="AutoText"/>
       </w:docPartObj>
     </w:sdtPr>
     <w:sdtEndPr>
       <w:rPr>
-        <w:color w:val="7F7F7F" w:themeColor="background1" w:themeShade="7F"/>
+        <w:color w:val="808080" w:themeColor="background1" w:themeShade="80"/>
         <w:spacing w:val="60"/>
       </w:rPr>
     </w:sdtEndPr>
     <w:sdtContent>
       <w:p>
         <w:pPr>
-          <w:pStyle w:val="Footer"/>
+          <w:pStyle w:val="8"/>
           <w:pBdr>
-            <w:top w:val="single" w:sz="4" w:space="1" w:color="D9D9D9" w:themeColor="background1" w:themeShade="D9"/>
+            <w:top w:val="single" w:color="D8D8D8" w:themeColor="background1" w:themeShade="D9" w:sz="4" w:space="1"/>
           </w:pBdr>
           <w:rPr>
             <w:b/>
@@ -2516,7 +3842,6 @@
           <w:rPr>
             <w:b/>
             <w:bCs/>
-            <w:noProof/>
           </w:rPr>
           <w:t>2</w:t>
         </w:r>
@@ -2524,7 +3849,6 @@
           <w:rPr>
             <w:b/>
             <w:bCs/>
-            <w:noProof/>
           </w:rPr>
           <w:fldChar w:fldCharType="end"/>
         </w:r>
@@ -2537,7 +3861,7 @@
         </w:r>
         <w:r>
           <w:rPr>
-            <w:color w:val="7F7F7F" w:themeColor="background1" w:themeShade="7F"/>
+            <w:color w:val="808080" w:themeColor="background1" w:themeShade="80"/>
             <w:spacing w:val="60"/>
           </w:rPr>
           <w:t>Page</w:t>
@@ -2578,21 +3902,21 @@
 </file>
 
 <file path=word/footnotes.xml><?xml version="1.0" encoding="utf-8"?>
-<w:footnotes xmlns:wpc="http://schemas.microsoft.com/office/word/2010/wordprocessingCanvas" xmlns:mc="http://schemas.openxmlformats.org/markup-compatibility/2006" xmlns:o="urn:schemas-microsoft-com:office:office" xmlns:r="http://schemas.openxmlformats.org/officeDocument/2006/relationships" xmlns:m="http://schemas.openxmlformats.org/officeDocument/2006/math" xmlns:v="urn:schemas-microsoft-com:vml" xmlns:wp14="http://schemas.microsoft.com/office/word/2010/wordprocessingDrawing" xmlns:wp="http://schemas.openxmlformats.org/drawingml/2006/wordprocessingDrawing" xmlns:w10="urn:schemas-microsoft-com:office:word" xmlns:w="http://schemas.openxmlformats.org/wordprocessingml/2006/main" xmlns:w14="http://schemas.microsoft.com/office/word/2010/wordml" xmlns:w15="http://schemas.microsoft.com/office/word/2012/wordml" xmlns:wpg="http://schemas.microsoft.com/office/word/2010/wordprocessingGroup" xmlns:wpi="http://schemas.microsoft.com/office/word/2010/wordprocessingInk" xmlns:wne="http://schemas.microsoft.com/office/word/2006/wordml" xmlns:wps="http://schemas.microsoft.com/office/word/2010/wordprocessingShape" mc:Ignorable="w14 w15 wp14">
-  <w:footnote w:type="separator" w:id="-1">
-    <w:p>
-      <w:pPr>
-        <w:spacing w:after="0" w:line="240" w:lineRule="auto"/>
+<w:footnotes xmlns:wpc="http://schemas.microsoft.com/office/word/2010/wordprocessingCanvas" xmlns:mc="http://schemas.openxmlformats.org/markup-compatibility/2006" xmlns:o="urn:schemas-microsoft-com:office:office" xmlns:r="http://schemas.openxmlformats.org/officeDocument/2006/relationships" xmlns:m="http://schemas.openxmlformats.org/officeDocument/2006/math" xmlns:v="urn:schemas-microsoft-com:vml" xmlns:wp14="http://schemas.microsoft.com/office/word/2010/wordprocessingDrawing" xmlns:wp="http://schemas.openxmlformats.org/drawingml/2006/wordprocessingDrawing" xmlns:w="http://schemas.openxmlformats.org/wordprocessingml/2006/main" xmlns:w14="http://schemas.microsoft.com/office/word/2010/wordml" xmlns:w15="http://schemas.microsoft.com/office/word/2012/wordml" xmlns:w10="urn:schemas-microsoft-com:office:word" xmlns:wpg="http://schemas.microsoft.com/office/word/2010/wordprocessingGroup" xmlns:wpi="http://schemas.microsoft.com/office/word/2010/wordprocessingInk" xmlns:wne="http://schemas.microsoft.com/office/word/2006/wordml" xmlns:wps="http://schemas.microsoft.com/office/word/2010/wordprocessingShape" xmlns:wpsCustomData="http://www.wps.cn/officeDocument/2013/wpsCustomData" mc:Ignorable="w14 w15 wp14">
+  <w:footnote w:type="separator" w:id="0">
+    <w:p>
+      <w:pPr>
+        <w:spacing w:before="0" w:after="0" w:line="278" w:lineRule="auto"/>
       </w:pPr>
       <w:r>
         <w:separator/>
       </w:r>
     </w:p>
   </w:footnote>
-  <w:footnote w:type="continuationSeparator" w:id="0">
-    <w:p>
-      <w:pPr>
-        <w:spacing w:after="0" w:line="240" w:lineRule="auto"/>
+  <w:footnote w:type="continuationSeparator" w:id="1">
+    <w:p>
+      <w:pPr>
+        <w:spacing w:before="0" w:after="0" w:line="278" w:lineRule="auto"/>
       </w:pPr>
       <w:r>
         <w:continuationSeparator/>
@@ -2603,17 +3927,17 @@
 </file>
 
 <file path=word/header1.xml><?xml version="1.0" encoding="utf-8"?>
-<w:hdr xmlns:wpc="http://schemas.microsoft.com/office/word/2010/wordprocessingCanvas" xmlns:mc="http://schemas.openxmlformats.org/markup-compatibility/2006" xmlns:o="urn:schemas-microsoft-com:office:office" xmlns:r="http://schemas.openxmlformats.org/officeDocument/2006/relationships" xmlns:m="http://schemas.openxmlformats.org/officeDocument/2006/math" xmlns:v="urn:schemas-microsoft-com:vml" xmlns:wp14="http://schemas.microsoft.com/office/word/2010/wordprocessingDrawing" xmlns:wp="http://schemas.openxmlformats.org/drawingml/2006/wordprocessingDrawing" xmlns:w10="urn:schemas-microsoft-com:office:word" xmlns:w="http://schemas.openxmlformats.org/wordprocessingml/2006/main" xmlns:w14="http://schemas.microsoft.com/office/word/2010/wordml" xmlns:w15="http://schemas.microsoft.com/office/word/2012/wordml" xmlns:wpg="http://schemas.microsoft.com/office/word/2010/wordprocessingGroup" xmlns:wpi="http://schemas.microsoft.com/office/word/2010/wordprocessingInk" xmlns:wne="http://schemas.microsoft.com/office/word/2006/wordml" xmlns:wps="http://schemas.microsoft.com/office/word/2010/wordprocessingShape" mc:Ignorable="w14 w15 wp14">
+<w:hdr xmlns:wpc="http://schemas.microsoft.com/office/word/2010/wordprocessingCanvas" xmlns:mc="http://schemas.openxmlformats.org/markup-compatibility/2006" xmlns:o="urn:schemas-microsoft-com:office:office" xmlns:r="http://schemas.openxmlformats.org/officeDocument/2006/relationships" xmlns:m="http://schemas.openxmlformats.org/officeDocument/2006/math" xmlns:v="urn:schemas-microsoft-com:vml" xmlns:wp14="http://schemas.microsoft.com/office/word/2010/wordprocessingDrawing" xmlns:wp="http://schemas.openxmlformats.org/drawingml/2006/wordprocessingDrawing" xmlns:w10="urn:schemas-microsoft-com:office:word" xmlns:w="http://schemas.openxmlformats.org/wordprocessingml/2006/main" xmlns:w14="http://schemas.microsoft.com/office/word/2010/wordml" xmlns:w15="http://schemas.microsoft.com/office/word/2012/wordml" xmlns:wpg="http://schemas.microsoft.com/office/word/2010/wordprocessingGroup" xmlns:wpi="http://schemas.microsoft.com/office/word/2010/wordprocessingInk" xmlns:wne="http://schemas.microsoft.com/office/word/2006/wordml" xmlns:wps="http://schemas.microsoft.com/office/word/2010/wordprocessingShape" xmlns:wpsCustomData="http://www.wps.cn/officeDocument/2013/wpsCustomData" mc:Ignorable="w14 w15 wp14">
   <w:p>
     <w:pPr>
       <w:pBdr>
-        <w:bottom w:val="single" w:sz="6" w:space="1" w:color="2E75B6"/>
+        <w:bottom w:val="single" w:color="2E75B6" w:sz="6" w:space="1"/>
       </w:pBdr>
       <w:spacing w:after="60"/>
     </w:pPr>
     <w:r>
       <w:rPr>
-        <w:rFonts w:ascii="Arial" w:eastAsia="Arial" w:hAnsi="Arial" w:cs="Arial"/>
+        <w:rFonts w:ascii="Arial" w:hAnsi="Arial" w:eastAsia="Arial" w:cs="Arial"/>
         <w:b/>
         <w:bCs/>
         <w:color w:val="1F4E79"/>
@@ -2626,600 +3950,290 @@
 </w:hdr>
 </file>
 
-<file path=word/numbering.xml><?xml version="1.0" encoding="utf-8"?>
-<w:numbering xmlns:wpc="http://schemas.microsoft.com/office/word/2010/wordprocessingCanvas" xmlns:mc="http://schemas.openxmlformats.org/markup-compatibility/2006" xmlns:o="urn:schemas-microsoft-com:office:office" xmlns:r="http://schemas.openxmlformats.org/officeDocument/2006/relationships" xmlns:m="http://schemas.openxmlformats.org/officeDocument/2006/math" xmlns:v="urn:schemas-microsoft-com:vml" xmlns:wp14="http://schemas.microsoft.com/office/word/2010/wordprocessingDrawing" xmlns:wp="http://schemas.openxmlformats.org/drawingml/2006/wordprocessingDrawing" xmlns:w10="urn:schemas-microsoft-com:office:word" xmlns:w="http://schemas.openxmlformats.org/wordprocessingml/2006/main" xmlns:w14="http://schemas.microsoft.com/office/word/2010/wordml" xmlns:w15="http://schemas.microsoft.com/office/word/2012/wordml" xmlns:wpg="http://schemas.microsoft.com/office/word/2010/wordprocessingGroup" xmlns:wpi="http://schemas.microsoft.com/office/word/2010/wordprocessingInk" xmlns:wne="http://schemas.microsoft.com/office/word/2006/wordml" xmlns:wps="http://schemas.microsoft.com/office/word/2010/wordprocessingShape" mc:Ignorable="w14 w15 wp14">
-  <w:abstractNum w:abstractNumId="0" w15:restartNumberingAfterBreak="0">
-    <w:nsid w:val="20865B8D"/>
-    <w:multiLevelType w:val="hybridMultilevel"/>
-    <w:tmpl w:val="280CD2FE"/>
-    <w:lvl w:ilvl="0" w:tplc="0409000F">
-      <w:start w:val="1"/>
-      <w:numFmt w:val="decimal"/>
-      <w:lvlText w:val="%1."/>
-      <w:lvlJc w:val="left"/>
-      <w:pPr>
-        <w:ind w:left="720" w:hanging="360"/>
-      </w:pPr>
-      <w:rPr>
-        <w:rFonts w:hint="default"/>
-      </w:rPr>
-    </w:lvl>
-    <w:lvl w:ilvl="1" w:tplc="04090019" w:tentative="1">
-      <w:start w:val="1"/>
-      <w:numFmt w:val="lowerLetter"/>
-      <w:lvlText w:val="%2."/>
-      <w:lvlJc w:val="left"/>
-      <w:pPr>
-        <w:ind w:left="1440" w:hanging="360"/>
-      </w:pPr>
-    </w:lvl>
-    <w:lvl w:ilvl="2" w:tplc="0409001B" w:tentative="1">
-      <w:start w:val="1"/>
-      <w:numFmt w:val="lowerRoman"/>
-      <w:lvlText w:val="%3."/>
-      <w:lvlJc w:val="right"/>
-      <w:pPr>
-        <w:ind w:left="2160" w:hanging="180"/>
-      </w:pPr>
-    </w:lvl>
-    <w:lvl w:ilvl="3" w:tplc="0409000F" w:tentative="1">
-      <w:start w:val="1"/>
-      <w:numFmt w:val="decimal"/>
-      <w:lvlText w:val="%4."/>
-      <w:lvlJc w:val="left"/>
-      <w:pPr>
-        <w:ind w:left="2880" w:hanging="360"/>
-      </w:pPr>
-    </w:lvl>
-    <w:lvl w:ilvl="4" w:tplc="04090019" w:tentative="1">
-      <w:start w:val="1"/>
-      <w:numFmt w:val="lowerLetter"/>
-      <w:lvlText w:val="%5."/>
-      <w:lvlJc w:val="left"/>
-      <w:pPr>
-        <w:ind w:left="3600" w:hanging="360"/>
-      </w:pPr>
-    </w:lvl>
-    <w:lvl w:ilvl="5" w:tplc="0409001B" w:tentative="1">
-      <w:start w:val="1"/>
-      <w:numFmt w:val="lowerRoman"/>
-      <w:lvlText w:val="%6."/>
-      <w:lvlJc w:val="right"/>
-      <w:pPr>
-        <w:ind w:left="4320" w:hanging="180"/>
-      </w:pPr>
-    </w:lvl>
-    <w:lvl w:ilvl="6" w:tplc="0409000F" w:tentative="1">
-      <w:start w:val="1"/>
-      <w:numFmt w:val="decimal"/>
-      <w:lvlText w:val="%7."/>
-      <w:lvlJc w:val="left"/>
-      <w:pPr>
-        <w:ind w:left="5040" w:hanging="360"/>
-      </w:pPr>
-    </w:lvl>
-    <w:lvl w:ilvl="7" w:tplc="04090019" w:tentative="1">
-      <w:start w:val="1"/>
-      <w:numFmt w:val="lowerLetter"/>
-      <w:lvlText w:val="%8."/>
-      <w:lvlJc w:val="left"/>
-      <w:pPr>
-        <w:ind w:left="5760" w:hanging="360"/>
-      </w:pPr>
-    </w:lvl>
-    <w:lvl w:ilvl="8" w:tplc="0409001B" w:tentative="1">
-      <w:start w:val="1"/>
-      <w:numFmt w:val="lowerRoman"/>
-      <w:lvlText w:val="%9."/>
-      <w:lvlJc w:val="right"/>
-      <w:pPr>
-        <w:ind w:left="6480" w:hanging="180"/>
-      </w:pPr>
-    </w:lvl>
-  </w:abstractNum>
-  <w:abstractNum w:abstractNumId="1" w15:restartNumberingAfterBreak="0">
-    <w:nsid w:val="43F96EF6"/>
-    <w:multiLevelType w:val="hybridMultilevel"/>
-    <w:tmpl w:val="92C079E6"/>
-    <w:lvl w:ilvl="0" w:tplc="0409000F">
-      <w:start w:val="1"/>
-      <w:numFmt w:val="decimal"/>
-      <w:lvlText w:val="%1."/>
-      <w:lvlJc w:val="left"/>
-      <w:pPr>
-        <w:ind w:left="720" w:hanging="360"/>
-      </w:pPr>
-      <w:rPr>
-        <w:rFonts w:hint="default"/>
-      </w:rPr>
-    </w:lvl>
-    <w:lvl w:ilvl="1" w:tplc="04090019" w:tentative="1">
-      <w:start w:val="1"/>
-      <w:numFmt w:val="lowerLetter"/>
-      <w:lvlText w:val="%2."/>
-      <w:lvlJc w:val="left"/>
-      <w:pPr>
-        <w:ind w:left="1440" w:hanging="360"/>
-      </w:pPr>
-    </w:lvl>
-    <w:lvl w:ilvl="2" w:tplc="0409001B" w:tentative="1">
-      <w:start w:val="1"/>
-      <w:numFmt w:val="lowerRoman"/>
-      <w:lvlText w:val="%3."/>
-      <w:lvlJc w:val="right"/>
-      <w:pPr>
-        <w:ind w:left="2160" w:hanging="180"/>
-      </w:pPr>
-    </w:lvl>
-    <w:lvl w:ilvl="3" w:tplc="0409000F" w:tentative="1">
-      <w:start w:val="1"/>
-      <w:numFmt w:val="decimal"/>
-      <w:lvlText w:val="%4."/>
-      <w:lvlJc w:val="left"/>
-      <w:pPr>
-        <w:ind w:left="2880" w:hanging="360"/>
-      </w:pPr>
-    </w:lvl>
-    <w:lvl w:ilvl="4" w:tplc="04090019" w:tentative="1">
-      <w:start w:val="1"/>
-      <w:numFmt w:val="lowerLetter"/>
-      <w:lvlText w:val="%5."/>
-      <w:lvlJc w:val="left"/>
-      <w:pPr>
-        <w:ind w:left="3600" w:hanging="360"/>
-      </w:pPr>
-    </w:lvl>
-    <w:lvl w:ilvl="5" w:tplc="0409001B" w:tentative="1">
-      <w:start w:val="1"/>
-      <w:numFmt w:val="lowerRoman"/>
-      <w:lvlText w:val="%6."/>
-      <w:lvlJc w:val="right"/>
-      <w:pPr>
-        <w:ind w:left="4320" w:hanging="180"/>
-      </w:pPr>
-    </w:lvl>
-    <w:lvl w:ilvl="6" w:tplc="0409000F" w:tentative="1">
-      <w:start w:val="1"/>
-      <w:numFmt w:val="decimal"/>
-      <w:lvlText w:val="%7."/>
-      <w:lvlJc w:val="left"/>
-      <w:pPr>
-        <w:ind w:left="5040" w:hanging="360"/>
-      </w:pPr>
-    </w:lvl>
-    <w:lvl w:ilvl="7" w:tplc="04090019" w:tentative="1">
-      <w:start w:val="1"/>
-      <w:numFmt w:val="lowerLetter"/>
-      <w:lvlText w:val="%8."/>
-      <w:lvlJc w:val="left"/>
-      <w:pPr>
-        <w:ind w:left="5760" w:hanging="360"/>
-      </w:pPr>
-    </w:lvl>
-    <w:lvl w:ilvl="8" w:tplc="0409001B" w:tentative="1">
-      <w:start w:val="1"/>
-      <w:numFmt w:val="lowerRoman"/>
-      <w:lvlText w:val="%9."/>
-      <w:lvlJc w:val="right"/>
-      <w:pPr>
-        <w:ind w:left="6480" w:hanging="180"/>
-      </w:pPr>
-    </w:lvl>
-  </w:abstractNum>
-  <w:num w:numId="1">
-    <w:abstractNumId w:val="0"/>
-  </w:num>
-  <w:num w:numId="2">
-    <w:abstractNumId w:val="1"/>
-  </w:num>
-</w:numbering>
-</file>
-
 <file path=word/styles.xml><?xml version="1.0" encoding="utf-8"?>
-<w:styles xmlns:mc="http://schemas.openxmlformats.org/markup-compatibility/2006" xmlns:r="http://schemas.openxmlformats.org/officeDocument/2006/relationships" xmlns:w="http://schemas.openxmlformats.org/wordprocessingml/2006/main" xmlns:w14="http://schemas.microsoft.com/office/word/2010/wordml" xmlns:w15="http://schemas.microsoft.com/office/word/2012/wordml" mc:Ignorable="w14 w15">
+<w:styles xmlns:mc="http://schemas.openxmlformats.org/markup-compatibility/2006" xmlns:o="urn:schemas-microsoft-com:office:office" xmlns:r="http://schemas.openxmlformats.org/officeDocument/2006/relationships" xmlns:m="http://schemas.openxmlformats.org/officeDocument/2006/math" xmlns:v="urn:schemas-microsoft-com:vml" xmlns:w="http://schemas.openxmlformats.org/wordprocessingml/2006/main" xmlns:w14="http://schemas.microsoft.com/office/word/2010/wordml" xmlns:w10="urn:schemas-microsoft-com:office:word" xmlns:sl="http://schemas.openxmlformats.org/schemaLibrary/2006/main" xmlns:wpsCustomData="http://www.wps.cn/officeDocument/2013/wpsCustomData" mc:Ignorable="w14">
   <w:docDefaults>
     <w:rPrDefault>
       <w:rPr>
-        <w:rFonts w:asciiTheme="minorHAnsi" w:eastAsiaTheme="minorHAnsi" w:hAnsiTheme="minorHAnsi" w:cstheme="minorBidi"/>
-        <w:kern w:val="2"/>
-        <w:sz w:val="24"/>
-        <w:szCs w:val="24"/>
-        <w:lang w:val="en-US" w:eastAsia="en-US" w:bidi="ar-SA"/>
-        <w14:ligatures w14:val="standardContextual"/>
+        <w:rFonts w:asciiTheme="minorHAnsi" w:hAnsiTheme="minorHAnsi" w:eastAsiaTheme="minorHAnsi" w:cstheme="minorBidi"/>
       </w:rPr>
     </w:rPrDefault>
-    <w:pPrDefault>
-      <w:pPr>
-        <w:spacing w:after="160" w:line="278" w:lineRule="auto"/>
-      </w:pPr>
-    </w:pPrDefault>
+    <w:pPrDefault/>
   </w:docDefaults>
-  <w:latentStyles w:defLockedState="0" w:defUIPriority="99" w:defSemiHidden="0" w:defUnhideWhenUsed="0" w:defQFormat="0" w:count="371">
-    <w:lsdException w:name="Normal" w:uiPriority="0" w:qFormat="1"/>
-    <w:lsdException w:name="heading 1" w:uiPriority="9" w:qFormat="1"/>
-    <w:lsdException w:name="heading 2" w:semiHidden="1" w:uiPriority="9" w:unhideWhenUsed="1" w:qFormat="1"/>
-    <w:lsdException w:name="heading 3" w:semiHidden="1" w:uiPriority="9" w:unhideWhenUsed="1" w:qFormat="1"/>
-    <w:lsdException w:name="heading 4" w:semiHidden="1" w:uiPriority="9" w:unhideWhenUsed="1" w:qFormat="1"/>
-    <w:lsdException w:name="heading 5" w:semiHidden="1" w:uiPriority="9" w:unhideWhenUsed="1" w:qFormat="1"/>
-    <w:lsdException w:name="heading 6" w:semiHidden="1" w:uiPriority="9" w:unhideWhenUsed="1" w:qFormat="1"/>
-    <w:lsdException w:name="heading 7" w:semiHidden="1" w:uiPriority="9" w:unhideWhenUsed="1" w:qFormat="1"/>
-    <w:lsdException w:name="heading 8" w:semiHidden="1" w:uiPriority="9" w:unhideWhenUsed="1" w:qFormat="1"/>
-    <w:lsdException w:name="heading 9" w:semiHidden="1" w:uiPriority="9" w:unhideWhenUsed="1" w:qFormat="1"/>
-    <w:lsdException w:name="index 1" w:semiHidden="1" w:unhideWhenUsed="1"/>
-    <w:lsdException w:name="index 2" w:semiHidden="1" w:unhideWhenUsed="1"/>
-    <w:lsdException w:name="index 3" w:semiHidden="1" w:unhideWhenUsed="1"/>
-    <w:lsdException w:name="index 4" w:semiHidden="1" w:unhideWhenUsed="1"/>
-    <w:lsdException w:name="index 5" w:semiHidden="1" w:unhideWhenUsed="1"/>
-    <w:lsdException w:name="index 6" w:semiHidden="1" w:unhideWhenUsed="1"/>
-    <w:lsdException w:name="index 7" w:semiHidden="1" w:unhideWhenUsed="1"/>
-    <w:lsdException w:name="index 8" w:semiHidden="1" w:unhideWhenUsed="1"/>
-    <w:lsdException w:name="index 9" w:semiHidden="1" w:unhideWhenUsed="1"/>
-    <w:lsdException w:name="toc 1" w:semiHidden="1" w:uiPriority="39" w:unhideWhenUsed="1"/>
-    <w:lsdException w:name="toc 2" w:semiHidden="1" w:uiPriority="39" w:unhideWhenUsed="1"/>
-    <w:lsdException w:name="toc 3" w:semiHidden="1" w:uiPriority="39" w:unhideWhenUsed="1"/>
-    <w:lsdException w:name="toc 4" w:semiHidden="1" w:uiPriority="39" w:unhideWhenUsed="1"/>
-    <w:lsdException w:name="toc 5" w:semiHidden="1" w:uiPriority="39" w:unhideWhenUsed="1"/>
-    <w:lsdException w:name="toc 6" w:semiHidden="1" w:uiPriority="39" w:unhideWhenUsed="1"/>
-    <w:lsdException w:name="toc 7" w:semiHidden="1" w:uiPriority="39" w:unhideWhenUsed="1"/>
-    <w:lsdException w:name="toc 8" w:semiHidden="1" w:uiPriority="39" w:unhideWhenUsed="1"/>
-    <w:lsdException w:name="toc 9" w:semiHidden="1" w:uiPriority="39" w:unhideWhenUsed="1"/>
-    <w:lsdException w:name="Normal Indent" w:semiHidden="1" w:unhideWhenUsed="1"/>
-    <w:lsdException w:name="footnote text" w:semiHidden="1" w:unhideWhenUsed="1"/>
-    <w:lsdException w:name="annotation text" w:semiHidden="1" w:unhideWhenUsed="1"/>
-    <w:lsdException w:name="header" w:semiHidden="1" w:unhideWhenUsed="1"/>
-    <w:lsdException w:name="footer" w:semiHidden="1" w:unhideWhenUsed="1"/>
-    <w:lsdException w:name="index heading" w:semiHidden="1" w:unhideWhenUsed="1"/>
-    <w:lsdException w:name="caption" w:semiHidden="1" w:uiPriority="35" w:unhideWhenUsed="1" w:qFormat="1"/>
-    <w:lsdException w:name="table of figures" w:semiHidden="1" w:unhideWhenUsed="1"/>
-    <w:lsdException w:name="envelope address" w:semiHidden="1" w:unhideWhenUsed="1"/>
-    <w:lsdException w:name="envelope return" w:semiHidden="1" w:unhideWhenUsed="1"/>
-    <w:lsdException w:name="footnote reference" w:semiHidden="1" w:unhideWhenUsed="1"/>
-    <w:lsdException w:name="annotation reference" w:semiHidden="1" w:unhideWhenUsed="1"/>
-    <w:lsdException w:name="line number" w:semiHidden="1" w:unhideWhenUsed="1"/>
-    <w:lsdException w:name="page number" w:semiHidden="1" w:unhideWhenUsed="1"/>
-    <w:lsdException w:name="endnote reference" w:semiHidden="1" w:unhideWhenUsed="1"/>
-    <w:lsdException w:name="endnote text" w:semiHidden="1" w:unhideWhenUsed="1"/>
-    <w:lsdException w:name="table of authorities" w:semiHidden="1" w:unhideWhenUsed="1"/>
-    <w:lsdException w:name="macro" w:semiHidden="1" w:unhideWhenUsed="1"/>
-    <w:lsdException w:name="toa heading" w:semiHidden="1" w:unhideWhenUsed="1"/>
-    <w:lsdException w:name="List" w:semiHidden="1" w:unhideWhenUsed="1"/>
-    <w:lsdException w:name="List Bullet" w:semiHidden="1" w:unhideWhenUsed="1"/>
-    <w:lsdException w:name="List Number" w:semiHidden="1" w:unhideWhenUsed="1"/>
-    <w:lsdException w:name="List 2" w:semiHidden="1" w:unhideWhenUsed="1"/>
-    <w:lsdException w:name="List 3" w:semiHidden="1" w:unhideWhenUsed="1"/>
-    <w:lsdException w:name="List 4" w:semiHidden="1" w:unhideWhenUsed="1"/>
-    <w:lsdException w:name="List 5" w:semiHidden="1" w:unhideWhenUsed="1"/>
-    <w:lsdException w:name="List Bullet 2" w:semiHidden="1" w:unhideWhenUsed="1"/>
-    <w:lsdException w:name="List Bullet 3" w:semiHidden="1" w:unhideWhenUsed="1"/>
-    <w:lsdException w:name="List Bullet 4" w:semiHidden="1" w:unhideWhenUsed="1"/>
-    <w:lsdException w:name="List Bullet 5" w:semiHidden="1" w:unhideWhenUsed="1"/>
-    <w:lsdException w:name="List Number 2" w:semiHidden="1" w:unhideWhenUsed="1"/>
-    <w:lsdException w:name="List Number 3" w:semiHidden="1" w:unhideWhenUsed="1"/>
-    <w:lsdException w:name="List Number 4" w:semiHidden="1" w:unhideWhenUsed="1"/>
-    <w:lsdException w:name="List Number 5" w:semiHidden="1" w:unhideWhenUsed="1"/>
-    <w:lsdException w:name="Title" w:uiPriority="10" w:qFormat="1"/>
-    <w:lsdException w:name="Closing" w:semiHidden="1" w:unhideWhenUsed="1"/>
-    <w:lsdException w:name="Signature" w:semiHidden="1" w:unhideWhenUsed="1"/>
-    <w:lsdException w:name="Default Paragraph Font" w:semiHidden="1" w:uiPriority="1" w:unhideWhenUsed="1"/>
-    <w:lsdException w:name="Body Text" w:semiHidden="1" w:unhideWhenUsed="1"/>
-    <w:lsdException w:name="Body Text Indent" w:semiHidden="1" w:unhideWhenUsed="1"/>
-    <w:lsdException w:name="List Continue" w:semiHidden="1" w:unhideWhenUsed="1"/>
-    <w:lsdException w:name="List Continue 2" w:semiHidden="1" w:unhideWhenUsed="1"/>
-    <w:lsdException w:name="List Continue 3" w:semiHidden="1" w:unhideWhenUsed="1"/>
-    <w:lsdException w:name="List Continue 4" w:semiHidden="1" w:unhideWhenUsed="1"/>
-    <w:lsdException w:name="List Continue 5" w:semiHidden="1" w:unhideWhenUsed="1"/>
-    <w:lsdException w:name="Message Header" w:semiHidden="1" w:unhideWhenUsed="1"/>
-    <w:lsdException w:name="Subtitle" w:uiPriority="11" w:qFormat="1"/>
-    <w:lsdException w:name="Salutation" w:semiHidden="1" w:unhideWhenUsed="1"/>
-    <w:lsdException w:name="Date" w:semiHidden="1" w:unhideWhenUsed="1"/>
-    <w:lsdException w:name="Body Text First Indent" w:semiHidden="1" w:unhideWhenUsed="1"/>
-    <w:lsdException w:name="Body Text First Indent 2" w:semiHidden="1" w:unhideWhenUsed="1"/>
-    <w:lsdException w:name="Note Heading" w:semiHidden="1" w:unhideWhenUsed="1"/>
-    <w:lsdException w:name="Body Text 2" w:semiHidden="1" w:unhideWhenUsed="1"/>
-    <w:lsdException w:name="Body Text 3" w:semiHidden="1" w:unhideWhenUsed="1"/>
-    <w:lsdException w:name="Body Text Indent 2" w:semiHidden="1" w:unhideWhenUsed="1"/>
-    <w:lsdException w:name="Body Text Indent 3" w:semiHidden="1" w:unhideWhenUsed="1"/>
-    <w:lsdException w:name="Block Text" w:semiHidden="1" w:unhideWhenUsed="1"/>
-    <w:lsdException w:name="Hyperlink" w:semiHidden="1" w:unhideWhenUsed="1"/>
-    <w:lsdException w:name="FollowedHyperlink" w:semiHidden="1" w:unhideWhenUsed="1"/>
-    <w:lsdException w:name="Strong" w:uiPriority="22" w:qFormat="1"/>
-    <w:lsdException w:name="Emphasis" w:uiPriority="20" w:qFormat="1"/>
-    <w:lsdException w:name="Document Map" w:semiHidden="1" w:unhideWhenUsed="1"/>
-    <w:lsdException w:name="Plain Text" w:semiHidden="1" w:unhideWhenUsed="1"/>
-    <w:lsdException w:name="E-mail Signature" w:semiHidden="1" w:unhideWhenUsed="1"/>
-    <w:lsdException w:name="HTML Top of Form" w:semiHidden="1" w:unhideWhenUsed="1"/>
-    <w:lsdException w:name="HTML Bottom of Form" w:semiHidden="1" w:unhideWhenUsed="1"/>
-    <w:lsdException w:name="Normal (Web)" w:semiHidden="1" w:unhideWhenUsed="1"/>
-    <w:lsdException w:name="HTML Acronym" w:semiHidden="1" w:unhideWhenUsed="1"/>
-    <w:lsdException w:name="HTML Address" w:semiHidden="1" w:unhideWhenUsed="1"/>
-    <w:lsdException w:name="HTML Cite" w:semiHidden="1" w:unhideWhenUsed="1"/>
-    <w:lsdException w:name="HTML Code" w:semiHidden="1" w:unhideWhenUsed="1"/>
-    <w:lsdException w:name="HTML Definition" w:semiHidden="1" w:unhideWhenUsed="1"/>
-    <w:lsdException w:name="HTML Keyboard" w:semiHidden="1" w:unhideWhenUsed="1"/>
-    <w:lsdException w:name="HTML Preformatted" w:semiHidden="1" w:unhideWhenUsed="1"/>
-    <w:lsdException w:name="HTML Sample" w:semiHidden="1" w:unhideWhenUsed="1"/>
-    <w:lsdException w:name="HTML Typewriter" w:semiHidden="1" w:unhideWhenUsed="1"/>
-    <w:lsdException w:name="HTML Variable" w:semiHidden="1" w:unhideWhenUsed="1"/>
-    <w:lsdException w:name="Normal Table" w:semiHidden="1" w:unhideWhenUsed="1"/>
-    <w:lsdException w:name="annotation subject" w:semiHidden="1" w:unhideWhenUsed="1"/>
-    <w:lsdException w:name="No List" w:semiHidden="1" w:unhideWhenUsed="1"/>
-    <w:lsdException w:name="Outline List 1" w:semiHidden="1" w:unhideWhenUsed="1"/>
-    <w:lsdException w:name="Outline List 2" w:semiHidden="1" w:unhideWhenUsed="1"/>
-    <w:lsdException w:name="Outline List 3" w:semiHidden="1" w:unhideWhenUsed="1"/>
-    <w:lsdException w:name="Table Simple 1" w:semiHidden="1" w:unhideWhenUsed="1"/>
-    <w:lsdException w:name="Table Simple 2" w:semiHidden="1" w:unhideWhenUsed="1"/>
-    <w:lsdException w:name="Table Simple 3" w:semiHidden="1" w:unhideWhenUsed="1"/>
-    <w:lsdException w:name="Table Classic 1" w:semiHidden="1" w:unhideWhenUsed="1"/>
-    <w:lsdException w:name="Table Classic 2" w:semiHidden="1" w:unhideWhenUsed="1"/>
-    <w:lsdException w:name="Table Classic 3" w:semiHidden="1" w:unhideWhenUsed="1"/>
-    <w:lsdException w:name="Table Classic 4" w:semiHidden="1" w:unhideWhenUsed="1"/>
-    <w:lsdException w:name="Table Colorful 1" w:semiHidden="1" w:unhideWhenUsed="1"/>
-    <w:lsdException w:name="Table Colorful 2" w:semiHidden="1" w:unhideWhenUsed="1"/>
-    <w:lsdException w:name="Table Colorful 3" w:semiHidden="1" w:unhideWhenUsed="1"/>
-    <w:lsdException w:name="Table Columns 1" w:semiHidden="1" w:unhideWhenUsed="1"/>
-    <w:lsdException w:name="Table Columns 2" w:semiHidden="1" w:unhideWhenUsed="1"/>
-    <w:lsdException w:name="Table Columns 3" w:semiHidden="1" w:unhideWhenUsed="1"/>
-    <w:lsdException w:name="Table Columns 4" w:semiHidden="1" w:unhideWhenUsed="1"/>
-    <w:lsdException w:name="Table Columns 5" w:semiHidden="1" w:unhideWhenUsed="1"/>
-    <w:lsdException w:name="Table Grid 1" w:semiHidden="1" w:unhideWhenUsed="1"/>
-    <w:lsdException w:name="Table Grid 2" w:semiHidden="1" w:unhideWhenUsed="1"/>
-    <w:lsdException w:name="Table Grid 3" w:semiHidden="1" w:unhideWhenUsed="1"/>
-    <w:lsdException w:name="Table Grid 4" w:semiHidden="1" w:unhideWhenUsed="1"/>
-    <w:lsdException w:name="Table Grid 5" w:semiHidden="1" w:unhideWhenUsed="1"/>
-    <w:lsdException w:name="Table Grid 6" w:semiHidden="1" w:unhideWhenUsed="1"/>
-    <w:lsdException w:name="Table Grid 7" w:semiHidden="1" w:unhideWhenUsed="1"/>
-    <w:lsdException w:name="Table Grid 8" w:semiHidden="1" w:unhideWhenUsed="1"/>
-    <w:lsdException w:name="Table List 1" w:semiHidden="1" w:unhideWhenUsed="1"/>
-    <w:lsdException w:name="Table List 2" w:semiHidden="1" w:unhideWhenUsed="1"/>
-    <w:lsdException w:name="Table List 3" w:semiHidden="1" w:unhideWhenUsed="1"/>
-    <w:lsdException w:name="Table List 4" w:semiHidden="1" w:unhideWhenUsed="1"/>
-    <w:lsdException w:name="Table List 5" w:semiHidden="1" w:unhideWhenUsed="1"/>
-    <w:lsdException w:name="Table List 6" w:semiHidden="1" w:unhideWhenUsed="1"/>
-    <w:lsdException w:name="Table List 7" w:semiHidden="1" w:unhideWhenUsed="1"/>
-    <w:lsdException w:name="Table List 8" w:semiHidden="1" w:unhideWhenUsed="1"/>
-    <w:lsdException w:name="Table 3D effects 1" w:semiHidden="1" w:unhideWhenUsed="1"/>
-    <w:lsdException w:name="Table 3D effects 2" w:semiHidden="1" w:unhideWhenUsed="1"/>
-    <w:lsdException w:name="Table 3D effects 3" w:semiHidden="1" w:unhideWhenUsed="1"/>
-    <w:lsdException w:name="Table Contemporary" w:semiHidden="1" w:unhideWhenUsed="1"/>
-    <w:lsdException w:name="Table Elegant" w:semiHidden="1" w:unhideWhenUsed="1"/>
-    <w:lsdException w:name="Table Professional" w:semiHidden="1" w:unhideWhenUsed="1"/>
-    <w:lsdException w:name="Table Subtle 1" w:semiHidden="1" w:unhideWhenUsed="1"/>
-    <w:lsdException w:name="Table Subtle 2" w:semiHidden="1" w:unhideWhenUsed="1"/>
-    <w:lsdException w:name="Table Web 1" w:semiHidden="1" w:unhideWhenUsed="1"/>
-    <w:lsdException w:name="Table Web 2" w:semiHidden="1" w:unhideWhenUsed="1"/>
-    <w:lsdException w:name="Table Web 3" w:semiHidden="1" w:unhideWhenUsed="1"/>
-    <w:lsdException w:name="Balloon Text" w:semiHidden="1" w:unhideWhenUsed="1"/>
-    <w:lsdException w:name="Table Grid" w:uiPriority="39"/>
-    <w:lsdException w:name="Table Theme" w:semiHidden="1" w:unhideWhenUsed="1"/>
-    <w:lsdException w:name="Placeholder Text" w:semiHidden="1"/>
-    <w:lsdException w:name="No Spacing" w:uiPriority="1" w:qFormat="1"/>
-    <w:lsdException w:name="Light Shading" w:uiPriority="60"/>
-    <w:lsdException w:name="Light List" w:uiPriority="61"/>
-    <w:lsdException w:name="Light Grid" w:uiPriority="62"/>
-    <w:lsdException w:name="Medium Shading 1" w:uiPriority="63"/>
-    <w:lsdException w:name="Medium Shading 2" w:uiPriority="64"/>
-    <w:lsdException w:name="Medium List 1" w:uiPriority="65"/>
-    <w:lsdException w:name="Medium List 2" w:uiPriority="66"/>
-    <w:lsdException w:name="Medium Grid 1" w:uiPriority="67"/>
-    <w:lsdException w:name="Medium Grid 2" w:uiPriority="68"/>
-    <w:lsdException w:name="Medium Grid 3" w:uiPriority="69"/>
-    <w:lsdException w:name="Dark List" w:uiPriority="70"/>
-    <w:lsdException w:name="Colorful Shading" w:uiPriority="71"/>
-    <w:lsdException w:name="Colorful List" w:uiPriority="72"/>
-    <w:lsdException w:name="Colorful Grid" w:uiPriority="73"/>
-    <w:lsdException w:name="Light Shading Accent 1" w:uiPriority="60"/>
-    <w:lsdException w:name="Light List Accent 1" w:uiPriority="61"/>
-    <w:lsdException w:name="Light Grid Accent 1" w:uiPriority="62"/>
-    <w:lsdException w:name="Medium Shading 1 Accent 1" w:uiPriority="63"/>
-    <w:lsdException w:name="Medium Shading 2 Accent 1" w:uiPriority="64"/>
-    <w:lsdException w:name="Medium List 1 Accent 1" w:uiPriority="65"/>
-    <w:lsdException w:name="Revision" w:semiHidden="1"/>
-    <w:lsdException w:name="List Paragraph" w:uiPriority="34" w:qFormat="1"/>
-    <w:lsdException w:name="Quote" w:uiPriority="29" w:qFormat="1"/>
-    <w:lsdException w:name="Intense Quote" w:uiPriority="30" w:qFormat="1"/>
-    <w:lsdException w:name="Medium List 2 Accent 1" w:uiPriority="66"/>
-    <w:lsdException w:name="Medium Grid 1 Accent 1" w:uiPriority="67"/>
-    <w:lsdException w:name="Medium Grid 2 Accent 1" w:uiPriority="68"/>
-    <w:lsdException w:name="Medium Grid 3 Accent 1" w:uiPriority="69"/>
-    <w:lsdException w:name="Dark List Accent 1" w:uiPriority="70"/>
-    <w:lsdException w:name="Colorful Shading Accent 1" w:uiPriority="71"/>
-    <w:lsdException w:name="Colorful List Accent 1" w:uiPriority="72"/>
-    <w:lsdException w:name="Colorful Grid Accent 1" w:uiPriority="73"/>
-    <w:lsdException w:name="Light Shading Accent 2" w:uiPriority="60"/>
-    <w:lsdException w:name="Light List Accent 2" w:uiPriority="61"/>
-    <w:lsdException w:name="Light Grid Accent 2" w:uiPriority="62"/>
-    <w:lsdException w:name="Medium Shading 1 Accent 2" w:uiPriority="63"/>
-    <w:lsdException w:name="Medium Shading 2 Accent 2" w:uiPriority="64"/>
-    <w:lsdException w:name="Medium List 1 Accent 2" w:uiPriority="65"/>
-    <w:lsdException w:name="Medium List 2 Accent 2" w:uiPriority="66"/>
-    <w:lsdException w:name="Medium Grid 1 Accent 2" w:uiPriority="67"/>
-    <w:lsdException w:name="Medium Grid 2 Accent 2" w:uiPriority="68"/>
-    <w:lsdException w:name="Medium Grid 3 Accent 2" w:uiPriority="69"/>
-    <w:lsdException w:name="Dark List Accent 2" w:uiPriority="70"/>
-    <w:lsdException w:name="Colorful Shading Accent 2" w:uiPriority="71"/>
-    <w:lsdException w:name="Colorful List Accent 2" w:uiPriority="72"/>
-    <w:lsdException w:name="Colorful Grid Accent 2" w:uiPriority="73"/>
-    <w:lsdException w:name="Light Shading Accent 3" w:uiPriority="60"/>
-    <w:lsdException w:name="Light List Accent 3" w:uiPriority="61"/>
-    <w:lsdException w:name="Light Grid Accent 3" w:uiPriority="62"/>
-    <w:lsdException w:name="Medium Shading 1 Accent 3" w:uiPriority="63"/>
-    <w:lsdException w:name="Medium Shading 2 Accent 3" w:uiPriority="64"/>
-    <w:lsdException w:name="Medium List 1 Accent 3" w:uiPriority="65"/>
-    <w:lsdException w:name="Medium List 2 Accent 3" w:uiPriority="66"/>
-    <w:lsdException w:name="Medium Grid 1 Accent 3" w:uiPriority="67"/>
-    <w:lsdException w:name="Medium Grid 2 Accent 3" w:uiPriority="68"/>
-    <w:lsdException w:name="Medium Grid 3 Accent 3" w:uiPriority="69"/>
-    <w:lsdException w:name="Dark List Accent 3" w:uiPriority="70"/>
-    <w:lsdException w:name="Colorful Shading Accent 3" w:uiPriority="71"/>
-    <w:lsdException w:name="Colorful List Accent 3" w:uiPriority="72"/>
-    <w:lsdException w:name="Colorful Grid Accent 3" w:uiPriority="73"/>
-    <w:lsdException w:name="Light Shading Accent 4" w:uiPriority="60"/>
-    <w:lsdException w:name="Light List Accent 4" w:uiPriority="61"/>
-    <w:lsdException w:name="Light Grid Accent 4" w:uiPriority="62"/>
-    <w:lsdException w:name="Medium Shading 1 Accent 4" w:uiPriority="63"/>
-    <w:lsdException w:name="Medium Shading 2 Accent 4" w:uiPriority="64"/>
-    <w:lsdException w:name="Medium List 1 Accent 4" w:uiPriority="65"/>
-    <w:lsdException w:name="Medium List 2 Accent 4" w:uiPriority="66"/>
-    <w:lsdException w:name="Medium Grid 1 Accent 4" w:uiPriority="67"/>
-    <w:lsdException w:name="Medium Grid 2 Accent 4" w:uiPriority="68"/>
-    <w:lsdException w:name="Medium Grid 3 Accent 4" w:uiPriority="69"/>
-    <w:lsdException w:name="Dark List Accent 4" w:uiPriority="70"/>
-    <w:lsdException w:name="Colorful Shading Accent 4" w:uiPriority="71"/>
-    <w:lsdException w:name="Colorful List Accent 4" w:uiPriority="72"/>
-    <w:lsdException w:name="Colorful Grid Accent 4" w:uiPriority="73"/>
-    <w:lsdException w:name="Light Shading Accent 5" w:uiPriority="60"/>
-    <w:lsdException w:name="Light List Accent 5" w:uiPriority="61"/>
-    <w:lsdException w:name="Light Grid Accent 5" w:uiPriority="62"/>
-    <w:lsdException w:name="Medium Shading 1 Accent 5" w:uiPriority="63"/>
-    <w:lsdException w:name="Medium Shading 2 Accent 5" w:uiPriority="64"/>
-    <w:lsdException w:name="Medium List 1 Accent 5" w:uiPriority="65"/>
-    <w:lsdException w:name="Medium List 2 Accent 5" w:uiPriority="66"/>
-    <w:lsdException w:name="Medium Grid 1 Accent 5" w:uiPriority="67"/>
-    <w:lsdException w:name="Medium Grid 2 Accent 5" w:uiPriority="68"/>
-    <w:lsdException w:name="Medium Grid 3 Accent 5" w:uiPriority="69"/>
-    <w:lsdException w:name="Dark List Accent 5" w:uiPriority="70"/>
-    <w:lsdException w:name="Colorful Shading Accent 5" w:uiPriority="71"/>
-    <w:lsdException w:name="Colorful List Accent 5" w:uiPriority="72"/>
-    <w:lsdException w:name="Colorful Grid Accent 5" w:uiPriority="73"/>
-    <w:lsdException w:name="Light Shading Accent 6" w:uiPriority="60"/>
-    <w:lsdException w:name="Light List Accent 6" w:uiPriority="61"/>
-    <w:lsdException w:name="Light Grid Accent 6" w:uiPriority="62"/>
-    <w:lsdException w:name="Medium Shading 1 Accent 6" w:uiPriority="63"/>
-    <w:lsdException w:name="Medium Shading 2 Accent 6" w:uiPriority="64"/>
-    <w:lsdException w:name="Medium List 1 Accent 6" w:uiPriority="65"/>
-    <w:lsdException w:name="Medium List 2 Accent 6" w:uiPriority="66"/>
-    <w:lsdException w:name="Medium Grid 1 Accent 6" w:uiPriority="67"/>
-    <w:lsdException w:name="Medium Grid 2 Accent 6" w:uiPriority="68"/>
-    <w:lsdException w:name="Medium Grid 3 Accent 6" w:uiPriority="69"/>
-    <w:lsdException w:name="Dark List Accent 6" w:uiPriority="70"/>
-    <w:lsdException w:name="Colorful Shading Accent 6" w:uiPriority="71"/>
-    <w:lsdException w:name="Colorful List Accent 6" w:uiPriority="72"/>
-    <w:lsdException w:name="Colorful Grid Accent 6" w:uiPriority="73"/>
-    <w:lsdException w:name="Subtle Emphasis" w:uiPriority="19" w:qFormat="1"/>
-    <w:lsdException w:name="Intense Emphasis" w:uiPriority="21" w:qFormat="1"/>
-    <w:lsdException w:name="Subtle Reference" w:uiPriority="31" w:qFormat="1"/>
-    <w:lsdException w:name="Intense Reference" w:uiPriority="32" w:qFormat="1"/>
-    <w:lsdException w:name="Book Title" w:uiPriority="33" w:qFormat="1"/>
-    <w:lsdException w:name="Bibliography" w:semiHidden="1" w:uiPriority="37" w:unhideWhenUsed="1"/>
-    <w:lsdException w:name="TOC Heading" w:semiHidden="1" w:uiPriority="39" w:unhideWhenUsed="1" w:qFormat="1"/>
-    <w:lsdException w:name="Plain Table 1" w:uiPriority="41"/>
-    <w:lsdException w:name="Plain Table 2" w:uiPriority="42"/>
-    <w:lsdException w:name="Plain Table 3" w:uiPriority="43"/>
-    <w:lsdException w:name="Plain Table 4" w:uiPriority="44"/>
-    <w:lsdException w:name="Plain Table 5" w:uiPriority="45"/>
-    <w:lsdException w:name="Grid Table Light" w:uiPriority="40"/>
-    <w:lsdException w:name="Grid Table 1 Light" w:uiPriority="46"/>
-    <w:lsdException w:name="Grid Table 2" w:uiPriority="47"/>
-    <w:lsdException w:name="Grid Table 3" w:uiPriority="48"/>
-    <w:lsdException w:name="Grid Table 4" w:uiPriority="49"/>
-    <w:lsdException w:name="Grid Table 5 Dark" w:uiPriority="50"/>
-    <w:lsdException w:name="Grid Table 6 Colorful" w:uiPriority="51"/>
-    <w:lsdException w:name="Grid Table 7 Colorful" w:uiPriority="52"/>
-    <w:lsdException w:name="Grid Table 1 Light Accent 1" w:uiPriority="46"/>
-    <w:lsdException w:name="Grid Table 2 Accent 1" w:uiPriority="47"/>
-    <w:lsdException w:name="Grid Table 3 Accent 1" w:uiPriority="48"/>
-    <w:lsdException w:name="Grid Table 4 Accent 1" w:uiPriority="49"/>
-    <w:lsdException w:name="Grid Table 5 Dark Accent 1" w:uiPriority="50"/>
-    <w:lsdException w:name="Grid Table 6 Colorful Accent 1" w:uiPriority="51"/>
-    <w:lsdException w:name="Grid Table 7 Colorful Accent 1" w:uiPriority="52"/>
-    <w:lsdException w:name="Grid Table 1 Light Accent 2" w:uiPriority="46"/>
-    <w:lsdException w:name="Grid Table 2 Accent 2" w:uiPriority="47"/>
-    <w:lsdException w:name="Grid Table 3 Accent 2" w:uiPriority="48"/>
-    <w:lsdException w:name="Grid Table 4 Accent 2" w:uiPriority="49"/>
-    <w:lsdException w:name="Grid Table 5 Dark Accent 2" w:uiPriority="50"/>
-    <w:lsdException w:name="Grid Table 6 Colorful Accent 2" w:uiPriority="51"/>
-    <w:lsdException w:name="Grid Table 7 Colorful Accent 2" w:uiPriority="52"/>
-    <w:lsdException w:name="Grid Table 1 Light Accent 3" w:uiPriority="46"/>
-    <w:lsdException w:name="Grid Table 2 Accent 3" w:uiPriority="47"/>
-    <w:lsdException w:name="Grid Table 3 Accent 3" w:uiPriority="48"/>
-    <w:lsdException w:name="Grid Table 4 Accent 3" w:uiPriority="49"/>
-    <w:lsdException w:name="Grid Table 5 Dark Accent 3" w:uiPriority="50"/>
-    <w:lsdException w:name="Grid Table 6 Colorful Accent 3" w:uiPriority="51"/>
-    <w:lsdException w:name="Grid Table 7 Colorful Accent 3" w:uiPriority="52"/>
-    <w:lsdException w:name="Grid Table 1 Light Accent 4" w:uiPriority="46"/>
-    <w:lsdException w:name="Grid Table 2 Accent 4" w:uiPriority="47"/>
-    <w:lsdException w:name="Grid Table 3 Accent 4" w:uiPriority="48"/>
-    <w:lsdException w:name="Grid Table 4 Accent 4" w:uiPriority="49"/>
-    <w:lsdException w:name="Grid Table 5 Dark Accent 4" w:uiPriority="50"/>
-    <w:lsdException w:name="Grid Table 6 Colorful Accent 4" w:uiPriority="51"/>
-    <w:lsdException w:name="Grid Table 7 Colorful Accent 4" w:uiPriority="52"/>
-    <w:lsdException w:name="Grid Table 1 Light Accent 5" w:uiPriority="46"/>
-    <w:lsdException w:name="Grid Table 2 Accent 5" w:uiPriority="47"/>
-    <w:lsdException w:name="Grid Table 3 Accent 5" w:uiPriority="48"/>
-    <w:lsdException w:name="Grid Table 4 Accent 5" w:uiPriority="49"/>
-    <w:lsdException w:name="Grid Table 5 Dark Accent 5" w:uiPriority="50"/>
-    <w:lsdException w:name="Grid Table 6 Colorful Accent 5" w:uiPriority="51"/>
-    <w:lsdException w:name="Grid Table 7 Colorful Accent 5" w:uiPriority="52"/>
-    <w:lsdException w:name="Grid Table 1 Light Accent 6" w:uiPriority="46"/>
-    <w:lsdException w:name="Grid Table 2 Accent 6" w:uiPriority="47"/>
-    <w:lsdException w:name="Grid Table 3 Accent 6" w:uiPriority="48"/>
-    <w:lsdException w:name="Grid Table 4 Accent 6" w:uiPriority="49"/>
-    <w:lsdException w:name="Grid Table 5 Dark Accent 6" w:uiPriority="50"/>
-    <w:lsdException w:name="Grid Table 6 Colorful Accent 6" w:uiPriority="51"/>
-    <w:lsdException w:name="Grid Table 7 Colorful Accent 6" w:uiPriority="52"/>
-    <w:lsdException w:name="List Table 1 Light" w:uiPriority="46"/>
-    <w:lsdException w:name="List Table 2" w:uiPriority="47"/>
-    <w:lsdException w:name="List Table 3" w:uiPriority="48"/>
-    <w:lsdException w:name="List Table 4" w:uiPriority="49"/>
-    <w:lsdException w:name="List Table 5 Dark" w:uiPriority="50"/>
-    <w:lsdException w:name="List Table 6 Colorful" w:uiPriority="51"/>
-    <w:lsdException w:name="List Table 7 Colorful" w:uiPriority="52"/>
-    <w:lsdException w:name="List Table 1 Light Accent 1" w:uiPriority="46"/>
-    <w:lsdException w:name="List Table 2 Accent 1" w:uiPriority="47"/>
-    <w:lsdException w:name="List Table 3 Accent 1" w:uiPriority="48"/>
-    <w:lsdException w:name="List Table 4 Accent 1" w:uiPriority="49"/>
-    <w:lsdException w:name="List Table 5 Dark Accent 1" w:uiPriority="50"/>
-    <w:lsdException w:name="List Table 6 Colorful Accent 1" w:uiPriority="51"/>
-    <w:lsdException w:name="List Table 7 Colorful Accent 1" w:uiPriority="52"/>
-    <w:lsdException w:name="List Table 1 Light Accent 2" w:uiPriority="46"/>
-    <w:lsdException w:name="List Table 2 Accent 2" w:uiPriority="47"/>
-    <w:lsdException w:name="List Table 3 Accent 2" w:uiPriority="48"/>
-    <w:lsdException w:name="List Table 4 Accent 2" w:uiPriority="49"/>
-    <w:lsdException w:name="List Table 5 Dark Accent 2" w:uiPriority="50"/>
-    <w:lsdException w:name="List Table 6 Colorful Accent 2" w:uiPriority="51"/>
-    <w:lsdException w:name="List Table 7 Colorful Accent 2" w:uiPriority="52"/>
-    <w:lsdException w:name="List Table 1 Light Accent 3" w:uiPriority="46"/>
-    <w:lsdException w:name="List Table 2 Accent 3" w:uiPriority="47"/>
-    <w:lsdException w:name="List Table 3 Accent 3" w:uiPriority="48"/>
-    <w:lsdException w:name="List Table 4 Accent 3" w:uiPriority="49"/>
-    <w:lsdException w:name="List Table 5 Dark Accent 3" w:uiPriority="50"/>
-    <w:lsdException w:name="List Table 6 Colorful Accent 3" w:uiPriority="51"/>
-    <w:lsdException w:name="List Table 7 Colorful Accent 3" w:uiPriority="52"/>
-    <w:lsdException w:name="List Table 1 Light Accent 4" w:uiPriority="46"/>
-    <w:lsdException w:name="List Table 2 Accent 4" w:uiPriority="47"/>
-    <w:lsdException w:name="List Table 3 Accent 4" w:uiPriority="48"/>
-    <w:lsdException w:name="List Table 4 Accent 4" w:uiPriority="49"/>
-    <w:lsdException w:name="List Table 5 Dark Accent 4" w:uiPriority="50"/>
-    <w:lsdException w:name="List Table 6 Colorful Accent 4" w:uiPriority="51"/>
-    <w:lsdException w:name="List Table 7 Colorful Accent 4" w:uiPriority="52"/>
-    <w:lsdException w:name="List Table 1 Light Accent 5" w:uiPriority="46"/>
-    <w:lsdException w:name="List Table 2 Accent 5" w:uiPriority="47"/>
-    <w:lsdException w:name="List Table 3 Accent 5" w:uiPriority="48"/>
-    <w:lsdException w:name="List Table 4 Accent 5" w:uiPriority="49"/>
-    <w:lsdException w:name="List Table 5 Dark Accent 5" w:uiPriority="50"/>
-    <w:lsdException w:name="List Table 6 Colorful Accent 5" w:uiPriority="51"/>
-    <w:lsdException w:name="List Table 7 Colorful Accent 5" w:uiPriority="52"/>
-    <w:lsdException w:name="List Table 1 Light Accent 6" w:uiPriority="46"/>
-    <w:lsdException w:name="List Table 2 Accent 6" w:uiPriority="47"/>
-    <w:lsdException w:name="List Table 3 Accent 6" w:uiPriority="48"/>
-    <w:lsdException w:name="List Table 4 Accent 6" w:uiPriority="49"/>
-    <w:lsdException w:name="List Table 5 Dark Accent 6" w:uiPriority="50"/>
-    <w:lsdException w:name="List Table 6 Colorful Accent 6" w:uiPriority="51"/>
-    <w:lsdException w:name="List Table 7 Colorful Accent 6" w:uiPriority="52"/>
+  <w:latentStyles w:count="260" w:defQFormat="0" w:defUnhideWhenUsed="1" w:defSemiHidden="1" w:defUIPriority="99" w:defLockedState="0">
+    <w:lsdException w:qFormat="1" w:unhideWhenUsed="0" w:uiPriority="0" w:semiHidden="0" w:name="Normal"/>
+    <w:lsdException w:qFormat="1" w:unhideWhenUsed="0" w:uiPriority="9" w:semiHidden="0" w:name="heading 1"/>
+    <w:lsdException w:qFormat="1" w:uiPriority="9" w:semiHidden="0" w:name="heading 2"/>
+    <w:lsdException w:qFormat="1" w:uiPriority="9" w:semiHidden="0" w:name="heading 3"/>
+    <w:lsdException w:qFormat="1" w:uiPriority="0" w:semiHidden="0" w:name="heading 4"/>
+    <w:lsdException w:qFormat="1" w:uiPriority="9" w:name="heading 5"/>
+    <w:lsdException w:qFormat="1" w:uiPriority="9" w:name="heading 6"/>
+    <w:lsdException w:qFormat="1" w:uiPriority="9" w:name="heading 7"/>
+    <w:lsdException w:qFormat="1" w:uiPriority="9" w:name="heading 8"/>
+    <w:lsdException w:qFormat="1" w:uiPriority="9" w:name="heading 9"/>
+    <w:lsdException w:uiPriority="99" w:name="index 1"/>
+    <w:lsdException w:uiPriority="99" w:name="index 2"/>
+    <w:lsdException w:uiPriority="99" w:name="index 3"/>
+    <w:lsdException w:uiPriority="99" w:name="index 4"/>
+    <w:lsdException w:uiPriority="99" w:name="index 5"/>
+    <w:lsdException w:uiPriority="99" w:name="index 6"/>
+    <w:lsdException w:uiPriority="99" w:name="index 7"/>
+    <w:lsdException w:uiPriority="99" w:name="index 8"/>
+    <w:lsdException w:uiPriority="99" w:name="index 9"/>
+    <w:lsdException w:uiPriority="39" w:name="toc 1"/>
+    <w:lsdException w:uiPriority="39" w:name="toc 2"/>
+    <w:lsdException w:uiPriority="39" w:name="toc 3"/>
+    <w:lsdException w:uiPriority="39" w:name="toc 4"/>
+    <w:lsdException w:uiPriority="39" w:name="toc 5"/>
+    <w:lsdException w:uiPriority="39" w:name="toc 6"/>
+    <w:lsdException w:uiPriority="39" w:name="toc 7"/>
+    <w:lsdException w:uiPriority="39" w:name="toc 8"/>
+    <w:lsdException w:uiPriority="39" w:name="toc 9"/>
+    <w:lsdException w:uiPriority="99" w:name="Normal Indent"/>
+    <w:lsdException w:uiPriority="99" w:name="footnote text"/>
+    <w:lsdException w:uiPriority="99" w:name="annotation text"/>
+    <w:lsdException w:uiPriority="99" w:semiHidden="0" w:name="header"/>
+    <w:lsdException w:qFormat="1" w:uiPriority="99" w:semiHidden="0" w:name="footer"/>
+    <w:lsdException w:uiPriority="99" w:name="index heading"/>
+    <w:lsdException w:qFormat="1" w:uiPriority="35" w:name="caption"/>
+    <w:lsdException w:uiPriority="99" w:name="table of figures"/>
+    <w:lsdException w:uiPriority="99" w:name="envelope address"/>
+    <w:lsdException w:uiPriority="99" w:name="envelope return"/>
+    <w:lsdException w:uiPriority="99" w:name="footnote reference"/>
+    <w:lsdException w:uiPriority="99" w:name="annotation reference"/>
+    <w:lsdException w:uiPriority="99" w:name="line number"/>
+    <w:lsdException w:uiPriority="99" w:name="page number"/>
+    <w:lsdException w:uiPriority="99" w:name="endnote reference"/>
+    <w:lsdException w:uiPriority="99" w:name="endnote text"/>
+    <w:lsdException w:uiPriority="99" w:name="table of authorities"/>
+    <w:lsdException w:uiPriority="99" w:name="macro"/>
+    <w:lsdException w:uiPriority="99" w:name="toa heading"/>
+    <w:lsdException w:uiPriority="99" w:name="List"/>
+    <w:lsdException w:uiPriority="99" w:name="List Bullet"/>
+    <w:lsdException w:uiPriority="99" w:name="List Number"/>
+    <w:lsdException w:uiPriority="99" w:name="List 2"/>
+    <w:lsdException w:uiPriority="99" w:name="List 3"/>
+    <w:lsdException w:uiPriority="99" w:name="List 4"/>
+    <w:lsdException w:uiPriority="99" w:name="List 5"/>
+    <w:lsdException w:uiPriority="99" w:name="List Bullet 2"/>
+    <w:lsdException w:uiPriority="99" w:name="List Bullet 3"/>
+    <w:lsdException w:uiPriority="99" w:name="List Bullet 4"/>
+    <w:lsdException w:uiPriority="99" w:name="List Bullet 5"/>
+    <w:lsdException w:uiPriority="99" w:name="List Number 2"/>
+    <w:lsdException w:uiPriority="99" w:name="List Number 3"/>
+    <w:lsdException w:uiPriority="99" w:name="List Number 4"/>
+    <w:lsdException w:uiPriority="99" w:name="List Number 5"/>
+    <w:lsdException w:qFormat="1" w:unhideWhenUsed="0" w:uiPriority="10" w:semiHidden="0" w:name="Title"/>
+    <w:lsdException w:uiPriority="99" w:name="Closing"/>
+    <w:lsdException w:uiPriority="99" w:name="Signature"/>
+    <w:lsdException w:qFormat="1" w:uiPriority="1" w:name="Default Paragraph Font"/>
+    <w:lsdException w:uiPriority="99" w:name="Body Text"/>
+    <w:lsdException w:uiPriority="99" w:name="Body Text Indent"/>
+    <w:lsdException w:uiPriority="99" w:name="List Continue"/>
+    <w:lsdException w:uiPriority="99" w:name="List Continue 2"/>
+    <w:lsdException w:uiPriority="99" w:name="List Continue 3"/>
+    <w:lsdException w:uiPriority="99" w:name="List Continue 4"/>
+    <w:lsdException w:uiPriority="99" w:name="List Continue 5"/>
+    <w:lsdException w:uiPriority="99" w:name="Message Header"/>
+    <w:lsdException w:qFormat="1" w:unhideWhenUsed="0" w:uiPriority="11" w:semiHidden="0" w:name="Subtitle"/>
+    <w:lsdException w:uiPriority="99" w:name="Salutation"/>
+    <w:lsdException w:uiPriority="99" w:name="Date"/>
+    <w:lsdException w:uiPriority="99" w:name="Body Text First Indent"/>
+    <w:lsdException w:uiPriority="99" w:name="Body Text First Indent 2"/>
+    <w:lsdException w:uiPriority="99" w:name="Note Heading"/>
+    <w:lsdException w:uiPriority="99" w:name="Body Text 2"/>
+    <w:lsdException w:uiPriority="99" w:name="Body Text 3"/>
+    <w:lsdException w:uiPriority="99" w:name="Body Text Indent 2"/>
+    <w:lsdException w:uiPriority="99" w:name="Body Text Indent 3"/>
+    <w:lsdException w:uiPriority="99" w:name="Block Text"/>
+    <w:lsdException w:uiPriority="99" w:name="Hyperlink"/>
+    <w:lsdException w:uiPriority="99" w:name="FollowedHyperlink"/>
+    <w:lsdException w:qFormat="1" w:unhideWhenUsed="0" w:uiPriority="22" w:semiHidden="0" w:name="Strong"/>
+    <w:lsdException w:qFormat="1" w:unhideWhenUsed="0" w:uiPriority="20" w:semiHidden="0" w:name="Emphasis"/>
+    <w:lsdException w:uiPriority="99" w:name="Document Map"/>
+    <w:lsdException w:uiPriority="99" w:name="Plain Text"/>
+    <w:lsdException w:uiPriority="99" w:name="E-mail Signature"/>
+    <w:lsdException w:uiPriority="99" w:name="Normal (Web)"/>
+    <w:lsdException w:uiPriority="99" w:name="HTML Acronym"/>
+    <w:lsdException w:uiPriority="99" w:name="HTML Address"/>
+    <w:lsdException w:uiPriority="99" w:name="HTML Cite"/>
+    <w:lsdException w:uiPriority="99" w:name="HTML Code"/>
+    <w:lsdException w:uiPriority="99" w:name="HTML Definition"/>
+    <w:lsdException w:uiPriority="99" w:name="HTML Keyboard"/>
+    <w:lsdException w:uiPriority="99" w:name="HTML Preformatted"/>
+    <w:lsdException w:uiPriority="99" w:name="HTML Sample"/>
+    <w:lsdException w:uiPriority="99" w:name="HTML Typewriter"/>
+    <w:lsdException w:uiPriority="99" w:name="HTML Variable"/>
+    <w:lsdException w:uiPriority="99" w:name="Normal Table"/>
+    <w:lsdException w:uiPriority="99" w:name="annotation subject"/>
+    <w:lsdException w:uiPriority="99" w:name="Table Simple 1"/>
+    <w:lsdException w:uiPriority="99" w:name="Table Simple 2"/>
+    <w:lsdException w:uiPriority="99" w:name="Table Simple 3"/>
+    <w:lsdException w:uiPriority="99" w:name="Table Classic 1"/>
+    <w:lsdException w:uiPriority="99" w:name="Table Classic 2"/>
+    <w:lsdException w:uiPriority="99" w:name="Table Classic 3"/>
+    <w:lsdException w:uiPriority="99" w:name="Table Classic 4"/>
+    <w:lsdException w:uiPriority="99" w:name="Table Colorful 1"/>
+    <w:lsdException w:uiPriority="99" w:name="Table Colorful 2"/>
+    <w:lsdException w:uiPriority="99" w:name="Table Colorful 3"/>
+    <w:lsdException w:uiPriority="99" w:name="Table Columns 1"/>
+    <w:lsdException w:uiPriority="99" w:name="Table Columns 2"/>
+    <w:lsdException w:uiPriority="99" w:name="Table Columns 3"/>
+    <w:lsdException w:uiPriority="99" w:name="Table Columns 4"/>
+    <w:lsdException w:uiPriority="99" w:name="Table Columns 5"/>
+    <w:lsdException w:uiPriority="99" w:name="Table Grid 1"/>
+    <w:lsdException w:uiPriority="99" w:name="Table Grid 2"/>
+    <w:lsdException w:uiPriority="99" w:name="Table Grid 3"/>
+    <w:lsdException w:uiPriority="99" w:name="Table Grid 4"/>
+    <w:lsdException w:uiPriority="99" w:name="Table Grid 5"/>
+    <w:lsdException w:uiPriority="99" w:name="Table Grid 6"/>
+    <w:lsdException w:uiPriority="99" w:name="Table Grid 7"/>
+    <w:lsdException w:uiPriority="99" w:name="Table Grid 8"/>
+    <w:lsdException w:uiPriority="99" w:name="Table List 1"/>
+    <w:lsdException w:uiPriority="99" w:name="Table List 2"/>
+    <w:lsdException w:uiPriority="99" w:name="Table List 3"/>
+    <w:lsdException w:uiPriority="99" w:name="Table List 4"/>
+    <w:lsdException w:uiPriority="99" w:name="Table List 5"/>
+    <w:lsdException w:uiPriority="99" w:name="Table List 6"/>
+    <w:lsdException w:uiPriority="99" w:name="Table List 7"/>
+    <w:lsdException w:uiPriority="99" w:name="Table List 8"/>
+    <w:lsdException w:uiPriority="99" w:name="Table 3D effects 1"/>
+    <w:lsdException w:uiPriority="99" w:name="Table 3D effects 2"/>
+    <w:lsdException w:uiPriority="99" w:name="Table 3D effects 3"/>
+    <w:lsdException w:uiPriority="99" w:name="Table Contemporary"/>
+    <w:lsdException w:uiPriority="99" w:name="Table Elegant"/>
+    <w:lsdException w:uiPriority="99" w:name="Table Professional"/>
+    <w:lsdException w:uiPriority="99" w:name="Table Subtle 1"/>
+    <w:lsdException w:uiPriority="99" w:name="Table Subtle 2"/>
+    <w:lsdException w:uiPriority="99" w:name="Table Web 1"/>
+    <w:lsdException w:uiPriority="99" w:name="Table Web 2"/>
+    <w:lsdException w:uiPriority="99" w:name="Table Web 3"/>
+    <w:lsdException w:uiPriority="99" w:name="Balloon Text"/>
+    <w:lsdException w:unhideWhenUsed="0" w:uiPriority="39" w:semiHidden="0" w:name="Table Grid"/>
+    <w:lsdException w:uiPriority="99" w:name="Table Theme"/>
+    <w:lsdException w:unhideWhenUsed="0" w:uiPriority="60" w:semiHidden="0" w:name="Light Shading"/>
+    <w:lsdException w:unhideWhenUsed="0" w:uiPriority="61" w:semiHidden="0" w:name="Light List"/>
+    <w:lsdException w:unhideWhenUsed="0" w:uiPriority="62" w:semiHidden="0" w:name="Light Grid"/>
+    <w:lsdException w:unhideWhenUsed="0" w:uiPriority="63" w:semiHidden="0" w:name="Medium Shading 1"/>
+    <w:lsdException w:unhideWhenUsed="0" w:uiPriority="64" w:semiHidden="0" w:name="Medium Shading 2"/>
+    <w:lsdException w:unhideWhenUsed="0" w:uiPriority="65" w:semiHidden="0" w:name="Medium List 1"/>
+    <w:lsdException w:unhideWhenUsed="0" w:uiPriority="66" w:semiHidden="0" w:name="Medium List 2"/>
+    <w:lsdException w:unhideWhenUsed="0" w:uiPriority="67" w:semiHidden="0" w:name="Medium Grid 1"/>
+    <w:lsdException w:unhideWhenUsed="0" w:uiPriority="68" w:semiHidden="0" w:name="Medium Grid 2"/>
+    <w:lsdException w:unhideWhenUsed="0" w:uiPriority="69" w:semiHidden="0" w:name="Medium Grid 3"/>
+    <w:lsdException w:unhideWhenUsed="0" w:uiPriority="70" w:semiHidden="0" w:name="Dark List"/>
+    <w:lsdException w:unhideWhenUsed="0" w:uiPriority="71" w:semiHidden="0" w:name="Colorful Shading"/>
+    <w:lsdException w:unhideWhenUsed="0" w:uiPriority="72" w:semiHidden="0" w:name="Colorful List"/>
+    <w:lsdException w:unhideWhenUsed="0" w:uiPriority="73" w:semiHidden="0" w:name="Colorful Grid"/>
+    <w:lsdException w:unhideWhenUsed="0" w:uiPriority="60" w:semiHidden="0" w:name="Light Shading Accent 1"/>
+    <w:lsdException w:unhideWhenUsed="0" w:uiPriority="61" w:semiHidden="0" w:name="Light List Accent 1"/>
+    <w:lsdException w:unhideWhenUsed="0" w:uiPriority="62" w:semiHidden="0" w:name="Light Grid Accent 1"/>
+    <w:lsdException w:unhideWhenUsed="0" w:uiPriority="63" w:semiHidden="0" w:name="Medium Shading 1 Accent 1"/>
+    <w:lsdException w:unhideWhenUsed="0" w:uiPriority="64" w:semiHidden="0" w:name="Medium Shading 2 Accent 1"/>
+    <w:lsdException w:unhideWhenUsed="0" w:uiPriority="65" w:semiHidden="0" w:name="Medium List 1 Accent 1"/>
+    <w:lsdException w:qFormat="1" w:unhideWhenUsed="0" w:uiPriority="34" w:semiHidden="0" w:name="List Paragraph"/>
+    <w:lsdException w:unhideWhenUsed="0" w:uiPriority="66" w:semiHidden="0" w:name="Medium List 2 Accent 1"/>
+    <w:lsdException w:unhideWhenUsed="0" w:uiPriority="67" w:semiHidden="0" w:name="Medium Grid 1 Accent 1"/>
+    <w:lsdException w:unhideWhenUsed="0" w:uiPriority="68" w:semiHidden="0" w:name="Medium Grid 2 Accent 1"/>
+    <w:lsdException w:unhideWhenUsed="0" w:uiPriority="69" w:semiHidden="0" w:name="Medium Grid 3 Accent 1"/>
+    <w:lsdException w:unhideWhenUsed="0" w:uiPriority="70" w:semiHidden="0" w:name="Dark List Accent 1"/>
+    <w:lsdException w:unhideWhenUsed="0" w:uiPriority="71" w:semiHidden="0" w:name="Colorful Shading Accent 1"/>
+    <w:lsdException w:unhideWhenUsed="0" w:uiPriority="72" w:semiHidden="0" w:name="Colorful List Accent 1"/>
+    <w:lsdException w:unhideWhenUsed="0" w:uiPriority="73" w:semiHidden="0" w:name="Colorful Grid Accent 1"/>
+    <w:lsdException w:unhideWhenUsed="0" w:uiPriority="60" w:semiHidden="0" w:name="Light Shading Accent 2"/>
+    <w:lsdException w:unhideWhenUsed="0" w:uiPriority="61" w:semiHidden="0" w:name="Light List Accent 2"/>
+    <w:lsdException w:unhideWhenUsed="0" w:uiPriority="62" w:semiHidden="0" w:name="Light Grid Accent 2"/>
+    <w:lsdException w:unhideWhenUsed="0" w:uiPriority="63" w:semiHidden="0" w:name="Medium Shading 1 Accent 2"/>
+    <w:lsdException w:unhideWhenUsed="0" w:uiPriority="64" w:semiHidden="0" w:name="Medium Shading 2 Accent 2"/>
+    <w:lsdException w:unhideWhenUsed="0" w:uiPriority="65" w:semiHidden="0" w:name="Medium List 1 Accent 2"/>
+    <w:lsdException w:unhideWhenUsed="0" w:uiPriority="66" w:semiHidden="0" w:name="Medium List 2 Accent 2"/>
+    <w:lsdException w:unhideWhenUsed="0" w:uiPriority="67" w:semiHidden="0" w:name="Medium Grid 1 Accent 2"/>
+    <w:lsdException w:unhideWhenUsed="0" w:uiPriority="68" w:semiHidden="0" w:name="Medium Grid 2 Accent 2"/>
+    <w:lsdException w:unhideWhenUsed="0" w:uiPriority="69" w:semiHidden="0" w:name="Medium Grid 3 Accent 2"/>
+    <w:lsdException w:unhideWhenUsed="0" w:uiPriority="70" w:semiHidden="0" w:name="Dark List Accent 2"/>
+    <w:lsdException w:unhideWhenUsed="0" w:uiPriority="71" w:semiHidden="0" w:name="Colorful Shading Accent 2"/>
+    <w:lsdException w:unhideWhenUsed="0" w:uiPriority="72" w:semiHidden="0" w:name="Colorful List Accent 2"/>
+    <w:lsdException w:unhideWhenUsed="0" w:uiPriority="73" w:semiHidden="0" w:name="Colorful Grid Accent 2"/>
+    <w:lsdException w:unhideWhenUsed="0" w:uiPriority="60" w:semiHidden="0" w:name="Light Shading Accent 3"/>
+    <w:lsdException w:unhideWhenUsed="0" w:uiPriority="61" w:semiHidden="0" w:name="Light List Accent 3"/>
+    <w:lsdException w:unhideWhenUsed="0" w:uiPriority="62" w:semiHidden="0" w:name="Light Grid Accent 3"/>
+    <w:lsdException w:unhideWhenUsed="0" w:uiPriority="63" w:semiHidden="0" w:name="Medium Shading 1 Accent 3"/>
+    <w:lsdException w:unhideWhenUsed="0" w:uiPriority="64" w:semiHidden="0" w:name="Medium Shading 2 Accent 3"/>
+    <w:lsdException w:unhideWhenUsed="0" w:uiPriority="65" w:semiHidden="0" w:name="Medium List 1 Accent 3"/>
+    <w:lsdException w:unhideWhenUsed="0" w:uiPriority="66" w:semiHidden="0" w:name="Medium List 2 Accent 3"/>
+    <w:lsdException w:unhideWhenUsed="0" w:uiPriority="67" w:semiHidden="0" w:name="Medium Grid 1 Accent 3"/>
+    <w:lsdException w:unhideWhenUsed="0" w:uiPriority="68" w:semiHidden="0" w:name="Medium Grid 2 Accent 3"/>
+    <w:lsdException w:unhideWhenUsed="0" w:uiPriority="69" w:semiHidden="0" w:name="Medium Grid 3 Accent 3"/>
+    <w:lsdException w:unhideWhenUsed="0" w:uiPriority="70" w:semiHidden="0" w:name="Dark List Accent 3"/>
+    <w:lsdException w:unhideWhenUsed="0" w:uiPriority="71" w:semiHidden="0" w:name="Colorful Shading Accent 3"/>
+    <w:lsdException w:unhideWhenUsed="0" w:uiPriority="72" w:semiHidden="0" w:name="Colorful List Accent 3"/>
+    <w:lsdException w:unhideWhenUsed="0" w:uiPriority="73" w:semiHidden="0" w:name="Colorful Grid Accent 3"/>
+    <w:lsdException w:unhideWhenUsed="0" w:uiPriority="60" w:semiHidden="0" w:name="Light Shading Accent 4"/>
+    <w:lsdException w:unhideWhenUsed="0" w:uiPriority="61" w:semiHidden="0" w:name="Light List Accent 4"/>
+    <w:lsdException w:unhideWhenUsed="0" w:uiPriority="62" w:semiHidden="0" w:name="Light Grid Accent 4"/>
+    <w:lsdException w:unhideWhenUsed="0" w:uiPriority="63" w:semiHidden="0" w:name="Medium Shading 1 Accent 4"/>
+    <w:lsdException w:unhideWhenUsed="0" w:uiPriority="64" w:semiHidden="0" w:name="Medium Shading 2 Accent 4"/>
+    <w:lsdException w:unhideWhenUsed="0" w:uiPriority="65" w:semiHidden="0" w:name="Medium List 1 Accent 4"/>
+    <w:lsdException w:unhideWhenUsed="0" w:uiPriority="66" w:semiHidden="0" w:name="Medium List 2 Accent 4"/>
+    <w:lsdException w:unhideWhenUsed="0" w:uiPriority="67" w:semiHidden="0" w:name="Medium Grid 1 Accent 4"/>
+    <w:lsdException w:unhideWhenUsed="0" w:uiPriority="68" w:semiHidden="0" w:name="Medium Grid 2 Accent 4"/>
+    <w:lsdException w:unhideWhenUsed="0" w:uiPriority="69" w:semiHidden="0" w:name="Medium Grid 3 Accent 4"/>
+    <w:lsdException w:unhideWhenUsed="0" w:uiPriority="70" w:semiHidden="0" w:name="Dark List Accent 4"/>
+    <w:lsdException w:unhideWhenUsed="0" w:uiPriority="71" w:semiHidden="0" w:name="Colorful Shading Accent 4"/>
+    <w:lsdException w:unhideWhenUsed="0" w:uiPriority="72" w:semiHidden="0" w:name="Colorful List Accent 4"/>
+    <w:lsdException w:unhideWhenUsed="0" w:uiPriority="73" w:semiHidden="0" w:name="Colorful Grid Accent 4"/>
+    <w:lsdException w:unhideWhenUsed="0" w:uiPriority="60" w:semiHidden="0" w:name="Light Shading Accent 5"/>
+    <w:lsdException w:unhideWhenUsed="0" w:uiPriority="61" w:semiHidden="0" w:name="Light List Accent 5"/>
+    <w:lsdException w:unhideWhenUsed="0" w:uiPriority="62" w:semiHidden="0" w:name="Light Grid Accent 5"/>
+    <w:lsdException w:unhideWhenUsed="0" w:uiPriority="63" w:semiHidden="0" w:name="Medium Shading 1 Accent 5"/>
+    <w:lsdException w:unhideWhenUsed="0" w:uiPriority="64" w:semiHidden="0" w:name="Medium Shading 2 Accent 5"/>
+    <w:lsdException w:unhideWhenUsed="0" w:uiPriority="65" w:semiHidden="0" w:name="Medium List 1 Accent 5"/>
+    <w:lsdException w:unhideWhenUsed="0" w:uiPriority="66" w:semiHidden="0" w:name="Medium List 2 Accent 5"/>
+    <w:lsdException w:unhideWhenUsed="0" w:uiPriority="67" w:semiHidden="0" w:name="Medium Grid 1 Accent 5"/>
+    <w:lsdException w:unhideWhenUsed="0" w:uiPriority="68" w:semiHidden="0" w:name="Medium Grid 2 Accent 5"/>
+    <w:lsdException w:unhideWhenUsed="0" w:uiPriority="69" w:semiHidden="0" w:name="Medium Grid 3 Accent 5"/>
+    <w:lsdException w:unhideWhenUsed="0" w:uiPriority="70" w:semiHidden="0" w:name="Dark List Accent 5"/>
+    <w:lsdException w:unhideWhenUsed="0" w:uiPriority="71" w:semiHidden="0" w:name="Colorful Shading Accent 5"/>
+    <w:lsdException w:unhideWhenUsed="0" w:uiPriority="72" w:semiHidden="0" w:name="Colorful List Accent 5"/>
+    <w:lsdException w:unhideWhenUsed="0" w:uiPriority="73" w:semiHidden="0" w:name="Colorful Grid Accent 5"/>
+    <w:lsdException w:unhideWhenUsed="0" w:uiPriority="60" w:semiHidden="0" w:name="Light Shading Accent 6"/>
+    <w:lsdException w:unhideWhenUsed="0" w:uiPriority="61" w:semiHidden="0" w:name="Light List Accent 6"/>
+    <w:lsdException w:unhideWhenUsed="0" w:uiPriority="62" w:semiHidden="0" w:name="Light Grid Accent 6"/>
+    <w:lsdException w:unhideWhenUsed="0" w:uiPriority="63" w:semiHidden="0" w:name="Medium Shading 1 Accent 6"/>
+    <w:lsdException w:unhideWhenUsed="0" w:uiPriority="64" w:semiHidden="0" w:name="Medium Shading 2 Accent 6"/>
+    <w:lsdException w:unhideWhenUsed="0" w:uiPriority="65" w:semiHidden="0" w:name="Medium List 1 Accent 6"/>
+    <w:lsdException w:unhideWhenUsed="0" w:uiPriority="66" w:semiHidden="0" w:name="Medium List 2 Accent 6"/>
+    <w:lsdException w:unhideWhenUsed="0" w:uiPriority="67" w:semiHidden="0" w:name="Medium Grid 1 Accent 6"/>
+    <w:lsdException w:unhideWhenUsed="0" w:uiPriority="68" w:semiHidden="0" w:name="Medium Grid 2 Accent 6"/>
+    <w:lsdException w:unhideWhenUsed="0" w:uiPriority="69" w:semiHidden="0" w:name="Medium Grid 3 Accent 6"/>
+    <w:lsdException w:unhideWhenUsed="0" w:uiPriority="70" w:semiHidden="0" w:name="Dark List Accent 6"/>
+    <w:lsdException w:unhideWhenUsed="0" w:uiPriority="71" w:semiHidden="0" w:name="Colorful Shading Accent 6"/>
+    <w:lsdException w:unhideWhenUsed="0" w:uiPriority="72" w:semiHidden="0" w:name="Colorful List Accent 6"/>
+    <w:lsdException w:unhideWhenUsed="0" w:uiPriority="73" w:semiHidden="0" w:name="Colorful Grid Accent 6"/>
   </w:latentStyles>
-  <w:style w:type="paragraph" w:default="1" w:styleId="Normal">
+  <w:style w:type="paragraph" w:default="1" w:styleId="1">
     <w:name w:val="Normal"/>
     <w:qFormat/>
-    <w:rsid w:val="00142C60"/>
+    <w:uiPriority w:val="0"/>
+    <w:pPr>
+      <w:spacing w:after="160" w:line="278" w:lineRule="auto"/>
+    </w:pPr>
+    <w:rPr>
+      <w:rFonts w:asciiTheme="minorHAnsi" w:hAnsiTheme="minorHAnsi" w:eastAsiaTheme="minorHAnsi" w:cstheme="minorBidi"/>
+      <w:kern w:val="2"/>
+      <w:sz w:val="24"/>
+      <w:szCs w:val="24"/>
+      <w:lang w:val="en-US" w:eastAsia="en-US" w:bidi="ar-SA"/>
+      <w14:ligatures w14:val="standardContextual"/>
+    </w:rPr>
   </w:style>
-  <w:style w:type="paragraph" w:styleId="Heading1">
+  <w:style w:type="paragraph" w:styleId="2">
     <w:name w:val="heading 1"/>
-    <w:basedOn w:val="Normal"/>
-    <w:next w:val="Normal"/>
-    <w:link w:val="Heading1Char"/>
+    <w:basedOn w:val="1"/>
+    <w:next w:val="1"/>
+    <w:link w:val="13"/>
+    <w:qFormat/>
     <w:uiPriority w:val="9"/>
-    <w:qFormat/>
-    <w:rsid w:val="00F021FF"/>
     <w:pPr>
       <w:keepNext/>
       <w:keepLines/>
@@ -3227,21 +4241,20 @@
       <w:outlineLvl w:val="0"/>
     </w:pPr>
     <w:rPr>
-      <w:rFonts w:asciiTheme="majorHAnsi" w:eastAsiaTheme="majorEastAsia" w:hAnsiTheme="majorHAnsi" w:cstheme="majorBidi"/>
-      <w:color w:val="2E74B5" w:themeColor="accent1" w:themeShade="BF"/>
+      <w:rFonts w:asciiTheme="majorHAnsi" w:hAnsiTheme="majorHAnsi" w:eastAsiaTheme="majorEastAsia" w:cstheme="majorBidi"/>
+      <w:color w:val="2E75B6" w:themeColor="accent1" w:themeShade="BF"/>
       <w:sz w:val="32"/>
       <w:szCs w:val="32"/>
     </w:rPr>
   </w:style>
-  <w:style w:type="paragraph" w:styleId="Heading2">
+  <w:style w:type="paragraph" w:styleId="3">
     <w:name w:val="heading 2"/>
-    <w:basedOn w:val="Normal"/>
-    <w:next w:val="Normal"/>
-    <w:link w:val="Heading2Char"/>
-    <w:uiPriority w:val="9"/>
+    <w:basedOn w:val="1"/>
+    <w:next w:val="1"/>
+    <w:link w:val="12"/>
     <w:unhideWhenUsed/>
     <w:qFormat/>
-    <w:rsid w:val="00F021FF"/>
+    <w:uiPriority w:val="9"/>
     <w:pPr>
       <w:keepNext/>
       <w:keepLines/>
@@ -3249,21 +4262,20 @@
       <w:outlineLvl w:val="1"/>
     </w:pPr>
     <w:rPr>
-      <w:rFonts w:asciiTheme="majorHAnsi" w:eastAsiaTheme="majorEastAsia" w:hAnsiTheme="majorHAnsi" w:cstheme="majorBidi"/>
-      <w:color w:val="2E74B5" w:themeColor="accent1" w:themeShade="BF"/>
+      <w:rFonts w:asciiTheme="majorHAnsi" w:hAnsiTheme="majorHAnsi" w:eastAsiaTheme="majorEastAsia" w:cstheme="majorBidi"/>
+      <w:color w:val="2E75B6" w:themeColor="accent1" w:themeShade="BF"/>
       <w:sz w:val="26"/>
       <w:szCs w:val="26"/>
     </w:rPr>
   </w:style>
-  <w:style w:type="paragraph" w:styleId="Heading3">
+  <w:style w:type="paragraph" w:styleId="4">
     <w:name w:val="heading 3"/>
-    <w:basedOn w:val="Normal"/>
-    <w:next w:val="Normal"/>
-    <w:link w:val="Heading3Char"/>
-    <w:uiPriority w:val="9"/>
+    <w:basedOn w:val="1"/>
+    <w:next w:val="1"/>
+    <w:link w:val="14"/>
     <w:unhideWhenUsed/>
     <w:qFormat/>
-    <w:rsid w:val="00C447CF"/>
+    <w:uiPriority w:val="9"/>
     <w:pPr>
       <w:keepNext/>
       <w:keepLines/>
@@ -3271,23 +4283,44 @@
       <w:outlineLvl w:val="2"/>
     </w:pPr>
     <w:rPr>
-      <w:rFonts w:asciiTheme="majorHAnsi" w:eastAsiaTheme="majorEastAsia" w:hAnsiTheme="majorHAnsi" w:cstheme="majorBidi"/>
-      <w:color w:val="1F4D78" w:themeColor="accent1" w:themeShade="7F"/>
+      <w:rFonts w:asciiTheme="majorHAnsi" w:hAnsiTheme="majorHAnsi" w:eastAsiaTheme="majorEastAsia" w:cstheme="majorBidi"/>
+      <w:color w:val="1F4E79" w:themeColor="accent1" w:themeShade="80"/>
     </w:rPr>
   </w:style>
-  <w:style w:type="character" w:default="1" w:styleId="DefaultParagraphFont">
+  <w:style w:type="paragraph" w:styleId="5">
+    <w:name w:val="heading 4"/>
+    <w:basedOn w:val="1"/>
+    <w:next w:val="1"/>
+    <w:link w:val="17"/>
+    <w:unhideWhenUsed/>
+    <w:qFormat/>
+    <w:uiPriority w:val="0"/>
+    <w:pPr>
+      <w:keepNext/>
+      <w:keepLines/>
+      <w:spacing w:before="280" w:after="290" w:line="376" w:lineRule="auto"/>
+      <w:outlineLvl w:val="3"/>
+    </w:pPr>
+    <w:rPr>
+      <w:b/>
+      <w:bCs/>
+      <w:sz w:val="28"/>
+      <w:szCs w:val="28"/>
+    </w:rPr>
+  </w:style>
+  <w:style w:type="character" w:default="1" w:styleId="6">
     <w:name w:val="Default Paragraph Font"/>
-    <w:uiPriority w:val="1"/>
     <w:semiHidden/>
     <w:unhideWhenUsed/>
+    <w:qFormat/>
+    <w:uiPriority w:val="1"/>
   </w:style>
-  <w:style w:type="table" w:default="1" w:styleId="TableNormal">
+  <w:style w:type="table" w:default="1" w:styleId="7">
     <w:name w:val="Normal Table"/>
-    <w:uiPriority w:val="99"/>
     <w:semiHidden/>
     <w:unhideWhenUsed/>
+    <w:uiPriority w:val="99"/>
     <w:tblPr>
-      <w:tblInd w:w="0" w:type="dxa"/>
       <w:tblCellMar>
         <w:top w:w="0" w:type="dxa"/>
         <w:left w:w="108" w:type="dxa"/>
@@ -3296,86 +4329,13 @@
       </w:tblCellMar>
     </w:tblPr>
   </w:style>
-  <w:style w:type="numbering" w:default="1" w:styleId="NoList">
-    <w:name w:val="No List"/>
+  <w:style w:type="paragraph" w:styleId="8">
+    <w:name w:val="footer"/>
+    <w:basedOn w:val="1"/>
+    <w:link w:val="16"/>
+    <w:unhideWhenUsed/>
+    <w:qFormat/>
     <w:uiPriority w:val="99"/>
-    <w:semiHidden/>
-    <w:unhideWhenUsed/>
-  </w:style>
-  <w:style w:type="paragraph" w:styleId="ListParagraph">
-    <w:name w:val="List Paragraph"/>
-    <w:basedOn w:val="Normal"/>
-    <w:uiPriority w:val="34"/>
-    <w:qFormat/>
-    <w:rsid w:val="00142C60"/>
-    <w:pPr>
-      <w:ind w:left="720"/>
-      <w:contextualSpacing/>
-    </w:pPr>
-  </w:style>
-  <w:style w:type="table" w:styleId="TableGrid">
-    <w:name w:val="Table Grid"/>
-    <w:basedOn w:val="TableNormal"/>
-    <w:uiPriority w:val="39"/>
-    <w:rsid w:val="00142C60"/>
-    <w:pPr>
-      <w:spacing w:after="0" w:line="240" w:lineRule="auto"/>
-    </w:pPr>
-    <w:tblPr>
-      <w:tblBorders>
-        <w:top w:val="single" w:sz="4" w:space="0" w:color="auto"/>
-        <w:left w:val="single" w:sz="4" w:space="0" w:color="auto"/>
-        <w:bottom w:val="single" w:sz="4" w:space="0" w:color="auto"/>
-        <w:right w:val="single" w:sz="4" w:space="0" w:color="auto"/>
-        <w:insideH w:val="single" w:sz="4" w:space="0" w:color="auto"/>
-        <w:insideV w:val="single" w:sz="4" w:space="0" w:color="auto"/>
-      </w:tblBorders>
-    </w:tblPr>
-  </w:style>
-  <w:style w:type="character" w:customStyle="1" w:styleId="Heading2Char">
-    <w:name w:val="Heading 2 Char"/>
-    <w:basedOn w:val="DefaultParagraphFont"/>
-    <w:link w:val="Heading2"/>
-    <w:uiPriority w:val="9"/>
-    <w:rsid w:val="00F021FF"/>
-    <w:rPr>
-      <w:rFonts w:asciiTheme="majorHAnsi" w:eastAsiaTheme="majorEastAsia" w:hAnsiTheme="majorHAnsi" w:cstheme="majorBidi"/>
-      <w:color w:val="2E74B5" w:themeColor="accent1" w:themeShade="BF"/>
-      <w:sz w:val="26"/>
-      <w:szCs w:val="26"/>
-    </w:rPr>
-  </w:style>
-  <w:style w:type="character" w:customStyle="1" w:styleId="Heading1Char">
-    <w:name w:val="Heading 1 Char"/>
-    <w:basedOn w:val="DefaultParagraphFont"/>
-    <w:link w:val="Heading1"/>
-    <w:uiPriority w:val="9"/>
-    <w:rsid w:val="00F021FF"/>
-    <w:rPr>
-      <w:rFonts w:asciiTheme="majorHAnsi" w:eastAsiaTheme="majorEastAsia" w:hAnsiTheme="majorHAnsi" w:cstheme="majorBidi"/>
-      <w:color w:val="2E74B5" w:themeColor="accent1" w:themeShade="BF"/>
-      <w:sz w:val="32"/>
-      <w:szCs w:val="32"/>
-    </w:rPr>
-  </w:style>
-  <w:style w:type="character" w:customStyle="1" w:styleId="Heading3Char">
-    <w:name w:val="Heading 3 Char"/>
-    <w:basedOn w:val="DefaultParagraphFont"/>
-    <w:link w:val="Heading3"/>
-    <w:uiPriority w:val="9"/>
-    <w:rsid w:val="00C447CF"/>
-    <w:rPr>
-      <w:rFonts w:asciiTheme="majorHAnsi" w:eastAsiaTheme="majorEastAsia" w:hAnsiTheme="majorHAnsi" w:cstheme="majorBidi"/>
-      <w:color w:val="1F4D78" w:themeColor="accent1" w:themeShade="7F"/>
-    </w:rPr>
-  </w:style>
-  <w:style w:type="paragraph" w:styleId="Header">
-    <w:name w:val="header"/>
-    <w:basedOn w:val="Normal"/>
-    <w:link w:val="HeaderChar"/>
-    <w:uiPriority w:val="99"/>
-    <w:unhideWhenUsed/>
-    <w:rsid w:val="006D7108"/>
     <w:pPr>
       <w:tabs>
         <w:tab w:val="center" w:pos="4680"/>
@@ -3384,20 +4344,12 @@
       <w:spacing w:after="0" w:line="240" w:lineRule="auto"/>
     </w:pPr>
   </w:style>
-  <w:style w:type="character" w:customStyle="1" w:styleId="HeaderChar">
-    <w:name w:val="Header Char"/>
-    <w:basedOn w:val="DefaultParagraphFont"/>
-    <w:link w:val="Header"/>
+  <w:style w:type="paragraph" w:styleId="9">
+    <w:name w:val="header"/>
+    <w:basedOn w:val="1"/>
+    <w:link w:val="15"/>
+    <w:unhideWhenUsed/>
     <w:uiPriority w:val="99"/>
-    <w:rsid w:val="006D7108"/>
-  </w:style>
-  <w:style w:type="paragraph" w:styleId="Footer">
-    <w:name w:val="footer"/>
-    <w:basedOn w:val="Normal"/>
-    <w:link w:val="FooterChar"/>
-    <w:uiPriority w:val="99"/>
-    <w:unhideWhenUsed/>
-    <w:rsid w:val="006D7108"/>
     <w:pPr>
       <w:tabs>
         <w:tab w:val="center" w:pos="4680"/>
@@ -3406,12 +4358,96 @@
       <w:spacing w:after="0" w:line="240" w:lineRule="auto"/>
     </w:pPr>
   </w:style>
-  <w:style w:type="character" w:customStyle="1" w:styleId="FooterChar">
+  <w:style w:type="table" w:styleId="10">
+    <w:name w:val="Table Grid"/>
+    <w:basedOn w:val="7"/>
+    <w:uiPriority w:val="39"/>
+    <w:pPr>
+      <w:spacing w:after="0" w:line="240" w:lineRule="auto"/>
+    </w:pPr>
+    <w:tblPr>
+      <w:tblBorders>
+        <w:top w:val="single" w:color="auto" w:sz="4" w:space="0"/>
+        <w:left w:val="single" w:color="auto" w:sz="4" w:space="0"/>
+        <w:bottom w:val="single" w:color="auto" w:sz="4" w:space="0"/>
+        <w:right w:val="single" w:color="auto" w:sz="4" w:space="0"/>
+        <w:insideH w:val="single" w:color="auto" w:sz="4" w:space="0"/>
+        <w:insideV w:val="single" w:color="auto" w:sz="4" w:space="0"/>
+      </w:tblBorders>
+    </w:tblPr>
+  </w:style>
+  <w:style w:type="paragraph" w:styleId="11">
+    <w:name w:val="List Paragraph"/>
+    <w:basedOn w:val="1"/>
+    <w:qFormat/>
+    <w:uiPriority w:val="34"/>
+    <w:pPr>
+      <w:ind w:left="720"/>
+      <w:contextualSpacing/>
+    </w:pPr>
+  </w:style>
+  <w:style w:type="character" w:customStyle="1" w:styleId="12">
+    <w:name w:val="Heading 2 Char"/>
+    <w:basedOn w:val="6"/>
+    <w:link w:val="3"/>
+    <w:qFormat/>
+    <w:uiPriority w:val="9"/>
+    <w:rPr>
+      <w:rFonts w:asciiTheme="majorHAnsi" w:hAnsiTheme="majorHAnsi" w:eastAsiaTheme="majorEastAsia" w:cstheme="majorBidi"/>
+      <w:color w:val="2E75B6" w:themeColor="accent1" w:themeShade="BF"/>
+      <w:sz w:val="26"/>
+      <w:szCs w:val="26"/>
+    </w:rPr>
+  </w:style>
+  <w:style w:type="character" w:customStyle="1" w:styleId="13">
+    <w:name w:val="Heading 1 Char"/>
+    <w:basedOn w:val="6"/>
+    <w:link w:val="2"/>
+    <w:qFormat/>
+    <w:uiPriority w:val="9"/>
+    <w:rPr>
+      <w:rFonts w:asciiTheme="majorHAnsi" w:hAnsiTheme="majorHAnsi" w:eastAsiaTheme="majorEastAsia" w:cstheme="majorBidi"/>
+      <w:color w:val="2E75B6" w:themeColor="accent1" w:themeShade="BF"/>
+      <w:sz w:val="32"/>
+      <w:szCs w:val="32"/>
+    </w:rPr>
+  </w:style>
+  <w:style w:type="character" w:customStyle="1" w:styleId="14">
+    <w:name w:val="Heading 3 Char"/>
+    <w:basedOn w:val="6"/>
+    <w:link w:val="4"/>
+    <w:qFormat/>
+    <w:uiPriority w:val="9"/>
+    <w:rPr>
+      <w:rFonts w:asciiTheme="majorHAnsi" w:hAnsiTheme="majorHAnsi" w:eastAsiaTheme="majorEastAsia" w:cstheme="majorBidi"/>
+      <w:color w:val="1F4E79" w:themeColor="accent1" w:themeShade="80"/>
+    </w:rPr>
+  </w:style>
+  <w:style w:type="character" w:customStyle="1" w:styleId="15">
+    <w:name w:val="Header Char"/>
+    <w:basedOn w:val="6"/>
+    <w:link w:val="9"/>
+    <w:qFormat/>
+    <w:uiPriority w:val="99"/>
+  </w:style>
+  <w:style w:type="character" w:customStyle="1" w:styleId="16">
     <w:name w:val="Footer Char"/>
-    <w:basedOn w:val="DefaultParagraphFont"/>
-    <w:link w:val="Footer"/>
+    <w:basedOn w:val="6"/>
+    <w:link w:val="8"/>
+    <w:qFormat/>
     <w:uiPriority w:val="99"/>
-    <w:rsid w:val="006D7108"/>
+  </w:style>
+  <w:style w:type="character" w:customStyle="1" w:styleId="17">
+    <w:name w:val="Heading 4 Char"/>
+    <w:link w:val="5"/>
+    <w:qFormat/>
+    <w:uiPriority w:val="0"/>
+    <w:rPr>
+      <w:b/>
+      <w:bCs/>
+      <w:sz w:val="28"/>
+      <w:szCs w:val="28"/>
+    </w:rPr>
   </w:style>
 </w:styles>
 </file>
@@ -3459,7 +4495,7 @@
     </a:clrScheme>
     <a:fontScheme name="Office">
       <a:majorFont>
-        <a:latin typeface="Aptos Display" panose="02110004020202020204"/>
+        <a:latin typeface="Aptos Display"/>
         <a:ea typeface=""/>
         <a:cs typeface=""/>
         <a:font script="Jpan" typeface="游ゴシック Light"/>
@@ -3492,26 +4528,9 @@
         <a:font script="Viet" typeface="Times New Roman"/>
         <a:font script="Uigh" typeface="Microsoft Uighur"/>
         <a:font script="Geor" typeface="Sylfaen"/>
-        <a:font script="Armn" typeface="Arial"/>
-        <a:font script="Bugi" typeface="Leelawadee UI"/>
-        <a:font script="Bopo" typeface="Microsoft JhengHei"/>
-        <a:font script="Java" typeface="Javanese Text"/>
-        <a:font script="Lisu" typeface="Segoe UI"/>
-        <a:font script="Mymr" typeface="Myanmar Text"/>
-        <a:font script="Nkoo" typeface="Ebrima"/>
-        <a:font script="Olck" typeface="Nirmala UI"/>
-        <a:font script="Osma" typeface="Ebrima"/>
-        <a:font script="Phag" typeface="Phagspa"/>
-        <a:font script="Syrn" typeface="Estrangelo Edessa"/>
-        <a:font script="Syrj" typeface="Estrangelo Edessa"/>
-        <a:font script="Syre" typeface="Estrangelo Edessa"/>
-        <a:font script="Sora" typeface="Nirmala UI"/>
-        <a:font script="Tale" typeface="Microsoft Tai Le"/>
-        <a:font script="Talu" typeface="Microsoft New Tai Lue"/>
-        <a:font script="Tfng" typeface="Ebrima"/>
       </a:majorFont>
       <a:minorFont>
-        <a:latin typeface="Aptos" panose="02110004020202020204"/>
+        <a:latin typeface="Aptos"/>
         <a:ea typeface=""/>
         <a:cs typeface=""/>
         <a:font script="Jpan" typeface="游ゴシック"/>
@@ -3544,23 +4563,6 @@
         <a:font script="Viet" typeface="Arial"/>
         <a:font script="Uigh" typeface="Microsoft Uighur"/>
         <a:font script="Geor" typeface="Sylfaen"/>
-        <a:font script="Armn" typeface="Arial"/>
-        <a:font script="Bugi" typeface="Leelawadee UI"/>
-        <a:font script="Bopo" typeface="Microsoft JhengHei"/>
-        <a:font script="Java" typeface="Javanese Text"/>
-        <a:font script="Lisu" typeface="Segoe UI"/>
-        <a:font script="Mymr" typeface="Myanmar Text"/>
-        <a:font script="Nkoo" typeface="Ebrima"/>
-        <a:font script="Olck" typeface="Nirmala UI"/>
-        <a:font script="Osma" typeface="Ebrima"/>
-        <a:font script="Phag" typeface="Phagspa"/>
-        <a:font script="Syrn" typeface="Estrangelo Edessa"/>
-        <a:font script="Syrj" typeface="Estrangelo Edessa"/>
-        <a:font script="Syre" typeface="Estrangelo Edessa"/>
-        <a:font script="Sora" typeface="Nirmala UI"/>
-        <a:font script="Tale" typeface="Microsoft Tai Le"/>
-        <a:font script="Talu" typeface="Microsoft New Tai Lue"/>
-        <a:font script="Tfng" typeface="Ebrima"/>
       </a:minorFont>
     </a:fontScheme>
     <a:fmtScheme name="Office">
@@ -3702,11 +4704,5 @@
     </a:fmtScheme>
   </a:themeElements>
   <a:objectDefaults/>
-  <a:extraClrSchemeLst/>
-  <a:extLst>
-    <a:ext uri="{05A4C25C-085E-4340-85A3-A5531E510DB2}">
-      <thm15:themeFamily xmlns:thm15="http://schemas.microsoft.com/office/thememl/2012/main" name="Office Theme" id="{62F939B6-93AF-4DB8-9C6B-D6C7DFDC589F}" vid="{4A3C46E8-61CC-4603-A589-7422A47A8E4A}"/>
-    </a:ext>
-  </a:extLst>
 </a:theme>
 </file>
--- a/Subject/SWE202c/PE Template/PE Solution/001-SWE202c-Practical-Exam-Sample-Solution/SWE202c_PE_AnswerSheet.docx
+++ b/Subject/SWE202c/PE Template/PE Solution/001-SWE202c-Practical-Exam-Sample-Solution/SWE202c_PE_AnswerSheet.docx
@@ -19,7 +19,7 @@
     </w:p>
     <w:tbl>
       <w:tblPr>
-        <w:tblStyle w:val="10"/>
+        <w:tblStyle w:val="12"/>
         <w:tblW w:w="0" w:type="auto"/>
         <w:tblInd w:w="0" w:type="dxa"/>
         <w:tblBorders>
@@ -52,6 +52,12 @@
             <w:insideH w:val="single" w:color="auto" w:sz="4" w:space="0"/>
             <w:insideV w:val="single" w:color="auto" w:sz="4" w:space="0"/>
           </w:tblBorders>
+          <w:tblCellMar>
+            <w:top w:w="0" w:type="dxa"/>
+            <w:left w:w="108" w:type="dxa"/>
+            <w:bottom w:w="0" w:type="dxa"/>
+            <w:right w:w="108" w:type="dxa"/>
+          </w:tblCellMar>
         </w:tblPrEx>
         <w:tc>
           <w:tcPr>
@@ -789,13 +795,13 @@
       <w:pPr>
         <w:bidi w:val="0"/>
         <w:rPr>
-          <w:rStyle w:val="17"/>
-          <w:rFonts w:hint="default" w:ascii="Tahoma" w:hAnsi="Tahoma" w:cs="Tahoma"/>
-        </w:rPr>
-      </w:pPr>
-      <w:r>
-        <w:rPr>
-          <w:rStyle w:val="17"/>
+          <w:rStyle w:val="19"/>
+          <w:rFonts w:hint="default" w:ascii="Tahoma" w:hAnsi="Tahoma" w:cs="Tahoma"/>
+        </w:rPr>
+      </w:pPr>
+      <w:r>
+        <w:rPr>
+          <w:rStyle w:val="19"/>
           <w:rFonts w:hint="default" w:ascii="Tahoma" w:hAnsi="Tahoma" w:cs="Tahoma"/>
         </w:rPr>
         <w:t>1. Requirements stability at the outset:</w:t>
@@ -857,7 +863,7 @@
       </w:r>
       <w:r>
         <w:rPr>
-          <w:rStyle w:val="17"/>
+          <w:rStyle w:val="19"/>
           <w:rFonts w:hint="default" w:ascii="Tahoma" w:hAnsi="Tahoma" w:cs="Tahoma"/>
         </w:rPr>
         <w:t>2. Iterative delivery and stakeholder feedback:</w:t>
@@ -904,7 +910,7 @@
       <w:pPr>
         <w:bidi w:val="0"/>
         <w:rPr>
-          <w:rStyle w:val="17"/>
+          <w:rStyle w:val="19"/>
           <w:rFonts w:hint="default" w:ascii="Tahoma" w:hAnsi="Tahoma" w:cs="Tahoma"/>
         </w:rPr>
       </w:pPr>
@@ -918,7 +924,7 @@
       </w:r>
       <w:r>
         <w:rPr>
-          <w:rStyle w:val="17"/>
+          <w:rStyle w:val="19"/>
           <w:rFonts w:hint="default" w:ascii="Tahoma" w:hAnsi="Tahoma" w:cs="Tahoma"/>
         </w:rPr>
         <w:t>3. Risk factors specific to the project:</w:t>
@@ -994,7 +1000,7 @@
       <w:pPr>
         <w:bidi w:val="0"/>
         <w:rPr>
-          <w:rStyle w:val="17"/>
+          <w:rStyle w:val="19"/>
           <w:rFonts w:hint="default" w:ascii="Tahoma" w:hAnsi="Tahoma" w:cs="Tahoma"/>
         </w:rPr>
       </w:pPr>
@@ -1008,7 +1014,7 @@
       </w:r>
       <w:r>
         <w:rPr>
-          <w:rStyle w:val="17"/>
+          <w:rStyle w:val="19"/>
           <w:rFonts w:hint="default" w:ascii="Tahoma" w:hAnsi="Tahoma" w:cs="Tahoma"/>
         </w:rPr>
         <w:t>4. Team size, duration, and change-control process:</w:t>
@@ -1101,7 +1107,7 @@
       </w:r>
       <w:r>
         <w:rPr>
-          <w:rStyle w:val="14"/>
+          <w:rStyle w:val="16"/>
           <w:rFonts w:hint="default" w:ascii="Tahoma" w:hAnsi="Tahoma" w:cs="Tahoma"/>
         </w:rPr>
         <w:t>Question 1.2: Alternative model and comparison (1.0 points)</w:t>
@@ -1129,7 +1135,7 @@
       <w:pPr>
         <w:bidi w:val="0"/>
         <w:rPr>
-          <w:rStyle w:val="17"/>
+          <w:rStyle w:val="19"/>
           <w:rFonts w:hint="default" w:ascii="Tahoma" w:hAnsi="Tahoma" w:cs="Tahoma"/>
         </w:rPr>
       </w:pPr>
@@ -1143,7 +1149,7 @@
       </w:r>
       <w:r>
         <w:rPr>
-          <w:rStyle w:val="17"/>
+          <w:rStyle w:val="19"/>
           <w:rFonts w:hint="default" w:ascii="Tahoma" w:hAnsi="Tahoma" w:cs="Tahoma"/>
         </w:rPr>
         <w:t>A. Agile (Scrum) - Chosen Model:</w:t>
@@ -1312,7 +1318,7 @@
       </w:r>
       <w:r>
         <w:rPr>
-          <w:rStyle w:val="17"/>
+          <w:rStyle w:val="19"/>
           <w:rFonts w:hint="default" w:ascii="Tahoma" w:hAnsi="Tahoma" w:cs="Tahoma"/>
         </w:rPr>
         <w:t>B. Waterfall - Alternative Model:</w:t>
@@ -1459,17 +1465,7 @@
           <w:sz w:val="24"/>
           <w:szCs w:val="24"/>
         </w:rPr>
-        <w:t>: No early working software is available for &lt;Nhắc lại 1 nhóm user - VD: Lecturers&gt; to test, leading to a high risk of</w:t>
-      </w:r>
-      <w:bookmarkStart w:id="0" w:name="_GoBack"/>
-      <w:bookmarkEnd w:id="0"/>
-      <w:r>
-        <w:rPr>
-          <w:rFonts w:hint="default" w:ascii="Tahoma" w:hAnsi="Tahoma" w:cs="Tahoma"/>
-          <w:sz w:val="24"/>
-          <w:szCs w:val="24"/>
-        </w:rPr>
-        <w:t xml:space="preserve"> poor usability upon final release.</w:t>
+        <w:t>: No early working software is available for &lt;Nhắc lại 1 nhóm user - VD: Lecturers&gt; to test, leading to a high risk of poor usability upon final release.</w:t>
       </w:r>
     </w:p>
     <w:p>
@@ -1498,19 +1494,845 @@
         <w:ind w:left="360"/>
         <w:rPr>
           <w:rFonts w:hint="default" w:ascii="Tahoma" w:hAnsi="Tahoma" w:cs="Tahoma"/>
-        </w:rPr>
-      </w:pPr>
-      <w:r>
-        <w:rPr>
-          <w:rFonts w:hint="default" w:ascii="Tahoma" w:hAnsi="Tahoma" w:cs="Tahoma"/>
           <w:highlight w:val="yellow"/>
         </w:rPr>
+      </w:pPr>
+      <w:r>
+        <w:rPr>
+          <w:rFonts w:hint="default" w:ascii="Tahoma" w:hAnsi="Tahoma" w:cs="Tahoma"/>
+          <w:highlight w:val="yellow"/>
+        </w:rPr>
         <w:t>&lt;Student write the answer here&gt;</w:t>
       </w:r>
     </w:p>
     <w:p>
       <w:pPr>
         <w:ind w:left="360"/>
+        <w:rPr>
+          <w:rFonts w:hint="default" w:ascii="Tahoma" w:hAnsi="Tahoma" w:cs="Tahoma"/>
+        </w:rPr>
+      </w:pPr>
+      <w:r>
+        <w:rPr>
+          <w:rFonts w:hint="default" w:ascii="Tahoma" w:hAnsi="Tahoma" w:cs="Tahoma"/>
+          <w:highlight w:val="yellow"/>
+          <w:lang w:val="en-US"/>
+        </w:rPr>
+        <w:t xml:space="preserve">2.1 </w:t>
+      </w:r>
+      <w:r>
+        <w:rPr>
+          <w:rFonts w:hint="default" w:ascii="Tahoma" w:hAnsi="Tahoma" w:cs="Tahoma"/>
+        </w:rPr>
+        <w:t>Actors, Goals, and Actor Types (3 points)</w:t>
+      </w:r>
+    </w:p>
+    <w:tbl>
+      <w:tblPr>
+        <w:tblStyle w:val="12"/>
+        <w:tblW w:w="0" w:type="auto"/>
+        <w:jc w:val="center"/>
+        <w:tblBorders>
+          <w:top w:val="single" w:color="auto" w:sz="4" w:space="0"/>
+          <w:left w:val="single" w:color="auto" w:sz="4" w:space="0"/>
+          <w:bottom w:val="single" w:color="auto" w:sz="4" w:space="0"/>
+          <w:right w:val="single" w:color="auto" w:sz="4" w:space="0"/>
+          <w:insideH w:val="single" w:color="auto" w:sz="4" w:space="0"/>
+          <w:insideV w:val="single" w:color="auto" w:sz="4" w:space="0"/>
+        </w:tblBorders>
+        <w:tblLayout w:type="fixed"/>
+        <w:tblCellMar>
+          <w:top w:w="0" w:type="dxa"/>
+          <w:left w:w="108" w:type="dxa"/>
+          <w:bottom w:w="0" w:type="dxa"/>
+          <w:right w:w="108" w:type="dxa"/>
+        </w:tblCellMar>
+      </w:tblPr>
+      <w:tblGrid>
+        <w:gridCol w:w="2232"/>
+        <w:gridCol w:w="6408"/>
+        <w:gridCol w:w="1800"/>
+      </w:tblGrid>
+      <w:tr>
+        <w:tblPrEx>
+          <w:tblBorders>
+            <w:top w:val="single" w:color="auto" w:sz="4" w:space="0"/>
+            <w:left w:val="single" w:color="auto" w:sz="4" w:space="0"/>
+            <w:bottom w:val="single" w:color="auto" w:sz="4" w:space="0"/>
+            <w:right w:val="single" w:color="auto" w:sz="4" w:space="0"/>
+            <w:insideH w:val="single" w:color="auto" w:sz="4" w:space="0"/>
+            <w:insideV w:val="single" w:color="auto" w:sz="4" w:space="0"/>
+          </w:tblBorders>
+          <w:tblCellMar>
+            <w:top w:w="0" w:type="dxa"/>
+            <w:left w:w="108" w:type="dxa"/>
+            <w:bottom w:w="0" w:type="dxa"/>
+            <w:right w:w="108" w:type="dxa"/>
+          </w:tblCellMar>
+        </w:tblPrEx>
+        <w:trPr>
+          <w:jc w:val="center"/>
+        </w:trPr>
+        <w:tc>
+          <w:tcPr>
+            <w:tcW w:w="3408" w:type="dxa"/>
+            <w:shd w:val="clear" w:color="auto" w:fill="1F4E79"/>
+            <w:vAlign w:val="center"/>
+          </w:tcPr>
+          <w:p>
+            <w:pPr>
+              <w:spacing w:after="0" w:line="240" w:lineRule="auto"/>
+              <w:jc w:val="center"/>
+              <w:rPr>
+                <w:rFonts w:hint="default" w:ascii="Tahoma" w:hAnsi="Tahoma" w:cs="Tahoma"/>
+              </w:rPr>
+            </w:pPr>
+            <w:r>
+              <w:rPr>
+                <w:rFonts w:hint="default" w:ascii="Tahoma" w:hAnsi="Tahoma" w:cs="Tahoma"/>
+                <w:b/>
+                <w:color w:val="FFFFFF"/>
+                <w:sz w:val="20"/>
+              </w:rPr>
+              <w:t>Actor</w:t>
+            </w:r>
+          </w:p>
+        </w:tc>
+        <w:tc>
+          <w:tcPr>
+            <w:tcW w:w="3408" w:type="dxa"/>
+            <w:shd w:val="clear" w:color="auto" w:fill="1F4E79"/>
+            <w:vAlign w:val="center"/>
+          </w:tcPr>
+          <w:p>
+            <w:pPr>
+              <w:spacing w:after="0" w:line="240" w:lineRule="auto"/>
+              <w:jc w:val="center"/>
+              <w:rPr>
+                <w:rFonts w:hint="default" w:ascii="Tahoma" w:hAnsi="Tahoma" w:cs="Tahoma"/>
+              </w:rPr>
+            </w:pPr>
+            <w:r>
+              <w:rPr>
+                <w:rFonts w:hint="default" w:ascii="Tahoma" w:hAnsi="Tahoma" w:cs="Tahoma"/>
+                <w:b/>
+                <w:color w:val="FFFFFF"/>
+                <w:sz w:val="20"/>
+              </w:rPr>
+              <w:t>Primary Goal</w:t>
+            </w:r>
+          </w:p>
+        </w:tc>
+        <w:tc>
+          <w:tcPr>
+            <w:tcW w:w="3408" w:type="dxa"/>
+            <w:shd w:val="clear" w:color="auto" w:fill="1F4E79"/>
+            <w:vAlign w:val="center"/>
+          </w:tcPr>
+          <w:p>
+            <w:pPr>
+              <w:spacing w:after="0" w:line="240" w:lineRule="auto"/>
+              <w:jc w:val="center"/>
+              <w:rPr>
+                <w:rFonts w:hint="default" w:ascii="Tahoma" w:hAnsi="Tahoma" w:cs="Tahoma"/>
+              </w:rPr>
+            </w:pPr>
+            <w:r>
+              <w:rPr>
+                <w:rFonts w:hint="default" w:ascii="Tahoma" w:hAnsi="Tahoma" w:cs="Tahoma"/>
+                <w:b/>
+                <w:color w:val="FFFFFF"/>
+                <w:sz w:val="20"/>
+              </w:rPr>
+              <w:t>Actor Type</w:t>
+            </w:r>
+          </w:p>
+        </w:tc>
+      </w:tr>
+      <w:tr>
+        <w:tblPrEx>
+          <w:tblBorders>
+            <w:top w:val="single" w:color="auto" w:sz="4" w:space="0"/>
+            <w:left w:val="single" w:color="auto" w:sz="4" w:space="0"/>
+            <w:bottom w:val="single" w:color="auto" w:sz="4" w:space="0"/>
+            <w:right w:val="single" w:color="auto" w:sz="4" w:space="0"/>
+            <w:insideH w:val="single" w:color="auto" w:sz="4" w:space="0"/>
+            <w:insideV w:val="single" w:color="auto" w:sz="4" w:space="0"/>
+          </w:tblBorders>
+          <w:tblCellMar>
+            <w:top w:w="0" w:type="dxa"/>
+            <w:left w:w="108" w:type="dxa"/>
+            <w:bottom w:w="0" w:type="dxa"/>
+            <w:right w:w="108" w:type="dxa"/>
+          </w:tblCellMar>
+        </w:tblPrEx>
+        <w:trPr>
+          <w:jc w:val="center"/>
+        </w:trPr>
+        <w:tc>
+          <w:tcPr>
+            <w:tcW w:w="2232" w:type="dxa"/>
+            <w:vAlign w:val="center"/>
+          </w:tcPr>
+          <w:p>
+            <w:pPr>
+              <w:spacing w:before="0" w:after="0" w:line="240" w:lineRule="auto"/>
+              <w:jc w:val="center"/>
+              <w:rPr>
+                <w:rFonts w:hint="default" w:ascii="Tahoma" w:hAnsi="Tahoma" w:cs="Tahoma"/>
+              </w:rPr>
+            </w:pPr>
+            <w:r>
+              <w:rPr>
+                <w:rFonts w:hint="default" w:ascii="Tahoma" w:hAnsi="Tahoma" w:cs="Tahoma"/>
+                <w:b/>
+                <w:sz w:val="19"/>
+              </w:rPr>
+              <w:t>Student</w:t>
+            </w:r>
+          </w:p>
+        </w:tc>
+        <w:tc>
+          <w:tcPr>
+            <w:tcW w:w="6408" w:type="dxa"/>
+            <w:vAlign w:val="center"/>
+          </w:tcPr>
+          <w:p>
+            <w:pPr>
+              <w:spacing w:before="0" w:after="0" w:line="240" w:lineRule="auto"/>
+              <w:jc w:val="left"/>
+              <w:rPr>
+                <w:rFonts w:hint="default" w:ascii="Tahoma" w:hAnsi="Tahoma" w:cs="Tahoma"/>
+              </w:rPr>
+            </w:pPr>
+            <w:r>
+              <w:rPr>
+                <w:rFonts w:hint="default" w:ascii="Tahoma" w:hAnsi="Tahoma" w:cs="Tahoma"/>
+                <w:sz w:val="19"/>
+              </w:rPr>
+              <w:t>Find suitable courses, confirm eligibility, register or waitlist, monitor registration status, drop courses, and view released grades.</w:t>
+            </w:r>
+          </w:p>
+        </w:tc>
+        <w:tc>
+          <w:tcPr>
+            <w:tcW w:w="1800" w:type="dxa"/>
+            <w:vAlign w:val="center"/>
+          </w:tcPr>
+          <w:p>
+            <w:pPr>
+              <w:spacing w:before="0" w:after="0" w:line="240" w:lineRule="auto"/>
+              <w:jc w:val="center"/>
+              <w:rPr>
+                <w:rFonts w:hint="default" w:ascii="Tahoma" w:hAnsi="Tahoma" w:cs="Tahoma"/>
+              </w:rPr>
+            </w:pPr>
+            <w:r>
+              <w:rPr>
+                <w:rFonts w:hint="default" w:ascii="Tahoma" w:hAnsi="Tahoma" w:cs="Tahoma"/>
+                <w:sz w:val="19"/>
+              </w:rPr>
+              <w:t>Primary actor</w:t>
+            </w:r>
+          </w:p>
+        </w:tc>
+      </w:tr>
+      <w:tr>
+        <w:tblPrEx>
+          <w:tblBorders>
+            <w:top w:val="single" w:color="auto" w:sz="4" w:space="0"/>
+            <w:left w:val="single" w:color="auto" w:sz="4" w:space="0"/>
+            <w:bottom w:val="single" w:color="auto" w:sz="4" w:space="0"/>
+            <w:right w:val="single" w:color="auto" w:sz="4" w:space="0"/>
+            <w:insideH w:val="single" w:color="auto" w:sz="4" w:space="0"/>
+            <w:insideV w:val="single" w:color="auto" w:sz="4" w:space="0"/>
+          </w:tblBorders>
+          <w:tblCellMar>
+            <w:top w:w="0" w:type="dxa"/>
+            <w:left w:w="108" w:type="dxa"/>
+            <w:bottom w:w="0" w:type="dxa"/>
+            <w:right w:w="108" w:type="dxa"/>
+          </w:tblCellMar>
+        </w:tblPrEx>
+        <w:trPr>
+          <w:jc w:val="center"/>
+        </w:trPr>
+        <w:tc>
+          <w:tcPr>
+            <w:tcW w:w="2232" w:type="dxa"/>
+            <w:vAlign w:val="center"/>
+          </w:tcPr>
+          <w:p>
+            <w:pPr>
+              <w:spacing w:before="0" w:after="0" w:line="240" w:lineRule="auto"/>
+              <w:jc w:val="center"/>
+              <w:rPr>
+                <w:rFonts w:hint="default" w:ascii="Tahoma" w:hAnsi="Tahoma" w:cs="Tahoma"/>
+              </w:rPr>
+            </w:pPr>
+            <w:r>
+              <w:rPr>
+                <w:rFonts w:hint="default" w:ascii="Tahoma" w:hAnsi="Tahoma" w:cs="Tahoma"/>
+                <w:b/>
+                <w:sz w:val="19"/>
+              </w:rPr>
+              <w:t>Lecturer</w:t>
+            </w:r>
+          </w:p>
+        </w:tc>
+        <w:tc>
+          <w:tcPr>
+            <w:tcW w:w="6408" w:type="dxa"/>
+            <w:vAlign w:val="center"/>
+          </w:tcPr>
+          <w:p>
+            <w:pPr>
+              <w:spacing w:before="0" w:after="0" w:line="240" w:lineRule="auto"/>
+              <w:jc w:val="left"/>
+              <w:rPr>
+                <w:rFonts w:hint="default" w:ascii="Tahoma" w:hAnsi="Tahoma" w:cs="Tahoma"/>
+              </w:rPr>
+            </w:pPr>
+            <w:r>
+              <w:rPr>
+                <w:rFonts w:hint="default" w:ascii="Tahoma" w:hAnsi="Tahoma" w:cs="Tahoma"/>
+                <w:sz w:val="19"/>
+              </w:rPr>
+              <w:t>Manage the students enrolled in assigned courses and complete the grading process by recording and releasing grades.</w:t>
+            </w:r>
+          </w:p>
+        </w:tc>
+        <w:tc>
+          <w:tcPr>
+            <w:tcW w:w="1800" w:type="dxa"/>
+            <w:vAlign w:val="center"/>
+          </w:tcPr>
+          <w:p>
+            <w:pPr>
+              <w:spacing w:before="0" w:after="0" w:line="240" w:lineRule="auto"/>
+              <w:jc w:val="center"/>
+              <w:rPr>
+                <w:rFonts w:hint="default" w:ascii="Tahoma" w:hAnsi="Tahoma" w:cs="Tahoma"/>
+              </w:rPr>
+            </w:pPr>
+            <w:r>
+              <w:rPr>
+                <w:rFonts w:hint="default" w:ascii="Tahoma" w:hAnsi="Tahoma" w:cs="Tahoma"/>
+                <w:sz w:val="19"/>
+              </w:rPr>
+              <w:t>Primary actor</w:t>
+            </w:r>
+          </w:p>
+        </w:tc>
+      </w:tr>
+      <w:tr>
+        <w:tblPrEx>
+          <w:tblBorders>
+            <w:top w:val="single" w:color="auto" w:sz="4" w:space="0"/>
+            <w:left w:val="single" w:color="auto" w:sz="4" w:space="0"/>
+            <w:bottom w:val="single" w:color="auto" w:sz="4" w:space="0"/>
+            <w:right w:val="single" w:color="auto" w:sz="4" w:space="0"/>
+            <w:insideH w:val="single" w:color="auto" w:sz="4" w:space="0"/>
+            <w:insideV w:val="single" w:color="auto" w:sz="4" w:space="0"/>
+          </w:tblBorders>
+          <w:tblCellMar>
+            <w:top w:w="0" w:type="dxa"/>
+            <w:left w:w="108" w:type="dxa"/>
+            <w:bottom w:w="0" w:type="dxa"/>
+            <w:right w:w="108" w:type="dxa"/>
+          </w:tblCellMar>
+        </w:tblPrEx>
+        <w:trPr>
+          <w:jc w:val="center"/>
+        </w:trPr>
+        <w:tc>
+          <w:tcPr>
+            <w:tcW w:w="2232" w:type="dxa"/>
+            <w:vAlign w:val="center"/>
+          </w:tcPr>
+          <w:p>
+            <w:pPr>
+              <w:spacing w:before="0" w:after="0" w:line="240" w:lineRule="auto"/>
+              <w:jc w:val="center"/>
+              <w:rPr>
+                <w:rFonts w:hint="default" w:ascii="Tahoma" w:hAnsi="Tahoma" w:cs="Tahoma"/>
+              </w:rPr>
+            </w:pPr>
+            <w:r>
+              <w:rPr>
+                <w:rFonts w:hint="default" w:ascii="Tahoma" w:hAnsi="Tahoma" w:cs="Tahoma"/>
+                <w:b/>
+                <w:sz w:val="19"/>
+              </w:rPr>
+              <w:t>Academic Staff (Administrator)</w:t>
+            </w:r>
+          </w:p>
+        </w:tc>
+        <w:tc>
+          <w:tcPr>
+            <w:tcW w:w="6408" w:type="dxa"/>
+            <w:vAlign w:val="center"/>
+          </w:tcPr>
+          <w:p>
+            <w:pPr>
+              <w:spacing w:before="0" w:after="0" w:line="240" w:lineRule="auto"/>
+              <w:jc w:val="left"/>
+              <w:rPr>
+                <w:rFonts w:hint="default" w:ascii="Tahoma" w:hAnsi="Tahoma" w:cs="Tahoma"/>
+              </w:rPr>
+            </w:pPr>
+            <w:r>
+              <w:rPr>
+                <w:rFonts w:hint="default" w:ascii="Tahoma" w:hAnsi="Tahoma" w:cs="Tahoma"/>
+                <w:sz w:val="19"/>
+              </w:rPr>
+              <w:t>Control semester registration operations, approve exceptions, and obtain enrolment and grade reports.</w:t>
+            </w:r>
+          </w:p>
+        </w:tc>
+        <w:tc>
+          <w:tcPr>
+            <w:tcW w:w="1800" w:type="dxa"/>
+            <w:vAlign w:val="center"/>
+          </w:tcPr>
+          <w:p>
+            <w:pPr>
+              <w:spacing w:before="0" w:after="0" w:line="240" w:lineRule="auto"/>
+              <w:jc w:val="center"/>
+              <w:rPr>
+                <w:rFonts w:hint="default" w:ascii="Tahoma" w:hAnsi="Tahoma" w:cs="Tahoma"/>
+              </w:rPr>
+            </w:pPr>
+            <w:r>
+              <w:rPr>
+                <w:rFonts w:hint="default" w:ascii="Tahoma" w:hAnsi="Tahoma" w:cs="Tahoma"/>
+                <w:sz w:val="19"/>
+              </w:rPr>
+              <w:t>Primary actor</w:t>
+            </w:r>
+          </w:p>
+        </w:tc>
+      </w:tr>
+      <w:tr>
+        <w:tblPrEx>
+          <w:tblBorders>
+            <w:top w:val="single" w:color="auto" w:sz="4" w:space="0"/>
+            <w:left w:val="single" w:color="auto" w:sz="4" w:space="0"/>
+            <w:bottom w:val="single" w:color="auto" w:sz="4" w:space="0"/>
+            <w:right w:val="single" w:color="auto" w:sz="4" w:space="0"/>
+            <w:insideH w:val="single" w:color="auto" w:sz="4" w:space="0"/>
+            <w:insideV w:val="single" w:color="auto" w:sz="4" w:space="0"/>
+          </w:tblBorders>
+          <w:tblCellMar>
+            <w:top w:w="0" w:type="dxa"/>
+            <w:left w:w="108" w:type="dxa"/>
+            <w:bottom w:w="0" w:type="dxa"/>
+            <w:right w:w="108" w:type="dxa"/>
+          </w:tblCellMar>
+        </w:tblPrEx>
+        <w:trPr>
+          <w:jc w:val="center"/>
+        </w:trPr>
+        <w:tc>
+          <w:tcPr>
+            <w:tcW w:w="2232" w:type="dxa"/>
+            <w:vAlign w:val="center"/>
+          </w:tcPr>
+          <w:p>
+            <w:pPr>
+              <w:spacing w:before="0" w:after="0" w:line="240" w:lineRule="auto"/>
+              <w:jc w:val="center"/>
+              <w:rPr>
+                <w:rFonts w:hint="default" w:ascii="Tahoma" w:hAnsi="Tahoma" w:cs="Tahoma"/>
+              </w:rPr>
+            </w:pPr>
+            <w:r>
+              <w:rPr>
+                <w:rFonts w:hint="default" w:ascii="Tahoma" w:hAnsi="Tahoma" w:cs="Tahoma"/>
+                <w:b/>
+                <w:sz w:val="19"/>
+              </w:rPr>
+              <w:t>System Administrator</w:t>
+            </w:r>
+          </w:p>
+        </w:tc>
+        <w:tc>
+          <w:tcPr>
+            <w:tcW w:w="6408" w:type="dxa"/>
+            <w:vAlign w:val="center"/>
+          </w:tcPr>
+          <w:p>
+            <w:pPr>
+              <w:spacing w:before="0" w:after="0" w:line="240" w:lineRule="auto"/>
+              <w:jc w:val="left"/>
+              <w:rPr>
+                <w:rFonts w:hint="default" w:ascii="Tahoma" w:hAnsi="Tahoma" w:cs="Tahoma"/>
+              </w:rPr>
+            </w:pPr>
+            <w:r>
+              <w:rPr>
+                <w:rFonts w:hint="default" w:ascii="Tahoma" w:hAnsi="Tahoma" w:cs="Tahoma"/>
+                <w:sz w:val="19"/>
+              </w:rPr>
+              <w:t>Maintain the operational environment of the CRS by managing accounts, system parameters, and scheduled backups.</w:t>
+            </w:r>
+          </w:p>
+        </w:tc>
+        <w:tc>
+          <w:tcPr>
+            <w:tcW w:w="1800" w:type="dxa"/>
+            <w:vAlign w:val="center"/>
+          </w:tcPr>
+          <w:p>
+            <w:pPr>
+              <w:spacing w:before="0" w:after="0" w:line="240" w:lineRule="auto"/>
+              <w:jc w:val="center"/>
+              <w:rPr>
+                <w:rFonts w:hint="default" w:ascii="Tahoma" w:hAnsi="Tahoma" w:cs="Tahoma"/>
+              </w:rPr>
+            </w:pPr>
+            <w:r>
+              <w:rPr>
+                <w:rFonts w:hint="default" w:ascii="Tahoma" w:hAnsi="Tahoma" w:cs="Tahoma"/>
+                <w:sz w:val="19"/>
+              </w:rPr>
+              <w:t>Primary actor</w:t>
+            </w:r>
+          </w:p>
+        </w:tc>
+      </w:tr>
+    </w:tbl>
+    <w:p>
+      <w:pPr>
+        <w:pStyle w:val="3"/>
+        <w:rPr>
+          <w:rFonts w:hint="default" w:ascii="Tahoma" w:hAnsi="Tahoma" w:cs="Tahoma"/>
+        </w:rPr>
+      </w:pPr>
+    </w:p>
+    <w:p>
+      <w:pPr>
+        <w:rPr>
+          <w:rFonts w:hint="default" w:ascii="Tahoma" w:hAnsi="Tahoma" w:cs="Tahoma"/>
+          <w:lang w:val="en-US"/>
+        </w:rPr>
+      </w:pPr>
+      <w:r>
+        <w:rPr>
+          <w:rFonts w:hint="default" w:ascii="Tahoma" w:hAnsi="Tahoma" w:cs="Tahoma"/>
+          <w:lang w:val="en-US"/>
+        </w:rPr>
+        <w:t xml:space="preserve">2.2 </w:t>
+      </w:r>
+      <w:r>
+        <w:rPr>
+          <w:rFonts w:hint="default" w:ascii="Tahoma" w:hAnsi="Tahoma" w:cs="Tahoma"/>
+        </w:rPr>
+        <w:t>Use Cases</w:t>
+      </w:r>
+    </w:p>
+    <w:p>
+      <w:pPr>
+        <w:pStyle w:val="20"/>
+        <w:ind w:left="216" w:hanging="216"/>
+        <w:rPr>
+          <w:rFonts w:hint="default" w:ascii="Tahoma" w:hAnsi="Tahoma" w:cs="Tahoma"/>
+        </w:rPr>
+      </w:pPr>
+      <w:r>
+        <w:rPr>
+          <w:rFonts w:hint="default" w:ascii="Tahoma" w:hAnsi="Tahoma" w:cs="Tahoma"/>
+        </w:rPr>
+        <w:t>1. The student views available course offerings, schedules, and basic course information. – Student : Browse Course Catalogue</w:t>
+      </w:r>
+    </w:p>
+    <w:p>
+      <w:pPr>
+        <w:pStyle w:val="20"/>
+        <w:ind w:left="216" w:hanging="216"/>
+        <w:rPr>
+          <w:rFonts w:hint="default" w:ascii="Tahoma" w:hAnsi="Tahoma" w:cs="Tahoma"/>
+        </w:rPr>
+      </w:pPr>
+      <w:r>
+        <w:rPr>
+          <w:rFonts w:hint="default" w:ascii="Tahoma" w:hAnsi="Tahoma" w:cs="Tahoma"/>
+        </w:rPr>
+        <w:t>2. The system verifies that the student has completed all required prerequisites before registration. – Student : Check Eligibility / Prerequisites</w:t>
+      </w:r>
+    </w:p>
+    <w:p>
+      <w:pPr>
+        <w:pStyle w:val="20"/>
+        <w:ind w:left="216" w:hanging="216"/>
+        <w:rPr>
+          <w:rFonts w:hint="default" w:ascii="Tahoma" w:hAnsi="Tahoma" w:cs="Tahoma"/>
+        </w:rPr>
+      </w:pPr>
+      <w:r>
+        <w:rPr>
+          <w:rFonts w:hint="default" w:ascii="Tahoma" w:hAnsi="Tahoma" w:cs="Tahoma"/>
+        </w:rPr>
+        <w:t>3. The student sends a request to enrol in one or more eligible courses during the registration window. – Student : Submit Registration Request</w:t>
+      </w:r>
+    </w:p>
+    <w:p>
+      <w:pPr>
+        <w:pStyle w:val="20"/>
+        <w:ind w:left="216" w:hanging="216"/>
+        <w:rPr>
+          <w:rFonts w:hint="default" w:ascii="Tahoma" w:hAnsi="Tahoma" w:cs="Tahoma"/>
+        </w:rPr>
+      </w:pPr>
+      <w:r>
+        <w:rPr>
+          <w:rFonts w:hint="default" w:ascii="Tahoma" w:hAnsi="Tahoma" w:cs="Tahoma"/>
+        </w:rPr>
+        <w:t>4. The student checks whether a registration request is pending, approved, rejected, waitlisted, or enrolled. – Student : Track Registration Status</w:t>
+      </w:r>
+    </w:p>
+    <w:p>
+      <w:pPr>
+        <w:pStyle w:val="20"/>
+        <w:ind w:left="216" w:hanging="216"/>
+        <w:rPr>
+          <w:rFonts w:hint="default" w:ascii="Tahoma" w:hAnsi="Tahoma" w:cs="Tahoma"/>
+        </w:rPr>
+      </w:pPr>
+      <w:r>
+        <w:rPr>
+          <w:rFonts w:hint="default" w:ascii="Tahoma" w:hAnsi="Tahoma" w:cs="Tahoma"/>
+        </w:rPr>
+        <w:t>5. The student enters an ordered electronic queue when the selected course has reached its quota. – Student : Join Electronic Waitlist</w:t>
+      </w:r>
+    </w:p>
+    <w:p>
+      <w:pPr>
+        <w:pStyle w:val="20"/>
+        <w:ind w:left="216" w:hanging="216"/>
+        <w:rPr>
+          <w:rFonts w:hint="default" w:ascii="Tahoma" w:hAnsi="Tahoma" w:cs="Tahoma"/>
+        </w:rPr>
+      </w:pPr>
+      <w:r>
+        <w:rPr>
+          <w:rFonts w:hint="default" w:ascii="Tahoma" w:hAnsi="Tahoma" w:cs="Tahoma"/>
+        </w:rPr>
+        <w:t>6. The student withdraws from a previously registered course, making a seat available. – Student : Drop Registered Course</w:t>
+      </w:r>
+    </w:p>
+    <w:p>
+      <w:pPr>
+        <w:pStyle w:val="20"/>
+        <w:ind w:left="216" w:hanging="216"/>
+        <w:rPr>
+          <w:rFonts w:hint="default" w:ascii="Tahoma" w:hAnsi="Tahoma" w:cs="Tahoma"/>
+        </w:rPr>
+      </w:pPr>
+      <w:r>
+        <w:rPr>
+          <w:rFonts w:hint="default" w:ascii="Tahoma" w:hAnsi="Tahoma" w:cs="Tahoma"/>
+        </w:rPr>
+        <w:t>7. The student views grades only after the lecturer has officially released them. – Student : View Released Grades</w:t>
+      </w:r>
+    </w:p>
+    <w:p>
+      <w:pPr>
+        <w:pStyle w:val="20"/>
+        <w:ind w:left="216" w:hanging="216"/>
+        <w:rPr>
+          <w:rFonts w:hint="default" w:ascii="Tahoma" w:hAnsi="Tahoma" w:cs="Tahoma"/>
+        </w:rPr>
+      </w:pPr>
+      <w:r>
+        <w:rPr>
+          <w:rFonts w:hint="default" w:ascii="Tahoma" w:hAnsi="Tahoma" w:cs="Tahoma"/>
+        </w:rPr>
+        <w:t>8. The lecturer views the current list of students enrolled in an assigned course. – Lecturer : Review Course Roster</w:t>
+      </w:r>
+    </w:p>
+    <w:p>
+      <w:pPr>
+        <w:pStyle w:val="20"/>
+        <w:ind w:left="216" w:hanging="216"/>
+        <w:rPr>
+          <w:rFonts w:hint="default" w:ascii="Tahoma" w:hAnsi="Tahoma" w:cs="Tahoma"/>
+        </w:rPr>
+      </w:pPr>
+      <w:r>
+        <w:rPr>
+          <w:rFonts w:hint="default" w:ascii="Tahoma" w:hAnsi="Tahoma" w:cs="Tahoma"/>
+        </w:rPr>
+        <w:t>9. The lecturer enters or updates each enrolled student’s midterm and final grades. – Lecturer : Record Midterm and Final Grades</w:t>
+      </w:r>
+    </w:p>
+    <w:p>
+      <w:pPr>
+        <w:pStyle w:val="20"/>
+        <w:ind w:left="216" w:hanging="216"/>
+        <w:rPr>
+          <w:rFonts w:hint="default" w:ascii="Tahoma" w:hAnsi="Tahoma" w:cs="Tahoma"/>
+        </w:rPr>
+      </w:pPr>
+      <w:r>
+        <w:rPr>
+          <w:rFonts w:hint="default" w:ascii="Tahoma" w:hAnsi="Tahoma" w:cs="Tahoma"/>
+        </w:rPr>
+        <w:t>10. The lecturer publishes completed grades to students after the grading period closes. – Lecturer : Release Grades</w:t>
+      </w:r>
+    </w:p>
+    <w:p>
+      <w:pPr>
+        <w:pStyle w:val="20"/>
+        <w:ind w:left="216" w:hanging="216"/>
+        <w:rPr>
+          <w:rFonts w:hint="default" w:ascii="Tahoma" w:hAnsi="Tahoma" w:cs="Tahoma"/>
+        </w:rPr>
+      </w:pPr>
+      <w:r>
+        <w:rPr>
+          <w:rFonts w:hint="default" w:ascii="Tahoma" w:hAnsi="Tahoma" w:cs="Tahoma"/>
+        </w:rPr>
+        <w:t>11. Academic Staff creates and maintains the semester timetable for offered courses. – Academic Staff : Define Semester Timetable</w:t>
+      </w:r>
+    </w:p>
+    <w:p>
+      <w:pPr>
+        <w:pStyle w:val="20"/>
+        <w:ind w:left="216" w:hanging="216"/>
+        <w:rPr>
+          <w:rFonts w:hint="default" w:ascii="Tahoma" w:hAnsi="Tahoma" w:cs="Tahoma"/>
+        </w:rPr>
+      </w:pPr>
+      <w:r>
+        <w:rPr>
+          <w:rFonts w:hint="default" w:ascii="Tahoma" w:hAnsi="Tahoma" w:cs="Tahoma"/>
+        </w:rPr>
+        <w:t>12. Academic Staff sets maximum enrolment numbers and publishes the quotas for each course. – Academic Staff : Set and Publish Course Quotas</w:t>
+      </w:r>
+    </w:p>
+    <w:p>
+      <w:pPr>
+        <w:pStyle w:val="20"/>
+        <w:ind w:left="216" w:hanging="216"/>
+        <w:rPr>
+          <w:rFonts w:hint="default" w:ascii="Tahoma" w:hAnsi="Tahoma" w:cs="Tahoma"/>
+        </w:rPr>
+      </w:pPr>
+      <w:r>
+        <w:rPr>
+          <w:rFonts w:hint="default" w:ascii="Tahoma" w:hAnsi="Tahoma" w:cs="Tahoma"/>
+        </w:rPr>
+        <w:t>13. Academic Staff activates and deactivates course registration at the approved dates and times. – Academic Staff : Open / Close Registration Window</w:t>
+      </w:r>
+    </w:p>
+    <w:p>
+      <w:pPr>
+        <w:pStyle w:val="20"/>
+        <w:ind w:left="216" w:hanging="216"/>
+        <w:rPr>
+          <w:rFonts w:hint="default" w:ascii="Tahoma" w:hAnsi="Tahoma" w:cs="Tahoma"/>
+        </w:rPr>
+      </w:pPr>
+      <w:r>
+        <w:rPr>
+          <w:rFonts w:hint="default" w:ascii="Tahoma" w:hAnsi="Tahoma" w:cs="Tahoma"/>
+        </w:rPr>
+        <w:t>14. Academic Staff reviews and decides requests that require an exception to normal registration rules. – Academic Staff : Approve Exceptional Cases</w:t>
+      </w:r>
+    </w:p>
+    <w:p>
+      <w:pPr>
+        <w:pStyle w:val="20"/>
+        <w:ind w:left="216" w:hanging="216"/>
+        <w:rPr>
+          <w:rFonts w:hint="default" w:ascii="Tahoma" w:hAnsi="Tahoma" w:cs="Tahoma"/>
+        </w:rPr>
+      </w:pPr>
+      <w:r>
+        <w:rPr>
+          <w:rFonts w:hint="default" w:ascii="Tahoma" w:hAnsi="Tahoma" w:cs="Tahoma"/>
+        </w:rPr>
+        <w:t>15. Academic Staff produces enrolment summaries and grade-distribution reports for monitoring and decision-making. – Academic Staff : Generate Enrolment and Grade-distribution Reports</w:t>
+      </w:r>
+    </w:p>
+    <w:p>
+      <w:pPr>
+        <w:pStyle w:val="20"/>
+        <w:ind w:left="216" w:hanging="216"/>
+        <w:rPr>
+          <w:rFonts w:hint="default" w:ascii="Tahoma" w:hAnsi="Tahoma" w:cs="Tahoma"/>
+        </w:rPr>
+      </w:pPr>
+      <w:r>
+        <w:rPr>
+          <w:rFonts w:hint="default" w:ascii="Tahoma" w:hAnsi="Tahoma" w:cs="Tahoma"/>
+        </w:rPr>
+        <w:t>16. The System Administrator creates, updates, disables, or resets user accounts and roles. – System Administrator : Manage User Accounts</w:t>
+      </w:r>
+    </w:p>
+    <w:p>
+      <w:pPr>
+        <w:pStyle w:val="20"/>
+        <w:ind w:left="216" w:hanging="216"/>
+        <w:rPr>
+          <w:rFonts w:hint="default" w:ascii="Tahoma" w:hAnsi="Tahoma" w:cs="Tahoma"/>
+        </w:rPr>
+      </w:pPr>
+      <w:r>
+        <w:rPr>
+          <w:rFonts w:hint="default" w:ascii="Tahoma" w:hAnsi="Tahoma" w:cs="Tahoma"/>
+        </w:rPr>
+        <w:t>17. The System Administrator maintains operational settings and configurable system parameters. – System Administrator : Configure System Parameters</w:t>
+      </w:r>
+    </w:p>
+    <w:p>
+      <w:pPr>
+        <w:pStyle w:val="20"/>
+        <w:ind w:left="216" w:hanging="216"/>
+        <w:rPr>
+          <w:rFonts w:hint="default" w:ascii="Tahoma" w:hAnsi="Tahoma" w:cs="Tahoma"/>
+        </w:rPr>
+      </w:pPr>
+      <w:r>
+        <w:rPr>
+          <w:rFonts w:hint="default" w:ascii="Tahoma" w:hAnsi="Tahoma" w:cs="Tahoma"/>
+        </w:rPr>
+        <w:t>18. The System Administrator monitors and controls the execution of scheduled data backups. – System Administrator : Oversee Scheduled Data Backups</w:t>
+      </w:r>
+    </w:p>
+    <w:p>
+      <w:pPr>
+        <w:pStyle w:val="20"/>
+        <w:ind w:left="216" w:hanging="216"/>
+        <w:rPr>
+          <w:rFonts w:hint="default" w:ascii="Tahoma" w:hAnsi="Tahoma" w:cs="Tahoma"/>
+        </w:rPr>
+      </w:pPr>
+      <w:r>
+        <w:rPr>
+          <w:rFonts w:hint="default" w:ascii="Tahoma" w:hAnsi="Tahoma" w:cs="Tahoma"/>
+        </w:rPr>
+        <w:t>19. When a seat becomes available, the system checks the waitlist and processes the first eligible student. – System (automatic) : Process Waitlist Promotion</w:t>
+      </w:r>
+    </w:p>
+    <w:p>
+      <w:pPr>
+        <w:pStyle w:val="20"/>
+        <w:ind w:left="216" w:hanging="216"/>
+        <w:rPr>
+          <w:rFonts w:hint="default" w:ascii="Tahoma" w:hAnsi="Tahoma" w:cs="Tahoma"/>
+        </w:rPr>
+      </w:pPr>
+      <w:r>
+        <w:rPr>
+          <w:rFonts w:hint="default" w:ascii="Tahoma" w:hAnsi="Tahoma" w:cs="Tahoma"/>
+        </w:rPr>
+        <w:t>20. The system notifies and enrols the first eligible waitlisted student after a seat becomes available. – System (automatic) : Notify and Enrol First Eligible Student</w:t>
+      </w:r>
+    </w:p>
+    <w:p>
+      <w:pPr>
         <w:rPr>
           <w:rFonts w:hint="default" w:ascii="Tahoma" w:hAnsi="Tahoma" w:cs="Tahoma"/>
         </w:rPr>
@@ -2625,9 +3447,9 @@
         </w:tblCellMar>
       </w:tblPr>
       <w:tblGrid>
-        <w:gridCol w:w="1867"/>
-        <w:gridCol w:w="4384"/>
-        <w:gridCol w:w="3624"/>
+        <w:gridCol w:w="2001"/>
+        <w:gridCol w:w="4293"/>
+        <w:gridCol w:w="3581"/>
       </w:tblGrid>
       <w:tr>
         <w:tblPrEx>
@@ -2756,6 +3578,14 @@
       </w:tr>
       <w:tr>
         <w:tblPrEx>
+          <w:tblBorders>
+            <w:top w:val="single" w:color="auto" w:sz="4" w:space="0"/>
+            <w:left w:val="single" w:color="auto" w:sz="4" w:space="0"/>
+            <w:bottom w:val="single" w:color="auto" w:sz="4" w:space="0"/>
+            <w:right w:val="single" w:color="auto" w:sz="4" w:space="0"/>
+            <w:insideH w:val="single" w:color="auto" w:sz="4" w:space="0"/>
+            <w:insideV w:val="single" w:color="auto" w:sz="4" w:space="0"/>
+          </w:tblBorders>
           <w:tblCellMar>
             <w:top w:w="0" w:type="dxa"/>
             <w:left w:w="10" w:type="dxa"/>
@@ -2790,6 +3620,17 @@
                 <w:rFonts w:hint="default" w:ascii="Tahoma" w:hAnsi="Tahoma" w:cs="Tahoma"/>
               </w:rPr>
             </w:pPr>
+            <w:r>
+              <w:rPr>
+                <w:rFonts w:hint="default" w:ascii="Tahoma" w:hAnsi="Tahoma" w:cs="Tahoma"/>
+                <w:b/>
+                <w:bCs/>
+                <w:sz w:val="28"/>
+                <w:szCs w:val="28"/>
+                <w:lang w:val="en-US"/>
+              </w:rPr>
+              <w:t>Performance</w:t>
+            </w:r>
           </w:p>
         </w:tc>
         <w:tc>
@@ -2815,6 +3656,14 @@
                 <w:rFonts w:hint="default" w:ascii="Tahoma" w:hAnsi="Tahoma" w:cs="Tahoma"/>
               </w:rPr>
             </w:pPr>
+            <w:r>
+              <w:rPr>
+                <w:rFonts w:hint="default" w:ascii="Tahoma" w:hAnsi="Tahoma" w:cs="Tahoma"/>
+                <w:sz w:val="24"/>
+                <w:szCs w:val="24"/>
+              </w:rPr>
+              <w:t>Responsiveness in terms of speed and resources</w:t>
+            </w:r>
           </w:p>
         </w:tc>
         <w:tc>
@@ -2841,6 +3690,14 @@
                 <w:rFonts w:hint="default" w:ascii="Tahoma" w:hAnsi="Tahoma" w:cs="Tahoma"/>
               </w:rPr>
             </w:pPr>
+            <w:r>
+              <w:rPr>
+                <w:rFonts w:hint="default" w:ascii="Tahoma" w:hAnsi="Tahoma" w:cs="Tahoma"/>
+                <w:sz w:val="24"/>
+                <w:szCs w:val="22"/>
+              </w:rPr>
+              <w:t>The system must remain responsive—handling at least 1,000 simultaneous users during peak registration periods with a page-response time under 3 seconds.</w:t>
+            </w:r>
           </w:p>
         </w:tc>
       </w:tr>
@@ -2888,6 +3745,17 @@
                 <w:rFonts w:hint="default" w:ascii="Tahoma" w:hAnsi="Tahoma" w:cs="Tahoma"/>
               </w:rPr>
             </w:pPr>
+            <w:r>
+              <w:rPr>
+                <w:rFonts w:hint="default" w:ascii="Tahoma" w:hAnsi="Tahoma" w:cs="Tahoma"/>
+                <w:b/>
+                <w:bCs/>
+                <w:sz w:val="28"/>
+                <w:szCs w:val="28"/>
+                <w:lang w:val="en-US"/>
+              </w:rPr>
+              <w:t>Security</w:t>
+            </w:r>
           </w:p>
         </w:tc>
         <w:tc>
@@ -2899,20 +3767,37 @@
               <w:bottom w:val="single" w:color="AAAAAA" w:sz="2" w:space="0"/>
               <w:right w:val="single" w:color="AAAAAA" w:sz="2" w:space="0"/>
             </w:tcBorders>
-            <w:shd w:val="clear" w:color="auto" w:fill="FFFFFF" w:themeFill="background1"/>
+            <w:shd w:val="clear" w:color="auto" w:fill="auto"/>
             <w:tcMar>
               <w:top w:w="70" w:type="dxa"/>
               <w:left w:w="120" w:type="dxa"/>
               <w:bottom w:w="70" w:type="dxa"/>
               <w:right w:w="120" w:type="dxa"/>
             </w:tcMar>
-          </w:tcPr>
-          <w:p>
-            <w:pPr>
-              <w:rPr>
-                <w:rFonts w:hint="default" w:ascii="Tahoma" w:hAnsi="Tahoma" w:cs="Tahoma"/>
-              </w:rPr>
-            </w:pPr>
+            <w:vAlign w:val="top"/>
+          </w:tcPr>
+          <w:p>
+            <w:pPr>
+              <w:widowControl w:val="0"/>
+              <w:bidi w:val="0"/>
+              <w:jc w:val="both"/>
+              <w:rPr>
+                <w:rFonts w:hint="default" w:ascii="Tahoma" w:hAnsi="Tahoma" w:cs="Tahoma" w:eastAsiaTheme="minorHAnsi"/>
+                <w:kern w:val="2"/>
+                <w:sz w:val="24"/>
+                <w:szCs w:val="24"/>
+                <w:lang w:val="en-US" w:eastAsia="en-US" w:bidi="ar-SA"/>
+                <w14:ligatures w14:val="standardContextual"/>
+              </w:rPr>
+            </w:pPr>
+            <w:r>
+              <w:rPr>
+                <w:rFonts w:hint="default" w:ascii="Tahoma" w:hAnsi="Tahoma" w:cs="Tahoma"/>
+                <w:sz w:val="24"/>
+                <w:szCs w:val="24"/>
+              </w:rPr>
+              <w:t>Information and system protection capabilities</w:t>
+            </w:r>
           </w:p>
         </w:tc>
         <w:tc>
@@ -2939,6 +3824,441 @@
                 <w:rFonts w:hint="default" w:ascii="Tahoma" w:hAnsi="Tahoma" w:cs="Tahoma"/>
               </w:rPr>
             </w:pPr>
+            <w:r>
+              <w:rPr>
+                <w:rFonts w:hint="default" w:ascii="Tahoma" w:hAnsi="Tahoma" w:cs="Tahoma"/>
+                <w:sz w:val="24"/>
+                <w:szCs w:val="22"/>
+              </w:rPr>
+              <w:t>all communication must be encrypted using TLS 1.2 or higher, and access must be governed by a role-based access control (RBAC) model so that each user sees only the functions and data relevant to their role.</w:t>
+            </w:r>
+          </w:p>
+        </w:tc>
+      </w:tr>
+      <w:tr>
+        <w:tblPrEx>
+          <w:tblBorders>
+            <w:top w:val="single" w:color="auto" w:sz="4" w:space="0"/>
+            <w:left w:val="single" w:color="auto" w:sz="4" w:space="0"/>
+            <w:bottom w:val="single" w:color="auto" w:sz="4" w:space="0"/>
+            <w:right w:val="single" w:color="auto" w:sz="4" w:space="0"/>
+            <w:insideH w:val="single" w:color="auto" w:sz="4" w:space="0"/>
+            <w:insideV w:val="single" w:color="auto" w:sz="4" w:space="0"/>
+          </w:tblBorders>
+          <w:tblCellMar>
+            <w:top w:w="0" w:type="dxa"/>
+            <w:left w:w="10" w:type="dxa"/>
+            <w:bottom w:w="0" w:type="dxa"/>
+            <w:right w:w="10" w:type="dxa"/>
+          </w:tblCellMar>
+        </w:tblPrEx>
+        <w:trPr>
+          <w:trHeight w:val="427" w:hRule="atLeast"/>
+        </w:trPr>
+        <w:tc>
+          <w:tcPr>
+            <w:tcW w:w="1867" w:type="dxa"/>
+            <w:tcBorders>
+              <w:top w:val="single" w:color="AAAAAA" w:sz="2" w:space="0"/>
+              <w:left w:val="single" w:color="AAAAAA" w:sz="2" w:space="0"/>
+              <w:bottom w:val="single" w:color="AAAAAA" w:sz="2" w:space="0"/>
+              <w:right w:val="single" w:color="AAAAAA" w:sz="2" w:space="0"/>
+            </w:tcBorders>
+            <w:shd w:val="clear" w:color="auto" w:fill="FFFFFF" w:themeFill="background1"/>
+            <w:tcMar>
+              <w:top w:w="70" w:type="dxa"/>
+              <w:left w:w="100" w:type="dxa"/>
+              <w:bottom w:w="70" w:type="dxa"/>
+              <w:right w:w="100" w:type="dxa"/>
+            </w:tcMar>
+          </w:tcPr>
+          <w:p>
+            <w:pPr>
+              <w:jc w:val="center"/>
+              <w:rPr>
+                <w:rFonts w:hint="default" w:ascii="Tahoma" w:hAnsi="Tahoma" w:cs="Tahoma"/>
+                <w:b/>
+                <w:bCs/>
+                <w:sz w:val="28"/>
+                <w:szCs w:val="28"/>
+                <w:lang w:val="en-US"/>
+              </w:rPr>
+            </w:pPr>
+            <w:r>
+              <w:rPr>
+                <w:rFonts w:hint="default" w:ascii="Tahoma" w:hAnsi="Tahoma" w:cs="Tahoma"/>
+                <w:b/>
+                <w:bCs/>
+                <w:sz w:val="28"/>
+                <w:szCs w:val="28"/>
+                <w:lang w:val="en-US"/>
+              </w:rPr>
+              <w:t>Reliability</w:t>
+            </w:r>
+          </w:p>
+        </w:tc>
+        <w:tc>
+          <w:tcPr>
+            <w:tcW w:w="4384" w:type="dxa"/>
+            <w:tcBorders>
+              <w:top w:val="single" w:color="AAAAAA" w:sz="2" w:space="0"/>
+              <w:left w:val="single" w:color="AAAAAA" w:sz="2" w:space="0"/>
+              <w:bottom w:val="single" w:color="AAAAAA" w:sz="2" w:space="0"/>
+              <w:right w:val="single" w:color="AAAAAA" w:sz="2" w:space="0"/>
+            </w:tcBorders>
+            <w:shd w:val="clear" w:color="auto" w:fill="auto"/>
+            <w:tcMar>
+              <w:top w:w="70" w:type="dxa"/>
+              <w:left w:w="120" w:type="dxa"/>
+              <w:bottom w:w="70" w:type="dxa"/>
+              <w:right w:w="120" w:type="dxa"/>
+            </w:tcMar>
+            <w:vAlign w:val="top"/>
+          </w:tcPr>
+          <w:p>
+            <w:pPr>
+              <w:widowControl w:val="0"/>
+              <w:bidi w:val="0"/>
+              <w:jc w:val="both"/>
+              <w:rPr>
+                <w:rFonts w:hint="default" w:ascii="Tahoma" w:hAnsi="Tahoma" w:cs="Tahoma"/>
+                <w:sz w:val="24"/>
+                <w:szCs w:val="24"/>
+              </w:rPr>
+            </w:pPr>
+            <w:r>
+              <w:rPr>
+                <w:rFonts w:hint="default" w:ascii="Tahoma" w:hAnsi="Tahoma" w:cs="Tahoma"/>
+                <w:sz w:val="24"/>
+                <w:szCs w:val="24"/>
+              </w:rPr>
+              <w:t>Stable operation</w:t>
+            </w:r>
+          </w:p>
+        </w:tc>
+        <w:tc>
+          <w:tcPr>
+            <w:tcW w:w="3624" w:type="dxa"/>
+            <w:tcBorders>
+              <w:top w:val="single" w:color="AAAAAA" w:sz="2" w:space="0"/>
+              <w:left w:val="single" w:color="AAAAAA" w:sz="2" w:space="0"/>
+              <w:bottom w:val="single" w:color="AAAAAA" w:sz="2" w:space="0"/>
+              <w:right w:val="single" w:color="AAAAAA" w:sz="2" w:space="0"/>
+            </w:tcBorders>
+            <w:shd w:val="clear" w:color="auto" w:fill="FFFFFF" w:themeFill="background1"/>
+            <w:tcMar>
+              <w:top w:w="70" w:type="dxa"/>
+              <w:left w:w="100" w:type="dxa"/>
+              <w:bottom w:w="70" w:type="dxa"/>
+              <w:right w:w="100" w:type="dxa"/>
+            </w:tcMar>
+          </w:tcPr>
+          <w:p>
+            <w:pPr>
+              <w:jc w:val="center"/>
+              <w:rPr>
+                <w:rFonts w:hint="default" w:ascii="Tahoma" w:hAnsi="Tahoma" w:cs="Tahoma"/>
+              </w:rPr>
+            </w:pPr>
+            <w:r>
+              <w:rPr>
+                <w:rFonts w:hint="default" w:ascii="Tahoma" w:hAnsi="Tahoma" w:cs="Tahoma"/>
+                <w:sz w:val="24"/>
+                <w:szCs w:val="22"/>
+              </w:rPr>
+              <w:t>The platform must be available 99.5 % of the time during the semester</w:t>
+            </w:r>
+          </w:p>
+        </w:tc>
+      </w:tr>
+      <w:tr>
+        <w:tblPrEx>
+          <w:tblBorders>
+            <w:top w:val="single" w:color="auto" w:sz="4" w:space="0"/>
+            <w:left w:val="single" w:color="auto" w:sz="4" w:space="0"/>
+            <w:bottom w:val="single" w:color="auto" w:sz="4" w:space="0"/>
+            <w:right w:val="single" w:color="auto" w:sz="4" w:space="0"/>
+            <w:insideH w:val="single" w:color="auto" w:sz="4" w:space="0"/>
+            <w:insideV w:val="single" w:color="auto" w:sz="4" w:space="0"/>
+          </w:tblBorders>
+          <w:tblCellMar>
+            <w:top w:w="0" w:type="dxa"/>
+            <w:left w:w="10" w:type="dxa"/>
+            <w:bottom w:w="0" w:type="dxa"/>
+            <w:right w:w="10" w:type="dxa"/>
+          </w:tblCellMar>
+        </w:tblPrEx>
+        <w:trPr>
+          <w:trHeight w:val="427" w:hRule="atLeast"/>
+        </w:trPr>
+        <w:tc>
+          <w:tcPr>
+            <w:tcW w:w="1867" w:type="dxa"/>
+            <w:tcBorders>
+              <w:top w:val="single" w:color="AAAAAA" w:sz="2" w:space="0"/>
+              <w:left w:val="single" w:color="AAAAAA" w:sz="2" w:space="0"/>
+              <w:bottom w:val="single" w:color="AAAAAA" w:sz="2" w:space="0"/>
+              <w:right w:val="single" w:color="AAAAAA" w:sz="2" w:space="0"/>
+            </w:tcBorders>
+            <w:shd w:val="clear" w:color="auto" w:fill="FFFFFF" w:themeFill="background1"/>
+            <w:tcMar>
+              <w:top w:w="70" w:type="dxa"/>
+              <w:left w:w="100" w:type="dxa"/>
+              <w:bottom w:w="70" w:type="dxa"/>
+              <w:right w:w="100" w:type="dxa"/>
+            </w:tcMar>
+          </w:tcPr>
+          <w:p>
+            <w:pPr>
+              <w:jc w:val="center"/>
+              <w:rPr>
+                <w:rFonts w:hint="default" w:ascii="Tahoma" w:hAnsi="Tahoma" w:cs="Tahoma"/>
+                <w:b/>
+                <w:bCs/>
+                <w:sz w:val="28"/>
+                <w:szCs w:val="28"/>
+                <w:lang w:val="en-US"/>
+              </w:rPr>
+            </w:pPr>
+            <w:r>
+              <w:rPr>
+                <w:rFonts w:hint="default" w:ascii="Tahoma" w:hAnsi="Tahoma" w:cs="Tahoma"/>
+                <w:b/>
+                <w:bCs/>
+                <w:sz w:val="28"/>
+                <w:szCs w:val="28"/>
+                <w:lang w:val="en-US"/>
+              </w:rPr>
+              <w:t>Usability</w:t>
+            </w:r>
+          </w:p>
+        </w:tc>
+        <w:tc>
+          <w:tcPr>
+            <w:tcW w:w="4384" w:type="dxa"/>
+            <w:tcBorders>
+              <w:top w:val="single" w:color="AAAAAA" w:sz="2" w:space="0"/>
+              <w:left w:val="single" w:color="AAAAAA" w:sz="2" w:space="0"/>
+              <w:bottom w:val="single" w:color="AAAAAA" w:sz="2" w:space="0"/>
+              <w:right w:val="single" w:color="AAAAAA" w:sz="2" w:space="0"/>
+            </w:tcBorders>
+            <w:shd w:val="clear" w:color="auto" w:fill="auto"/>
+            <w:tcMar>
+              <w:top w:w="70" w:type="dxa"/>
+              <w:left w:w="120" w:type="dxa"/>
+              <w:bottom w:w="70" w:type="dxa"/>
+              <w:right w:w="120" w:type="dxa"/>
+            </w:tcMar>
+            <w:vAlign w:val="top"/>
+          </w:tcPr>
+          <w:p>
+            <w:pPr>
+              <w:widowControl w:val="0"/>
+              <w:bidi w:val="0"/>
+              <w:jc w:val="both"/>
+              <w:rPr>
+                <w:rFonts w:hint="default" w:ascii="Tahoma" w:hAnsi="Tahoma" w:cs="Tahoma" w:eastAsiaTheme="minorHAnsi"/>
+                <w:kern w:val="2"/>
+                <w:sz w:val="24"/>
+                <w:szCs w:val="24"/>
+                <w:lang w:val="en-US" w:eastAsia="en-US" w:bidi="ar-SA"/>
+                <w14:ligatures w14:val="standardContextual"/>
+              </w:rPr>
+            </w:pPr>
+            <w:r>
+              <w:rPr>
+                <w:rFonts w:hint="default" w:ascii="Tahoma" w:hAnsi="Tahoma" w:cs="Tahoma"/>
+                <w:sz w:val="24"/>
+                <w:szCs w:val="24"/>
+              </w:rPr>
+              <w:t>User usability level</w:t>
+            </w:r>
+          </w:p>
+        </w:tc>
+        <w:tc>
+          <w:tcPr>
+            <w:tcW w:w="3624" w:type="dxa"/>
+            <w:tcBorders>
+              <w:top w:val="single" w:color="AAAAAA" w:sz="2" w:space="0"/>
+              <w:left w:val="single" w:color="AAAAAA" w:sz="2" w:space="0"/>
+              <w:bottom w:val="single" w:color="AAAAAA" w:sz="2" w:space="0"/>
+              <w:right w:val="single" w:color="AAAAAA" w:sz="2" w:space="0"/>
+            </w:tcBorders>
+            <w:shd w:val="clear" w:color="auto" w:fill="FFFFFF" w:themeFill="background1"/>
+            <w:tcMar>
+              <w:top w:w="70" w:type="dxa"/>
+              <w:left w:w="100" w:type="dxa"/>
+              <w:bottom w:w="70" w:type="dxa"/>
+              <w:right w:w="100" w:type="dxa"/>
+            </w:tcMar>
+          </w:tcPr>
+          <w:p>
+            <w:pPr>
+              <w:jc w:val="center"/>
+              <w:rPr>
+                <w:rFonts w:hint="default" w:ascii="Tahoma" w:hAnsi="Tahoma" w:cs="Tahoma"/>
+                <w:sz w:val="24"/>
+                <w:szCs w:val="22"/>
+              </w:rPr>
+            </w:pPr>
+            <w:r>
+              <w:rPr>
+                <w:rFonts w:hint="default" w:ascii="Tahoma" w:hAnsi="Tahoma" w:cs="Tahoma"/>
+                <w:sz w:val="24"/>
+                <w:szCs w:val="22"/>
+              </w:rPr>
+              <w:t xml:space="preserve">The interface must be accessible on both desktop and mobile browsers and must conform to WCAG 2.1 Level AA accessibility standards. </w:t>
+            </w:r>
+          </w:p>
+        </w:tc>
+      </w:tr>
+      <w:tr>
+        <w:tblPrEx>
+          <w:tblBorders>
+            <w:top w:val="single" w:color="auto" w:sz="4" w:space="0"/>
+            <w:left w:val="single" w:color="auto" w:sz="4" w:space="0"/>
+            <w:bottom w:val="single" w:color="auto" w:sz="4" w:space="0"/>
+            <w:right w:val="single" w:color="auto" w:sz="4" w:space="0"/>
+            <w:insideH w:val="single" w:color="auto" w:sz="4" w:space="0"/>
+            <w:insideV w:val="single" w:color="auto" w:sz="4" w:space="0"/>
+          </w:tblBorders>
+          <w:tblCellMar>
+            <w:top w:w="0" w:type="dxa"/>
+            <w:left w:w="10" w:type="dxa"/>
+            <w:bottom w:w="0" w:type="dxa"/>
+            <w:right w:w="10" w:type="dxa"/>
+          </w:tblCellMar>
+        </w:tblPrEx>
+        <w:trPr>
+          <w:trHeight w:val="427" w:hRule="atLeast"/>
+        </w:trPr>
+        <w:tc>
+          <w:tcPr>
+            <w:tcW w:w="1867" w:type="dxa"/>
+            <w:tcBorders>
+              <w:top w:val="single" w:color="AAAAAA" w:sz="2" w:space="0"/>
+              <w:left w:val="single" w:color="AAAAAA" w:sz="2" w:space="0"/>
+              <w:bottom w:val="single" w:color="AAAAAA" w:sz="2" w:space="0"/>
+              <w:right w:val="single" w:color="AAAAAA" w:sz="2" w:space="0"/>
+            </w:tcBorders>
+            <w:shd w:val="clear" w:color="auto" w:fill="FFFFFF" w:themeFill="background1"/>
+            <w:tcMar>
+              <w:top w:w="70" w:type="dxa"/>
+              <w:left w:w="100" w:type="dxa"/>
+              <w:bottom w:w="70" w:type="dxa"/>
+              <w:right w:w="100" w:type="dxa"/>
+            </w:tcMar>
+          </w:tcPr>
+          <w:p>
+            <w:pPr>
+              <w:jc w:val="center"/>
+              <w:rPr>
+                <w:rFonts w:hint="default" w:ascii="Tahoma" w:hAnsi="Tahoma" w:cs="Tahoma"/>
+                <w:b/>
+                <w:bCs/>
+                <w:sz w:val="28"/>
+                <w:szCs w:val="28"/>
+                <w:lang w:val="en-US"/>
+              </w:rPr>
+            </w:pPr>
+            <w:r>
+              <w:rPr>
+                <w:rFonts w:hint="default" w:ascii="Tahoma" w:hAnsi="Tahoma" w:cs="Tahoma"/>
+                <w:b/>
+                <w:bCs/>
+                <w:sz w:val="28"/>
+                <w:szCs w:val="28"/>
+              </w:rPr>
+              <w:t>Scalability</w:t>
+            </w:r>
+          </w:p>
+        </w:tc>
+        <w:tc>
+          <w:tcPr>
+            <w:tcW w:w="4384" w:type="dxa"/>
+            <w:tcBorders>
+              <w:top w:val="single" w:color="AAAAAA" w:sz="2" w:space="0"/>
+              <w:left w:val="single" w:color="AAAAAA" w:sz="2" w:space="0"/>
+              <w:bottom w:val="single" w:color="AAAAAA" w:sz="2" w:space="0"/>
+              <w:right w:val="single" w:color="AAAAAA" w:sz="2" w:space="0"/>
+            </w:tcBorders>
+            <w:shd w:val="clear" w:color="auto" w:fill="auto"/>
+            <w:tcMar>
+              <w:top w:w="70" w:type="dxa"/>
+              <w:left w:w="120" w:type="dxa"/>
+              <w:bottom w:w="70" w:type="dxa"/>
+              <w:right w:w="120" w:type="dxa"/>
+            </w:tcMar>
+            <w:vAlign w:val="top"/>
+          </w:tcPr>
+          <w:p>
+            <w:pPr>
+              <w:widowControl w:val="0"/>
+              <w:bidi w:val="0"/>
+              <w:jc w:val="both"/>
+              <w:rPr>
+                <w:rFonts w:hint="default" w:ascii="Tahoma" w:hAnsi="Tahoma" w:cs="Tahoma" w:eastAsiaTheme="minorHAnsi"/>
+                <w:kern w:val="2"/>
+                <w:sz w:val="24"/>
+                <w:szCs w:val="24"/>
+                <w:lang w:val="en-US" w:eastAsia="en-US" w:bidi="ar-SA"/>
+                <w14:ligatures w14:val="standardContextual"/>
+              </w:rPr>
+            </w:pPr>
+            <w:r>
+              <w:rPr>
+                <w:rFonts w:hint="default" w:ascii="Tahoma" w:hAnsi="Tahoma" w:cs="Tahoma"/>
+                <w:sz w:val="24"/>
+                <w:szCs w:val="24"/>
+              </w:rPr>
+              <w:t>Growth and upgrade potential</w:t>
+            </w:r>
+          </w:p>
+        </w:tc>
+        <w:tc>
+          <w:tcPr>
+            <w:tcW w:w="3624" w:type="dxa"/>
+            <w:tcBorders>
+              <w:top w:val="single" w:color="AAAAAA" w:sz="2" w:space="0"/>
+              <w:left w:val="single" w:color="AAAAAA" w:sz="2" w:space="0"/>
+              <w:bottom w:val="single" w:color="AAAAAA" w:sz="2" w:space="0"/>
+              <w:right w:val="single" w:color="AAAAAA" w:sz="2" w:space="0"/>
+            </w:tcBorders>
+            <w:shd w:val="clear" w:color="auto" w:fill="FFFFFF" w:themeFill="background1"/>
+            <w:tcMar>
+              <w:top w:w="70" w:type="dxa"/>
+              <w:left w:w="100" w:type="dxa"/>
+              <w:bottom w:w="70" w:type="dxa"/>
+              <w:right w:w="100" w:type="dxa"/>
+            </w:tcMar>
+          </w:tcPr>
+          <w:p>
+            <w:pPr>
+              <w:spacing w:before="60" w:after="60"/>
+              <w:jc w:val="both"/>
+              <w:rPr>
+                <w:rFonts w:hint="default" w:ascii="Tahoma" w:hAnsi="Tahoma" w:cs="Tahoma"/>
+                <w:sz w:val="22"/>
+              </w:rPr>
+            </w:pPr>
+            <w:r>
+              <w:rPr>
+                <w:rFonts w:hint="default" w:ascii="Tahoma" w:hAnsi="Tahoma" w:cs="Tahoma"/>
+                <w:sz w:val="24"/>
+                <w:szCs w:val="22"/>
+              </w:rPr>
+              <w:t>The architecture should also support horizontal scaling so that additional server capacity can be added smoothly as student numbers grow in future years.</w:t>
+            </w:r>
+          </w:p>
+          <w:p>
+            <w:pPr>
+              <w:jc w:val="center"/>
+              <w:rPr>
+                <w:rFonts w:hint="default" w:ascii="Tahoma" w:hAnsi="Tahoma" w:cs="Tahoma"/>
+                <w:sz w:val="24"/>
+                <w:szCs w:val="22"/>
+              </w:rPr>
+            </w:pPr>
           </w:p>
         </w:tc>
       </w:tr>
@@ -3064,7 +4384,7 @@
     </w:p>
     <w:p>
       <w:pPr>
-        <w:pStyle w:val="11"/>
+        <w:pStyle w:val="13"/>
         <w:rPr>
           <w:rFonts w:hint="default" w:ascii="Tahoma" w:hAnsi="Tahoma" w:cs="Tahoma"/>
         </w:rPr>
@@ -3160,12 +4480,12 @@
         </w:tblCellMar>
       </w:tblPr>
       <w:tblGrid>
-        <w:gridCol w:w="805"/>
-        <w:gridCol w:w="2377"/>
-        <w:gridCol w:w="1799"/>
-        <w:gridCol w:w="2231"/>
-        <w:gridCol w:w="1969"/>
-        <w:gridCol w:w="1156"/>
+        <w:gridCol w:w="794"/>
+        <w:gridCol w:w="2350"/>
+        <w:gridCol w:w="1798"/>
+        <w:gridCol w:w="2214"/>
+        <w:gridCol w:w="1954"/>
+        <w:gridCol w:w="1227"/>
       </w:tblGrid>
       <w:tr>
         <w:tblPrEx>
@@ -3203,16 +4523,16 @@
               <w:bottom w:w="80" w:type="dxa"/>
               <w:right w:w="100" w:type="dxa"/>
             </w:tcMar>
-          </w:tcPr>
-          <w:p>
-            <w:pPr>
-              <w:rPr>
-                <w:rFonts w:hint="default" w:ascii="Tahoma" w:hAnsi="Tahoma" w:cs="Tahoma"/>
-              </w:rPr>
-            </w:pPr>
-            <w:r>
-              <w:rPr>
-                <w:rFonts w:hint="default" w:ascii="Tahoma" w:hAnsi="Tahoma" w:cs="Tahoma"/>
+            <w:vAlign w:val="top"/>
+          </w:tcPr>
+          <w:p>
+            <w:pPr>
+              <w:rPr>
+                <w:rFonts w:hint="default" w:ascii="Tahoma" w:hAnsi="Tahoma" w:cs="Tahoma"/>
+              </w:rPr>
+            </w:pPr>
+            <w:r>
+              <w:rPr>
                 <w:b/>
                 <w:bCs/>
                 <w:color w:val="FFFFFF"/>
@@ -3237,6 +4557,7 @@
               <w:bottom w:w="80" w:type="dxa"/>
               <w:right w:w="120" w:type="dxa"/>
             </w:tcMar>
+            <w:vAlign w:val="top"/>
           </w:tcPr>
           <w:p>
             <w:pPr>
@@ -3247,7 +4568,6 @@
             </w:pPr>
             <w:r>
               <w:rPr>
-                <w:rFonts w:hint="default" w:ascii="Tahoma" w:hAnsi="Tahoma" w:cs="Tahoma"/>
                 <w:b/>
                 <w:bCs/>
                 <w:color w:val="FFFFFF"/>
@@ -3272,6 +4592,7 @@
               <w:bottom w:w="80" w:type="dxa"/>
               <w:right w:w="100" w:type="dxa"/>
             </w:tcMar>
+            <w:vAlign w:val="top"/>
           </w:tcPr>
           <w:p>
             <w:pPr>
@@ -3282,7 +4603,6 @@
             </w:pPr>
             <w:r>
               <w:rPr>
-                <w:rFonts w:hint="default" w:ascii="Tahoma" w:hAnsi="Tahoma" w:cs="Tahoma"/>
                 <w:b/>
                 <w:bCs/>
                 <w:color w:val="FFFFFF"/>
@@ -3307,6 +4627,7 @@
               <w:bottom w:w="80" w:type="dxa"/>
               <w:right w:w="100" w:type="dxa"/>
             </w:tcMar>
+            <w:vAlign w:val="top"/>
           </w:tcPr>
           <w:p>
             <w:pPr>
@@ -3317,7 +4638,6 @@
             </w:pPr>
             <w:r>
               <w:rPr>
-                <w:rFonts w:hint="default" w:ascii="Tahoma" w:hAnsi="Tahoma" w:cs="Tahoma"/>
                 <w:b/>
                 <w:bCs/>
                 <w:color w:val="FFFFFF"/>
@@ -3336,6 +4656,7 @@
               <w:right w:val="single" w:color="1A6B3C" w:sz="4" w:space="0"/>
             </w:tcBorders>
             <w:shd w:val="clear" w:color="auto" w:fill="538135" w:themeFill="accent6" w:themeFillShade="BF"/>
+            <w:vAlign w:val="top"/>
           </w:tcPr>
           <w:p>
             <w:pPr>
@@ -3349,7 +4670,6 @@
             </w:pPr>
             <w:r>
               <w:rPr>
-                <w:rFonts w:hint="default" w:ascii="Tahoma" w:hAnsi="Tahoma" w:cs="Tahoma"/>
                 <w:b/>
                 <w:bCs/>
                 <w:color w:val="FFFFFF"/>
@@ -3374,6 +4694,7 @@
               <w:bottom w:w="80" w:type="dxa"/>
               <w:right w:w="100" w:type="dxa"/>
             </w:tcMar>
+            <w:vAlign w:val="top"/>
           </w:tcPr>
           <w:p>
             <w:pPr>
@@ -3384,7 +4705,6 @@
             </w:pPr>
             <w:r>
               <w:rPr>
-                <w:rFonts w:hint="default" w:ascii="Tahoma" w:hAnsi="Tahoma" w:cs="Tahoma"/>
                 <w:b/>
                 <w:bCs/>
                 <w:color w:val="FFFFFF"/>
@@ -3430,6 +4750,7 @@
               <w:bottom w:w="70" w:type="dxa"/>
               <w:right w:w="100" w:type="dxa"/>
             </w:tcMar>
+            <w:vAlign w:val="top"/>
           </w:tcPr>
           <w:p>
             <w:pPr>
@@ -3439,9 +4760,6 @@
               </w:rPr>
             </w:pPr>
             <w:r>
-              <w:rPr>
-                <w:rFonts w:hint="default" w:ascii="Tahoma" w:hAnsi="Tahoma" w:cs="Tahoma"/>
-              </w:rPr>
               <w:t>TC1</w:t>
             </w:r>
           </w:p>
@@ -3462,13 +4780,24 @@
               <w:bottom w:w="70" w:type="dxa"/>
               <w:right w:w="120" w:type="dxa"/>
             </w:tcMar>
-          </w:tcPr>
-          <w:p>
-            <w:pPr>
-              <w:rPr>
-                <w:rFonts w:hint="default" w:ascii="Tahoma" w:hAnsi="Tahoma" w:cs="Tahoma"/>
-              </w:rPr>
-            </w:pPr>
+            <w:vAlign w:val="top"/>
+          </w:tcPr>
+          <w:p>
+            <w:pPr>
+              <w:rPr>
+                <w:rFonts w:hint="default" w:ascii="Tahoma" w:hAnsi="Tahoma" w:cs="Tahoma"/>
+              </w:rPr>
+            </w:pPr>
+            <w:r>
+              <w:rPr>
+                <w:rFonts w:hint="default" w:ascii="Times New Roman" w:hAnsi="Times New Roman" w:cs="Times New Roman"/>
+                <w:sz w:val="24"/>
+                <w:szCs w:val="24"/>
+                <w:vertAlign w:val="baseline"/>
+                <w:lang w:val="en-US"/>
+              </w:rPr>
+              <w:t>Test register course success</w:t>
+            </w:r>
           </w:p>
         </w:tc>
         <w:tc>
@@ -3487,7 +4816,54 @@
               <w:bottom w:w="70" w:type="dxa"/>
               <w:right w:w="100" w:type="dxa"/>
             </w:tcMar>
-          </w:tcPr>
+            <w:vAlign w:val="top"/>
+          </w:tcPr>
+          <w:p>
+            <w:pPr>
+              <w:widowControl w:val="0"/>
+              <w:jc w:val="both"/>
+              <w:rPr>
+                <w:rFonts w:hint="default" w:ascii="Times New Roman" w:hAnsi="Times New Roman" w:cs="Times New Roman"/>
+                <w:sz w:val="24"/>
+                <w:szCs w:val="24"/>
+                <w:vertAlign w:val="baseline"/>
+                <w:lang w:val="en-US"/>
+              </w:rPr>
+            </w:pPr>
+            <w:r>
+              <w:rPr>
+                <w:rFonts w:hint="default" w:ascii="Times New Roman" w:hAnsi="Times New Roman" w:cs="Times New Roman"/>
+                <w:sz w:val="24"/>
+                <w:szCs w:val="24"/>
+                <w:vertAlign w:val="baseline"/>
+                <w:lang w:val="en-US"/>
+              </w:rPr>
+              <w:t>- Student in authentication and logged in</w:t>
+            </w:r>
+          </w:p>
+          <w:p>
+            <w:pPr>
+              <w:widowControl w:val="0"/>
+              <w:jc w:val="both"/>
+              <w:rPr>
+                <w:rFonts w:hint="default" w:ascii="Times New Roman" w:hAnsi="Times New Roman" w:cs="Times New Roman"/>
+                <w:sz w:val="24"/>
+                <w:szCs w:val="24"/>
+                <w:vertAlign w:val="baseline"/>
+                <w:lang w:val="en-US"/>
+              </w:rPr>
+            </w:pPr>
+            <w:r>
+              <w:rPr>
+                <w:rFonts w:hint="default" w:ascii="Times New Roman" w:hAnsi="Times New Roman" w:cs="Times New Roman"/>
+                <w:sz w:val="24"/>
+                <w:szCs w:val="24"/>
+                <w:vertAlign w:val="baseline"/>
+                <w:lang w:val="en-US"/>
+              </w:rPr>
+              <w:t>- Registration window is currently open</w:t>
+            </w:r>
+          </w:p>
           <w:p>
             <w:pPr>
               <w:jc w:val="center"/>
@@ -3495,6 +4871,16 @@
                 <w:rFonts w:hint="default" w:ascii="Tahoma" w:hAnsi="Tahoma" w:cs="Tahoma"/>
               </w:rPr>
             </w:pPr>
+            <w:r>
+              <w:rPr>
+                <w:rFonts w:hint="default" w:ascii="Times New Roman" w:hAnsi="Times New Roman" w:cs="Times New Roman"/>
+                <w:sz w:val="24"/>
+                <w:szCs w:val="24"/>
+                <w:vertAlign w:val="baseline"/>
+                <w:lang w:val="en-US"/>
+              </w:rPr>
+              <w:t>- Student has met all prerequisites for the chosen course</w:t>
+            </w:r>
           </w:p>
         </w:tc>
         <w:tc>
@@ -3513,14 +4899,57 @@
               <w:bottom w:w="70" w:type="dxa"/>
               <w:right w:w="100" w:type="dxa"/>
             </w:tcMar>
-          </w:tcPr>
-          <w:p>
-            <w:pPr>
-              <w:jc w:val="center"/>
-              <w:rPr>
-                <w:rFonts w:hint="default" w:ascii="Tahoma" w:hAnsi="Tahoma" w:cs="Tahoma"/>
-              </w:rPr>
-            </w:pPr>
+            <w:vAlign w:val="top"/>
+          </w:tcPr>
+          <w:p>
+            <w:pPr>
+              <w:widowControl w:val="0"/>
+              <w:numPr>
+                <w:ilvl w:val="0"/>
+                <w:numId w:val="1"/>
+              </w:numPr>
+              <w:jc w:val="both"/>
+              <w:rPr>
+                <w:rFonts w:hint="default" w:ascii="Times New Roman" w:hAnsi="Times New Roman" w:cs="Times New Roman"/>
+                <w:sz w:val="24"/>
+                <w:szCs w:val="24"/>
+                <w:vertAlign w:val="baseline"/>
+                <w:lang w:val="en-US"/>
+              </w:rPr>
+            </w:pPr>
+            <w:r>
+              <w:rPr>
+                <w:rFonts w:hint="default" w:ascii="Times New Roman" w:hAnsi="Times New Roman" w:cs="Times New Roman"/>
+                <w:sz w:val="24"/>
+                <w:szCs w:val="24"/>
+                <w:vertAlign w:val="baseline"/>
+                <w:lang w:val="en-US"/>
+              </w:rPr>
+              <w:t>Student selects ‘Browse Courses’ from the dashboard.</w:t>
+            </w:r>
+          </w:p>
+          <w:p>
+            <w:pPr>
+              <w:widowControl w:val="0"/>
+              <w:numPr>
+                <w:ilvl w:val="0"/>
+                <w:numId w:val="1"/>
+              </w:numPr>
+              <w:jc w:val="both"/>
+              <w:rPr>
+                <w:rFonts w:hint="default" w:ascii="Tahoma" w:hAnsi="Tahoma" w:cs="Tahoma"/>
+              </w:rPr>
+            </w:pPr>
+            <w:r>
+              <w:rPr>
+                <w:rFonts w:hint="default" w:ascii="Times New Roman" w:hAnsi="Times New Roman" w:cs="Times New Roman"/>
+                <w:sz w:val="24"/>
+                <w:szCs w:val="24"/>
+                <w:vertAlign w:val="baseline"/>
+                <w:lang w:val="en-US"/>
+              </w:rPr>
+              <w:t>Student selects a course and clicks ‘Register’</w:t>
+            </w:r>
           </w:p>
         </w:tc>
         <w:tc>
@@ -3533,13 +4962,24 @@
               <w:right w:val="single" w:color="AAAAAA" w:sz="2" w:space="0"/>
             </w:tcBorders>
             <w:shd w:val="clear" w:color="auto" w:fill="auto"/>
-          </w:tcPr>
-          <w:p>
-            <w:pPr>
-              <w:rPr>
-                <w:rFonts w:hint="default" w:ascii="Tahoma" w:hAnsi="Tahoma" w:cs="Tahoma"/>
-              </w:rPr>
-            </w:pPr>
+            <w:vAlign w:val="top"/>
+          </w:tcPr>
+          <w:p>
+            <w:pPr>
+              <w:rPr>
+                <w:rFonts w:hint="default" w:ascii="Tahoma" w:hAnsi="Tahoma" w:cs="Tahoma"/>
+              </w:rPr>
+            </w:pPr>
+            <w:r>
+              <w:rPr>
+                <w:rFonts w:hint="default" w:ascii="Times New Roman" w:hAnsi="Times New Roman" w:cs="Times New Roman"/>
+                <w:sz w:val="24"/>
+                <w:szCs w:val="24"/>
+                <w:vertAlign w:val="baseline"/>
+                <w:lang w:val="en-US"/>
+              </w:rPr>
+              <w:t>System sends a confirmation notification to the student</w:t>
+            </w:r>
           </w:p>
         </w:tc>
         <w:tc>
@@ -3558,13 +4998,24 @@
               <w:bottom w:w="70" w:type="dxa"/>
               <w:right w:w="100" w:type="dxa"/>
             </w:tcMar>
-          </w:tcPr>
-          <w:p>
-            <w:pPr>
-              <w:rPr>
-                <w:rFonts w:hint="default" w:ascii="Tahoma" w:hAnsi="Tahoma" w:cs="Tahoma"/>
-              </w:rPr>
-            </w:pPr>
+            <w:vAlign w:val="top"/>
+          </w:tcPr>
+          <w:p>
+            <w:pPr>
+              <w:rPr>
+                <w:rFonts w:hint="default" w:ascii="Tahoma" w:hAnsi="Tahoma" w:cs="Tahoma"/>
+              </w:rPr>
+            </w:pPr>
+            <w:r>
+              <w:rPr>
+                <w:rFonts w:hint="default" w:ascii="Times New Roman" w:hAnsi="Times New Roman" w:cs="Times New Roman"/>
+                <w:sz w:val="24"/>
+                <w:szCs w:val="24"/>
+                <w:vertAlign w:val="baseline"/>
+                <w:lang w:val="en-US"/>
+              </w:rPr>
+              <w:t>Functional test (Black-box testing)</w:t>
+            </w:r>
           </w:p>
         </w:tc>
       </w:tr>
@@ -3604,6 +5055,7 @@
               <w:bottom w:w="70" w:type="dxa"/>
               <w:right w:w="100" w:type="dxa"/>
             </w:tcMar>
+            <w:vAlign w:val="top"/>
           </w:tcPr>
           <w:p>
             <w:pPr>
@@ -3613,9 +5065,6 @@
               </w:rPr>
             </w:pPr>
             <w:r>
-              <w:rPr>
-                <w:rFonts w:hint="default" w:ascii="Tahoma" w:hAnsi="Tahoma" w:cs="Tahoma"/>
-              </w:rPr>
               <w:t>TC2</w:t>
             </w:r>
           </w:p>
@@ -3636,13 +5085,24 @@
               <w:bottom w:w="70" w:type="dxa"/>
               <w:right w:w="120" w:type="dxa"/>
             </w:tcMar>
-          </w:tcPr>
-          <w:p>
-            <w:pPr>
-              <w:rPr>
-                <w:rFonts w:hint="default" w:ascii="Tahoma" w:hAnsi="Tahoma" w:cs="Tahoma"/>
-              </w:rPr>
-            </w:pPr>
+            <w:vAlign w:val="top"/>
+          </w:tcPr>
+          <w:p>
+            <w:pPr>
+              <w:rPr>
+                <w:rFonts w:hint="default" w:ascii="Tahoma" w:hAnsi="Tahoma" w:cs="Tahoma"/>
+              </w:rPr>
+            </w:pPr>
+            <w:r>
+              <w:rPr>
+                <w:rFonts w:hint="default" w:ascii="Times New Roman" w:hAnsi="Times New Roman" w:cs="Times New Roman"/>
+                <w:sz w:val="24"/>
+                <w:szCs w:val="24"/>
+                <w:vertAlign w:val="baseline"/>
+                <w:lang w:val="en-US"/>
+              </w:rPr>
+              <w:t>Test register course success with having a  seat available</w:t>
+            </w:r>
           </w:p>
         </w:tc>
         <w:tc>
@@ -3661,7 +5121,77 @@
               <w:bottom w:w="70" w:type="dxa"/>
               <w:right w:w="100" w:type="dxa"/>
             </w:tcMar>
-          </w:tcPr>
+            <w:vAlign w:val="top"/>
+          </w:tcPr>
+          <w:p>
+            <w:pPr>
+              <w:widowControl w:val="0"/>
+              <w:jc w:val="both"/>
+              <w:rPr>
+                <w:rFonts w:hint="default" w:ascii="Times New Roman" w:hAnsi="Times New Roman" w:cs="Times New Roman"/>
+                <w:sz w:val="24"/>
+                <w:szCs w:val="24"/>
+                <w:vertAlign w:val="baseline"/>
+                <w:lang w:val="en-US"/>
+              </w:rPr>
+            </w:pPr>
+            <w:r>
+              <w:rPr>
+                <w:rFonts w:hint="default" w:ascii="Times New Roman" w:hAnsi="Times New Roman" w:cs="Times New Roman"/>
+                <w:sz w:val="24"/>
+                <w:szCs w:val="24"/>
+                <w:vertAlign w:val="baseline"/>
+                <w:lang w:val="en-US"/>
+              </w:rPr>
+              <w:t>- Student in authentication and logged in</w:t>
+            </w:r>
+          </w:p>
+          <w:p>
+            <w:pPr>
+              <w:widowControl w:val="0"/>
+              <w:jc w:val="both"/>
+              <w:rPr>
+                <w:rFonts w:hint="default" w:ascii="Times New Roman" w:hAnsi="Times New Roman" w:cs="Times New Roman"/>
+                <w:sz w:val="24"/>
+                <w:szCs w:val="24"/>
+                <w:vertAlign w:val="baseline"/>
+                <w:lang w:val="en-US"/>
+              </w:rPr>
+            </w:pPr>
+            <w:r>
+              <w:rPr>
+                <w:rFonts w:hint="default" w:ascii="Times New Roman" w:hAnsi="Times New Roman" w:cs="Times New Roman"/>
+                <w:sz w:val="24"/>
+                <w:szCs w:val="24"/>
+                <w:vertAlign w:val="baseline"/>
+                <w:lang w:val="en-US"/>
+              </w:rPr>
+              <w:t>- Registration window is currently open</w:t>
+            </w:r>
+          </w:p>
+          <w:p>
+            <w:pPr>
+              <w:widowControl w:val="0"/>
+              <w:jc w:val="both"/>
+              <w:rPr>
+                <w:rFonts w:hint="default" w:ascii="Times New Roman" w:hAnsi="Times New Roman" w:cs="Times New Roman"/>
+                <w:sz w:val="24"/>
+                <w:szCs w:val="24"/>
+                <w:vertAlign w:val="baseline"/>
+                <w:lang w:val="en-US"/>
+              </w:rPr>
+            </w:pPr>
+            <w:r>
+              <w:rPr>
+                <w:rFonts w:hint="default" w:ascii="Times New Roman" w:hAnsi="Times New Roman" w:cs="Times New Roman"/>
+                <w:sz w:val="24"/>
+                <w:szCs w:val="24"/>
+                <w:vertAlign w:val="baseline"/>
+                <w:lang w:val="en-US"/>
+              </w:rPr>
+              <w:t>- Student has met all prerequisites for the chosen course</w:t>
+            </w:r>
+          </w:p>
           <w:p>
             <w:pPr>
               <w:jc w:val="center"/>
@@ -3669,6 +5199,16 @@
                 <w:rFonts w:hint="default" w:ascii="Tahoma" w:hAnsi="Tahoma" w:cs="Tahoma"/>
               </w:rPr>
             </w:pPr>
+            <w:r>
+              <w:rPr>
+                <w:rFonts w:hint="default" w:ascii="Times New Roman" w:hAnsi="Times New Roman" w:cs="Times New Roman"/>
+                <w:sz w:val="24"/>
+                <w:szCs w:val="24"/>
+                <w:vertAlign w:val="baseline"/>
+                <w:lang w:val="en-US"/>
+              </w:rPr>
+              <w:t>- The course just have a last seat available.</w:t>
+            </w:r>
           </w:p>
         </w:tc>
         <w:tc>
@@ -3687,14 +5227,67 @@
               <w:bottom w:w="70" w:type="dxa"/>
               <w:right w:w="100" w:type="dxa"/>
             </w:tcMar>
-          </w:tcPr>
-          <w:p>
-            <w:pPr>
+            <w:vAlign w:val="top"/>
+          </w:tcPr>
+          <w:p>
+            <w:pPr>
+              <w:widowControl w:val="0"/>
+              <w:numPr>
+                <w:ilvl w:val="0"/>
+                <w:numId w:val="2"/>
+              </w:numPr>
+              <w:jc w:val="both"/>
+              <w:rPr>
+                <w:rFonts w:hint="default" w:ascii="Times New Roman" w:hAnsi="Times New Roman" w:cs="Times New Roman"/>
+                <w:sz w:val="24"/>
+                <w:szCs w:val="24"/>
+                <w:vertAlign w:val="baseline"/>
+                <w:lang w:val="en-US"/>
+              </w:rPr>
+            </w:pPr>
+            <w:r>
+              <w:rPr>
+                <w:rFonts w:hint="default" w:ascii="Times New Roman" w:hAnsi="Times New Roman" w:cs="Times New Roman"/>
+                <w:sz w:val="24"/>
+                <w:szCs w:val="24"/>
+                <w:vertAlign w:val="baseline"/>
+                <w:lang w:val="en-US"/>
+              </w:rPr>
+              <w:t>Student selects ‘Browse Courses’ from the dashboard.</w:t>
+            </w:r>
+            <w:r>
+              <w:rPr>
+                <w:rFonts w:hint="default" w:ascii="Times New Roman" w:hAnsi="Times New Roman" w:cs="Times New Roman"/>
+                <w:sz w:val="24"/>
+                <w:szCs w:val="24"/>
+                <w:vertAlign w:val="baseline"/>
+                <w:lang w:val="en-US"/>
+              </w:rPr>
+              <w:br w:type="textWrapping"/>
+            </w:r>
+          </w:p>
+          <w:p>
+            <w:pPr>
+              <w:numPr>
+                <w:ilvl w:val="0"/>
+                <w:numId w:val="2"/>
+              </w:numPr>
+              <w:ind w:left="0" w:leftChars="0" w:firstLine="0" w:firstLineChars="0"/>
               <w:jc w:val="center"/>
               <w:rPr>
                 <w:rFonts w:hint="default" w:ascii="Tahoma" w:hAnsi="Tahoma" w:cs="Tahoma"/>
               </w:rPr>
             </w:pPr>
+            <w:r>
+              <w:rPr>
+                <w:rFonts w:hint="default" w:ascii="Times New Roman" w:hAnsi="Times New Roman" w:cs="Times New Roman"/>
+                <w:sz w:val="24"/>
+                <w:szCs w:val="24"/>
+                <w:vertAlign w:val="baseline"/>
+                <w:lang w:val="en-US"/>
+              </w:rPr>
+              <w:t>Student selects a course and clicks ‘Register’</w:t>
+            </w:r>
           </w:p>
         </w:tc>
         <w:tc>
@@ -3707,13 +5300,24 @@
               <w:right w:val="single" w:color="AAAAAA" w:sz="2" w:space="0"/>
             </w:tcBorders>
             <w:shd w:val="clear" w:color="auto" w:fill="FFFFFF"/>
-          </w:tcPr>
-          <w:p>
-            <w:pPr>
-              <w:rPr>
-                <w:rFonts w:hint="default" w:ascii="Tahoma" w:hAnsi="Tahoma" w:cs="Tahoma"/>
-              </w:rPr>
-            </w:pPr>
+            <w:vAlign w:val="top"/>
+          </w:tcPr>
+          <w:p>
+            <w:pPr>
+              <w:rPr>
+                <w:rFonts w:hint="default" w:ascii="Tahoma" w:hAnsi="Tahoma" w:cs="Tahoma"/>
+              </w:rPr>
+            </w:pPr>
+            <w:r>
+              <w:rPr>
+                <w:rFonts w:hint="default" w:ascii="Times New Roman" w:hAnsi="Times New Roman" w:cs="Times New Roman"/>
+                <w:sz w:val="24"/>
+                <w:szCs w:val="24"/>
+                <w:vertAlign w:val="baseline"/>
+                <w:lang w:val="en-US"/>
+              </w:rPr>
+              <w:t>System sends a confirmation notification to the student</w:t>
+            </w:r>
           </w:p>
         </w:tc>
         <w:tc>
@@ -3732,13 +5336,24 @@
               <w:bottom w:w="70" w:type="dxa"/>
               <w:right w:w="100" w:type="dxa"/>
             </w:tcMar>
-          </w:tcPr>
-          <w:p>
-            <w:pPr>
-              <w:rPr>
-                <w:rFonts w:hint="default" w:ascii="Tahoma" w:hAnsi="Tahoma" w:cs="Tahoma"/>
-              </w:rPr>
-            </w:pPr>
+            <w:vAlign w:val="top"/>
+          </w:tcPr>
+          <w:p>
+            <w:pPr>
+              <w:rPr>
+                <w:rFonts w:hint="default" w:ascii="Tahoma" w:hAnsi="Tahoma" w:cs="Tahoma"/>
+              </w:rPr>
+            </w:pPr>
+            <w:r>
+              <w:rPr>
+                <w:rFonts w:hint="default" w:ascii="Times New Roman" w:hAnsi="Times New Roman" w:cs="Times New Roman"/>
+                <w:sz w:val="24"/>
+                <w:szCs w:val="24"/>
+                <w:vertAlign w:val="baseline"/>
+                <w:lang w:val="en-US"/>
+              </w:rPr>
+              <w:t>Functional test (Black-box testing)</w:t>
+            </w:r>
           </w:p>
         </w:tc>
       </w:tr>
@@ -3752,7 +5367,7 @@
     </w:p>
     <w:p>
       <w:pPr>
-        <w:pStyle w:val="11"/>
+        <w:pStyle w:val="13"/>
         <w:rPr>
           <w:rFonts w:hint="default" w:ascii="Tahoma" w:hAnsi="Tahoma" w:cs="Tahoma"/>
         </w:rPr>
@@ -3808,7 +5423,7 @@
     <w:sdtPr>
       <w:id w:val="-619685387"/>
       <w:docPartObj>
-        <w:docPartGallery w:val="AutoText"/>
+        <w:docPartGallery w:val="autotext"/>
       </w:docPartObj>
     </w:sdtPr>
     <w:sdtEndPr>
@@ -3950,12 +5565,47 @@
 </w:hdr>
 </file>
 
+<file path=word/numbering.xml><?xml version="1.0" encoding="utf-8"?>
+<w:numbering xmlns:wpc="http://schemas.microsoft.com/office/word/2010/wordprocessingCanvas" xmlns:mc="http://schemas.openxmlformats.org/markup-compatibility/2006" xmlns:o="urn:schemas-microsoft-com:office:office" xmlns:r="http://schemas.openxmlformats.org/officeDocument/2006/relationships" xmlns:m="http://schemas.openxmlformats.org/officeDocument/2006/math" xmlns:v="urn:schemas-microsoft-com:vml" xmlns:wp14="http://schemas.microsoft.com/office/word/2010/wordprocessingDrawing" xmlns:wp="http://schemas.openxmlformats.org/drawingml/2006/wordprocessingDrawing" xmlns:w10="urn:schemas-microsoft-com:office:word" xmlns:w="http://schemas.openxmlformats.org/wordprocessingml/2006/main" xmlns:w14="http://schemas.microsoft.com/office/word/2010/wordml" xmlns:wpg="http://schemas.microsoft.com/office/word/2010/wordprocessingGroup" xmlns:wpi="http://schemas.microsoft.com/office/word/2010/wordprocessingInk" xmlns:wne="http://schemas.microsoft.com/office/word/2006/wordml" xmlns:wps="http://schemas.microsoft.com/office/word/2010/wordprocessingShape" xmlns:wpsCustomData="http://www.wps.cn/officeDocument/2013/wpsCustomData" mc:Ignorable="w14 wp14">
+  <w:abstractNum w:abstractNumId="0">
+    <w:nsid w:val="120BED55"/>
+    <w:multiLevelType w:val="singleLevel"/>
+    <w:tmpl w:val="120BED55"/>
+    <w:lvl w:ilvl="0" w:tentative="0">
+      <w:start w:val="1"/>
+      <w:numFmt w:val="decimal"/>
+      <w:suff w:val="space"/>
+      <w:lvlText w:val="%1."/>
+      <w:lvlJc w:val="left"/>
+    </w:lvl>
+  </w:abstractNum>
+  <w:abstractNum w:abstractNumId="1">
+    <w:nsid w:val="711DF9FB"/>
+    <w:multiLevelType w:val="singleLevel"/>
+    <w:tmpl w:val="711DF9FB"/>
+    <w:lvl w:ilvl="0" w:tentative="0">
+      <w:start w:val="1"/>
+      <w:numFmt w:val="decimal"/>
+      <w:suff w:val="space"/>
+      <w:lvlText w:val="%1."/>
+      <w:lvlJc w:val="left"/>
+    </w:lvl>
+  </w:abstractNum>
+  <w:num w:numId="1">
+    <w:abstractNumId w:val="1"/>
+  </w:num>
+  <w:num w:numId="2">
+    <w:abstractNumId w:val="0"/>
+  </w:num>
+</w:numbering>
+</file>
+
 <file path=word/styles.xml><?xml version="1.0" encoding="utf-8"?>
 <w:styles xmlns:mc="http://schemas.openxmlformats.org/markup-compatibility/2006" xmlns:o="urn:schemas-microsoft-com:office:office" xmlns:r="http://schemas.openxmlformats.org/officeDocument/2006/relationships" xmlns:m="http://schemas.openxmlformats.org/officeDocument/2006/math" xmlns:v="urn:schemas-microsoft-com:vml" xmlns:w="http://schemas.openxmlformats.org/wordprocessingml/2006/main" xmlns:w14="http://schemas.microsoft.com/office/word/2010/wordml" xmlns:w10="urn:schemas-microsoft-com:office:word" xmlns:sl="http://schemas.openxmlformats.org/schemaLibrary/2006/main" xmlns:wpsCustomData="http://www.wps.cn/officeDocument/2013/wpsCustomData" mc:Ignorable="w14">
   <w:docDefaults>
     <w:rPrDefault>
       <w:rPr>
-        <w:rFonts w:asciiTheme="minorHAnsi" w:hAnsiTheme="minorHAnsi" w:eastAsiaTheme="minorHAnsi" w:cstheme="minorBidi"/>
+        <w:rFonts w:ascii="Times New Roman" w:hAnsi="Times New Roman" w:eastAsia="SimSun" w:cs="Times New Roman"/>
       </w:rPr>
     </w:rPrDefault>
     <w:pPrDefault/>
@@ -3992,7 +5642,7 @@
     <w:lsdException w:uiPriority="99" w:name="Normal Indent"/>
     <w:lsdException w:uiPriority="99" w:name="footnote text"/>
     <w:lsdException w:uiPriority="99" w:name="annotation text"/>
-    <w:lsdException w:uiPriority="99" w:semiHidden="0" w:name="header"/>
+    <w:lsdException w:qFormat="1" w:uiPriority="99" w:semiHidden="0" w:name="header"/>
     <w:lsdException w:qFormat="1" w:uiPriority="99" w:semiHidden="0" w:name="footer"/>
     <w:lsdException w:uiPriority="99" w:name="index heading"/>
     <w:lsdException w:qFormat="1" w:uiPriority="35" w:name="caption"/>
@@ -4064,7 +5714,7 @@
     <w:lsdException w:uiPriority="99" w:name="HTML Sample"/>
     <w:lsdException w:uiPriority="99" w:name="HTML Typewriter"/>
     <w:lsdException w:uiPriority="99" w:name="HTML Variable"/>
-    <w:lsdException w:uiPriority="99" w:name="Normal Table"/>
+    <w:lsdException w:qFormat="1" w:uiPriority="99" w:name="Normal Table"/>
     <w:lsdException w:uiPriority="99" w:name="annotation subject"/>
     <w:lsdException w:uiPriority="99" w:name="Table Simple 1"/>
     <w:lsdException w:uiPriority="99" w:name="Table Simple 2"/>
@@ -4109,7 +5759,7 @@
     <w:lsdException w:uiPriority="99" w:name="Table Web 2"/>
     <w:lsdException w:uiPriority="99" w:name="Table Web 3"/>
     <w:lsdException w:uiPriority="99" w:name="Balloon Text"/>
-    <w:lsdException w:unhideWhenUsed="0" w:uiPriority="39" w:semiHidden="0" w:name="Table Grid"/>
+    <w:lsdException w:qFormat="1" w:unhideWhenUsed="0" w:uiPriority="39" w:semiHidden="0" w:name="Table Grid"/>
     <w:lsdException w:uiPriority="99" w:name="Table Theme"/>
     <w:lsdException w:unhideWhenUsed="0" w:uiPriority="60" w:semiHidden="0" w:name="Light Shading"/>
     <w:lsdException w:unhideWhenUsed="0" w:uiPriority="61" w:semiHidden="0" w:name="Light List"/>
@@ -4231,7 +5881,7 @@
     <w:name w:val="heading 1"/>
     <w:basedOn w:val="1"/>
     <w:next w:val="1"/>
-    <w:link w:val="13"/>
+    <w:link w:val="15"/>
     <w:qFormat/>
     <w:uiPriority w:val="9"/>
     <w:pPr>
@@ -4251,7 +5901,7 @@
     <w:name w:val="heading 2"/>
     <w:basedOn w:val="1"/>
     <w:next w:val="1"/>
-    <w:link w:val="12"/>
+    <w:link w:val="14"/>
     <w:unhideWhenUsed/>
     <w:qFormat/>
     <w:uiPriority w:val="9"/>
@@ -4272,7 +5922,7 @@
     <w:name w:val="heading 3"/>
     <w:basedOn w:val="1"/>
     <w:next w:val="1"/>
-    <w:link w:val="14"/>
+    <w:link w:val="16"/>
     <w:unhideWhenUsed/>
     <w:qFormat/>
     <w:uiPriority w:val="9"/>
@@ -4291,7 +5941,7 @@
     <w:name w:val="heading 4"/>
     <w:basedOn w:val="1"/>
     <w:next w:val="1"/>
-    <w:link w:val="17"/>
+    <w:link w:val="19"/>
     <w:unhideWhenUsed/>
     <w:qFormat/>
     <w:uiPriority w:val="0"/>
@@ -4319,6 +5969,7 @@
     <w:name w:val="Normal Table"/>
     <w:semiHidden/>
     <w:unhideWhenUsed/>
+    <w:qFormat/>
     <w:uiPriority w:val="99"/>
     <w:tblPr>
       <w:tblCellMar>
@@ -4332,7 +5983,7 @@
   <w:style w:type="paragraph" w:styleId="8">
     <w:name w:val="footer"/>
     <w:basedOn w:val="1"/>
-    <w:link w:val="16"/>
+    <w:link w:val="18"/>
     <w:unhideWhenUsed/>
     <w:qFormat/>
     <w:uiPriority w:val="99"/>
@@ -4347,8 +5998,9 @@
   <w:style w:type="paragraph" w:styleId="9">
     <w:name w:val="header"/>
     <w:basedOn w:val="1"/>
-    <w:link w:val="15"/>
+    <w:link w:val="17"/>
     <w:unhideWhenUsed/>
+    <w:qFormat/>
     <w:uiPriority w:val="99"/>
     <w:pPr>
       <w:tabs>
@@ -4358,9 +6010,38 @@
       <w:spacing w:after="0" w:line="240" w:lineRule="auto"/>
     </w:pPr>
   </w:style>
-  <w:style w:type="table" w:styleId="10">
+  <w:style w:type="paragraph" w:styleId="10">
+    <w:name w:val="Normal (Web)"/>
+    <w:semiHidden/>
+    <w:unhideWhenUsed/>
+    <w:uiPriority w:val="99"/>
+    <w:pPr>
+      <w:spacing w:before="0" w:beforeAutospacing="1" w:after="0" w:afterAutospacing="1"/>
+      <w:ind w:left="0" w:right="0"/>
+      <w:jc w:val="left"/>
+    </w:pPr>
+    <w:rPr>
+      <w:rFonts w:ascii="Times New Roman" w:hAnsi="Times New Roman" w:eastAsia="SimSun" w:cs="Times New Roman"/>
+      <w:kern w:val="0"/>
+      <w:sz w:val="24"/>
+      <w:szCs w:val="24"/>
+      <w:lang w:val="en-US" w:eastAsia="zh-CN" w:bidi="ar"/>
+    </w:rPr>
+  </w:style>
+  <w:style w:type="character" w:styleId="11">
+    <w:name w:val="Strong"/>
+    <w:basedOn w:val="6"/>
+    <w:qFormat/>
+    <w:uiPriority w:val="22"/>
+    <w:rPr>
+      <w:b/>
+      <w:bCs/>
+    </w:rPr>
+  </w:style>
+  <w:style w:type="table" w:styleId="12">
     <w:name w:val="Table Grid"/>
     <w:basedOn w:val="7"/>
+    <w:qFormat/>
     <w:uiPriority w:val="39"/>
     <w:pPr>
       <w:spacing w:after="0" w:line="240" w:lineRule="auto"/>
@@ -4376,7 +6057,7 @@
       </w:tblBorders>
     </w:tblPr>
   </w:style>
-  <w:style w:type="paragraph" w:styleId="11">
+  <w:style w:type="paragraph" w:styleId="13">
     <w:name w:val="List Paragraph"/>
     <w:basedOn w:val="1"/>
     <w:qFormat/>
@@ -4386,7 +6067,7 @@
       <w:contextualSpacing/>
     </w:pPr>
   </w:style>
-  <w:style w:type="character" w:customStyle="1" w:styleId="12">
+  <w:style w:type="character" w:customStyle="1" w:styleId="14">
     <w:name w:val="Heading 2 Char"/>
     <w:basedOn w:val="6"/>
     <w:link w:val="3"/>
@@ -4399,7 +6080,7 @@
       <w:szCs w:val="26"/>
     </w:rPr>
   </w:style>
-  <w:style w:type="character" w:customStyle="1" w:styleId="13">
+  <w:style w:type="character" w:customStyle="1" w:styleId="15">
     <w:name w:val="Heading 1 Char"/>
     <w:basedOn w:val="6"/>
     <w:link w:val="2"/>
@@ -4412,7 +6093,7 @@
       <w:szCs w:val="32"/>
     </w:rPr>
   </w:style>
-  <w:style w:type="character" w:customStyle="1" w:styleId="14">
+  <w:style w:type="character" w:customStyle="1" w:styleId="16">
     <w:name w:val="Heading 3 Char"/>
     <w:basedOn w:val="6"/>
     <w:link w:val="4"/>
@@ -4423,21 +6104,21 @@
       <w:color w:val="1F4E79" w:themeColor="accent1" w:themeShade="80"/>
     </w:rPr>
   </w:style>
-  <w:style w:type="character" w:customStyle="1" w:styleId="15">
+  <w:style w:type="character" w:customStyle="1" w:styleId="17">
     <w:name w:val="Header Char"/>
     <w:basedOn w:val="6"/>
     <w:link w:val="9"/>
     <w:qFormat/>
     <w:uiPriority w:val="99"/>
   </w:style>
-  <w:style w:type="character" w:customStyle="1" w:styleId="16">
+  <w:style w:type="character" w:customStyle="1" w:styleId="18">
     <w:name w:val="Footer Char"/>
     <w:basedOn w:val="6"/>
     <w:link w:val="8"/>
     <w:qFormat/>
     <w:uiPriority w:val="99"/>
   </w:style>
-  <w:style w:type="character" w:customStyle="1" w:styleId="17">
+  <w:style w:type="character" w:customStyle="1" w:styleId="19">
     <w:name w:val="Heading 4 Char"/>
     <w:link w:val="5"/>
     <w:qFormat/>
@@ -4447,6 +6128,20 @@
       <w:bCs/>
       <w:sz w:val="28"/>
       <w:szCs w:val="28"/>
+    </w:rPr>
+  </w:style>
+  <w:style w:type="paragraph" w:customStyle="1" w:styleId="20">
+    <w:name w:val="Answer Item"/>
+    <w:qFormat/>
+    <w:uiPriority w:val="0"/>
+    <w:pPr>
+      <w:spacing w:after="100" w:line="259" w:lineRule="auto"/>
+    </w:pPr>
+    <w:rPr>
+      <w:rFonts w:ascii="Arial" w:hAnsi="Arial" w:eastAsia="Arial" w:cstheme="minorBidi"/>
+      <w:sz w:val="21"/>
+      <w:szCs w:val="22"/>
+      <w:lang w:val="en-US" w:eastAsia="en-US" w:bidi="ar-SA"/>
     </w:rPr>
   </w:style>
 </w:styles>
